--- a/tool/PMP/file/report/SCI_XXVI_SNHH26_Articulo_PMax24HAutomColombia_v2.docx
+++ b/tool/PMP/file/report/SCI_XXVI_SNHH26_Articulo_PMax24HAutomColombia_v2.docx
@@ -253,7 +253,13 @@
         </w:rPr>
       </w:pPr>
       <w:r>
-        <w:t xml:space="preserve">La precipitación máxima en 24 horas (PMax24h), definida como el mayor acumulado de lluvia en 24 horas registrado en una estación para cada año de observación, es un insumo clave para la modelación de eventos extremos y el dimensionamiento de infraestructura hidráulica expuesta a lluvias intensas. En este trabajo se analiza la PMax24h en la red de estaciones climatológicas automáticas de Colombia mediante una metodología replicable de depuración, validación y procesamiento de series. Para cada estación con registros suficientes, se evalúa el ajuste de la serie de máximos a funciones empíricas (EDF) y a </w:t>
+        <w:t xml:space="preserve">La precipitación máxima en 24 horas (PMax24h), definida como el mayor acumulado de lluvia en 24 horas registrado en una estación para cada año de observación, es un insumo clave para la </w:t>
+      </w:r>
+      <w:r>
+        <w:t>simulación</w:t>
+      </w:r>
+      <w:r>
+        <w:t xml:space="preserve"> de eventos extremos y el dimensionamiento de infraestructura hidráulica expuesta a lluvias intensas. En este trabajo se analiza la PMax24h en la red de estaciones climatológicas automáticas de Colombia mediante una metodología replicable de depuración, validación y procesamiento de series. Para cada estación con registros suficientes, se evalúa el ajuste de la serie de máximos a funciones empíricas (EDF) y a </w:t>
       </w:r>
       <w:r>
         <w:t xml:space="preserve">80 </w:t>
@@ -265,7 +271,13 @@
         <w:t>, con la metodología que se presenta en este artículo,</w:t>
       </w:r>
       <w:r>
-        <w:t xml:space="preserve"> se estiman cuantiles extremos asociados a diferentes periodos de retorno y se sintetizan patrones de ajuste a escala nacional y por zonas hidrográficas. Los resultados evidencian la variabilidad espacial del comportamiento estadístico de la PMax24h y respaldan la conveniencia de seleccionar distribuciones con pruebas formales por estación y región, en lugar de asumir una familia única para todo el territorio</w:t>
+        <w:t xml:space="preserve"> se estiman cuantiles extremos asociados a diferentes periodos de retorno y se sintetizan patrones de ajuste a escala nacional y por </w:t>
+      </w:r>
+      <w:r>
+        <w:t xml:space="preserve">áreas </w:t>
+      </w:r>
+      <w:r>
+        <w:t>hidrográficas. Los resultados evidencian la variabilidad espacial del comportamiento estadístico de la PMax24h y respaldan la conveniencia de seleccionar distribuciones con pruebas formales por estación y región, en lugar de asumir una familia única para todo el territorio</w:t>
       </w:r>
       <w:r>
         <w:t>.</w:t>
@@ -390,7 +402,19 @@
         <w:rPr>
           <w:lang w:val="en-US"/>
         </w:rPr>
-        <w:t>Maximum 24‑hour precipitation (PMax24h), defined as the largest 24‑hour rainfall accumulation recorded at a station for each year of observation, is a key input for extreme‑event hydrologic assessment and the design of hydraulic infrastructure exposed to intense rainfall. This study analyzes PMax24h across Colombia’s network of automatic climatological stations using a replicable workflow for data screening, validation, and time‑series processing. For each station with sufficient record length, the annual‑maximum series is fitted to empirical distribution functions (EDFs) and parametric probability distributions (PDFs), including logarithmic variants, applying the Kolmogorov–Smirnov test as the goodness‑of‑fit and selection criterion. Based on the selected distribution, extreme quantiles are estimated for multiple return periods, and the resulting best‑fit patterns are synthesized at the national scale and by hydrographic zones. The outcomes highlight the spatial variability of PMax24h statistical behavior and support distribution selection through formal tests by station and region rather than assuming a single distribution nationwide.</w:t>
+        <w:t xml:space="preserve">Maximum 24‑hour precipitation (PMax24h), defined as the largest 24‑hour rainfall accumulation recorded at a station for each year of observation, is a key input for extreme‑event hydrologic assessment and the design of hydraulic infrastructure exposed to intense rainfall. This study analyzes PMax24h across Colombia’s network of automatic climatological stations using a replicable workflow for data screening, validation, and time‑series processing. For each station with sufficient record length, the annual‑maximum series is fitted to empirical distribution functions (EDFs) and parametric probability distributions (PDFs), including logarithmic variants, applying the Kolmogorov–Smirnov test as the goodness‑of‑fit and selection criterion. Based on the selected distribution, extreme quantiles are estimated for multiple return periods, and the resulting best‑fit patterns are synthesized at the national scale and by hydrographic </w:t>
+      </w:r>
+      <w:r>
+        <w:rPr>
+          <w:lang w:val="en-US"/>
+        </w:rPr>
+        <w:t>areas</w:t>
+      </w:r>
+      <w:r>
+        <w:rPr>
+          <w:lang w:val="en-US"/>
+        </w:rPr>
+        <w:t>. The outcomes highlight the spatial variability of PMax24h statistical behavior and support distribution selection through formal tests by station and region rather than assuming a single distribution nationwide.</w:t>
       </w:r>
       <w:r>
         <w:rPr>
@@ -1449,7 +1473,13 @@
         <w:t>Figura 2.</w:t>
       </w:r>
       <w:r>
-        <w:t xml:space="preserve"> Mapa de estaciones automáticas por zonas hidrográficas en Colombia.</w:t>
+        <w:t xml:space="preserve"> Mapa de estaciones automáticas por </w:t>
+      </w:r>
+      <w:r>
+        <w:t>áreas</w:t>
+      </w:r>
+      <w:r>
+        <w:t xml:space="preserve"> hidrográficas en Colombia.</w:t>
       </w:r>
     </w:p>
     <w:p>
@@ -1865,21 +1895,12 @@
         <w:t xml:space="preserve">Tomado de </w:t>
       </w:r>
       <w:proofErr w:type="spellStart"/>
-      <w:proofErr w:type="gramStart"/>
       <w:r>
         <w:rPr>
           <w:i/>
           <w:iCs/>
         </w:rPr>
-        <w:t>scipy.stats</w:t>
-      </w:r>
-      <w:proofErr w:type="gramEnd"/>
-      <w:r>
-        <w:rPr>
-          <w:i/>
-          <w:iCs/>
-        </w:rPr>
-        <w:t>.gumbel_r</w:t>
+        <w:t>scipy.stats.gumbel_r</w:t>
       </w:r>
       <w:proofErr w:type="spellEnd"/>
       <w:r>
@@ -12323,23 +12344,7 @@
                 <w:sz w:val="20"/>
                 <w:szCs w:val="20"/>
               </w:rPr>
-              <w:t>P=(m−0.</w:t>
-            </w:r>
-            <w:proofErr w:type="gramStart"/>
-            <w:r>
-              <w:rPr>
-                <w:sz w:val="20"/>
-                <w:szCs w:val="20"/>
-              </w:rPr>
-              <w:t>5)/</w:t>
-            </w:r>
-            <w:proofErr w:type="gramEnd"/>
-            <w:r>
-              <w:rPr>
-                <w:sz w:val="20"/>
-                <w:szCs w:val="20"/>
-              </w:rPr>
-              <w:t>n</w:t>
+              <w:t>P=(m−0.5)/n</w:t>
             </w:r>
           </w:p>
         </w:tc>
@@ -12610,23 +12615,7 @@
                 <w:sz w:val="20"/>
                 <w:szCs w:val="20"/>
               </w:rPr>
-              <w:t>P=(m−0.</w:t>
-            </w:r>
-            <w:proofErr w:type="gramStart"/>
-            <w:r>
-              <w:rPr>
-                <w:sz w:val="20"/>
-                <w:szCs w:val="20"/>
-              </w:rPr>
-              <w:t>31)/</w:t>
-            </w:r>
-            <w:proofErr w:type="gramEnd"/>
-            <w:r>
-              <w:rPr>
-                <w:sz w:val="20"/>
-                <w:szCs w:val="20"/>
-              </w:rPr>
-              <w:t>(n+0.38)</w:t>
+              <w:t>P=(m−0.31)/(n+0.38)</w:t>
             </w:r>
           </w:p>
         </w:tc>
@@ -12771,23 +12760,7 @@
                 <w:sz w:val="20"/>
                 <w:szCs w:val="20"/>
               </w:rPr>
-              <w:t>P=(m−</w:t>
-            </w:r>
-            <w:proofErr w:type="gramStart"/>
-            <w:r>
-              <w:rPr>
-                <w:sz w:val="20"/>
-                <w:szCs w:val="20"/>
-              </w:rPr>
-              <w:t>b)/</w:t>
-            </w:r>
-            <w:proofErr w:type="gramEnd"/>
-            <w:r>
-              <w:rPr>
-                <w:sz w:val="20"/>
-                <w:szCs w:val="20"/>
-              </w:rPr>
-              <w:t>(n+1−2b)</w:t>
+              <w:t>P=(m−b)/(n+1−2b)</w:t>
             </w:r>
           </w:p>
         </w:tc>
@@ -12922,23 +12895,7 @@
                 <w:sz w:val="20"/>
                 <w:szCs w:val="20"/>
               </w:rPr>
-              <w:t>P=(m−</w:t>
-            </w:r>
-            <w:proofErr w:type="gramStart"/>
-            <w:r>
-              <w:rPr>
-                <w:sz w:val="20"/>
-                <w:szCs w:val="20"/>
-              </w:rPr>
-              <w:t>a)/</w:t>
-            </w:r>
-            <w:proofErr w:type="gramEnd"/>
-            <w:r>
-              <w:rPr>
-                <w:sz w:val="20"/>
-                <w:szCs w:val="20"/>
-              </w:rPr>
-              <w:t>(n+1−2a)</w:t>
+              <w:t>P=(m−a)/(n+1−2a)</w:t>
             </w:r>
           </w:p>
         </w:tc>
@@ -13073,23 +13030,7 @@
                 <w:sz w:val="20"/>
                 <w:szCs w:val="20"/>
               </w:rPr>
-              <w:t>P=(m−</w:t>
-            </w:r>
-            <w:proofErr w:type="gramStart"/>
-            <w:r>
-              <w:rPr>
-                <w:sz w:val="20"/>
-                <w:szCs w:val="20"/>
-              </w:rPr>
-              <w:t>c)/</w:t>
-            </w:r>
-            <w:proofErr w:type="gramEnd"/>
-            <w:r>
-              <w:rPr>
-                <w:sz w:val="20"/>
-                <w:szCs w:val="20"/>
-              </w:rPr>
-              <w:t>(n+1−2c)</w:t>
+              <w:t>P=(m−c)/(n+1−2c)</w:t>
             </w:r>
           </w:p>
         </w:tc>
@@ -13233,23 +13174,7 @@
                 <w:sz w:val="20"/>
                 <w:szCs w:val="20"/>
               </w:rPr>
-              <w:t>P=(m−</w:t>
-            </w:r>
-            <w:proofErr w:type="gramStart"/>
-            <w:r>
-              <w:rPr>
-                <w:sz w:val="20"/>
-                <w:szCs w:val="20"/>
-              </w:rPr>
-              <w:t>a)/</w:t>
-            </w:r>
-            <w:proofErr w:type="gramEnd"/>
-            <w:r>
-              <w:rPr>
-                <w:sz w:val="20"/>
-                <w:szCs w:val="20"/>
-              </w:rPr>
-              <w:t>(n+1−2a)</w:t>
+              <w:t>P=(m−a)/(n+1−2a)</w:t>
             </w:r>
           </w:p>
         </w:tc>
@@ -13400,23 +13325,7 @@
                 <w:sz w:val="20"/>
                 <w:szCs w:val="20"/>
               </w:rPr>
-              <w:t>P=(m−0.</w:t>
-            </w:r>
-            <w:proofErr w:type="gramStart"/>
-            <w:r>
-              <w:rPr>
-                <w:sz w:val="20"/>
-                <w:szCs w:val="20"/>
-              </w:rPr>
-              <w:t>3175)/</w:t>
-            </w:r>
-            <w:proofErr w:type="gramEnd"/>
-            <w:r>
-              <w:rPr>
-                <w:sz w:val="20"/>
-                <w:szCs w:val="20"/>
-              </w:rPr>
-              <w:t>(n+0.365)</w:t>
+              <w:t>P=(m−0.3175)/(n+0.365)</w:t>
             </w:r>
           </w:p>
         </w:tc>
@@ -13550,23 +13459,7 @@
                 <w:sz w:val="20"/>
                 <w:szCs w:val="20"/>
               </w:rPr>
-              <w:t>P=(m−</w:t>
-            </w:r>
-            <w:proofErr w:type="gramStart"/>
-            <w:r>
-              <w:rPr>
-                <w:sz w:val="20"/>
-                <w:szCs w:val="20"/>
-              </w:rPr>
-              <w:t>a)/</w:t>
-            </w:r>
-            <w:proofErr w:type="gramEnd"/>
-            <w:r>
-              <w:rPr>
-                <w:sz w:val="20"/>
-                <w:szCs w:val="20"/>
-              </w:rPr>
-              <w:t>(</w:t>
+              <w:t>P=(m−a)/(</w:t>
             </w:r>
             <w:proofErr w:type="spellStart"/>
             <w:r>
@@ -13732,23 +13625,7 @@
                 <w:sz w:val="20"/>
                 <w:szCs w:val="20"/>
               </w:rPr>
-              <w:t>P=(m−</w:t>
-            </w:r>
-            <w:proofErr w:type="gramStart"/>
-            <w:r>
-              <w:rPr>
-                <w:sz w:val="20"/>
-                <w:szCs w:val="20"/>
-              </w:rPr>
-              <w:t>b)/</w:t>
-            </w:r>
-            <w:proofErr w:type="gramEnd"/>
-            <w:r>
-              <w:rPr>
-                <w:sz w:val="20"/>
-                <w:szCs w:val="20"/>
-              </w:rPr>
-              <w:t>(n+1−2b)</w:t>
+              <w:t>P=(m−b)/(n+1−2b)</w:t>
             </w:r>
           </w:p>
         </w:tc>
@@ -13882,23 +13759,7 @@
                 <w:sz w:val="20"/>
                 <w:szCs w:val="20"/>
               </w:rPr>
-              <w:t>P=(m−0.</w:t>
-            </w:r>
-            <w:proofErr w:type="gramStart"/>
-            <w:r>
-              <w:rPr>
-                <w:sz w:val="20"/>
-                <w:szCs w:val="20"/>
-              </w:rPr>
-              <w:t>25)/</w:t>
-            </w:r>
-            <w:proofErr w:type="gramEnd"/>
-            <w:r>
-              <w:rPr>
-                <w:sz w:val="20"/>
-                <w:szCs w:val="20"/>
-              </w:rPr>
-              <w:t>(n+0.5)</w:t>
+              <w:t>P=(m−0.25)/(n+0.5)</w:t>
             </w:r>
           </w:p>
         </w:tc>
@@ -14034,7 +13895,13 @@
         <w:t>a nivel regional</w:t>
       </w:r>
       <w:r>
-        <w:t xml:space="preserve"> por zonas hidrográficas</w:t>
+        <w:t xml:space="preserve"> por </w:t>
+      </w:r>
+      <w:r>
+        <w:t>áreas</w:t>
+      </w:r>
+      <w:r>
+        <w:t xml:space="preserve"> hidrográficas</w:t>
       </w:r>
       <w:r>
         <w:t>.</w:t>
@@ -14304,7 +14171,7 @@
         <w:t xml:space="preserve">or </w:t>
       </w:r>
       <w:r>
-        <w:t>zonas</w:t>
+        <w:t>áreas</w:t>
       </w:r>
       <w:r>
         <w:t xml:space="preserve"> hidrográficas</w:t>
@@ -14313,11 +14180,11 @@
         <w:t>:</w:t>
       </w:r>
       <w:r>
-        <w:t xml:space="preserve"> Magdalena–Cauca (171 estaciones) replicó la primacía de log‑Johnson SU y Johnson SU; Caribe (41) mostró la misma tendencia con mayor dispersión; Orinoco (32) resaltó log‑Gamma; y en Pacífico (13) y Amazonas </w:t>
+        <w:t xml:space="preserve"> Magdalena–Cauca (171 estaciones) replicó la primacía de log‑Johnson SU y Johnson SU; Caribe (41) mostró la misma tendencia con mayor dispersión; Orinoco (32) resaltó log‑Gamma; y en Pacífico (13) y Amazonas (7) la baja </w:t>
       </w:r>
       <w:r>
         <w:lastRenderedPageBreak/>
-        <w:t xml:space="preserve">(7) la baja densidad de estaciones produjo repartos casi uniformes entre varias PDF (cada una con un único “mejor ajuste”). </w:t>
+        <w:t xml:space="preserve">densidad de estaciones produjo repartos casi uniformes entre varias PDF (cada una con un único “mejor ajuste”). </w:t>
       </w:r>
     </w:p>
     <w:p>
@@ -14380,7 +14247,13 @@
         <w:t xml:space="preserve"> PMax24h, sin descartar soluciones clásicas (Gamma/Weibull) en </w:t>
       </w:r>
       <w:r>
-        <w:t>algunas zonas hidrográficas</w:t>
+        <w:t xml:space="preserve">algunas </w:t>
+      </w:r>
+      <w:r>
+        <w:t>área</w:t>
+      </w:r>
+      <w:r>
+        <w:t xml:space="preserve"> hidrográficas</w:t>
       </w:r>
       <w:r>
         <w:t>.</w:t>
@@ -14979,28 +14852,7 @@
         <w:rPr>
           <w:bCs/>
         </w:rPr>
-        <w:t>mayor (</w:t>
-      </w:r>
-      <w:proofErr w:type="spellStart"/>
-      <w:r>
-        <w:rPr>
-          <w:bCs/>
-        </w:rPr>
-        <w:t>sub</w:t>
-      </w:r>
-      <w:r>
-        <w:rPr>
-          <w:bCs/>
-        </w:rPr>
-        <w:noBreakHyphen/>
-        <w:t>estimación</w:t>
-      </w:r>
-      <w:proofErr w:type="spellEnd"/>
-      <w:r>
-        <w:rPr>
-          <w:bCs/>
-        </w:rPr>
-        <w:t xml:space="preserve"> relativa de la PDF tradicional). </w:t>
+        <w:t xml:space="preserve">mayor (subestimación relativa de la PDF tradicional). </w:t>
       </w:r>
     </w:p>
     <w:p>
@@ -15923,7 +15775,19 @@
         <w:rPr>
           <w:bCs/>
         </w:rPr>
-        <w:t>La comparación entre EDF y PDF mostró que el mejor ajuste no es único a escala nacional y presenta variabilidad espacial, con patrones diferenciados por zonas hidrográficas. En el consolidado por estación, las EDF con mayor frecuencia de mejor ajuste fueron Hazen, Weibull, Adamowski y California, mientras que entre las PDF destacaron familias como Johnson SU y sus variantes logarítmicas, junto con distribuciones como Gamma y Weibull en subconjuntos regionales.</w:t>
+        <w:t xml:space="preserve">La comparación entre EDF y PDF mostró que el mejor ajuste no es único a escala nacional y presenta variabilidad espacial, con patrones diferenciados por </w:t>
+      </w:r>
+      <w:r>
+        <w:rPr>
+          <w:bCs/>
+        </w:rPr>
+        <w:t>áreas</w:t>
+      </w:r>
+      <w:r>
+        <w:rPr>
+          <w:bCs/>
+        </w:rPr>
+        <w:t xml:space="preserve"> hidrográficas. En el consolidado por estación, las EDF con mayor frecuencia de mejor ajuste fueron Hazen, Weibull, Adamowski y California, mientras que entre las PDF destacaron familias como Johnson SU y sus variantes logarítmicas, junto con distribuciones como Gamma y Weibull en subconjuntos regionales.</w:t>
       </w:r>
     </w:p>
     <w:p>
@@ -16066,7 +15930,19 @@
         <w:rPr>
           <w:bCs/>
         </w:rPr>
-        <w:t xml:space="preserve">La comparación entre EDF y PDF evidencia que la elección del modelo óptimo no es única a escala nacional y varía según la zona hidrográfica, lo que confirma la heterogeneidad </w:t>
+        <w:t xml:space="preserve">La comparación entre EDF y PDF evidencia que la elección del modelo óptimo no es única a escala nacional y varía según </w:t>
+      </w:r>
+      <w:r>
+        <w:rPr>
+          <w:bCs/>
+        </w:rPr>
+        <w:t>el área</w:t>
+      </w:r>
+      <w:r>
+        <w:rPr>
+          <w:bCs/>
+        </w:rPr>
+        <w:t xml:space="preserve"> hidrográfica, lo que confirma la heterogeneidad </w:t>
       </w:r>
       <w:r>
         <w:rPr>
@@ -16237,7 +16113,19 @@
         <w:rPr>
           <w:bCs/>
         </w:rPr>
-        <w:t>La síntesis por zonas hidrográficas permite identificar patrones regionales de preferencia distribucional, lo cual aporta un insumo técnico para orientar análisis futuros y priorizar verificaciones por región, especialmente en contextos donde la densidad de estaciones es desigual.</w:t>
+        <w:t xml:space="preserve">La síntesis por </w:t>
+      </w:r>
+      <w:r>
+        <w:rPr>
+          <w:bCs/>
+        </w:rPr>
+        <w:t>áreas</w:t>
+      </w:r>
+      <w:r>
+        <w:rPr>
+          <w:bCs/>
+        </w:rPr>
+        <w:t xml:space="preserve"> hidrográficas permite identificar patrones regionales de preferencia distribucional, lo cual aporta un insumo técnico para orientar análisis futuros y priorizar verificaciones por región, especialmente en contextos donde la densidad de estaciones es desigual.</w:t>
       </w:r>
       <w:r>
         <w:rPr>
@@ -16644,25 +16532,7 @@
           <w:szCs w:val="22"/>
           <w:lang w:val="en-US"/>
         </w:rPr>
-        <w:t xml:space="preserve">“Extreme precipitation </w:t>
-      </w:r>
-      <w:proofErr w:type="gramStart"/>
-      <w:r>
-        <w:rPr>
-          <w:sz w:val="22"/>
-          <w:szCs w:val="22"/>
-          <w:lang w:val="en-US"/>
-        </w:rPr>
-        <w:t>return</w:t>
-      </w:r>
-      <w:proofErr w:type="gramEnd"/>
-      <w:r>
-        <w:rPr>
-          <w:sz w:val="22"/>
-          <w:szCs w:val="22"/>
-          <w:lang w:val="en-US"/>
-        </w:rPr>
-        <w:t xml:space="preserve"> levels for multiple durations on a global scale”. </w:t>
+        <w:t xml:space="preserve">“Extreme precipitation return levels for multiple durations on a global scale”. </w:t>
       </w:r>
       <w:r>
         <w:rPr>
@@ -18117,7 +17987,6 @@
         <w:t xml:space="preserve"> “Statistical functions (</w:t>
       </w:r>
       <w:proofErr w:type="spellStart"/>
-      <w:proofErr w:type="gramStart"/>
       <w:r>
         <w:rPr>
           <w:sz w:val="22"/>
@@ -18127,7 +17996,6 @@
         <w:t>scipy.stats</w:t>
       </w:r>
       <w:proofErr w:type="spellEnd"/>
-      <w:proofErr w:type="gramEnd"/>
       <w:r>
         <w:rPr>
           <w:sz w:val="22"/>
@@ -18229,23 +18097,13 @@
         <w:t xml:space="preserve"> “</w:t>
       </w:r>
       <w:proofErr w:type="spellStart"/>
-      <w:proofErr w:type="gramStart"/>
       <w:r>
         <w:rPr>
           <w:sz w:val="22"/>
           <w:szCs w:val="22"/>
           <w:lang w:val="en-US"/>
         </w:rPr>
-        <w:t>scipy.stats</w:t>
-      </w:r>
-      <w:proofErr w:type="gramEnd"/>
-      <w:r>
-        <w:rPr>
-          <w:sz w:val="22"/>
-          <w:szCs w:val="22"/>
-          <w:lang w:val="en-US"/>
-        </w:rPr>
-        <w:t>.kstest</w:t>
+        <w:t>scipy.stats.kstest</w:t>
       </w:r>
       <w:proofErr w:type="spellEnd"/>
       <w:r>
@@ -21676,10 +21534,6 @@
 </file>
 
 <file path=customXml/item2.xml><?xml version="1.0" encoding="utf-8"?>
-<b:Sources xmlns:b="http://schemas.openxmlformats.org/officeDocument/2006/bibliography" xmlns="http://schemas.openxmlformats.org/officeDocument/2006/bibliography" SelectedStyle="\APASixthEditionOfficeOnline.xsl" StyleName="APA" Version="6"/>
-</file>
-
-<file path=customXml/item3.xml><?xml version="1.0" encoding="utf-8"?>
 <ct:contentTypeSchema xmlns:ct="http://schemas.microsoft.com/office/2006/metadata/contentType" xmlns:ma="http://schemas.microsoft.com/office/2006/metadata/properties/metaAttributes" ct:_="" ma:_="" ma:contentTypeName="Document" ma:contentTypeID="0x010100C089011499791B4EB69D0A56FFA67F2B" ma:contentTypeVersion="18" ma:contentTypeDescription="Create a new document." ma:contentTypeScope="" ma:versionID="0c264fd03569acf280133c9bc568c59a">
   <xsd:schema xmlns:xsd="http://www.w3.org/2001/XMLSchema" xmlns:xs="http://www.w3.org/2001/XMLSchema" xmlns:p="http://schemas.microsoft.com/office/2006/metadata/properties" xmlns:ns3="bf3e1746-bde1-4d6e-9c3f-7182572f7502" xmlns:ns4="14224164-2045-4b51-92bb-313d0f626d83" targetNamespace="http://schemas.microsoft.com/office/2006/metadata/properties" ma:root="true" ma:fieldsID="bb49a68f21ad7c26ecfbcc40acfa6f39" ns3:_="" ns4:_="">
     <xsd:import namespace="bf3e1746-bde1-4d6e-9c3f-7182572f7502"/>
@@ -21932,12 +21786,16 @@
 </ct:contentTypeSchema>
 </file>
 
-<file path=customXml/item4.xml><?xml version="1.0" encoding="utf-8"?>
+<file path=customXml/item3.xml><?xml version="1.0" encoding="utf-8"?>
 <p:properties xmlns:p="http://schemas.microsoft.com/office/2006/metadata/properties" xmlns:xsi="http://www.w3.org/2001/XMLSchema-instance" xmlns:pc="http://schemas.microsoft.com/office/infopath/2007/PartnerControls">
   <documentManagement>
     <_activity xmlns="bf3e1746-bde1-4d6e-9c3f-7182572f7502" xsi:nil="true"/>
   </documentManagement>
 </p:properties>
+</file>
+
+<file path=customXml/item4.xml><?xml version="1.0" encoding="utf-8"?>
+<b:Sources xmlns:b="http://schemas.openxmlformats.org/officeDocument/2006/bibliography" xmlns="http://schemas.openxmlformats.org/officeDocument/2006/bibliography" SelectedStyle="\APASixthEditionOfficeOnline.xsl" StyleName="APA" Version="6"/>
 </file>
 
 <file path=customXml/itemProps1.xml><?xml version="1.0" encoding="utf-8"?>
@@ -21949,14 +21807,6 @@
 </file>
 
 <file path=customXml/itemProps2.xml><?xml version="1.0" encoding="utf-8"?>
-<ds:datastoreItem xmlns:ds="http://schemas.openxmlformats.org/officeDocument/2006/customXml" ds:itemID="{3E0EF2C5-A159-4E80-8FAF-CC2F5E3E36A5}">
-  <ds:schemaRefs>
-    <ds:schemaRef ds:uri="http://schemas.openxmlformats.org/officeDocument/2006/bibliography"/>
-  </ds:schemaRefs>
-</ds:datastoreItem>
-</file>
-
-<file path=customXml/itemProps3.xml><?xml version="1.0" encoding="utf-8"?>
 <ds:datastoreItem xmlns:ds="http://schemas.openxmlformats.org/officeDocument/2006/customXml" ds:itemID="{0B20B274-C3B8-41F3-96F5-FDBE9E83D13E}">
   <ds:schemaRefs>
     <ds:schemaRef ds:uri="http://schemas.microsoft.com/office/2006/metadata/contentType"/>
@@ -21975,7 +21825,7 @@
 </ds:datastoreItem>
 </file>
 
-<file path=customXml/itemProps4.xml><?xml version="1.0" encoding="utf-8"?>
+<file path=customXml/itemProps3.xml><?xml version="1.0" encoding="utf-8"?>
 <ds:datastoreItem xmlns:ds="http://schemas.openxmlformats.org/officeDocument/2006/customXml" ds:itemID="{C9A9CA6A-4080-4B52-B52B-4DF5788E0B2C}">
   <ds:schemaRefs>
     <ds:schemaRef ds:uri="http://schemas.microsoft.com/office/2006/metadata/properties"/>
@@ -21983,4 +21833,12 @@
     <ds:schemaRef ds:uri="bf3e1746-bde1-4d6e-9c3f-7182572f7502"/>
   </ds:schemaRefs>
 </ds:datastoreItem>
+</file>
+
+<file path=customXml/itemProps4.xml><?xml version="1.0" encoding="utf-8"?>
+<ds:datastoreItem xmlns:ds="http://schemas.openxmlformats.org/officeDocument/2006/customXml" ds:itemID="{3E0EF2C5-A159-4E80-8FAF-CC2F5E3E36A5}">
+  <ds:schemaRefs>
+    <ds:schemaRef ds:uri="http://schemas.openxmlformats.org/officeDocument/2006/bibliography"/>
+  </ds:schemaRefs>
+</ds:datastoreItem>
 </file>
--- a/tool/PMP/file/report/SCI_XXVI_SNHH26_Articulo_PMax24HAutomColombia_v2.docx
+++ b/tool/PMP/file/report/SCI_XXVI_SNHH26_Articulo_PMax24HAutomColombia_v2.docx
@@ -247,10 +247,7 @@
         <w:autoSpaceDE w:val="0"/>
         <w:autoSpaceDN w:val="0"/>
         <w:adjustRightInd w:val="0"/>
-        <w:ind w:left="112" w:right="110" w:firstLine="708"/>
-        <w:rPr>
-          <w:lang w:val="en-US"/>
-        </w:rPr>
+        <w:ind w:right="110"/>
       </w:pPr>
       <w:r>
         <w:t xml:space="preserve">La precipitación máxima en 24 horas (PMax24h), definida como el mayor acumulado de lluvia en 24 horas registrado en una estación para cada año de observación, es un insumo clave para la </w:t>
@@ -295,78 +292,13 @@
       <w:proofErr w:type="spellEnd"/>
       <w:r>
         <w:t>.</w:t>
-      </w:r>
-      <w:r>
-        <w:t xml:space="preserve"> </w:t>
-      </w:r>
-      <w:proofErr w:type="spellStart"/>
-      <w:r>
-        <w:rPr>
-          <w:lang w:val="en-US"/>
-        </w:rPr>
-        <w:t>Igualmente</w:t>
-      </w:r>
-      <w:proofErr w:type="spellEnd"/>
-      <w:r>
-        <w:rPr>
-          <w:lang w:val="en-US"/>
-        </w:rPr>
-        <w:t xml:space="preserve"> se </w:t>
-      </w:r>
-      <w:proofErr w:type="spellStart"/>
-      <w:r>
-        <w:rPr>
-          <w:lang w:val="en-US"/>
-        </w:rPr>
-        <w:t>analizaron</w:t>
-      </w:r>
-      <w:proofErr w:type="spellEnd"/>
-      <w:r>
-        <w:rPr>
-          <w:lang w:val="en-US"/>
-        </w:rPr>
-        <w:t xml:space="preserve"> 594 </w:t>
-      </w:r>
-      <w:proofErr w:type="spellStart"/>
-      <w:r>
-        <w:rPr>
-          <w:lang w:val="en-US"/>
-        </w:rPr>
-        <w:t>estaciones</w:t>
-      </w:r>
-      <w:proofErr w:type="spellEnd"/>
-      <w:r>
-        <w:rPr>
-          <w:lang w:val="en-US"/>
-        </w:rPr>
-        <w:t xml:space="preserve"> </w:t>
-      </w:r>
-      <w:proofErr w:type="spellStart"/>
-      <w:r>
-        <w:rPr>
-          <w:lang w:val="en-US"/>
-        </w:rPr>
-        <w:t>meteorológicas</w:t>
-      </w:r>
-      <w:proofErr w:type="spellEnd"/>
-      <w:r>
-        <w:rPr>
-          <w:lang w:val="en-US"/>
-        </w:rPr>
-        <w:t xml:space="preserve"> de Colombia.</w:t>
-      </w:r>
-      <w:r>
-        <w:rPr>
-          <w:lang w:val="en-US"/>
-        </w:rPr>
-        <w:t xml:space="preserve">  </w:t>
       </w:r>
     </w:p>
     <w:p>
       <w:pPr>
         <w:pStyle w:val="TituloseccionRECLH2024"/>
         <w:rPr>
-          <w:lang w:val="en-US"/>
+          <w:lang w:val="es-CO"/>
         </w:rPr>
       </w:pPr>
     </w:p>
@@ -393,7 +325,7 @@
         <w:autoSpaceDE w:val="0"/>
         <w:autoSpaceDN w:val="0"/>
         <w:adjustRightInd w:val="0"/>
-        <w:ind w:left="112" w:right="110" w:firstLine="708"/>
+        <w:ind w:right="110"/>
         <w:rPr>
           <w:lang w:val="en-US"/>
         </w:rPr>
@@ -455,8 +387,328 @@
       <w:pPr>
         <w:pStyle w:val="TituloseccionRECLH2024"/>
       </w:pPr>
+    </w:p>
+    <w:p>
+      <w:pPr>
+        <w:pStyle w:val="TituloseccionRECLH2024"/>
+      </w:pPr>
       <w:r>
         <w:t>PALABRAS CLAVE</w:t>
+      </w:r>
+    </w:p>
+    <w:p>
+      <w:pPr>
+        <w:pStyle w:val="BodyText"/>
+        <w:widowControl w:val="0"/>
+        <w:kinsoku w:val="0"/>
+        <w:overflowPunct w:val="0"/>
+        <w:autoSpaceDE w:val="0"/>
+        <w:autoSpaceDN w:val="0"/>
+        <w:adjustRightInd w:val="0"/>
+        <w:ind w:right="110"/>
+      </w:pPr>
+      <w:r>
+        <w:t>PMax24h</w:t>
+      </w:r>
+      <w:r>
+        <w:t>,</w:t>
+      </w:r>
+      <w:r>
+        <w:t xml:space="preserve"> Kolmogorov–Smirnov</w:t>
+      </w:r>
+      <w:r>
+        <w:t>,</w:t>
+      </w:r>
+      <w:r>
+        <w:t xml:space="preserve"> Distribuciones de probabilidad</w:t>
+      </w:r>
+      <w:r>
+        <w:t>.</w:t>
+      </w:r>
+      <w:r>
+        <w:br w:type="page"/>
+      </w:r>
+    </w:p>
+    <w:p>
+      <w:pPr>
+        <w:pStyle w:val="TituloseccionRECLH2024"/>
+        <w:rPr>
+          <w:rFonts w:ascii="Times New Roman" w:hAnsi="Times New Roman"/>
+          <w:sz w:val="24"/>
+          <w:szCs w:val="24"/>
+        </w:rPr>
+      </w:pPr>
+      <w:r>
+        <w:rPr>
+          <w:rFonts w:ascii="Times New Roman" w:hAnsi="Times New Roman"/>
+          <w:sz w:val="24"/>
+          <w:szCs w:val="24"/>
+        </w:rPr>
+        <w:lastRenderedPageBreak/>
+        <w:t>INTRODUCCIÓN</w:t>
+      </w:r>
+    </w:p>
+    <w:p>
+      <w:pPr>
+        <w:pStyle w:val="BodyText"/>
+        <w:widowControl w:val="0"/>
+        <w:kinsoku w:val="0"/>
+        <w:overflowPunct w:val="0"/>
+        <w:autoSpaceDE w:val="0"/>
+        <w:autoSpaceDN w:val="0"/>
+        <w:adjustRightInd w:val="0"/>
+        <w:ind w:right="110"/>
+        <w:rPr>
+          <w:color w:val="auto"/>
+          <w:spacing w:val="-2"/>
+          <w:lang w:eastAsia="es-CO"/>
+        </w:rPr>
+      </w:pPr>
+      <w:r>
+        <w:rPr>
+          <w:color w:val="auto"/>
+          <w:spacing w:val="-2"/>
+          <w:lang w:eastAsia="es-CO"/>
+        </w:rPr>
+        <w:t xml:space="preserve">La caracterización probabilística de la precipitación máxima en 24 horas (PMax24h) es esencial para la modelación hidrológica de eventos extremos y para el diseño de infraestructura expuesta a lluvias intensas. En este estudio se evalúa el ajuste de registros de PMax24h de la red de estaciones automáticas de Colombia a funciones empíricas de distribución (EDF) y a </w:t>
+      </w:r>
+      <w:r>
+        <w:rPr>
+          <w:color w:val="auto"/>
+          <w:spacing w:val="-2"/>
+          <w:lang w:eastAsia="es-CO"/>
+        </w:rPr>
+        <w:t xml:space="preserve">funciones de </w:t>
+      </w:r>
+      <w:r>
+        <w:rPr>
+          <w:color w:val="auto"/>
+          <w:spacing w:val="-2"/>
+          <w:lang w:eastAsia="es-CO"/>
+        </w:rPr>
+        <w:t>distribuci</w:t>
+      </w:r>
+      <w:r>
+        <w:rPr>
+          <w:color w:val="auto"/>
+          <w:spacing w:val="-2"/>
+          <w:lang w:eastAsia="es-CO"/>
+        </w:rPr>
+        <w:t>ón</w:t>
+      </w:r>
+      <w:r>
+        <w:rPr>
+          <w:color w:val="auto"/>
+          <w:spacing w:val="-2"/>
+          <w:lang w:eastAsia="es-CO"/>
+        </w:rPr>
+        <w:t xml:space="preserve"> de probabilidad paramétricas (PDF)</w:t>
+      </w:r>
+      <w:r>
+        <w:rPr>
+          <w:color w:val="auto"/>
+          <w:spacing w:val="-2"/>
+          <w:lang w:eastAsia="es-CO"/>
+        </w:rPr>
+        <w:t>. Se</w:t>
+      </w:r>
+      <w:r>
+        <w:rPr>
+          <w:color w:val="auto"/>
+          <w:spacing w:val="-2"/>
+          <w:lang w:eastAsia="es-CO"/>
+        </w:rPr>
+        <w:t xml:space="preserve"> utiliz</w:t>
+      </w:r>
+      <w:r>
+        <w:rPr>
+          <w:color w:val="auto"/>
+          <w:spacing w:val="-2"/>
+          <w:lang w:eastAsia="es-CO"/>
+        </w:rPr>
+        <w:t>ó</w:t>
+      </w:r>
+      <w:r>
+        <w:rPr>
+          <w:color w:val="auto"/>
+          <w:spacing w:val="-2"/>
+          <w:lang w:eastAsia="es-CO"/>
+        </w:rPr>
+        <w:t xml:space="preserve"> la prueba de Kolmogorov–Smirnov como criterio de </w:t>
+      </w:r>
+      <w:r>
+        <w:rPr>
+          <w:color w:val="auto"/>
+          <w:spacing w:val="-2"/>
+          <w:lang w:eastAsia="es-CO"/>
+        </w:rPr>
+        <w:t>evaluación</w:t>
+      </w:r>
+      <w:r>
+        <w:rPr>
+          <w:color w:val="auto"/>
+          <w:spacing w:val="-2"/>
+          <w:lang w:eastAsia="es-CO"/>
+        </w:rPr>
+        <w:t>.</w:t>
+      </w:r>
+    </w:p>
+    <w:p/>
+    <w:p>
+      <w:pPr>
+        <w:pStyle w:val="BodyText"/>
+        <w:widowControl w:val="0"/>
+        <w:kinsoku w:val="0"/>
+        <w:overflowPunct w:val="0"/>
+        <w:autoSpaceDE w:val="0"/>
+        <w:autoSpaceDN w:val="0"/>
+        <w:adjustRightInd w:val="0"/>
+        <w:ind w:right="110"/>
+      </w:pPr>
+      <w:r>
+        <w:t>En Colombia, la disponibilidad de datos abiertos de la red de estaciones automáticas del IDEAM y de otras entidades, accesibles a través del portal de Datos Abiertos de Colombia y del Sistema de Información para la Gestión de Datos Hidrológicos y Meteorológicos del IDEAM (DHIME), facilita el monitoreo de la precipitación, el apoyo a la gestión del riesgo por eventos hidrometeorológicos y la planificación de obras e intervenciones asociadas al recurso hídrico.</w:t>
+      </w:r>
+    </w:p>
+    <w:p/>
+    <w:p>
+      <w:pPr>
+        <w:pStyle w:val="BodyText"/>
+        <w:widowControl w:val="0"/>
+        <w:kinsoku w:val="0"/>
+        <w:overflowPunct w:val="0"/>
+        <w:autoSpaceDE w:val="0"/>
+        <w:autoSpaceDN w:val="0"/>
+        <w:adjustRightInd w:val="0"/>
+        <w:ind w:right="110"/>
+      </w:pPr>
+      <w:r>
+        <w:t xml:space="preserve">En este contexto, el estudio compara de manera sistemática funciones empíricas de distribución (EDF) y </w:t>
+      </w:r>
+      <w:r>
+        <w:t xml:space="preserve">múltiples </w:t>
+      </w:r>
+      <w:r>
+        <w:t xml:space="preserve">distribuciones paramétricas (PDF) utilizadas en hidrología, junto con un conjunto ampliado de distribuciones empleadas en ingeniería. El análisis se implementa con herramientas de código abierto (Python y </w:t>
+      </w:r>
+      <w:proofErr w:type="spellStart"/>
+      <w:r>
+        <w:t>SciPy</w:t>
+      </w:r>
+      <w:proofErr w:type="spellEnd"/>
+      <w:r>
+        <w:t>) y permite estimar cuantiles extremos de PMax24h para distintos periodos de retorno, además de sintetizar los resultados por áreas hidrográficas</w:t>
+      </w:r>
+      <w:r>
+        <w:t>.</w:t>
+      </w:r>
+    </w:p>
+    <w:p/>
+    <w:p>
+      <w:pPr>
+        <w:pStyle w:val="TituloseccionRECLH2024"/>
+        <w:rPr>
+          <w:rFonts w:ascii="Times New Roman" w:hAnsi="Times New Roman"/>
+          <w:sz w:val="24"/>
+          <w:szCs w:val="24"/>
+        </w:rPr>
+      </w:pPr>
+      <w:r>
+        <w:rPr>
+          <w:rFonts w:ascii="Times New Roman" w:hAnsi="Times New Roman"/>
+          <w:sz w:val="24"/>
+          <w:szCs w:val="24"/>
+        </w:rPr>
+        <w:t>E</w:t>
+      </w:r>
+      <w:r>
+        <w:rPr>
+          <w:rFonts w:ascii="Times New Roman" w:hAnsi="Times New Roman"/>
+          <w:sz w:val="24"/>
+          <w:szCs w:val="24"/>
+        </w:rPr>
+        <w:t>STADO DEL ARTE</w:t>
+      </w:r>
+    </w:p>
+    <w:p>
+      <w:pPr>
+        <w:pStyle w:val="BodyText"/>
+        <w:widowControl w:val="0"/>
+        <w:kinsoku w:val="0"/>
+        <w:overflowPunct w:val="0"/>
+        <w:autoSpaceDE w:val="0"/>
+        <w:autoSpaceDN w:val="0"/>
+        <w:adjustRightInd w:val="0"/>
+        <w:ind w:right="110"/>
+      </w:pPr>
+      <w:r>
+        <w:t>La precipitación máxima en 24 horas (PMax24h) se emplea de manera habitual como variable de diseño y verificación en hidrología aplicada, dada su relación con crecidas rápidas, inundaciones y el dimensionamiento de obras de drenaje y control. Por ello, la estimación de valores de diseño para diferentes periodos de retorno (</w:t>
+      </w:r>
+      <w:proofErr w:type="spellStart"/>
+      <w:r>
+        <w:t>Tr</w:t>
+      </w:r>
+      <w:proofErr w:type="spellEnd"/>
+      <w:r>
+        <w:t>) se apoya en el análisis estadístico de extremos, donde la elección del modelo probabilístico incide directamente en los valores proyectados y puede alterar los cuantiles de interés, especialmente al extrapolar hacia eventos altos (Montes</w:t>
+      </w:r>
+      <w:r>
+        <w:noBreakHyphen/>
+        <w:t>Pajuelo et al., 2024). En consecuencia, la literatura científica reciente muestra interés por comparar de forma sistemática funciones empíricas de distribución (EDF) y distribuciones paramétricas (PDF), utilizando criterios formales de ajuste como Kolmogorov–Smirnov (K–S), con el fin de reducir la arbitrariedad en la selección del método de proyección y evaluar su sensibilidad en distintos periodos de retorno (Montes</w:t>
+      </w:r>
+      <w:r>
+        <w:noBreakHyphen/>
+        <w:t xml:space="preserve">Pajuelo et al., 2024; </w:t>
+      </w:r>
+      <w:proofErr w:type="spellStart"/>
+      <w:r>
+        <w:t>Sasanya</w:t>
+      </w:r>
+      <w:proofErr w:type="spellEnd"/>
+      <w:r>
+        <w:t xml:space="preserve"> &amp; </w:t>
+      </w:r>
+      <w:proofErr w:type="spellStart"/>
+      <w:r>
+        <w:t>Adesogan</w:t>
+      </w:r>
+      <w:proofErr w:type="spellEnd"/>
+      <w:r>
+        <w:t>, 2022).</w:t>
+      </w:r>
+    </w:p>
+    <w:p>
+      <w:pPr>
+        <w:pStyle w:val="BodyText"/>
+        <w:widowControl w:val="0"/>
+        <w:kinsoku w:val="0"/>
+        <w:overflowPunct w:val="0"/>
+        <w:autoSpaceDE w:val="0"/>
+        <w:autoSpaceDN w:val="0"/>
+        <w:adjustRightInd w:val="0"/>
+        <w:ind w:right="110" w:firstLine="708"/>
+      </w:pPr>
+    </w:p>
+    <w:p>
+      <w:pPr>
+        <w:pStyle w:val="BodyText"/>
+        <w:widowControl w:val="0"/>
+        <w:kinsoku w:val="0"/>
+        <w:overflowPunct w:val="0"/>
+        <w:autoSpaceDE w:val="0"/>
+        <w:autoSpaceDN w:val="0"/>
+        <w:adjustRightInd w:val="0"/>
+        <w:ind w:right="110"/>
+      </w:pPr>
+      <w:r>
+        <w:t>El enfoque más extendido en el análisis de frecuencia de precipitación extrema se basa en series de máximos por bloque (por ejemplo, máximos anuales de 24 h) y en el ajuste de distribuciones de valores extremos o familias afines para derivar cuantiles asociados a periodos de retorno de uso habitual (Gründemann et al., 2023; Chen et al., 2023). La evidencia reciente respalda la evaluación de más de una familia de distribuciones cuando el objetivo es extrapolar hacia periodos de retorno moderados y altos, debido a que el muestreo de eventos y la forma de la cola pueden afectar de manera apreciable los valores estimados (</w:t>
+      </w:r>
+      <w:proofErr w:type="spellStart"/>
+      <w:r>
+        <w:t>Gründemann</w:t>
+      </w:r>
+      <w:proofErr w:type="spellEnd"/>
+      <w:r>
+        <w:t xml:space="preserve"> et al., 2023).</w:t>
       </w:r>
     </w:p>
     <w:p>
@@ -470,45 +722,36 @@
         <w:adjustRightInd w:val="0"/>
         <w:ind w:left="112" w:right="110" w:firstLine="708"/>
       </w:pPr>
-      <w:r>
-        <w:t>PMax24h</w:t>
-      </w:r>
-      <w:r>
-        <w:t>,</w:t>
-      </w:r>
-      <w:r>
-        <w:t xml:space="preserve"> Kolmogorov–Smirnov</w:t>
-      </w:r>
-      <w:r>
-        <w:t>,</w:t>
-      </w:r>
-      <w:r>
-        <w:t xml:space="preserve"> Distribuciones de probabilidad</w:t>
-      </w:r>
-      <w:r>
-        <w:t>.</w:t>
-      </w:r>
-      <w:r>
-        <w:br w:type="page"/>
-      </w:r>
     </w:p>
     <w:p>
       <w:pPr>
-        <w:pStyle w:val="TituloseccionRECLH2024"/>
-        <w:rPr>
-          <w:rFonts w:ascii="Times New Roman" w:hAnsi="Times New Roman"/>
-          <w:sz w:val="24"/>
-          <w:szCs w:val="24"/>
-        </w:rPr>
-      </w:pPr>
-      <w:r>
-        <w:rPr>
-          <w:rFonts w:ascii="Times New Roman" w:hAnsi="Times New Roman"/>
-          <w:sz w:val="24"/>
-          <w:szCs w:val="24"/>
-        </w:rPr>
-        <w:lastRenderedPageBreak/>
-        <w:t>INTRODUCCIÓN</w:t>
+        <w:pStyle w:val="BodyText"/>
+        <w:widowControl w:val="0"/>
+        <w:kinsoku w:val="0"/>
+        <w:overflowPunct w:val="0"/>
+        <w:autoSpaceDE w:val="0"/>
+        <w:autoSpaceDN w:val="0"/>
+        <w:adjustRightInd w:val="0"/>
+        <w:ind w:right="110"/>
+      </w:pPr>
+      <w:r>
+        <w:t xml:space="preserve">En investigaciones recientes se mantiene una línea de trabajo orientada a contrastar múltiples PDF sobre series anuales de PMax24h para identificar modelos con mejor desempeño local, evitando adoptar de forma generalizada una distribución “estándar”. Se reporta el uso de familias como Gumbel, Gamma, </w:t>
+      </w:r>
+      <w:proofErr w:type="spellStart"/>
+      <w:r>
+        <w:t>lognormal</w:t>
+      </w:r>
+      <w:proofErr w:type="spellEnd"/>
+      <w:r>
+        <w:t xml:space="preserve"> (2 y 3 parámetros), Pearson tipo III y log</w:t>
+      </w:r>
+      <w:r>
+        <w:noBreakHyphen/>
+        <w:t>Pearson tipo III, además de variantes transformadas, con resultados que difieren entre estaciones y periodos de retorno (Montes</w:t>
+      </w:r>
+      <w:r>
+        <w:noBreakHyphen/>
+        <w:t>Pajuelo et al., 2024).</w:t>
       </w:r>
     </w:p>
     <w:p>
@@ -521,102 +764,51 @@
         <w:autoSpaceDN w:val="0"/>
         <w:adjustRightInd w:val="0"/>
         <w:ind w:left="112" w:right="110" w:firstLine="708"/>
-        <w:rPr>
-          <w:color w:val="auto"/>
-          <w:spacing w:val="-2"/>
-          <w:lang w:eastAsia="es-CO"/>
-        </w:rPr>
-      </w:pPr>
-      <w:r>
-        <w:rPr>
-          <w:color w:val="auto"/>
-          <w:spacing w:val="-2"/>
-          <w:lang w:eastAsia="es-CO"/>
-        </w:rPr>
-        <w:t xml:space="preserve">La caracterización probabilística de la precipitación máxima en 24 horas (PMax24h) es esencial para la modelación hidrológica de eventos extremos y para el diseño de infraestructura expuesta a lluvias intensas. En este estudio se evalúa el ajuste de registros de PMax24h de la red de estaciones automáticas de Colombia a funciones empíricas de distribución (EDF) y a </w:t>
-      </w:r>
-      <w:r>
-        <w:rPr>
-          <w:color w:val="auto"/>
-          <w:spacing w:val="-2"/>
-          <w:lang w:eastAsia="es-CO"/>
-        </w:rPr>
-        <w:t xml:space="preserve">funciones de </w:t>
-      </w:r>
-      <w:r>
-        <w:rPr>
-          <w:color w:val="auto"/>
-          <w:spacing w:val="-2"/>
-          <w:lang w:eastAsia="es-CO"/>
-        </w:rPr>
-        <w:t>distribuci</w:t>
-      </w:r>
-      <w:r>
-        <w:rPr>
-          <w:color w:val="auto"/>
-          <w:spacing w:val="-2"/>
-          <w:lang w:eastAsia="es-CO"/>
-        </w:rPr>
-        <w:t>ón</w:t>
-      </w:r>
-      <w:r>
-        <w:rPr>
-          <w:color w:val="auto"/>
-          <w:spacing w:val="-2"/>
-          <w:lang w:eastAsia="es-CO"/>
-        </w:rPr>
-        <w:t xml:space="preserve"> de probabilidad paramétricas (PDF)</w:t>
-      </w:r>
-      <w:r>
-        <w:rPr>
-          <w:color w:val="auto"/>
-          <w:spacing w:val="-2"/>
-          <w:lang w:eastAsia="es-CO"/>
-        </w:rPr>
-        <w:t>. Se</w:t>
-      </w:r>
-      <w:r>
-        <w:rPr>
-          <w:color w:val="auto"/>
-          <w:spacing w:val="-2"/>
-          <w:lang w:eastAsia="es-CO"/>
-        </w:rPr>
-        <w:t xml:space="preserve"> utiliz</w:t>
-      </w:r>
-      <w:r>
-        <w:rPr>
-          <w:color w:val="auto"/>
-          <w:spacing w:val="-2"/>
-          <w:lang w:eastAsia="es-CO"/>
-        </w:rPr>
-        <w:t>ó</w:t>
-      </w:r>
-      <w:r>
-        <w:rPr>
-          <w:color w:val="auto"/>
-          <w:spacing w:val="-2"/>
-          <w:lang w:eastAsia="es-CO"/>
-        </w:rPr>
-        <w:t xml:space="preserve"> la prueba de Kolmogorov–Smirnov como criterio de </w:t>
-      </w:r>
-      <w:r>
-        <w:rPr>
-          <w:color w:val="auto"/>
-          <w:spacing w:val="-2"/>
-          <w:lang w:eastAsia="es-CO"/>
-        </w:rPr>
-        <w:t>evaluación</w:t>
-      </w:r>
-      <w:r>
-        <w:rPr>
-          <w:color w:val="auto"/>
-          <w:spacing w:val="-2"/>
-          <w:lang w:eastAsia="es-CO"/>
-        </w:rPr>
-        <w:t>.</w:t>
-      </w:r>
+      </w:pPr>
     </w:p>
-    <w:p/>
+    <w:p>
+      <w:pPr>
+        <w:pStyle w:val="BodyText"/>
+        <w:widowControl w:val="0"/>
+        <w:kinsoku w:val="0"/>
+        <w:overflowPunct w:val="0"/>
+        <w:autoSpaceDE w:val="0"/>
+        <w:autoSpaceDN w:val="0"/>
+        <w:adjustRightInd w:val="0"/>
+        <w:ind w:right="110"/>
+      </w:pPr>
+      <w:r>
+        <w:t>En esa dirección, Montes</w:t>
+      </w:r>
+      <w:r>
+        <w:noBreakHyphen/>
+        <w:t>Pajuelo et al. (2024) analizan series de máximos en 24 h y comparan diez distribuciones, aplicando pruebas de bondad de ajuste como K–S y chi</w:t>
+      </w:r>
+      <w:r>
+        <w:noBreakHyphen/>
+        <w:t xml:space="preserve">cuadrado, complementadas </w:t>
+      </w:r>
+      <w:r>
+        <w:lastRenderedPageBreak/>
+        <w:t xml:space="preserve">con evaluación multicriterio para distintos rangos de retorno. Los resultados muestran que el desempeño relativo de las distribuciones depende del horizonte de extrapolación, con familias que destacan en </w:t>
+      </w:r>
+      <w:r>
+        <w:t xml:space="preserve">periodos de </w:t>
+      </w:r>
+      <w:r>
+        <w:t xml:space="preserve">retornos altos y otras con ventajas en </w:t>
+      </w:r>
+      <w:r>
+        <w:t xml:space="preserve">periodos </w:t>
+      </w:r>
+      <w:r>
+        <w:t>bajos o intermedios; por ello, se recomienda reportar la distribución seleccionada, el criterio de selección y contrastes de sensibilidad entre candidatas cuando el objetivo es estimar cuantiles extremos (Montes</w:t>
+      </w:r>
+      <w:r>
+        <w:noBreakHyphen/>
+        <w:t>Pajuelo et al., 2024; Milojevic et al., 2023).</w:t>
+      </w:r>
+    </w:p>
     <w:p>
       <w:pPr>
         <w:pStyle w:val="BodyText"/>
@@ -628,11 +820,68 @@
         <w:adjustRightInd w:val="0"/>
         <w:ind w:left="112" w:right="110" w:firstLine="708"/>
       </w:pPr>
-      <w:r>
-        <w:t>En Colombia, la disponibilidad de datos abiertos de la red de estaciones automáticas del IDEAM y de otras entidades, accesibles a través del portal de Datos Abiertos de Colombia y del Sistema de Información para la Gestión de Datos Hidrológicos y Meteorológicos del IDEAM (DHIME), facilita el monitoreo de la precipitación, el apoyo a la gestión del riesgo por eventos hidrometeorológicos y la planificación de obras e intervenciones asociadas al recurso hídrico.</w:t>
-      </w:r>
     </w:p>
-    <w:p/>
+    <w:p>
+      <w:pPr>
+        <w:pStyle w:val="BodyText"/>
+        <w:widowControl w:val="0"/>
+        <w:kinsoku w:val="0"/>
+        <w:overflowPunct w:val="0"/>
+        <w:autoSpaceDE w:val="0"/>
+        <w:autoSpaceDN w:val="0"/>
+        <w:adjustRightInd w:val="0"/>
+        <w:ind w:right="110"/>
+      </w:pPr>
+      <w:r>
+        <w:t xml:space="preserve">Las funciones empíricas (EDF) representan de manera no paramétrica la probabilidad de no excedencia o excedencia de datos ordenados y permiten construir curvas de frecuencia empíricas útiles como referencia diagnóstica frente a ajustes paramétricos. Diferentes </w:t>
+      </w:r>
+      <w:r>
+        <w:t>funciones</w:t>
+      </w:r>
+      <w:r>
+        <w:t xml:space="preserve"> (por ejemplo, Hazen, Weibull, </w:t>
+      </w:r>
+      <w:proofErr w:type="spellStart"/>
+      <w:r>
+        <w:t>Gringorten</w:t>
+      </w:r>
+      <w:proofErr w:type="spellEnd"/>
+      <w:r>
+        <w:t>) asignan probabilidades distintas a los rangos, modificando la lectura de rareza de los valores altos (</w:t>
+      </w:r>
+      <w:proofErr w:type="spellStart"/>
+      <w:r>
+        <w:t>Sasanya</w:t>
+      </w:r>
+      <w:proofErr w:type="spellEnd"/>
+      <w:r>
+        <w:t xml:space="preserve"> &amp; </w:t>
+      </w:r>
+      <w:proofErr w:type="spellStart"/>
+      <w:r>
+        <w:t>Adesogan</w:t>
+      </w:r>
+      <w:proofErr w:type="spellEnd"/>
+      <w:r>
+        <w:t xml:space="preserve">, 2022). En ese sentido, </w:t>
+      </w:r>
+      <w:proofErr w:type="spellStart"/>
+      <w:r>
+        <w:t>Sasanya</w:t>
+      </w:r>
+      <w:proofErr w:type="spellEnd"/>
+      <w:r>
+        <w:t xml:space="preserve"> &amp; </w:t>
+      </w:r>
+      <w:proofErr w:type="spellStart"/>
+      <w:r>
+        <w:t>Adesogan</w:t>
+      </w:r>
+      <w:proofErr w:type="spellEnd"/>
+      <w:r>
+        <w:t xml:space="preserve"> (2022) muestran que el desempeño de la representación empírica depende de la regla adoptada, lo que respalda la conveniencia de evaluar varias EDF cuando se busca un procedimiento sistemático aplicable a múltiples estaciones.</w:t>
+      </w:r>
+    </w:p>
     <w:p>
       <w:pPr>
         <w:pStyle w:val="BodyText"/>
@@ -644,14 +893,41 @@
         <w:adjustRightInd w:val="0"/>
         <w:ind w:left="112" w:right="110" w:firstLine="708"/>
       </w:pPr>
-      <w:r>
-        <w:t xml:space="preserve">En este contexto, el estudio compara de manera sistemática funciones empíricas de distribución (EDF) y </w:t>
-      </w:r>
-      <w:r>
-        <w:t xml:space="preserve">múltiples </w:t>
-      </w:r>
-      <w:r>
-        <w:t xml:space="preserve">distribuciones paramétricas (PDF) utilizadas en hidrología, junto con un conjunto ampliado de distribuciones empleadas en ingeniería. El análisis se implementa con herramientas de código abierto (Python y </w:t>
+    </w:p>
+    <w:p>
+      <w:pPr>
+        <w:pStyle w:val="BodyText"/>
+        <w:widowControl w:val="0"/>
+        <w:kinsoku w:val="0"/>
+        <w:overflowPunct w:val="0"/>
+        <w:autoSpaceDE w:val="0"/>
+        <w:autoSpaceDN w:val="0"/>
+        <w:adjustRightInd w:val="0"/>
+        <w:ind w:right="110"/>
+      </w:pPr>
+      <w:r>
+        <w:t>En redes climatológicas con marcada heterogeneidad espacial, la EDF también se utiliza para contrastar cuantiles observados con los estimados por distribuciones candidatas mediante la comparación entre la</w:t>
+      </w:r>
+      <w:r>
+        <w:t xml:space="preserve"> </w:t>
+      </w:r>
+      <w:r>
+        <w:t>Función de Distribución Acumulada</w:t>
+      </w:r>
+      <w:r>
+        <w:t xml:space="preserve"> </w:t>
+      </w:r>
+      <w:r>
+        <w:t>(</w:t>
+      </w:r>
+      <w:r>
+        <w:t>CDF</w:t>
+      </w:r>
+      <w:r>
+        <w:t>)</w:t>
+      </w:r>
+      <w:r>
+        <w:t xml:space="preserve"> empírica y la CDF teórica; esta comparación se formaliza con medidas de distancia entre CDF, en particular la prueba Kolmogorov–Smirnov (K–S), ampliamente utilizada por su implementación directa y por resumir el ajuste en un estadístico de discrepancia máxima (</w:t>
       </w:r>
       <w:proofErr w:type="spellStart"/>
       <w:r>
@@ -659,37 +935,19 @@
       </w:r>
       <w:proofErr w:type="spellEnd"/>
       <w:r>
-        <w:t>) y permite estimar cuantiles extremos de PMax24h para distintos periodos de retorno, además de sintetizar los resultados por áreas hidrográficas</w:t>
-      </w:r>
-      <w:r>
-        <w:t>.</w:t>
-      </w:r>
-    </w:p>
-    <w:p/>
-    <w:p>
-      <w:pPr>
-        <w:pStyle w:val="TituloseccionRECLH2024"/>
-        <w:rPr>
-          <w:rFonts w:ascii="Times New Roman" w:hAnsi="Times New Roman"/>
-          <w:sz w:val="24"/>
-          <w:szCs w:val="24"/>
-        </w:rPr>
-      </w:pPr>
-      <w:r>
-        <w:rPr>
-          <w:rFonts w:ascii="Times New Roman" w:hAnsi="Times New Roman"/>
-          <w:sz w:val="24"/>
-          <w:szCs w:val="24"/>
-        </w:rPr>
-        <w:t>E</w:t>
-      </w:r>
-      <w:r>
-        <w:rPr>
-          <w:rFonts w:ascii="Times New Roman" w:hAnsi="Times New Roman"/>
-          <w:sz w:val="24"/>
-          <w:szCs w:val="24"/>
-        </w:rPr>
-        <w:t>STADO DEL ARTE</w:t>
+        <w:t xml:space="preserve"> </w:t>
+      </w:r>
+      <w:proofErr w:type="spellStart"/>
+      <w:r>
+        <w:t>Developers</w:t>
+      </w:r>
+      <w:proofErr w:type="spellEnd"/>
+      <w:r>
+        <w:t>, 2026; Montes</w:t>
+      </w:r>
+      <w:r>
+        <w:noBreakHyphen/>
+        <w:t>Pajuelo et al., 2024).</w:t>
       </w:r>
     </w:p>
     <w:p>
@@ -703,40 +961,41 @@
         <w:adjustRightInd w:val="0"/>
         <w:ind w:left="112" w:right="110" w:firstLine="708"/>
       </w:pPr>
-      <w:r>
-        <w:t>La precipitación máxima en 24 horas (PMax24h) se emplea de manera habitual como variable de diseño y verificación en hidrología aplicada, dada su relación con crecidas rápidas, inundaciones y el dimensionamiento de obras de drenaje y control. Por ello, la estimación de valores de diseño para diferentes periodos de retorno (</w:t>
-      </w:r>
-      <w:proofErr w:type="spellStart"/>
-      <w:r>
-        <w:t>Tr</w:t>
-      </w:r>
-      <w:proofErr w:type="spellEnd"/>
-      <w:r>
-        <w:t>) se apoya en el análisis estadístico de extremos, donde la elección del modelo probabilístico incide directamente en los valores proyectados y puede alterar los cuantiles de interés, especialmente al extrapolar hacia eventos altos (Montes</w:t>
-      </w:r>
-      <w:r>
-        <w:noBreakHyphen/>
-        <w:t>Pajuelo et al., 2024). En consecuencia, la literatura científica reciente muestra interés por comparar de forma sistemática funciones empíricas de distribución (EDF) y distribuciones paramétricas (PDF), utilizando criterios formales de ajuste como Kolmogorov–Smirnov (K–S), con el fin de reducir la arbitrariedad en la selección del método de proyección y evaluar su sensibilidad en distintos periodos de retorno (Montes</w:t>
-      </w:r>
-      <w:r>
-        <w:noBreakHyphen/>
-        <w:t xml:space="preserve">Pajuelo et al., 2024; </w:t>
-      </w:r>
-      <w:proofErr w:type="spellStart"/>
-      <w:r>
-        <w:t>Sasanya</w:t>
-      </w:r>
-      <w:proofErr w:type="spellEnd"/>
-      <w:r>
-        <w:t xml:space="preserve"> &amp; </w:t>
-      </w:r>
-      <w:proofErr w:type="spellStart"/>
-      <w:r>
-        <w:t>Adesogan</w:t>
-      </w:r>
-      <w:proofErr w:type="spellEnd"/>
-      <w:r>
-        <w:t>, 2022).</w:t>
+    </w:p>
+    <w:p>
+      <w:pPr>
+        <w:pStyle w:val="BodyText"/>
+        <w:widowControl w:val="0"/>
+        <w:kinsoku w:val="0"/>
+        <w:overflowPunct w:val="0"/>
+        <w:autoSpaceDE w:val="0"/>
+        <w:autoSpaceDN w:val="0"/>
+        <w:adjustRightInd w:val="0"/>
+        <w:ind w:right="110"/>
+      </w:pPr>
+      <w:r>
+        <w:t xml:space="preserve">Cuando se analizan registros cortos o heterogéneos, distintas PDF pueden producir diferencias relevantes en los cuantiles de </w:t>
+      </w:r>
+      <w:r>
+        <w:t xml:space="preserve">periodos de </w:t>
+      </w:r>
+      <w:r>
+        <w:t xml:space="preserve">retorno aun con ajustes globales similares; por </w:t>
+      </w:r>
+      <w:r>
+        <w:t xml:space="preserve">lo que es importante </w:t>
+      </w:r>
+      <w:r>
+        <w:t>documentar la distribución elegida y contrastarla con alternativas de uso común para cuantificar sesgos relativos de extrapolación (Milojevic et al., 2023).</w:t>
+      </w:r>
+      <w:r>
+        <w:t xml:space="preserve"> </w:t>
+      </w:r>
+      <w:r>
+        <w:t>Así mismo, e</w:t>
+      </w:r>
+      <w:r>
+        <w:t>l desempeño de las EDF y PDF tiende a variar espacialmente, razón por la cual se privilegian estrategias replicables que evalúan de manera sistemática varias distribuciones y sintetizan resultados por regiones o unidades hidrográficas, permitiendo identificar patrones de preferencia (Chen et al., 2023; Green et al., 2026).</w:t>
       </w:r>
     </w:p>
     <w:p>
@@ -760,18 +1019,54 @@
         <w:autoSpaceDE w:val="0"/>
         <w:autoSpaceDN w:val="0"/>
         <w:adjustRightInd w:val="0"/>
-        <w:ind w:left="112" w:right="110" w:firstLine="708"/>
-      </w:pPr>
-      <w:r>
-        <w:t>El enfoque más extendido en el análisis de frecuencia de precipitación extrema se basa en series de máximos por bloque (por ejemplo, máximos anuales de 24 h) y en el ajuste de distribuciones de valores extremos o familias afines para derivar cuantiles asociados a periodos de retorno de uso habitual (Gründemann et al., 2023; Chen et al., 2023). La evidencia reciente respalda la evaluación de más de una familia de distribuciones cuando el objetivo es extrapolar hacia periodos de retorno moderados y altos, debido a que el muestreo de eventos y la forma de la cola pueden afectar de manera apreciable los valores estimados (</w:t>
+        <w:ind w:right="110"/>
+      </w:pPr>
+      <w:r>
+        <w:t xml:space="preserve">En conjunto, el estado del arte sustenta decisiones metodológicas para el análisis de PMax24h en redes extensas: (i) evaluar múltiples PDF debido a la variación espacial del ajuste y a la sensibilidad en </w:t>
+      </w:r>
+      <w:r>
+        <w:t xml:space="preserve">periodos de </w:t>
+      </w:r>
+      <w:r>
+        <w:t>retornos altos; (</w:t>
       </w:r>
       <w:proofErr w:type="spellStart"/>
       <w:r>
-        <w:t>Gründemann</w:t>
+        <w:t>ii</w:t>
       </w:r>
       <w:proofErr w:type="spellEnd"/>
       <w:r>
-        <w:t xml:space="preserve"> et al., 2023).</w:t>
+        <w:t>) ampliar el conjunto de familias respecto a las usadas tradicionalmente en hidrología; (</w:t>
+      </w:r>
+      <w:proofErr w:type="spellStart"/>
+      <w:r>
+        <w:t>iii</w:t>
+      </w:r>
+      <w:proofErr w:type="spellEnd"/>
+      <w:r>
+        <w:t>) incluir EDF como referencia empírica y apoyo diagnóstico; y (</w:t>
+      </w:r>
+      <w:proofErr w:type="spellStart"/>
+      <w:r>
+        <w:t>iv</w:t>
+      </w:r>
+      <w:proofErr w:type="spellEnd"/>
+      <w:r>
+        <w:t>) aplicar un criterio uniforme y automatizable de selección, donde K–S es una práctica extendida para comparar CDF empírica y teórica. Estas tendencias son coherentes con un flujo que compara EDF y PDF por estación, selecciona el mejor ajuste mediante una prueba formal y consolida resultados por regiones hidrográficas, evitando adoptar una distribución única para todo el territorio.</w:t>
+      </w:r>
+    </w:p>
+    <w:p/>
+    <w:p>
+      <w:pPr>
+        <w:pStyle w:val="TituloseccionRECLH2024"/>
+      </w:pPr>
+      <w:r>
+        <w:rPr>
+          <w:rFonts w:ascii="Times New Roman" w:hAnsi="Times New Roman"/>
+          <w:sz w:val="24"/>
+          <w:szCs w:val="24"/>
+        </w:rPr>
+        <w:t>METODOLOGÍA</w:t>
       </w:r>
     </w:p>
     <w:p>
@@ -783,403 +1078,44 @@
         <w:autoSpaceDE w:val="0"/>
         <w:autoSpaceDN w:val="0"/>
         <w:adjustRightInd w:val="0"/>
-        <w:ind w:left="112" w:right="110" w:firstLine="708"/>
-      </w:pPr>
-    </w:p>
-    <w:p>
-      <w:pPr>
-        <w:pStyle w:val="BodyText"/>
-        <w:widowControl w:val="0"/>
-        <w:kinsoku w:val="0"/>
-        <w:overflowPunct w:val="0"/>
-        <w:autoSpaceDE w:val="0"/>
-        <w:autoSpaceDN w:val="0"/>
-        <w:adjustRightInd w:val="0"/>
-        <w:ind w:left="112" w:right="110" w:firstLine="708"/>
-      </w:pPr>
-      <w:r>
-        <w:t xml:space="preserve">En investigaciones recientes se mantiene una línea de trabajo orientada a contrastar múltiples PDF sobre series anuales de PMax24h para identificar modelos con mejor desempeño local, evitando adoptar de forma generalizada una distribución “estándar”. Se reporta el uso de familias como Gumbel, Gamma, </w:t>
+        <w:ind w:right="110"/>
+      </w:pPr>
+      <w:r>
+        <w:t xml:space="preserve">La metodología </w:t>
+      </w:r>
+      <w:r>
+        <w:t>del estudio</w:t>
+      </w:r>
+      <w:r>
+        <w:t>, que se presenta en este artículo,</w:t>
+      </w:r>
+      <w:r>
+        <w:t xml:space="preserve"> </w:t>
+      </w:r>
+      <w:r>
+        <w:t>comprendió: (i) identificación de estaciones automáticas en el territorio nacional; (</w:t>
       </w:r>
       <w:proofErr w:type="spellStart"/>
       <w:r>
-        <w:t>lognormal</w:t>
+        <w:t>ii</w:t>
       </w:r>
       <w:proofErr w:type="spellEnd"/>
       <w:r>
-        <w:t xml:space="preserve"> (2 y 3 parámetros), Pearson tipo III y log</w:t>
-      </w:r>
-      <w:r>
-        <w:noBreakHyphen/>
-        <w:t>Pearson tipo III, además de variantes transformadas, con resultados que difieren entre estaciones y periodos de retorno (Montes</w:t>
-      </w:r>
-      <w:r>
-        <w:noBreakHyphen/>
-        <w:t>Pajuelo et al., 2024).</w:t>
-      </w:r>
-    </w:p>
-    <w:p>
-      <w:pPr>
-        <w:pStyle w:val="BodyText"/>
-        <w:widowControl w:val="0"/>
-        <w:kinsoku w:val="0"/>
-        <w:overflowPunct w:val="0"/>
-        <w:autoSpaceDE w:val="0"/>
-        <w:autoSpaceDN w:val="0"/>
-        <w:adjustRightInd w:val="0"/>
-        <w:ind w:left="112" w:right="110" w:firstLine="708"/>
-      </w:pPr>
-    </w:p>
-    <w:p>
-      <w:pPr>
-        <w:pStyle w:val="BodyText"/>
-        <w:widowControl w:val="0"/>
-        <w:kinsoku w:val="0"/>
-        <w:overflowPunct w:val="0"/>
-        <w:autoSpaceDE w:val="0"/>
-        <w:autoSpaceDN w:val="0"/>
-        <w:adjustRightInd w:val="0"/>
-        <w:ind w:left="112" w:right="110" w:firstLine="708"/>
-      </w:pPr>
-      <w:r>
-        <w:lastRenderedPageBreak/>
-        <w:t>En esa dirección, Montes</w:t>
-      </w:r>
-      <w:r>
-        <w:noBreakHyphen/>
-        <w:t>Pajuelo et al. (2024) analizan series de máximos en 24 h y comparan diez distribuciones, aplicando pruebas de bondad de ajuste como K–S y chi</w:t>
-      </w:r>
-      <w:r>
-        <w:noBreakHyphen/>
-        <w:t xml:space="preserve">cuadrado, complementadas con evaluación multicriterio para distintos rangos de retorno. Los resultados muestran que el desempeño relativo de las distribuciones depende del horizonte de extrapolación, con familias que destacan en </w:t>
-      </w:r>
-      <w:r>
-        <w:t xml:space="preserve">periodos de </w:t>
-      </w:r>
-      <w:r>
-        <w:t xml:space="preserve">retornos altos y otras con ventajas en </w:t>
-      </w:r>
-      <w:r>
-        <w:t xml:space="preserve">periodos </w:t>
-      </w:r>
-      <w:r>
-        <w:t>bajos o intermedios; por ello, se recomienda reportar la distribución seleccionada, el criterio de selección y contrastes de sensibilidad entre candidatas cuando el objetivo es estimar cuantiles extremos (Montes</w:t>
-      </w:r>
-      <w:r>
-        <w:noBreakHyphen/>
-        <w:t>Pajuelo et al., 2024; Milojevic et al., 2023).</w:t>
-      </w:r>
-    </w:p>
-    <w:p>
-      <w:pPr>
-        <w:pStyle w:val="BodyText"/>
-        <w:widowControl w:val="0"/>
-        <w:kinsoku w:val="0"/>
-        <w:overflowPunct w:val="0"/>
-        <w:autoSpaceDE w:val="0"/>
-        <w:autoSpaceDN w:val="0"/>
-        <w:adjustRightInd w:val="0"/>
-        <w:ind w:left="112" w:right="110" w:firstLine="708"/>
-      </w:pPr>
-    </w:p>
-    <w:p>
-      <w:pPr>
-        <w:pStyle w:val="BodyText"/>
-        <w:widowControl w:val="0"/>
-        <w:kinsoku w:val="0"/>
-        <w:overflowPunct w:val="0"/>
-        <w:autoSpaceDE w:val="0"/>
-        <w:autoSpaceDN w:val="0"/>
-        <w:adjustRightInd w:val="0"/>
-        <w:ind w:left="112" w:right="110" w:firstLine="708"/>
-      </w:pPr>
-      <w:r>
-        <w:t xml:space="preserve">Las funciones empíricas (EDF) representan de manera no paramétrica la probabilidad de no excedencia o excedencia de datos ordenados y permiten construir curvas de frecuencia empíricas útiles como referencia diagnóstica frente a ajustes paramétricos. Diferentes </w:t>
-      </w:r>
-      <w:r>
-        <w:t>funciones</w:t>
-      </w:r>
-      <w:r>
-        <w:t xml:space="preserve"> (por ejemplo, Hazen, Weibull, </w:t>
+        <w:t xml:space="preserve">) análisis y evaluación de la integridad y calidad de </w:t>
+      </w:r>
+      <w:r>
+        <w:t xml:space="preserve">los datos de cada </w:t>
+      </w:r>
+      <w:r>
+        <w:t>serie; (</w:t>
       </w:r>
       <w:proofErr w:type="spellStart"/>
       <w:r>
-        <w:t>Gringorten</w:t>
+        <w:t>iii</w:t>
       </w:r>
       <w:proofErr w:type="spellEnd"/>
       <w:r>
-        <w:t>) asignan probabilidades distintas a los rangos, modificando la lectura de rareza de los valores altos (</w:t>
-      </w:r>
-      <w:proofErr w:type="spellStart"/>
-      <w:r>
-        <w:t>Sasanya</w:t>
-      </w:r>
-      <w:proofErr w:type="spellEnd"/>
-      <w:r>
-        <w:t xml:space="preserve"> &amp; </w:t>
-      </w:r>
-      <w:proofErr w:type="spellStart"/>
-      <w:r>
-        <w:t>Adesogan</w:t>
-      </w:r>
-      <w:proofErr w:type="spellEnd"/>
-      <w:r>
-        <w:t xml:space="preserve">, 2022). En ese sentido, </w:t>
-      </w:r>
-      <w:proofErr w:type="spellStart"/>
-      <w:r>
-        <w:t>Sasanya</w:t>
-      </w:r>
-      <w:proofErr w:type="spellEnd"/>
-      <w:r>
-        <w:t xml:space="preserve"> &amp; </w:t>
-      </w:r>
-      <w:proofErr w:type="spellStart"/>
-      <w:r>
-        <w:t>Adesogan</w:t>
-      </w:r>
-      <w:proofErr w:type="spellEnd"/>
-      <w:r>
-        <w:t xml:space="preserve"> (2022) muestran que el desempeño de la representación empírica depende de la regla adoptada, lo que respalda la conveniencia de evaluar varias EDF cuando se busca un procedimiento sistemático aplicable a múltiples estaciones.</w:t>
-      </w:r>
-    </w:p>
-    <w:p>
-      <w:pPr>
-        <w:pStyle w:val="BodyText"/>
-        <w:widowControl w:val="0"/>
-        <w:kinsoku w:val="0"/>
-        <w:overflowPunct w:val="0"/>
-        <w:autoSpaceDE w:val="0"/>
-        <w:autoSpaceDN w:val="0"/>
-        <w:adjustRightInd w:val="0"/>
-        <w:ind w:left="112" w:right="110" w:firstLine="708"/>
-      </w:pPr>
-    </w:p>
-    <w:p>
-      <w:pPr>
-        <w:pStyle w:val="BodyText"/>
-        <w:widowControl w:val="0"/>
-        <w:kinsoku w:val="0"/>
-        <w:overflowPunct w:val="0"/>
-        <w:autoSpaceDE w:val="0"/>
-        <w:autoSpaceDN w:val="0"/>
-        <w:adjustRightInd w:val="0"/>
-        <w:ind w:left="112" w:right="110" w:firstLine="708"/>
-      </w:pPr>
-      <w:r>
-        <w:t>En redes climatológicas con marcada heterogeneidad espacial, la EDF también se utiliza para contrastar cuantiles observados con los estimados por distribuciones candidatas mediante la comparación entre la</w:t>
-      </w:r>
-      <w:r>
-        <w:t xml:space="preserve"> </w:t>
-      </w:r>
-      <w:r>
-        <w:t>Función de Distribución Acumulada</w:t>
-      </w:r>
-      <w:r>
-        <w:t xml:space="preserve"> </w:t>
-      </w:r>
-      <w:r>
-        <w:t>(</w:t>
-      </w:r>
-      <w:r>
-        <w:t>CDF</w:t>
-      </w:r>
-      <w:r>
-        <w:t>)</w:t>
-      </w:r>
-      <w:r>
-        <w:t xml:space="preserve"> empírica y la CDF teórica; esta comparación se formaliza con medidas de distancia entre CDF, en particular la prueba Kolmogorov–Smirnov (K–S), ampliamente utilizada por su implementación directa y por resumir el ajuste en un estadístico de discrepancia máxima (</w:t>
-      </w:r>
-      <w:proofErr w:type="spellStart"/>
-      <w:r>
-        <w:t>SciPy</w:t>
-      </w:r>
-      <w:proofErr w:type="spellEnd"/>
-      <w:r>
-        <w:t xml:space="preserve"> </w:t>
-      </w:r>
-      <w:proofErr w:type="spellStart"/>
-      <w:r>
-        <w:t>Developers</w:t>
-      </w:r>
-      <w:proofErr w:type="spellEnd"/>
-      <w:r>
-        <w:t>, 2026; Montes</w:t>
-      </w:r>
-      <w:r>
-        <w:noBreakHyphen/>
-        <w:t>Pajuelo et al., 2024).</w:t>
-      </w:r>
-    </w:p>
-    <w:p>
-      <w:pPr>
-        <w:pStyle w:val="BodyText"/>
-        <w:widowControl w:val="0"/>
-        <w:kinsoku w:val="0"/>
-        <w:overflowPunct w:val="0"/>
-        <w:autoSpaceDE w:val="0"/>
-        <w:autoSpaceDN w:val="0"/>
-        <w:adjustRightInd w:val="0"/>
-        <w:ind w:left="112" w:right="110" w:firstLine="708"/>
-      </w:pPr>
-    </w:p>
-    <w:p>
-      <w:pPr>
-        <w:pStyle w:val="BodyText"/>
-        <w:widowControl w:val="0"/>
-        <w:kinsoku w:val="0"/>
-        <w:overflowPunct w:val="0"/>
-        <w:autoSpaceDE w:val="0"/>
-        <w:autoSpaceDN w:val="0"/>
-        <w:adjustRightInd w:val="0"/>
-        <w:ind w:left="112" w:right="110" w:firstLine="708"/>
-      </w:pPr>
-      <w:r>
-        <w:t xml:space="preserve">Cuando se analizan registros cortos o heterogéneos, distintas PDF pueden producir diferencias relevantes en los cuantiles de </w:t>
-      </w:r>
-      <w:r>
-        <w:t xml:space="preserve">periodos de </w:t>
-      </w:r>
-      <w:r>
-        <w:t xml:space="preserve">retorno aun con ajustes globales similares; por </w:t>
-      </w:r>
-      <w:r>
-        <w:t xml:space="preserve">lo que es importante </w:t>
-      </w:r>
-      <w:r>
-        <w:t>documentar la distribución elegida y contrastarla con alternativas de uso común para cuantificar sesgos relativos de extrapolación (Milojevic et al., 2023).</w:t>
-      </w:r>
-      <w:r>
-        <w:t xml:space="preserve"> </w:t>
-      </w:r>
-      <w:r>
-        <w:t>Así mismo, e</w:t>
-      </w:r>
-      <w:r>
-        <w:t>l desempeño de las EDF y PDF tiende a variar espacialmente, razón por la cual se privilegian estrategias replicables que evalúan de manera sistemática varias distribuciones y sintetizan resultados por regiones o unidades hidrográficas, permitiendo identificar patrones de preferencia (Chen et al., 2023; Green et al., 2026).</w:t>
-      </w:r>
-    </w:p>
-    <w:p>
-      <w:pPr>
-        <w:pStyle w:val="BodyText"/>
-        <w:widowControl w:val="0"/>
-        <w:kinsoku w:val="0"/>
-        <w:overflowPunct w:val="0"/>
-        <w:autoSpaceDE w:val="0"/>
-        <w:autoSpaceDN w:val="0"/>
-        <w:adjustRightInd w:val="0"/>
-        <w:ind w:left="112" w:right="110" w:firstLine="708"/>
-      </w:pPr>
-    </w:p>
-    <w:p>
-      <w:pPr>
-        <w:pStyle w:val="BodyText"/>
-        <w:widowControl w:val="0"/>
-        <w:kinsoku w:val="0"/>
-        <w:overflowPunct w:val="0"/>
-        <w:autoSpaceDE w:val="0"/>
-        <w:autoSpaceDN w:val="0"/>
-        <w:adjustRightInd w:val="0"/>
-        <w:ind w:left="112" w:right="110" w:firstLine="708"/>
-      </w:pPr>
-      <w:r>
-        <w:t xml:space="preserve">En conjunto, el estado del arte sustenta decisiones metodológicas para el análisis de PMax24h en redes extensas: (i) evaluar múltiples PDF debido a la variación espacial del ajuste y a la sensibilidad en </w:t>
-      </w:r>
-      <w:r>
-        <w:t xml:space="preserve">periodos de </w:t>
-      </w:r>
-      <w:r>
-        <w:t>retornos altos; (</w:t>
-      </w:r>
-      <w:proofErr w:type="spellStart"/>
-      <w:r>
-        <w:t>ii</w:t>
-      </w:r>
-      <w:proofErr w:type="spellEnd"/>
-      <w:r>
-        <w:t>) ampliar el conjunto de familias respecto a las usadas tradicionalmente en hidrología; (</w:t>
-      </w:r>
-      <w:proofErr w:type="spellStart"/>
-      <w:r>
-        <w:t>iii</w:t>
-      </w:r>
-      <w:proofErr w:type="spellEnd"/>
-      <w:r>
-        <w:t>) incluir EDF como referencia empírica y apoyo diagnóstico; y (</w:t>
-      </w:r>
-      <w:proofErr w:type="spellStart"/>
-      <w:r>
-        <w:t>iv</w:t>
-      </w:r>
-      <w:proofErr w:type="spellEnd"/>
-      <w:r>
-        <w:t>) aplicar un criterio uniforme y automatizable de selección, donde K–S es una práctica extendida para comparar CDF empírica y teórica. Estas tendencias son coherentes con un flujo que compara EDF y PDF por estación, selecciona el mejor ajuste mediante una prueba formal y consolida resultados por regiones hidrográficas, evitando adoptar una distribución única para todo el territorio.</w:t>
-      </w:r>
-    </w:p>
-    <w:p/>
-    <w:p>
-      <w:pPr>
-        <w:pStyle w:val="TituloseccionRECLH2024"/>
-      </w:pPr>
-      <w:r>
-        <w:rPr>
-          <w:rFonts w:ascii="Times New Roman" w:hAnsi="Times New Roman"/>
-          <w:sz w:val="24"/>
-          <w:szCs w:val="24"/>
-        </w:rPr>
-        <w:t>METODOLOGÍA</w:t>
-      </w:r>
-    </w:p>
-    <w:p>
-      <w:pPr>
-        <w:pStyle w:val="BodyText"/>
-        <w:widowControl w:val="0"/>
-        <w:kinsoku w:val="0"/>
-        <w:overflowPunct w:val="0"/>
-        <w:autoSpaceDE w:val="0"/>
-        <w:autoSpaceDN w:val="0"/>
-        <w:adjustRightInd w:val="0"/>
-        <w:ind w:left="112" w:right="110" w:firstLine="708"/>
-      </w:pPr>
-      <w:r>
-        <w:t xml:space="preserve">La metodología </w:t>
-      </w:r>
-      <w:r>
-        <w:t>del estudio</w:t>
-      </w:r>
-      <w:r>
-        <w:t>, que se presenta en este artículo,</w:t>
-      </w:r>
-      <w:r>
-        <w:t xml:space="preserve"> </w:t>
-      </w:r>
-      <w:r>
-        <w:t>comprendió: (i) identificación de estaciones automáticas en el territorio nacional; (</w:t>
-      </w:r>
-      <w:proofErr w:type="spellStart"/>
-      <w:r>
-        <w:t>ii</w:t>
-      </w:r>
-      <w:proofErr w:type="spellEnd"/>
-      <w:r>
-        <w:t xml:space="preserve">) análisis y evaluación de la integridad y calidad de </w:t>
-      </w:r>
-      <w:r>
-        <w:t xml:space="preserve">los datos de cada </w:t>
-      </w:r>
-      <w:r>
-        <w:t>serie; (</w:t>
-      </w:r>
-      <w:proofErr w:type="spellStart"/>
-      <w:r>
-        <w:t>iii</w:t>
-      </w:r>
-      <w:proofErr w:type="spellEnd"/>
-      <w:r>
-        <w:t xml:space="preserve">) clasificación de registros por tipología y por área </w:t>
-      </w:r>
-      <w:r>
-        <w:lastRenderedPageBreak/>
-        <w:t>hidrográfica; (</w:t>
+        <w:t>) clasificación de registros por tipología y por área hidrográfica; (</w:t>
       </w:r>
       <w:proofErr w:type="spellStart"/>
       <w:r>
@@ -1360,7 +1296,7 @@
         <w:autoSpaceDE w:val="0"/>
         <w:autoSpaceDN w:val="0"/>
         <w:adjustRightInd w:val="0"/>
-        <w:ind w:left="112" w:right="110" w:firstLine="708"/>
+        <w:ind w:right="110"/>
       </w:pPr>
       <w:r>
         <w:t>Una estación hidrometeorológica es una instalación con instrumentos para medir datos meteorológicos (temperatura, viento, humedad, presión) e hidrológicos (niveles de los ríos, caudal, precipitaciones, humedad del suelo, calidad del agua). Est</w:t>
@@ -1405,9 +1341,9 @@
           <w:noProof/>
         </w:rPr>
         <w:drawing>
-          <wp:inline distT="0" distB="0" distL="0" distR="0" wp14:anchorId="18F3C555" wp14:editId="1779F0F3">
-            <wp:extent cx="3017520" cy="3947120"/>
-            <wp:effectExtent l="0" t="0" r="0" b="0"/>
+          <wp:inline distT="0" distB="0" distL="0" distR="0" wp14:anchorId="18F3C555" wp14:editId="34FC2936">
+            <wp:extent cx="3484799" cy="4558352"/>
+            <wp:effectExtent l="0" t="0" r="1905" b="0"/>
             <wp:docPr id="1433376950" name="Imagen 1" descr="R.HydroTools"/>
             <wp:cNvGraphicFramePr>
               <a:graphicFrameLocks xmlns:a="http://schemas.openxmlformats.org/drawingml/2006/main" noChangeAspect="1"/>
@@ -1437,7 +1373,7 @@
                   <pic:spPr bwMode="auto">
                     <a:xfrm>
                       <a:off x="0" y="0"/>
-                      <a:ext cx="3017520" cy="3947120"/>
+                      <a:ext cx="3498548" cy="4576337"/>
                     </a:xfrm>
                     <a:prstGeom prst="rect">
                       <a:avLst/>
@@ -1496,16 +1432,11 @@
         <w:autoSpaceDE w:val="0"/>
         <w:autoSpaceDN w:val="0"/>
         <w:adjustRightInd w:val="0"/>
-        <w:ind w:left="112" w:right="110" w:firstLine="708"/>
+        <w:ind w:right="110"/>
       </w:pPr>
       <w:r>
         <w:t xml:space="preserve">En Colombia, el Catálogo Nacional de Estaciones (CNE), las Subzonas Hidrográficas (SZH) y los valores de lluvia registrados cada 10 minutos de la red de estaciones automáticas se pueden obtener y descargar a través del servicio nacional de datos abiertos www.datos.gov.co (Figura 2). </w:t>
       </w:r>
-    </w:p>
-    <w:p>
-      <w:pPr>
-        <w:pStyle w:val="IECA-Figuras"/>
-      </w:pPr>
     </w:p>
     <w:p>
       <w:pPr>
@@ -1522,6 +1453,7 @@
           <w:sz w:val="24"/>
           <w:szCs w:val="24"/>
         </w:rPr>
+        <w:lastRenderedPageBreak/>
         <w:t>FUNCIONES DE DISTRIBUCIÓN DE PROBABILIDAD</w:t>
       </w:r>
       <w:r>
@@ -1547,6 +1479,30 @@
           <w:szCs w:val="24"/>
         </w:rPr>
         <w:t xml:space="preserve"> (EDF)</w:t>
+      </w:r>
+    </w:p>
+    <w:p>
+      <w:pPr>
+        <w:pStyle w:val="BodyText"/>
+        <w:widowControl w:val="0"/>
+        <w:kinsoku w:val="0"/>
+        <w:overflowPunct w:val="0"/>
+        <w:autoSpaceDE w:val="0"/>
+        <w:autoSpaceDN w:val="0"/>
+        <w:adjustRightInd w:val="0"/>
+        <w:ind w:right="110"/>
+      </w:pPr>
+      <w:r>
+        <w:t>Una función de distribución de probabilidad (PDF) describe la probabilidad relativa de que una variable aleatoria continua se encuentre dentro de un rango específico, donde el área total bajo su curva es igual a 1 y el área sobre cualquier intervalo proporciona la probabilidad real para ese rango. A diferencia de las probabilidades discretas (como lanzar un dado), una PDF muestra la densidad, no la probabilidad directa para un punto único (que es cero), donde los puntos más altos indican una mayor probabilidad, a menudo visualizada como una curva de campana para distribuciones normales</w:t>
+      </w:r>
+      <w:r>
+        <w:t xml:space="preserve"> (Figura </w:t>
+      </w:r>
+      <w:r>
+        <w:t>3</w:t>
+      </w:r>
+      <w:r>
+        <w:t>).</w:t>
       </w:r>
     </w:p>
     <w:p>
@@ -1560,18 +1516,6 @@
         <w:adjustRightInd w:val="0"/>
         <w:ind w:left="112" w:right="110" w:firstLine="708"/>
       </w:pPr>
-      <w:r>
-        <w:t>Una función de distribución de probabilidad (PDF) describe la probabilidad relativa de que una variable aleatoria continua se encuentre dentro de un rango específico, donde el área total bajo su curva es igual a 1 y el área sobre cualquier intervalo proporciona la probabilidad real para ese rango. A diferencia de las probabilidades discretas (como lanzar un dado), una PDF muestra la densidad, no la probabilidad directa para un punto único (que es cero), donde los puntos más altos indican una mayor probabilidad, a menudo visualizada como una curva de campana para distribuciones normales</w:t>
-      </w:r>
-      <w:r>
-        <w:t xml:space="preserve"> (Figura </w:t>
-      </w:r>
-      <w:r>
-        <w:t>3</w:t>
-      </w:r>
-      <w:r>
-        <w:t>).</w:t>
-      </w:r>
     </w:p>
     <w:p>
       <w:pPr>
@@ -1582,19 +1526,7 @@
         <w:autoSpaceDE w:val="0"/>
         <w:autoSpaceDN w:val="0"/>
         <w:adjustRightInd w:val="0"/>
-        <w:ind w:left="112" w:right="110" w:firstLine="708"/>
-      </w:pPr>
-    </w:p>
-    <w:p>
-      <w:pPr>
-        <w:pStyle w:val="BodyText"/>
-        <w:widowControl w:val="0"/>
-        <w:kinsoku w:val="0"/>
-        <w:overflowPunct w:val="0"/>
-        <w:autoSpaceDE w:val="0"/>
-        <w:autoSpaceDN w:val="0"/>
-        <w:adjustRightInd w:val="0"/>
-        <w:ind w:left="112" w:right="110" w:firstLine="708"/>
+        <w:ind w:right="110"/>
       </w:pPr>
       <w:r>
         <w:t xml:space="preserve">Una distribución de probabilidad continua </w:t>
@@ -1745,7 +1677,7 @@
         <w:autoSpaceDE w:val="0"/>
         <w:autoSpaceDN w:val="0"/>
         <w:adjustRightInd w:val="0"/>
-        <w:ind w:left="112" w:right="110" w:firstLine="708"/>
+        <w:ind w:right="110"/>
       </w:pPr>
       <w:r>
         <w:t xml:space="preserve">Por otro lado, el logaritmo de una función de </w:t>
@@ -1895,12 +1827,21 @@
         <w:t xml:space="preserve">Tomado de </w:t>
       </w:r>
       <w:proofErr w:type="spellStart"/>
+      <w:proofErr w:type="gramStart"/>
       <w:r>
         <w:rPr>
           <w:i/>
           <w:iCs/>
         </w:rPr>
-        <w:t>scipy.stats.gumbel_r</w:t>
+        <w:t>scipy.stats</w:t>
+      </w:r>
+      <w:proofErr w:type="gramEnd"/>
+      <w:r>
+        <w:rPr>
+          <w:i/>
+          <w:iCs/>
+        </w:rPr>
+        <w:t>.gumbel_r</w:t>
       </w:r>
       <w:proofErr w:type="spellEnd"/>
       <w:r>
@@ -1939,7 +1880,7 @@
         <w:autoSpaceDE w:val="0"/>
         <w:autoSpaceDN w:val="0"/>
         <w:adjustRightInd w:val="0"/>
-        <w:ind w:left="112" w:right="110" w:firstLine="708"/>
+        <w:ind w:right="110"/>
       </w:pPr>
       <w:r>
         <w:t xml:space="preserve">Para el desarrollo del estudio y </w:t>
@@ -1961,6 +1902,18 @@
     </w:p>
     <w:p>
       <w:pPr>
+        <w:pStyle w:val="BodyText"/>
+        <w:widowControl w:val="0"/>
+        <w:kinsoku w:val="0"/>
+        <w:overflowPunct w:val="0"/>
+        <w:autoSpaceDE w:val="0"/>
+        <w:autoSpaceDN w:val="0"/>
+        <w:adjustRightInd w:val="0"/>
+        <w:ind w:right="110"/>
+      </w:pPr>
+    </w:p>
+    <w:p>
+      <w:pPr>
         <w:jc w:val="center"/>
         <w:rPr>
           <w:sz w:val="22"/>
@@ -1974,7 +1927,6 @@
           <w:sz w:val="22"/>
           <w:szCs w:val="22"/>
         </w:rPr>
-        <w:lastRenderedPageBreak/>
         <w:t>Tabla 1.</w:t>
       </w:r>
       <w:r>
@@ -11399,11 +11351,6 @@
     </w:p>
     <w:p>
       <w:pPr>
-        <w:pStyle w:val="IECA-Figuras"/>
-      </w:pPr>
-    </w:p>
-    <w:p>
-      <w:pPr>
         <w:pStyle w:val="BodyText"/>
         <w:widowControl w:val="0"/>
         <w:kinsoku w:val="0"/>
@@ -11411,7 +11358,19 @@
         <w:autoSpaceDE w:val="0"/>
         <w:autoSpaceDN w:val="0"/>
         <w:adjustRightInd w:val="0"/>
-        <w:ind w:left="112" w:right="110" w:firstLine="708"/>
+        <w:ind w:left="112" w:right="110"/>
+      </w:pPr>
+    </w:p>
+    <w:p>
+      <w:pPr>
+        <w:pStyle w:val="BodyText"/>
+        <w:widowControl w:val="0"/>
+        <w:kinsoku w:val="0"/>
+        <w:overflowPunct w:val="0"/>
+        <w:autoSpaceDE w:val="0"/>
+        <w:autoSpaceDN w:val="0"/>
+        <w:adjustRightInd w:val="0"/>
+        <w:ind w:left="112" w:right="110"/>
       </w:pPr>
       <w:r>
         <w:t xml:space="preserve">La </w:t>
@@ -11599,8 +11558,148 @@
         <w:autoSpaceDE w:val="0"/>
         <w:autoSpaceDN w:val="0"/>
         <w:adjustRightInd w:val="0"/>
-        <w:ind w:left="112" w:right="110" w:firstLine="708"/>
-      </w:pPr>
+        <w:ind w:left="112" w:right="110"/>
+      </w:pPr>
+    </w:p>
+    <w:p>
+      <w:pPr>
+        <w:pStyle w:val="BodyText"/>
+        <w:widowControl w:val="0"/>
+        <w:kinsoku w:val="0"/>
+        <w:overflowPunct w:val="0"/>
+        <w:autoSpaceDE w:val="0"/>
+        <w:autoSpaceDN w:val="0"/>
+        <w:adjustRightInd w:val="0"/>
+        <w:ind w:left="112" w:right="110"/>
+      </w:pPr>
+      <w:r>
+        <w:t xml:space="preserve">En el estudio los registros </w:t>
+      </w:r>
+      <w:r>
+        <w:t>P</w:t>
+      </w:r>
+      <w:r>
+        <w:t>M</w:t>
+      </w:r>
+      <w:r>
+        <w:t>a</w:t>
+      </w:r>
+      <w:r>
+        <w:t>x</w:t>
+      </w:r>
+      <w:r>
+        <w:t xml:space="preserve">24h </w:t>
+      </w:r>
+      <w:r>
+        <w:t>de c</w:t>
+      </w:r>
+      <w:r>
+        <w:t xml:space="preserve">ada estación </w:t>
+      </w:r>
+      <w:r>
+        <w:t xml:space="preserve">son </w:t>
+      </w:r>
+      <w:r>
+        <w:t>evaluad</w:t>
+      </w:r>
+      <w:r>
+        <w:t>os</w:t>
+      </w:r>
+      <w:r>
+        <w:t xml:space="preserve"> por separado</w:t>
+      </w:r>
+      <w:r>
+        <w:t>,</w:t>
+      </w:r>
+      <w:r>
+        <w:t xml:space="preserve"> ordenando </w:t>
+      </w:r>
+      <w:r>
+        <w:t>los</w:t>
+      </w:r>
+      <w:r>
+        <w:t> </w:t>
+      </w:r>
+      <m:oMath>
+        <m:r>
+          <w:rPr>
+            <w:rFonts w:ascii="Cambria Math" w:hAnsi="Cambria Math"/>
+          </w:rPr>
+          <m:t>x</m:t>
+        </m:r>
+      </m:oMath>
+      <w:r>
+        <w:t xml:space="preserve"> valores ascendentes, calculando los valores CDF y PDF para las distribuciones </w:t>
+      </w:r>
+      <w:r>
+        <w:t xml:space="preserve">definidas </w:t>
+      </w:r>
+      <w:r>
+        <w:t>y sus formas logarítmicas.</w:t>
+      </w:r>
+    </w:p>
+    <w:p>
+      <w:pPr>
+        <w:pStyle w:val="BodyText"/>
+        <w:widowControl w:val="0"/>
+        <w:kinsoku w:val="0"/>
+        <w:overflowPunct w:val="0"/>
+        <w:autoSpaceDE w:val="0"/>
+        <w:autoSpaceDN w:val="0"/>
+        <w:adjustRightInd w:val="0"/>
+        <w:ind w:left="112" w:right="110"/>
+      </w:pPr>
+    </w:p>
+    <w:p>
+      <w:pPr>
+        <w:pStyle w:val="BodyText"/>
+        <w:widowControl w:val="0"/>
+        <w:kinsoku w:val="0"/>
+        <w:overflowPunct w:val="0"/>
+        <w:autoSpaceDE w:val="0"/>
+        <w:autoSpaceDN w:val="0"/>
+        <w:adjustRightInd w:val="0"/>
+        <w:ind w:left="112" w:right="110"/>
+      </w:pPr>
+      <w:r>
+        <w:t>Por su parte, una Función de Distribución Empírica (EDF) es una estimación escalonada de una verdadera CDF basada en datos de muestra observados, que representa la proporción de puntos de datos menores o iguales a un valor dado. Se calcula con el tamaño total de la muestra (n) y el parámetro el número de orden (</w:t>
+      </w:r>
+      <m:oMath>
+        <m:r>
+          <w:rPr>
+            <w:rFonts w:ascii="Cambria Math" w:hAnsi="Cambria Math"/>
+          </w:rPr>
+          <m:t>m</m:t>
+        </m:r>
+      </m:oMath>
+      <w:r>
+        <w:t>) de cada dato, que significa la posición de la </w:t>
+      </w:r>
+      <m:oMath>
+        <m:r>
+          <w:rPr>
+            <w:rFonts w:ascii="Cambria Math" w:hAnsi="Cambria Math"/>
+          </w:rPr>
+          <m:t>x</m:t>
+        </m:r>
+      </m:oMath>
+      <w:r>
+        <w:t xml:space="preserve"> valores en una lista de orden ascendente. En </w:t>
+      </w:r>
+      <w:r>
+        <w:t>el</w:t>
+      </w:r>
+      <w:r>
+        <w:t xml:space="preserve"> estudio se han considerado doce EDF para el análisis de ajuste de las diferentes estaciones automáticas analizadas, donde se incluyen las distribuciones de California, Hazen, Weibull, Beard, </w:t>
+      </w:r>
+      <w:proofErr w:type="spellStart"/>
+      <w:r>
+        <w:t>Gringorten</w:t>
+      </w:r>
+      <w:proofErr w:type="spellEnd"/>
+      <w:r>
+        <w:t>, entre otras (Figura 4, Tabla 2).</w:t>
+      </w:r>
     </w:p>
     <w:p>
       <w:pPr>
@@ -11613,162 +11712,19 @@
         <w:adjustRightInd w:val="0"/>
         <w:ind w:left="112" w:right="110" w:firstLine="708"/>
       </w:pPr>
-      <w:r>
-        <w:t xml:space="preserve">En el estudio los registros </w:t>
-      </w:r>
-      <w:r>
-        <w:t>P</w:t>
-      </w:r>
-      <w:r>
-        <w:t>M</w:t>
-      </w:r>
-      <w:r>
-        <w:t>a</w:t>
-      </w:r>
-      <w:r>
-        <w:t>x</w:t>
-      </w:r>
-      <w:r>
-        <w:t xml:space="preserve">24h </w:t>
-      </w:r>
-      <w:r>
-        <w:t>de c</w:t>
-      </w:r>
-      <w:r>
-        <w:t xml:space="preserve">ada estación </w:t>
-      </w:r>
-      <w:r>
-        <w:t xml:space="preserve">son </w:t>
-      </w:r>
-      <w:r>
-        <w:t>evaluad</w:t>
-      </w:r>
-      <w:r>
-        <w:t>os</w:t>
-      </w:r>
-      <w:r>
-        <w:t xml:space="preserve"> por separado</w:t>
-      </w:r>
-      <w:r>
-        <w:t>,</w:t>
-      </w:r>
-      <w:r>
-        <w:t xml:space="preserve"> ordenando </w:t>
-      </w:r>
-      <w:r>
-        <w:t>los</w:t>
-      </w:r>
-      <w:r>
-        <w:t> </w:t>
-      </w:r>
-      <m:oMath>
-        <m:r>
-          <w:rPr>
-            <w:rFonts w:ascii="Cambria Math" w:hAnsi="Cambria Math"/>
-          </w:rPr>
-          <m:t>x</m:t>
-        </m:r>
-      </m:oMath>
-      <w:r>
-        <w:t xml:space="preserve"> valores ascendentes, calculando los valores CDF y PDF para las distribuciones </w:t>
-      </w:r>
-      <w:r>
-        <w:t xml:space="preserve">definidas </w:t>
-      </w:r>
-      <w:r>
-        <w:t>y sus formas logarítmicas.</w:t>
-      </w:r>
     </w:p>
     <w:p>
       <w:pPr>
-        <w:pStyle w:val="BodyText"/>
-        <w:widowControl w:val="0"/>
-        <w:kinsoku w:val="0"/>
-        <w:overflowPunct w:val="0"/>
-        <w:autoSpaceDE w:val="0"/>
-        <w:autoSpaceDN w:val="0"/>
-        <w:adjustRightInd w:val="0"/>
-        <w:ind w:left="112" w:right="110" w:firstLine="708"/>
-      </w:pPr>
-    </w:p>
-    <w:p>
-      <w:pPr>
-        <w:pStyle w:val="BodyText"/>
-        <w:widowControl w:val="0"/>
-        <w:kinsoku w:val="0"/>
-        <w:overflowPunct w:val="0"/>
-        <w:autoSpaceDE w:val="0"/>
-        <w:autoSpaceDN w:val="0"/>
-        <w:adjustRightInd w:val="0"/>
-        <w:ind w:left="112" w:right="110" w:firstLine="708"/>
-      </w:pPr>
-      <w:r>
-        <w:t xml:space="preserve">Por su parte, una Función de Distribución Empírica (EDF) es una estimación escalonada de una verdadera CDF basada en datos de muestra observados, que representa la proporción de puntos </w:t>
-      </w:r>
-      <w:r>
+        <w:pStyle w:val="IECA-Figuras"/>
+        <w:rPr>
+          <w:color w:val="auto"/>
+        </w:rPr>
+      </w:pPr>
+      <w:r>
+        <w:rPr>
+          <w:noProof/>
+        </w:rPr>
         <w:lastRenderedPageBreak/>
-        <w:t>de datos menores o iguales a un valor dado. Se calcula con el tamaño total de la muestra (n) y el parámetro el número de orden (</w:t>
-      </w:r>
-      <m:oMath>
-        <m:r>
-          <w:rPr>
-            <w:rFonts w:ascii="Cambria Math" w:hAnsi="Cambria Math"/>
-          </w:rPr>
-          <m:t>m</m:t>
-        </m:r>
-      </m:oMath>
-      <w:r>
-        <w:t>) de cada dato, que significa la posición de la </w:t>
-      </w:r>
-      <m:oMath>
-        <m:r>
-          <w:rPr>
-            <w:rFonts w:ascii="Cambria Math" w:hAnsi="Cambria Math"/>
-          </w:rPr>
-          <m:t>x</m:t>
-        </m:r>
-      </m:oMath>
-      <w:r>
-        <w:t xml:space="preserve"> valores en una lista de orden ascendente. En </w:t>
-      </w:r>
-      <w:r>
-        <w:t>el</w:t>
-      </w:r>
-      <w:r>
-        <w:t xml:space="preserve"> estudio se han considerado doce EDF para el análisis de ajuste de las diferentes estaciones automáticas analizadas, donde se incluyen las distribuciones de California, Hazen, Weibull, Beard, </w:t>
-      </w:r>
-      <w:proofErr w:type="spellStart"/>
-      <w:r>
-        <w:t>Gringorten</w:t>
-      </w:r>
-      <w:proofErr w:type="spellEnd"/>
-      <w:r>
-        <w:t>, entre otras (Figura 4, Tabla 2).</w:t>
-      </w:r>
-    </w:p>
-    <w:p>
-      <w:pPr>
-        <w:pStyle w:val="BodyText"/>
-        <w:widowControl w:val="0"/>
-        <w:kinsoku w:val="0"/>
-        <w:overflowPunct w:val="0"/>
-        <w:autoSpaceDE w:val="0"/>
-        <w:autoSpaceDN w:val="0"/>
-        <w:adjustRightInd w:val="0"/>
-        <w:ind w:left="112" w:right="110" w:firstLine="708"/>
-      </w:pPr>
-    </w:p>
-    <w:p>
-      <w:pPr>
-        <w:pStyle w:val="IECA-Figuras"/>
-        <w:rPr>
-          <w:color w:val="auto"/>
-        </w:rPr>
-      </w:pPr>
-      <w:r>
-        <w:rPr>
-          <w:noProof/>
-        </w:rPr>
         <w:drawing>
           <wp:inline distT="0" distB="0" distL="0" distR="0" wp14:anchorId="6377EC73" wp14:editId="03D92340">
             <wp:extent cx="4571365" cy="3174521"/>
@@ -12344,7 +12300,23 @@
                 <w:sz w:val="20"/>
                 <w:szCs w:val="20"/>
               </w:rPr>
-              <w:t>P=(m−0.5)/n</w:t>
+              <w:t>P=(m−0.</w:t>
+            </w:r>
+            <w:proofErr w:type="gramStart"/>
+            <w:r>
+              <w:rPr>
+                <w:sz w:val="20"/>
+                <w:szCs w:val="20"/>
+              </w:rPr>
+              <w:t>5)/</w:t>
+            </w:r>
+            <w:proofErr w:type="gramEnd"/>
+            <w:r>
+              <w:rPr>
+                <w:sz w:val="20"/>
+                <w:szCs w:val="20"/>
+              </w:rPr>
+              <w:t>n</w:t>
             </w:r>
           </w:p>
         </w:tc>
@@ -12615,7 +12587,23 @@
                 <w:sz w:val="20"/>
                 <w:szCs w:val="20"/>
               </w:rPr>
-              <w:t>P=(m−0.31)/(n+0.38)</w:t>
+              <w:t>P=(m−0.</w:t>
+            </w:r>
+            <w:proofErr w:type="gramStart"/>
+            <w:r>
+              <w:rPr>
+                <w:sz w:val="20"/>
+                <w:szCs w:val="20"/>
+              </w:rPr>
+              <w:t>31)/</w:t>
+            </w:r>
+            <w:proofErr w:type="gramEnd"/>
+            <w:r>
+              <w:rPr>
+                <w:sz w:val="20"/>
+                <w:szCs w:val="20"/>
+              </w:rPr>
+              <w:t>(n+0.38)</w:t>
             </w:r>
           </w:p>
         </w:tc>
@@ -12655,7 +12643,6 @@
                 <w:sz w:val="20"/>
                 <w:szCs w:val="20"/>
               </w:rPr>
-              <w:lastRenderedPageBreak/>
               <w:t xml:space="preserve">EDF </w:t>
             </w:r>
             <w:proofErr w:type="spellStart"/>
@@ -12760,7 +12747,23 @@
                 <w:sz w:val="20"/>
                 <w:szCs w:val="20"/>
               </w:rPr>
-              <w:t>P=(m−b)/(n+1−2b)</w:t>
+              <w:t>P=(m−</w:t>
+            </w:r>
+            <w:proofErr w:type="gramStart"/>
+            <w:r>
+              <w:rPr>
+                <w:sz w:val="20"/>
+                <w:szCs w:val="20"/>
+              </w:rPr>
+              <w:t>b)/</w:t>
+            </w:r>
+            <w:proofErr w:type="gramEnd"/>
+            <w:r>
+              <w:rPr>
+                <w:sz w:val="20"/>
+                <w:szCs w:val="20"/>
+              </w:rPr>
+              <w:t>(n+1−2b)</w:t>
             </w:r>
           </w:p>
         </w:tc>
@@ -12800,6 +12803,7 @@
                 <w:sz w:val="20"/>
                 <w:szCs w:val="20"/>
               </w:rPr>
+              <w:lastRenderedPageBreak/>
               <w:t>EDF Blom</w:t>
             </w:r>
           </w:p>
@@ -12895,7 +12899,23 @@
                 <w:sz w:val="20"/>
                 <w:szCs w:val="20"/>
               </w:rPr>
-              <w:t>P=(m−a)/(n+1−2a)</w:t>
+              <w:t>P=(m−</w:t>
+            </w:r>
+            <w:proofErr w:type="gramStart"/>
+            <w:r>
+              <w:rPr>
+                <w:sz w:val="20"/>
+                <w:szCs w:val="20"/>
+              </w:rPr>
+              <w:t>a)/</w:t>
+            </w:r>
+            <w:proofErr w:type="gramEnd"/>
+            <w:r>
+              <w:rPr>
+                <w:sz w:val="20"/>
+                <w:szCs w:val="20"/>
+              </w:rPr>
+              <w:t>(n+1−2a)</w:t>
             </w:r>
           </w:p>
         </w:tc>
@@ -13030,7 +13050,23 @@
                 <w:sz w:val="20"/>
                 <w:szCs w:val="20"/>
               </w:rPr>
-              <w:t>P=(m−c)/(n+1−2c)</w:t>
+              <w:t>P=(m−</w:t>
+            </w:r>
+            <w:proofErr w:type="gramStart"/>
+            <w:r>
+              <w:rPr>
+                <w:sz w:val="20"/>
+                <w:szCs w:val="20"/>
+              </w:rPr>
+              <w:t>c)/</w:t>
+            </w:r>
+            <w:proofErr w:type="gramEnd"/>
+            <w:r>
+              <w:rPr>
+                <w:sz w:val="20"/>
+                <w:szCs w:val="20"/>
+              </w:rPr>
+              <w:t>(n+1−2c)</w:t>
             </w:r>
           </w:p>
         </w:tc>
@@ -13174,7 +13210,23 @@
                 <w:sz w:val="20"/>
                 <w:szCs w:val="20"/>
               </w:rPr>
-              <w:t>P=(m−a)/(n+1−2a)</w:t>
+              <w:t>P=(m−</w:t>
+            </w:r>
+            <w:proofErr w:type="gramStart"/>
+            <w:r>
+              <w:rPr>
+                <w:sz w:val="20"/>
+                <w:szCs w:val="20"/>
+              </w:rPr>
+              <w:t>a)/</w:t>
+            </w:r>
+            <w:proofErr w:type="gramEnd"/>
+            <w:r>
+              <w:rPr>
+                <w:sz w:val="20"/>
+                <w:szCs w:val="20"/>
+              </w:rPr>
+              <w:t>(n+1−2a)</w:t>
             </w:r>
           </w:p>
         </w:tc>
@@ -13325,7 +13377,23 @@
                 <w:sz w:val="20"/>
                 <w:szCs w:val="20"/>
               </w:rPr>
-              <w:t>P=(m−0.3175)/(n+0.365)</w:t>
+              <w:t>P=(m−0.</w:t>
+            </w:r>
+            <w:proofErr w:type="gramStart"/>
+            <w:r>
+              <w:rPr>
+                <w:sz w:val="20"/>
+                <w:szCs w:val="20"/>
+              </w:rPr>
+              <w:t>3175)/</w:t>
+            </w:r>
+            <w:proofErr w:type="gramEnd"/>
+            <w:r>
+              <w:rPr>
+                <w:sz w:val="20"/>
+                <w:szCs w:val="20"/>
+              </w:rPr>
+              <w:t>(n+0.365)</w:t>
             </w:r>
           </w:p>
         </w:tc>
@@ -13459,7 +13527,23 @@
                 <w:sz w:val="20"/>
                 <w:szCs w:val="20"/>
               </w:rPr>
-              <w:t>P=(m−a)/(</w:t>
+              <w:t>P=(m−</w:t>
+            </w:r>
+            <w:proofErr w:type="gramStart"/>
+            <w:r>
+              <w:rPr>
+                <w:sz w:val="20"/>
+                <w:szCs w:val="20"/>
+              </w:rPr>
+              <w:t>a)/</w:t>
+            </w:r>
+            <w:proofErr w:type="gramEnd"/>
+            <w:r>
+              <w:rPr>
+                <w:sz w:val="20"/>
+                <w:szCs w:val="20"/>
+              </w:rPr>
+              <w:t>(</w:t>
             </w:r>
             <w:proofErr w:type="spellStart"/>
             <w:r>
@@ -13625,7 +13709,23 @@
                 <w:sz w:val="20"/>
                 <w:szCs w:val="20"/>
               </w:rPr>
-              <w:t>P=(m−b)/(n+1−2b)</w:t>
+              <w:t>P=(m−</w:t>
+            </w:r>
+            <w:proofErr w:type="gramStart"/>
+            <w:r>
+              <w:rPr>
+                <w:sz w:val="20"/>
+                <w:szCs w:val="20"/>
+              </w:rPr>
+              <w:t>b)/</w:t>
+            </w:r>
+            <w:proofErr w:type="gramEnd"/>
+            <w:r>
+              <w:rPr>
+                <w:sz w:val="20"/>
+                <w:szCs w:val="20"/>
+              </w:rPr>
+              <w:t>(n+1−2b)</w:t>
             </w:r>
           </w:p>
         </w:tc>
@@ -13759,7 +13859,23 @@
                 <w:sz w:val="20"/>
                 <w:szCs w:val="20"/>
               </w:rPr>
-              <w:t>P=(m−0.25)/(n+0.5)</w:t>
+              <w:t>P=(m−0.</w:t>
+            </w:r>
+            <w:proofErr w:type="gramStart"/>
+            <w:r>
+              <w:rPr>
+                <w:sz w:val="20"/>
+                <w:szCs w:val="20"/>
+              </w:rPr>
+              <w:t>25)/</w:t>
+            </w:r>
+            <w:proofErr w:type="gramEnd"/>
+            <w:r>
+              <w:rPr>
+                <w:sz w:val="20"/>
+                <w:szCs w:val="20"/>
+              </w:rPr>
+              <w:t>(n+0.5)</w:t>
             </w:r>
           </w:p>
         </w:tc>
@@ -13813,7 +13929,7 @@
         <w:autoSpaceDE w:val="0"/>
         <w:autoSpaceDN w:val="0"/>
         <w:adjustRightInd w:val="0"/>
-        <w:ind w:left="112" w:right="110" w:firstLine="708"/>
+        <w:ind w:right="110"/>
       </w:pPr>
       <w:r>
         <w:t>Esta etapa define y aplica el “mejor ajuste” de distribuciones a los registros de PMax24h por estación. Tras filtrar la base inicial de 594 a 264 estaciones</w:t>
@@ -13825,11 +13941,7 @@
         <w:t xml:space="preserve"> se evaluaron 12 funciones empíricas (EDF), 80 distribuciones</w:t>
       </w:r>
       <w:r>
-        <w:t xml:space="preserve"> de </w:t>
-      </w:r>
-      <w:r>
-        <w:lastRenderedPageBreak/>
-        <w:t>probabilidad</w:t>
+        <w:t xml:space="preserve"> de probabilidad</w:t>
       </w:r>
       <w:r>
         <w:t xml:space="preserve"> (PDF) </w:t>
@@ -13921,6 +14033,7 @@
         <w:rPr>
           <w:noProof/>
         </w:rPr>
+        <w:lastRenderedPageBreak/>
         <w:drawing>
           <wp:inline distT="0" distB="0" distL="0" distR="0" wp14:anchorId="6E191C56" wp14:editId="30C22B43">
             <wp:extent cx="4206240" cy="2524286"/>
@@ -14008,11 +14121,6 @@
     </w:p>
     <w:p>
       <w:pPr>
-        <w:pStyle w:val="IECA-Figuras"/>
-      </w:pPr>
-    </w:p>
-    <w:p>
-      <w:pPr>
         <w:pStyle w:val="BodyText"/>
         <w:widowControl w:val="0"/>
         <w:kinsoku w:val="0"/>
@@ -14020,7 +14128,19 @@
         <w:autoSpaceDE w:val="0"/>
         <w:autoSpaceDN w:val="0"/>
         <w:adjustRightInd w:val="0"/>
-        <w:ind w:left="112" w:right="110" w:firstLine="708"/>
+        <w:ind w:left="112" w:right="110"/>
+      </w:pPr>
+    </w:p>
+    <w:p>
+      <w:pPr>
+        <w:pStyle w:val="BodyText"/>
+        <w:widowControl w:val="0"/>
+        <w:kinsoku w:val="0"/>
+        <w:overflowPunct w:val="0"/>
+        <w:autoSpaceDE w:val="0"/>
+        <w:autoSpaceDN w:val="0"/>
+        <w:adjustRightInd w:val="0"/>
+        <w:ind w:left="112" w:right="110"/>
       </w:pPr>
       <w:r>
         <w:t xml:space="preserve">A nivel global, entre las EDF el patrón dominante fue la distribución de Hazen (27.27 %), seguida por Weibull (18.56 %), Adamowski (16.67 %) y California (13.26 %) (ver Figura 4). En el análisis global de PDF, la familia con mayor frecuencia en la primera posición fue la función log‑Johnson SU (9.09 %), seguida de Johnson SU (6.82 %), log‑Gamma (4.55 %) y log‑Weibull (3.79 %); otras funciones con presencia relevante fueron Gamma, </w:t>
@@ -14150,11 +14270,6 @@
     </w:p>
     <w:p>
       <w:pPr>
-        <w:pStyle w:val="IECA-Figuras"/>
-      </w:pPr>
-    </w:p>
-    <w:p>
-      <w:pPr>
         <w:pStyle w:val="BodyText"/>
         <w:widowControl w:val="0"/>
         <w:kinsoku w:val="0"/>
@@ -14162,30 +14277,8 @@
         <w:autoSpaceDE w:val="0"/>
         <w:autoSpaceDN w:val="0"/>
         <w:adjustRightInd w:val="0"/>
-        <w:ind w:left="112" w:right="110" w:firstLine="708"/>
-      </w:pPr>
-      <w:r>
-        <w:t>El análisis se aplicó igualmente p</w:t>
-      </w:r>
-      <w:r>
-        <w:t xml:space="preserve">or </w:t>
-      </w:r>
-      <w:r>
-        <w:t>áreas</w:t>
-      </w:r>
-      <w:r>
-        <w:t xml:space="preserve"> hidrográficas</w:t>
-      </w:r>
-      <w:r>
-        <w:t>:</w:t>
-      </w:r>
-      <w:r>
-        <w:t xml:space="preserve"> Magdalena–Cauca (171 estaciones) replicó la primacía de log‑Johnson SU y Johnson SU; Caribe (41) mostró la misma tendencia con mayor dispersión; Orinoco (32) resaltó log‑Gamma; y en Pacífico (13) y Amazonas (7) la baja </w:t>
-      </w:r>
-      <w:r>
-        <w:lastRenderedPageBreak/>
-        <w:t xml:space="preserve">densidad de estaciones produjo repartos casi uniformes entre varias PDF (cada una con un único “mejor ajuste”). </w:t>
-      </w:r>
+        <w:ind w:left="112" w:right="110"/>
+      </w:pPr>
     </w:p>
     <w:p>
       <w:pPr>
@@ -14196,8 +14289,26 @@
         <w:autoSpaceDE w:val="0"/>
         <w:autoSpaceDN w:val="0"/>
         <w:adjustRightInd w:val="0"/>
-        <w:ind w:left="112" w:right="110" w:firstLine="708"/>
-      </w:pPr>
+        <w:ind w:left="112" w:right="110"/>
+      </w:pPr>
+      <w:r>
+        <w:t>El análisis se aplicó igualmente p</w:t>
+      </w:r>
+      <w:r>
+        <w:t xml:space="preserve">or </w:t>
+      </w:r>
+      <w:r>
+        <w:t>áreas</w:t>
+      </w:r>
+      <w:r>
+        <w:t xml:space="preserve"> hidrográficas</w:t>
+      </w:r>
+      <w:r>
+        <w:t>:</w:t>
+      </w:r>
+      <w:r>
+        <w:t xml:space="preserve"> Magdalena–Cauca (171 estaciones) replicó la primacía de log‑Johnson SU y Johnson SU; Caribe (41) mostró la misma tendencia con mayor dispersión; Orinoco (32) resaltó log‑Gamma; y en Pacífico (13) y Amazonas (7) la baja densidad de estaciones produjo repartos casi uniformes entre varias PDF (cada una con un único “mejor ajuste”). </w:t>
+      </w:r>
     </w:p>
     <w:p>
       <w:pPr>
@@ -14208,105 +14319,8 @@
         <w:autoSpaceDE w:val="0"/>
         <w:autoSpaceDN w:val="0"/>
         <w:adjustRightInd w:val="0"/>
-        <w:ind w:left="112" w:right="110" w:firstLine="708"/>
-      </w:pPr>
-      <w:r>
-        <w:t>En conjunto, los resultados evidencian heterogeneidad espacial</w:t>
-      </w:r>
-      <w:r>
-        <w:t xml:space="preserve"> de las distribuciones</w:t>
-      </w:r>
-      <w:r>
-        <w:t xml:space="preserve"> y una preferencia recurrente por </w:t>
-      </w:r>
-      <w:r>
-        <w:t xml:space="preserve">las funciones </w:t>
-      </w:r>
-      <w:r>
-        <w:t>Johnson</w:t>
-      </w:r>
-      <w:r>
-        <w:t xml:space="preserve"> Su</w:t>
-      </w:r>
-      <w:r>
-        <w:t xml:space="preserve"> y </w:t>
-      </w:r>
-      <w:r>
-        <w:t xml:space="preserve">sus </w:t>
-      </w:r>
-      <w:r>
-        <w:t>logaritmos</w:t>
-      </w:r>
-      <w:r>
-        <w:t xml:space="preserve"> para representar </w:t>
-      </w:r>
-      <w:r>
-        <w:t>las</w:t>
-      </w:r>
-      <w:r>
-        <w:t xml:space="preserve"> PMax24h, sin descartar soluciones clásicas (Gamma/Weibull) en </w:t>
-      </w:r>
-      <w:r>
-        <w:t xml:space="preserve">algunas </w:t>
-      </w:r>
-      <w:r>
-        <w:t>área</w:t>
-      </w:r>
-      <w:r>
-        <w:t xml:space="preserve"> hidrográficas</w:t>
-      </w:r>
-      <w:r>
-        <w:t>.</w:t>
-      </w:r>
-    </w:p>
-    <w:p>
-      <w:pPr>
-        <w:pStyle w:val="TituloseccionRECLH2024"/>
-      </w:pPr>
-    </w:p>
-    <w:p>
-      <w:pPr>
-        <w:pStyle w:val="TituloseccionRECLH2024"/>
-        <w:rPr>
-          <w:rFonts w:ascii="Times New Roman" w:hAnsi="Times New Roman"/>
-          <w:sz w:val="24"/>
-          <w:szCs w:val="24"/>
-        </w:rPr>
-      </w:pPr>
-      <w:r>
-        <w:rPr>
-          <w:rFonts w:ascii="Times New Roman" w:hAnsi="Times New Roman"/>
-          <w:sz w:val="24"/>
-          <w:szCs w:val="24"/>
-        </w:rPr>
-        <w:t xml:space="preserve">ANÁLISIS ENTRE PDF DE MEJOR AJUSTE Y </w:t>
-      </w:r>
-      <w:proofErr w:type="spellStart"/>
-      <w:r>
-        <w:rPr>
-          <w:rFonts w:ascii="Times New Roman" w:hAnsi="Times New Roman"/>
-          <w:sz w:val="24"/>
-          <w:szCs w:val="24"/>
-        </w:rPr>
-        <w:t>PDF</w:t>
-      </w:r>
-      <w:r>
-        <w:rPr>
-          <w:rFonts w:ascii="Times New Roman" w:hAnsi="Times New Roman"/>
-          <w:sz w:val="24"/>
-          <w:szCs w:val="24"/>
-        </w:rPr>
-        <w:t>’s</w:t>
-      </w:r>
-      <w:proofErr w:type="spellEnd"/>
-      <w:r>
-        <w:rPr>
-          <w:rFonts w:ascii="Times New Roman" w:hAnsi="Times New Roman"/>
-          <w:sz w:val="24"/>
-          <w:szCs w:val="24"/>
-        </w:rPr>
-        <w:t xml:space="preserve"> MÁS UTILIZADAS EN HIDROLOGÍA</w:t>
-      </w:r>
+        <w:ind w:left="112" w:right="110"/>
+      </w:pPr>
     </w:p>
     <w:p>
       <w:pPr>
@@ -14317,7 +14331,118 @@
         <w:autoSpaceDE w:val="0"/>
         <w:autoSpaceDN w:val="0"/>
         <w:adjustRightInd w:val="0"/>
-        <w:ind w:left="112" w:right="110" w:firstLine="708"/>
+        <w:ind w:left="112" w:right="110"/>
+      </w:pPr>
+      <w:r>
+        <w:t>En conjunto, los resultados evidencian heterogeneidad espacial</w:t>
+      </w:r>
+      <w:r>
+        <w:t xml:space="preserve"> de las distribuciones</w:t>
+      </w:r>
+      <w:r>
+        <w:t xml:space="preserve"> y una preferencia recurrente por </w:t>
+      </w:r>
+      <w:r>
+        <w:t xml:space="preserve">las funciones </w:t>
+      </w:r>
+      <w:r>
+        <w:t>Johnson</w:t>
+      </w:r>
+      <w:r>
+        <w:t xml:space="preserve"> Su</w:t>
+      </w:r>
+      <w:r>
+        <w:t xml:space="preserve"> y </w:t>
+      </w:r>
+      <w:r>
+        <w:t xml:space="preserve">sus </w:t>
+      </w:r>
+      <w:r>
+        <w:t>logaritmos</w:t>
+      </w:r>
+      <w:r>
+        <w:t xml:space="preserve"> para representar </w:t>
+      </w:r>
+      <w:r>
+        <w:t>las</w:t>
+      </w:r>
+      <w:r>
+        <w:t xml:space="preserve"> PMax24h, sin descartar soluciones clásicas (Gamma/Weibull) en </w:t>
+      </w:r>
+      <w:r>
+        <w:t xml:space="preserve">algunas </w:t>
+      </w:r>
+      <w:proofErr w:type="gramStart"/>
+      <w:r>
+        <w:t>área</w:t>
+      </w:r>
+      <w:r>
+        <w:t xml:space="preserve"> hidrográficas</w:t>
+      </w:r>
+      <w:proofErr w:type="gramEnd"/>
+      <w:r>
+        <w:t>.</w:t>
+      </w:r>
+    </w:p>
+    <w:p>
+      <w:pPr>
+        <w:pStyle w:val="TituloseccionRECLH2024"/>
+      </w:pPr>
+    </w:p>
+    <w:p>
+      <w:pPr>
+        <w:pStyle w:val="TituloseccionRECLH2024"/>
+        <w:rPr>
+          <w:rFonts w:ascii="Times New Roman" w:hAnsi="Times New Roman"/>
+          <w:sz w:val="24"/>
+          <w:szCs w:val="24"/>
+        </w:rPr>
+      </w:pPr>
+      <w:r>
+        <w:rPr>
+          <w:rFonts w:ascii="Times New Roman" w:hAnsi="Times New Roman"/>
+          <w:sz w:val="24"/>
+          <w:szCs w:val="24"/>
+        </w:rPr>
+        <w:t xml:space="preserve">ANÁLISIS ENTRE PDF DE MEJOR AJUSTE Y </w:t>
+      </w:r>
+      <w:proofErr w:type="spellStart"/>
+      <w:r>
+        <w:rPr>
+          <w:rFonts w:ascii="Times New Roman" w:hAnsi="Times New Roman"/>
+          <w:sz w:val="24"/>
+          <w:szCs w:val="24"/>
+        </w:rPr>
+        <w:t>PDF</w:t>
+      </w:r>
+      <w:r>
+        <w:rPr>
+          <w:rFonts w:ascii="Times New Roman" w:hAnsi="Times New Roman"/>
+          <w:sz w:val="24"/>
+          <w:szCs w:val="24"/>
+        </w:rPr>
+        <w:t>’s</w:t>
+      </w:r>
+      <w:proofErr w:type="spellEnd"/>
+      <w:r>
+        <w:rPr>
+          <w:rFonts w:ascii="Times New Roman" w:hAnsi="Times New Roman"/>
+          <w:sz w:val="24"/>
+          <w:szCs w:val="24"/>
+        </w:rPr>
+        <w:t xml:space="preserve"> MÁS UTILIZADAS EN HIDROLOGÍA</w:t>
+      </w:r>
+    </w:p>
+    <w:p>
+      <w:pPr>
+        <w:pStyle w:val="BodyText"/>
+        <w:widowControl w:val="0"/>
+        <w:kinsoku w:val="0"/>
+        <w:overflowPunct w:val="0"/>
+        <w:autoSpaceDE w:val="0"/>
+        <w:autoSpaceDN w:val="0"/>
+        <w:adjustRightInd w:val="0"/>
+        <w:ind w:right="110"/>
       </w:pPr>
       <w:r>
         <w:t xml:space="preserve">Para </w:t>
@@ -14760,7 +14885,7 @@
         <w:autoSpaceDE w:val="0"/>
         <w:autoSpaceDN w:val="0"/>
         <w:adjustRightInd w:val="0"/>
-        <w:ind w:left="112" w:right="110" w:firstLine="708"/>
+        <w:ind w:right="110"/>
         <w:rPr>
           <w:bCs/>
         </w:rPr>
@@ -14879,7 +15004,7 @@
         <w:autoSpaceDE w:val="0"/>
         <w:autoSpaceDN w:val="0"/>
         <w:adjustRightInd w:val="0"/>
-        <w:ind w:left="112" w:right="110" w:firstLine="708"/>
+        <w:ind w:right="110"/>
         <w:rPr>
           <w:bCs/>
         </w:rPr>
@@ -15258,16 +15383,30 @@
         <w:autoSpaceDE w:val="0"/>
         <w:autoSpaceDN w:val="0"/>
         <w:adjustRightInd w:val="0"/>
-        <w:ind w:left="112" w:right="110" w:firstLine="708"/>
+        <w:ind w:left="112" w:right="110"/>
         <w:rPr>
           <w:bCs/>
         </w:rPr>
       </w:pPr>
-      <w:r>
+    </w:p>
+    <w:p>
+      <w:pPr>
+        <w:pStyle w:val="BodyText"/>
+        <w:widowControl w:val="0"/>
+        <w:kinsoku w:val="0"/>
+        <w:overflowPunct w:val="0"/>
+        <w:autoSpaceDE w:val="0"/>
+        <w:autoSpaceDN w:val="0"/>
+        <w:adjustRightInd w:val="0"/>
+        <w:ind w:left="112" w:right="110"/>
         <w:rPr>
           <w:bCs/>
         </w:rPr>
-        <w:lastRenderedPageBreak/>
+      </w:pPr>
+      <w:r>
+        <w:rPr>
+          <w:bCs/>
+        </w:rPr>
         <w:t xml:space="preserve">El promedio de </w:t>
       </w:r>
       <m:oMath>
@@ -15394,9 +15533,8 @@
         <w:pStyle w:val="ListParagraph"/>
         <w:numPr>
           <w:ilvl w:val="0"/>
-          <w:numId w:val="14"/>
+          <w:numId w:val="16"/>
         </w:numPr>
-        <w:ind w:left="900"/>
       </w:pPr>
       <w:r>
         <w:t xml:space="preserve">La distribución </w:t>
@@ -15447,9 +15585,8 @@
         <w:pStyle w:val="ListParagraph"/>
         <w:numPr>
           <w:ilvl w:val="0"/>
-          <w:numId w:val="14"/>
+          <w:numId w:val="16"/>
         </w:numPr>
-        <w:ind w:left="900"/>
       </w:pPr>
       <w:r>
         <w:t xml:space="preserve">La distribución Normal </w:t>
@@ -15491,7 +15628,11 @@
         <w:t>PDF de mejor ajuste</w:t>
       </w:r>
       <w:r>
-        <w:t xml:space="preserve"> a medida que aumenta </w:t>
+        <w:t xml:space="preserve"> a medida </w:t>
+      </w:r>
+      <w:r>
+        <w:lastRenderedPageBreak/>
+        <w:t xml:space="preserve">que aumenta </w:t>
       </w:r>
       <w:proofErr w:type="spellStart"/>
       <w:r>
@@ -15507,9 +15648,8 @@
         <w:pStyle w:val="ListParagraph"/>
         <w:numPr>
           <w:ilvl w:val="0"/>
-          <w:numId w:val="14"/>
+          <w:numId w:val="16"/>
         </w:numPr>
-        <w:ind w:left="900"/>
       </w:pPr>
       <w:r>
         <w:t xml:space="preserve">Las distribuciones </w:t>
@@ -15556,9 +15696,8 @@
         <w:pStyle w:val="ListParagraph"/>
         <w:numPr>
           <w:ilvl w:val="0"/>
-          <w:numId w:val="14"/>
+          <w:numId w:val="16"/>
         </w:numPr>
-        <w:ind w:left="900"/>
       </w:pPr>
       <w:r>
         <w:t>La distribución G</w:t>
@@ -15584,9 +15723,8 @@
         <w:pStyle w:val="ListParagraph"/>
         <w:numPr>
           <w:ilvl w:val="0"/>
-          <w:numId w:val="14"/>
+          <w:numId w:val="16"/>
         </w:numPr>
-        <w:ind w:left="900"/>
       </w:pPr>
       <w:proofErr w:type="spellStart"/>
       <w:r>
@@ -15614,9 +15752,8 @@
         <w:pStyle w:val="ListParagraph"/>
         <w:numPr>
           <w:ilvl w:val="0"/>
-          <w:numId w:val="14"/>
+          <w:numId w:val="16"/>
         </w:numPr>
-        <w:ind w:left="900"/>
       </w:pPr>
       <w:r>
         <w:t>La distribución W</w:t>
@@ -15671,6 +15808,27 @@
           <w:szCs w:val="24"/>
         </w:rPr>
         <w:t>RESULTADOS</w:t>
+      </w:r>
+    </w:p>
+    <w:p>
+      <w:pPr>
+        <w:pStyle w:val="BodyText"/>
+        <w:widowControl w:val="0"/>
+        <w:kinsoku w:val="0"/>
+        <w:overflowPunct w:val="0"/>
+        <w:autoSpaceDE w:val="0"/>
+        <w:autoSpaceDN w:val="0"/>
+        <w:adjustRightInd w:val="0"/>
+        <w:ind w:right="110"/>
+        <w:rPr>
+          <w:bCs/>
+        </w:rPr>
+      </w:pPr>
+      <w:r>
+        <w:rPr>
+          <w:bCs/>
+        </w:rPr>
+        <w:t>El procesamiento masivo de series de PMax24h mediante herramientas estadísticas implementadas en Python permitió identificar, para la mayoría de las estaciones evaluadas, familias de distribuciones con buen desempeño según la prueba de Kolmogorov–Smirnov aplicada de forma homogénea a cada registro.</w:t>
       </w:r>
     </w:p>
     <w:p>
@@ -15691,7 +15849,28 @@
         <w:rPr>
           <w:bCs/>
         </w:rPr>
-        <w:t>El procesamiento masivo de series de PMax24h mediante herramientas estadísticas implementadas en Python permitió identificar, para la mayoría de las estaciones evaluadas, familias de distribuciones con buen desempeño según la prueba de Kolmogorov–Smirnov aplicada de forma homogénea a cada registro.</w:t>
+        <w:t xml:space="preserve"> </w:t>
+      </w:r>
+    </w:p>
+    <w:p>
+      <w:pPr>
+        <w:pStyle w:val="BodyText"/>
+        <w:widowControl w:val="0"/>
+        <w:kinsoku w:val="0"/>
+        <w:overflowPunct w:val="0"/>
+        <w:autoSpaceDE w:val="0"/>
+        <w:autoSpaceDN w:val="0"/>
+        <w:adjustRightInd w:val="0"/>
+        <w:ind w:right="110"/>
+        <w:rPr>
+          <w:bCs/>
+        </w:rPr>
+      </w:pPr>
+      <w:r>
+        <w:rPr>
+          <w:bCs/>
+        </w:rPr>
+        <w:t>Tras la depuración de la base inicial (594 estaciones) y la aplicación de criterios de calidad y longitud mínima de registro, se trabajó con 264 estaciones válidas; en cada una se evaluaron 12 funciones empíricas (EDF), 80 distribuciones paramétricas (PDF) y sus variantes logarítmicas, para un total de 506 880 pruebas de ajuste.</w:t>
       </w:r>
     </w:p>
     <w:p>
@@ -15724,7 +15903,7 @@
         <w:autoSpaceDE w:val="0"/>
         <w:autoSpaceDN w:val="0"/>
         <w:adjustRightInd w:val="0"/>
-        <w:ind w:left="112" w:right="110" w:firstLine="708"/>
+        <w:ind w:right="110"/>
         <w:rPr>
           <w:bCs/>
         </w:rPr>
@@ -15733,7 +15912,19 @@
         <w:rPr>
           <w:bCs/>
         </w:rPr>
-        <w:t>Tras la depuración de la base inicial (594 estaciones) y la aplicación de criterios de calidad y longitud mínima de registro, se trabajó con 264 estaciones válidas; en cada una se evaluaron 12 funciones empíricas (EDF), 80 distribuciones paramétricas (PDF) y sus variantes logarítmicas, para un total de 506 880 pruebas de ajuste.</w:t>
+        <w:t xml:space="preserve">La comparación entre EDF y PDF mostró que el mejor ajuste no es único a escala nacional y presenta variabilidad espacial, con patrones diferenciados por </w:t>
+      </w:r>
+      <w:r>
+        <w:rPr>
+          <w:bCs/>
+        </w:rPr>
+        <w:t>áreas</w:t>
+      </w:r>
+      <w:r>
+        <w:rPr>
+          <w:bCs/>
+        </w:rPr>
+        <w:t xml:space="preserve"> hidrográficas. En el consolidado por estación, las EDF con mayor frecuencia de mejor ajuste fueron Hazen, Weibull, Adamowski y California, mientras que entre las PDF destacaron familias como Johnson SU y sus variantes logarítmicas, junto con distribuciones como Gamma y Weibull en subconjuntos regionales.</w:t>
       </w:r>
     </w:p>
     <w:p>
@@ -15750,12 +15941,6 @@
           <w:bCs/>
         </w:rPr>
       </w:pPr>
-      <w:r>
-        <w:rPr>
-          <w:bCs/>
-        </w:rPr>
-        <w:t xml:space="preserve"> </w:t>
-      </w:r>
     </w:p>
     <w:p>
       <w:pPr>
@@ -15766,55 +15951,7 @@
         <w:autoSpaceDE w:val="0"/>
         <w:autoSpaceDN w:val="0"/>
         <w:adjustRightInd w:val="0"/>
-        <w:ind w:left="112" w:right="110" w:firstLine="708"/>
-        <w:rPr>
-          <w:bCs/>
-        </w:rPr>
-      </w:pPr>
-      <w:r>
-        <w:rPr>
-          <w:bCs/>
-        </w:rPr>
-        <w:t xml:space="preserve">La comparación entre EDF y PDF mostró que el mejor ajuste no es único a escala nacional y presenta variabilidad espacial, con patrones diferenciados por </w:t>
-      </w:r>
-      <w:r>
-        <w:rPr>
-          <w:bCs/>
-        </w:rPr>
-        <w:t>áreas</w:t>
-      </w:r>
-      <w:r>
-        <w:rPr>
-          <w:bCs/>
-        </w:rPr>
-        <w:t xml:space="preserve"> hidrográficas. En el consolidado por estación, las EDF con mayor frecuencia de mejor ajuste fueron Hazen, Weibull, Adamowski y California, mientras que entre las PDF destacaron familias como Johnson SU y sus variantes logarítmicas, junto con distribuciones como Gamma y Weibull en subconjuntos regionales.</w:t>
-      </w:r>
-    </w:p>
-    <w:p>
-      <w:pPr>
-        <w:pStyle w:val="BodyText"/>
-        <w:widowControl w:val="0"/>
-        <w:kinsoku w:val="0"/>
-        <w:overflowPunct w:val="0"/>
-        <w:autoSpaceDE w:val="0"/>
-        <w:autoSpaceDN w:val="0"/>
-        <w:adjustRightInd w:val="0"/>
-        <w:ind w:left="112" w:right="110" w:firstLine="708"/>
-        <w:rPr>
-          <w:bCs/>
-        </w:rPr>
-      </w:pPr>
-    </w:p>
-    <w:p>
-      <w:pPr>
-        <w:pStyle w:val="BodyText"/>
-        <w:widowControl w:val="0"/>
-        <w:kinsoku w:val="0"/>
-        <w:overflowPunct w:val="0"/>
-        <w:autoSpaceDE w:val="0"/>
-        <w:autoSpaceDN w:val="0"/>
-        <w:adjustRightInd w:val="0"/>
-        <w:ind w:left="112" w:right="110" w:firstLine="708"/>
+        <w:ind w:right="110"/>
         <w:rPr>
           <w:bCs/>
         </w:rPr>
@@ -15875,7 +16012,7 @@
         <w:autoSpaceDE w:val="0"/>
         <w:autoSpaceDN w:val="0"/>
         <w:adjustRightInd w:val="0"/>
-        <w:ind w:left="900" w:right="110" w:hanging="270"/>
+        <w:ind w:left="270" w:right="110" w:hanging="270"/>
         <w:rPr>
           <w:bCs/>
         </w:rPr>
@@ -15899,7 +16036,7 @@
         <w:autoSpaceDE w:val="0"/>
         <w:autoSpaceDN w:val="0"/>
         <w:adjustRightInd w:val="0"/>
-        <w:ind w:left="900" w:right="110" w:hanging="270"/>
+        <w:ind w:left="270" w:right="110" w:hanging="270"/>
         <w:rPr>
           <w:bCs/>
         </w:rPr>
@@ -15921,7 +16058,7 @@
         <w:autoSpaceDE w:val="0"/>
         <w:autoSpaceDN w:val="0"/>
         <w:adjustRightInd w:val="0"/>
-        <w:ind w:left="900" w:right="110" w:hanging="270"/>
+        <w:ind w:left="270" w:right="110" w:hanging="270"/>
         <w:rPr>
           <w:bCs/>
         </w:rPr>
@@ -15942,14 +16079,7 @@
         <w:rPr>
           <w:bCs/>
         </w:rPr>
-        <w:t xml:space="preserve"> hidrográfica, lo que confirma la heterogeneidad </w:t>
-      </w:r>
-      <w:r>
-        <w:rPr>
-          <w:bCs/>
-        </w:rPr>
-        <w:lastRenderedPageBreak/>
-        <w:t>espacial del comportamiento estadístico de la PMax24h en Colombia.</w:t>
+        <w:t xml:space="preserve"> hidrográfica, lo que confirma la heterogeneidad espacial del comportamiento estadístico de la PMax24h en Colombia.</w:t>
       </w:r>
       <w:r>
         <w:rPr>
@@ -15970,7 +16100,7 @@
         <w:autoSpaceDE w:val="0"/>
         <w:autoSpaceDN w:val="0"/>
         <w:adjustRightInd w:val="0"/>
-        <w:ind w:left="900" w:right="110" w:hanging="270"/>
+        <w:ind w:left="270" w:right="110" w:hanging="270"/>
         <w:rPr>
           <w:bCs/>
         </w:rPr>
@@ -15992,7 +16122,7 @@
         <w:autoSpaceDE w:val="0"/>
         <w:autoSpaceDN w:val="0"/>
         <w:adjustRightInd w:val="0"/>
-        <w:ind w:left="900" w:right="110" w:hanging="270"/>
+        <w:ind w:left="270" w:right="110" w:hanging="270"/>
         <w:rPr>
           <w:bCs/>
         </w:rPr>
@@ -16010,7 +16140,7 @@
         <w:tabs>
           <w:tab w:val="left" w:pos="1170"/>
         </w:tabs>
-        <w:ind w:left="900" w:hanging="270"/>
+        <w:ind w:left="270" w:hanging="270"/>
         <w:rPr>
           <w:bCs/>
         </w:rPr>
@@ -16032,7 +16162,7 @@
         <w:autoSpaceDE w:val="0"/>
         <w:autoSpaceDN w:val="0"/>
         <w:adjustRightInd w:val="0"/>
-        <w:ind w:left="900" w:right="110" w:hanging="270"/>
+        <w:ind w:left="270" w:right="110" w:hanging="270"/>
         <w:rPr>
           <w:bCs/>
         </w:rPr>
@@ -16082,7 +16212,7 @@
         <w:tabs>
           <w:tab w:val="left" w:pos="1170"/>
         </w:tabs>
-        <w:ind w:left="900" w:hanging="270"/>
+        <w:ind w:left="270" w:hanging="270"/>
         <w:rPr>
           <w:bCs/>
         </w:rPr>
@@ -16104,7 +16234,7 @@
         <w:autoSpaceDE w:val="0"/>
         <w:autoSpaceDN w:val="0"/>
         <w:adjustRightInd w:val="0"/>
-        <w:ind w:left="900" w:right="110" w:hanging="270"/>
+        <w:ind w:left="270" w:right="110" w:hanging="270"/>
         <w:rPr>
           <w:bCs/>
         </w:rPr>
@@ -16146,7 +16276,7 @@
         <w:autoSpaceDE w:val="0"/>
         <w:autoSpaceDN w:val="0"/>
         <w:adjustRightInd w:val="0"/>
-        <w:ind w:left="900" w:right="110" w:hanging="270"/>
+        <w:ind w:left="270" w:right="110" w:hanging="270"/>
         <w:rPr>
           <w:bCs/>
         </w:rPr>
@@ -16168,7 +16298,7 @@
         <w:autoSpaceDE w:val="0"/>
         <w:autoSpaceDN w:val="0"/>
         <w:adjustRightInd w:val="0"/>
-        <w:ind w:left="900" w:right="110" w:hanging="270"/>
+        <w:ind w:left="270" w:right="110" w:hanging="270"/>
         <w:rPr>
           <w:bCs/>
         </w:rPr>
@@ -16532,7 +16662,25 @@
           <w:szCs w:val="22"/>
           <w:lang w:val="en-US"/>
         </w:rPr>
-        <w:t xml:space="preserve">“Extreme precipitation return levels for multiple durations on a global scale”. </w:t>
+        <w:t xml:space="preserve">“Extreme precipitation </w:t>
+      </w:r>
+      <w:proofErr w:type="gramStart"/>
+      <w:r>
+        <w:rPr>
+          <w:sz w:val="22"/>
+          <w:szCs w:val="22"/>
+          <w:lang w:val="en-US"/>
+        </w:rPr>
+        <w:t>return</w:t>
+      </w:r>
+      <w:proofErr w:type="gramEnd"/>
+      <w:r>
+        <w:rPr>
+          <w:sz w:val="22"/>
+          <w:szCs w:val="22"/>
+          <w:lang w:val="en-US"/>
+        </w:rPr>
+        <w:t xml:space="preserve"> levels for multiple durations on a global scale”. </w:t>
       </w:r>
       <w:r>
         <w:rPr>
@@ -16973,7 +17121,6 @@
           <w:sz w:val="22"/>
           <w:szCs w:val="22"/>
         </w:rPr>
-        <w:lastRenderedPageBreak/>
         <w:t>IDEAM. (2024).</w:t>
       </w:r>
       <w:r>
@@ -17987,6 +18134,7 @@
         <w:t xml:space="preserve"> “Statistical functions (</w:t>
       </w:r>
       <w:proofErr w:type="spellStart"/>
+      <w:proofErr w:type="gramStart"/>
       <w:r>
         <w:rPr>
           <w:sz w:val="22"/>
@@ -17996,6 +18144,7 @@
         <w:t>scipy.stats</w:t>
       </w:r>
       <w:proofErr w:type="spellEnd"/>
+      <w:proofErr w:type="gramEnd"/>
       <w:r>
         <w:rPr>
           <w:sz w:val="22"/>
@@ -18004,41 +18153,21 @@
         </w:rPr>
         <w:t xml:space="preserve">) (v1.17)”. </w:t>
       </w:r>
-      <w:proofErr w:type="spellStart"/>
       <w:r>
         <w:rPr>
           <w:i/>
           <w:iCs/>
           <w:sz w:val="22"/>
           <w:szCs w:val="22"/>
-        </w:rPr>
-        <w:t>SciPy</w:t>
-      </w:r>
-      <w:proofErr w:type="spellEnd"/>
-      <w:r>
-        <w:rPr>
-          <w:i/>
-          <w:iCs/>
-          <w:sz w:val="22"/>
-          <w:szCs w:val="22"/>
-        </w:rPr>
-        <w:t xml:space="preserve"> </w:t>
-      </w:r>
-      <w:proofErr w:type="spellStart"/>
-      <w:r>
-        <w:rPr>
-          <w:i/>
-          <w:iCs/>
-          <w:sz w:val="22"/>
-          <w:szCs w:val="22"/>
-        </w:rPr>
-        <w:t>Documentation</w:t>
-      </w:r>
-      <w:proofErr w:type="spellEnd"/>
-      <w:r>
-        <w:rPr>
-          <w:sz w:val="22"/>
-          <w:szCs w:val="22"/>
+          <w:lang w:val="en-US"/>
+        </w:rPr>
+        <w:t>SciPy Documentation</w:t>
+      </w:r>
+      <w:r>
+        <w:rPr>
+          <w:sz w:val="22"/>
+          <w:szCs w:val="22"/>
+          <w:lang w:val="en-US"/>
         </w:rPr>
         <w:t xml:space="preserve">. </w:t>
       </w:r>
@@ -18097,13 +18226,23 @@
         <w:t xml:space="preserve"> “</w:t>
       </w:r>
       <w:proofErr w:type="spellStart"/>
+      <w:proofErr w:type="gramStart"/>
       <w:r>
         <w:rPr>
           <w:sz w:val="22"/>
           <w:szCs w:val="22"/>
           <w:lang w:val="en-US"/>
         </w:rPr>
-        <w:t>scipy.stats.kstest</w:t>
+        <w:t>scipy.stats</w:t>
+      </w:r>
+      <w:proofErr w:type="gramEnd"/>
+      <w:r>
+        <w:rPr>
+          <w:sz w:val="22"/>
+          <w:szCs w:val="22"/>
+          <w:lang w:val="en-US"/>
+        </w:rPr>
+        <w:t>.kstest</w:t>
       </w:r>
       <w:proofErr w:type="spellEnd"/>
       <w:r>
@@ -18468,13 +18607,13 @@
         <w:noProof/>
       </w:rPr>
       <w:drawing>
-        <wp:anchor distT="0" distB="0" distL="114300" distR="114300" simplePos="0" relativeHeight="251658240" behindDoc="0" locked="0" layoutInCell="1" allowOverlap="1" wp14:anchorId="0E1EC538" wp14:editId="0DE0939C">
+        <wp:anchor distT="0" distB="0" distL="114300" distR="114300" simplePos="0" relativeHeight="251658240" behindDoc="0" locked="0" layoutInCell="1" allowOverlap="1" wp14:anchorId="0E1EC538" wp14:editId="1D74461D">
           <wp:simplePos x="0" y="0"/>
-          <wp:positionH relativeFrom="column">
-            <wp:posOffset>-710565</wp:posOffset>
+          <wp:positionH relativeFrom="margin">
+            <wp:posOffset>-716441</wp:posOffset>
           </wp:positionH>
           <wp:positionV relativeFrom="paragraph">
-            <wp:posOffset>195580</wp:posOffset>
+            <wp:posOffset>-113030</wp:posOffset>
           </wp:positionV>
           <wp:extent cx="7581265" cy="809625"/>
           <wp:effectExtent l="0" t="0" r="635" b="9525"/>
@@ -18934,16 +19073,16 @@
     </w:lvl>
   </w:abstractNum>
   <w:abstractNum w:abstractNumId="5" w15:restartNumberingAfterBreak="0">
-    <w:nsid w:val="107A40D2"/>
+    <w:nsid w:val="0D953B5C"/>
     <w:multiLevelType w:val="hybridMultilevel"/>
-    <w:tmpl w:val="F39AE01A"/>
+    <w:tmpl w:val="CF6C106A"/>
     <w:lvl w:ilvl="0" w:tplc="240A0001">
       <w:start w:val="1"/>
       <w:numFmt w:val="bullet"/>
       <w:lvlText w:val=""/>
       <w:lvlJc w:val="left"/>
       <w:pPr>
-        <w:ind w:left="1540" w:hanging="360"/>
+        <w:ind w:left="360" w:hanging="360"/>
       </w:pPr>
       <w:rPr>
         <w:rFonts w:ascii="Symbol" w:hAnsi="Symbol" w:hint="default"/>
@@ -18955,7 +19094,7 @@
       <w:lvlText w:val="o"/>
       <w:lvlJc w:val="left"/>
       <w:pPr>
-        <w:ind w:left="2260" w:hanging="360"/>
+        <w:ind w:left="1080" w:hanging="360"/>
       </w:pPr>
       <w:rPr>
         <w:rFonts w:ascii="Courier New" w:hAnsi="Courier New" w:cs="Courier New" w:hint="default"/>
@@ -18967,7 +19106,7 @@
       <w:lvlText w:val=""/>
       <w:lvlJc w:val="left"/>
       <w:pPr>
-        <w:ind w:left="2980" w:hanging="360"/>
+        <w:ind w:left="1800" w:hanging="360"/>
       </w:pPr>
       <w:rPr>
         <w:rFonts w:ascii="Wingdings" w:hAnsi="Wingdings" w:hint="default"/>
@@ -18979,7 +19118,7 @@
       <w:lvlText w:val=""/>
       <w:lvlJc w:val="left"/>
       <w:pPr>
-        <w:ind w:left="3700" w:hanging="360"/>
+        <w:ind w:left="2520" w:hanging="360"/>
       </w:pPr>
       <w:rPr>
         <w:rFonts w:ascii="Symbol" w:hAnsi="Symbol" w:hint="default"/>
@@ -18991,7 +19130,7 @@
       <w:lvlText w:val="o"/>
       <w:lvlJc w:val="left"/>
       <w:pPr>
-        <w:ind w:left="4420" w:hanging="360"/>
+        <w:ind w:left="3240" w:hanging="360"/>
       </w:pPr>
       <w:rPr>
         <w:rFonts w:ascii="Courier New" w:hAnsi="Courier New" w:cs="Courier New" w:hint="default"/>
@@ -19003,7 +19142,7 @@
       <w:lvlText w:val=""/>
       <w:lvlJc w:val="left"/>
       <w:pPr>
-        <w:ind w:left="5140" w:hanging="360"/>
+        <w:ind w:left="3960" w:hanging="360"/>
       </w:pPr>
       <w:rPr>
         <w:rFonts w:ascii="Wingdings" w:hAnsi="Wingdings" w:hint="default"/>
@@ -19015,7 +19154,7 @@
       <w:lvlText w:val=""/>
       <w:lvlJc w:val="left"/>
       <w:pPr>
-        <w:ind w:left="5860" w:hanging="360"/>
+        <w:ind w:left="4680" w:hanging="360"/>
       </w:pPr>
       <w:rPr>
         <w:rFonts w:ascii="Symbol" w:hAnsi="Symbol" w:hint="default"/>
@@ -19027,7 +19166,7 @@
       <w:lvlText w:val="o"/>
       <w:lvlJc w:val="left"/>
       <w:pPr>
-        <w:ind w:left="6580" w:hanging="360"/>
+        <w:ind w:left="5400" w:hanging="360"/>
       </w:pPr>
       <w:rPr>
         <w:rFonts w:ascii="Courier New" w:hAnsi="Courier New" w:cs="Courier New" w:hint="default"/>
@@ -19039,7 +19178,7 @@
       <w:lvlText w:val=""/>
       <w:lvlJc w:val="left"/>
       <w:pPr>
-        <w:ind w:left="7300" w:hanging="360"/>
+        <w:ind w:left="6120" w:hanging="360"/>
       </w:pPr>
       <w:rPr>
         <w:rFonts w:ascii="Wingdings" w:hAnsi="Wingdings" w:hint="default"/>
@@ -19047,6 +19186,119 @@
     </w:lvl>
   </w:abstractNum>
   <w:abstractNum w:abstractNumId="6" w15:restartNumberingAfterBreak="0">
+    <w:nsid w:val="107A40D2"/>
+    <w:multiLevelType w:val="hybridMultilevel"/>
+    <w:tmpl w:val="F39AE01A"/>
+    <w:lvl w:ilvl="0" w:tplc="240A0001">
+      <w:start w:val="1"/>
+      <w:numFmt w:val="bullet"/>
+      <w:lvlText w:val=""/>
+      <w:lvlJc w:val="left"/>
+      <w:pPr>
+        <w:ind w:left="1540" w:hanging="360"/>
+      </w:pPr>
+      <w:rPr>
+        <w:rFonts w:ascii="Symbol" w:hAnsi="Symbol" w:hint="default"/>
+      </w:rPr>
+    </w:lvl>
+    <w:lvl w:ilvl="1" w:tplc="240A0003" w:tentative="1">
+      <w:start w:val="1"/>
+      <w:numFmt w:val="bullet"/>
+      <w:lvlText w:val="o"/>
+      <w:lvlJc w:val="left"/>
+      <w:pPr>
+        <w:ind w:left="2260" w:hanging="360"/>
+      </w:pPr>
+      <w:rPr>
+        <w:rFonts w:ascii="Courier New" w:hAnsi="Courier New" w:cs="Courier New" w:hint="default"/>
+      </w:rPr>
+    </w:lvl>
+    <w:lvl w:ilvl="2" w:tplc="240A0005" w:tentative="1">
+      <w:start w:val="1"/>
+      <w:numFmt w:val="bullet"/>
+      <w:lvlText w:val=""/>
+      <w:lvlJc w:val="left"/>
+      <w:pPr>
+        <w:ind w:left="2980" w:hanging="360"/>
+      </w:pPr>
+      <w:rPr>
+        <w:rFonts w:ascii="Wingdings" w:hAnsi="Wingdings" w:hint="default"/>
+      </w:rPr>
+    </w:lvl>
+    <w:lvl w:ilvl="3" w:tplc="240A0001" w:tentative="1">
+      <w:start w:val="1"/>
+      <w:numFmt w:val="bullet"/>
+      <w:lvlText w:val=""/>
+      <w:lvlJc w:val="left"/>
+      <w:pPr>
+        <w:ind w:left="3700" w:hanging="360"/>
+      </w:pPr>
+      <w:rPr>
+        <w:rFonts w:ascii="Symbol" w:hAnsi="Symbol" w:hint="default"/>
+      </w:rPr>
+    </w:lvl>
+    <w:lvl w:ilvl="4" w:tplc="240A0003" w:tentative="1">
+      <w:start w:val="1"/>
+      <w:numFmt w:val="bullet"/>
+      <w:lvlText w:val="o"/>
+      <w:lvlJc w:val="left"/>
+      <w:pPr>
+        <w:ind w:left="4420" w:hanging="360"/>
+      </w:pPr>
+      <w:rPr>
+        <w:rFonts w:ascii="Courier New" w:hAnsi="Courier New" w:cs="Courier New" w:hint="default"/>
+      </w:rPr>
+    </w:lvl>
+    <w:lvl w:ilvl="5" w:tplc="240A0005" w:tentative="1">
+      <w:start w:val="1"/>
+      <w:numFmt w:val="bullet"/>
+      <w:lvlText w:val=""/>
+      <w:lvlJc w:val="left"/>
+      <w:pPr>
+        <w:ind w:left="5140" w:hanging="360"/>
+      </w:pPr>
+      <w:rPr>
+        <w:rFonts w:ascii="Wingdings" w:hAnsi="Wingdings" w:hint="default"/>
+      </w:rPr>
+    </w:lvl>
+    <w:lvl w:ilvl="6" w:tplc="240A0001" w:tentative="1">
+      <w:start w:val="1"/>
+      <w:numFmt w:val="bullet"/>
+      <w:lvlText w:val=""/>
+      <w:lvlJc w:val="left"/>
+      <w:pPr>
+        <w:ind w:left="5860" w:hanging="360"/>
+      </w:pPr>
+      <w:rPr>
+        <w:rFonts w:ascii="Symbol" w:hAnsi="Symbol" w:hint="default"/>
+      </w:rPr>
+    </w:lvl>
+    <w:lvl w:ilvl="7" w:tplc="240A0003" w:tentative="1">
+      <w:start w:val="1"/>
+      <w:numFmt w:val="bullet"/>
+      <w:lvlText w:val="o"/>
+      <w:lvlJc w:val="left"/>
+      <w:pPr>
+        <w:ind w:left="6580" w:hanging="360"/>
+      </w:pPr>
+      <w:rPr>
+        <w:rFonts w:ascii="Courier New" w:hAnsi="Courier New" w:cs="Courier New" w:hint="default"/>
+      </w:rPr>
+    </w:lvl>
+    <w:lvl w:ilvl="8" w:tplc="240A0005" w:tentative="1">
+      <w:start w:val="1"/>
+      <w:numFmt w:val="bullet"/>
+      <w:lvlText w:val=""/>
+      <w:lvlJc w:val="left"/>
+      <w:pPr>
+        <w:ind w:left="7300" w:hanging="360"/>
+      </w:pPr>
+      <w:rPr>
+        <w:rFonts w:ascii="Wingdings" w:hAnsi="Wingdings" w:hint="default"/>
+      </w:rPr>
+    </w:lvl>
+  </w:abstractNum>
+  <w:abstractNum w:abstractNumId="7" w15:restartNumberingAfterBreak="0">
     <w:nsid w:val="19E77457"/>
     <w:multiLevelType w:val="hybridMultilevel"/>
     <w:tmpl w:val="0DC0F6F0"/>
@@ -19186,7 +19438,7 @@
       </w:rPr>
     </w:lvl>
   </w:abstractNum>
-  <w:abstractNum w:abstractNumId="7" w15:restartNumberingAfterBreak="0">
+  <w:abstractNum w:abstractNumId="8" w15:restartNumberingAfterBreak="0">
     <w:nsid w:val="26490415"/>
     <w:multiLevelType w:val="hybridMultilevel"/>
     <w:tmpl w:val="35BCD42C"/>
@@ -19275,7 +19527,7 @@
       </w:pPr>
     </w:lvl>
   </w:abstractNum>
-  <w:abstractNum w:abstractNumId="8" w15:restartNumberingAfterBreak="0">
+  <w:abstractNum w:abstractNumId="9" w15:restartNumberingAfterBreak="0">
     <w:nsid w:val="36825666"/>
     <w:multiLevelType w:val="hybridMultilevel"/>
     <w:tmpl w:val="A84E5B26"/>
@@ -19285,7 +19537,7 @@
       <w:lvlText w:val=""/>
       <w:lvlJc w:val="left"/>
       <w:pPr>
-        <w:ind w:left="1440" w:hanging="360"/>
+        <w:ind w:left="336" w:hanging="360"/>
       </w:pPr>
       <w:rPr>
         <w:rFonts w:ascii="Symbol" w:hAnsi="Symbol" w:hint="default"/>
@@ -19297,7 +19549,7 @@
       <w:lvlText w:val="o"/>
       <w:lvlJc w:val="left"/>
       <w:pPr>
-        <w:ind w:left="2160" w:hanging="360"/>
+        <w:ind w:left="1056" w:hanging="360"/>
       </w:pPr>
       <w:rPr>
         <w:rFonts w:ascii="Courier New" w:hAnsi="Courier New" w:cs="Courier New" w:hint="default"/>
@@ -19309,7 +19561,7 @@
       <w:lvlText w:val=""/>
       <w:lvlJc w:val="left"/>
       <w:pPr>
-        <w:ind w:left="2880" w:hanging="360"/>
+        <w:ind w:left="1776" w:hanging="360"/>
       </w:pPr>
       <w:rPr>
         <w:rFonts w:ascii="Wingdings" w:hAnsi="Wingdings" w:hint="default"/>
@@ -19321,7 +19573,7 @@
       <w:lvlText w:val=""/>
       <w:lvlJc w:val="left"/>
       <w:pPr>
-        <w:ind w:left="3600" w:hanging="360"/>
+        <w:ind w:left="2496" w:hanging="360"/>
       </w:pPr>
       <w:rPr>
         <w:rFonts w:ascii="Symbol" w:hAnsi="Symbol" w:hint="default"/>
@@ -19333,7 +19585,7 @@
       <w:lvlText w:val="o"/>
       <w:lvlJc w:val="left"/>
       <w:pPr>
-        <w:ind w:left="4320" w:hanging="360"/>
+        <w:ind w:left="3216" w:hanging="360"/>
       </w:pPr>
       <w:rPr>
         <w:rFonts w:ascii="Courier New" w:hAnsi="Courier New" w:cs="Courier New" w:hint="default"/>
@@ -19345,7 +19597,7 @@
       <w:lvlText w:val=""/>
       <w:lvlJc w:val="left"/>
       <w:pPr>
-        <w:ind w:left="5040" w:hanging="360"/>
+        <w:ind w:left="3936" w:hanging="360"/>
       </w:pPr>
       <w:rPr>
         <w:rFonts w:ascii="Wingdings" w:hAnsi="Wingdings" w:hint="default"/>
@@ -19357,7 +19609,7 @@
       <w:lvlText w:val=""/>
       <w:lvlJc w:val="left"/>
       <w:pPr>
-        <w:ind w:left="5760" w:hanging="360"/>
+        <w:ind w:left="4656" w:hanging="360"/>
       </w:pPr>
       <w:rPr>
         <w:rFonts w:ascii="Symbol" w:hAnsi="Symbol" w:hint="default"/>
@@ -19369,7 +19621,7 @@
       <w:lvlText w:val="o"/>
       <w:lvlJc w:val="left"/>
       <w:pPr>
-        <w:ind w:left="6480" w:hanging="360"/>
+        <w:ind w:left="5376" w:hanging="360"/>
       </w:pPr>
       <w:rPr>
         <w:rFonts w:ascii="Courier New" w:hAnsi="Courier New" w:cs="Courier New" w:hint="default"/>
@@ -19381,14 +19633,14 @@
       <w:lvlText w:val=""/>
       <w:lvlJc w:val="left"/>
       <w:pPr>
-        <w:ind w:left="7200" w:hanging="360"/>
+        <w:ind w:left="6096" w:hanging="360"/>
       </w:pPr>
       <w:rPr>
         <w:rFonts w:ascii="Wingdings" w:hAnsi="Wingdings" w:hint="default"/>
       </w:rPr>
     </w:lvl>
   </w:abstractNum>
-  <w:abstractNum w:abstractNumId="9" w15:restartNumberingAfterBreak="0">
+  <w:abstractNum w:abstractNumId="10" w15:restartNumberingAfterBreak="0">
     <w:nsid w:val="48F8243A"/>
     <w:multiLevelType w:val="hybridMultilevel"/>
     <w:tmpl w:val="BEC63966"/>
@@ -19477,7 +19729,7 @@
       </w:pPr>
     </w:lvl>
   </w:abstractNum>
-  <w:abstractNum w:abstractNumId="10" w15:restartNumberingAfterBreak="0">
+  <w:abstractNum w:abstractNumId="11" w15:restartNumberingAfterBreak="0">
     <w:nsid w:val="49DC30C9"/>
     <w:multiLevelType w:val="hybridMultilevel"/>
     <w:tmpl w:val="822C75CA"/>
@@ -19616,7 +19868,7 @@
       </w:rPr>
     </w:lvl>
   </w:abstractNum>
-  <w:abstractNum w:abstractNumId="11" w15:restartNumberingAfterBreak="0">
+  <w:abstractNum w:abstractNumId="12" w15:restartNumberingAfterBreak="0">
     <w:nsid w:val="5F797ABB"/>
     <w:multiLevelType w:val="hybridMultilevel"/>
     <w:tmpl w:val="35BCD42C"/>
@@ -19705,7 +19957,7 @@
       </w:pPr>
     </w:lvl>
   </w:abstractNum>
-  <w:abstractNum w:abstractNumId="12" w15:restartNumberingAfterBreak="0">
+  <w:abstractNum w:abstractNumId="13" w15:restartNumberingAfterBreak="0">
     <w:nsid w:val="727C4ECC"/>
     <w:multiLevelType w:val="hybridMultilevel"/>
     <w:tmpl w:val="BEC63966"/>
@@ -19794,7 +20046,7 @@
       </w:pPr>
     </w:lvl>
   </w:abstractNum>
-  <w:abstractNum w:abstractNumId="13" w15:restartNumberingAfterBreak="0">
+  <w:abstractNum w:abstractNumId="14" w15:restartNumberingAfterBreak="0">
     <w:nsid w:val="75545FDF"/>
     <w:multiLevelType w:val="hybridMultilevel"/>
     <w:tmpl w:val="736685EC"/>
@@ -19907,7 +20159,7 @@
       </w:rPr>
     </w:lvl>
   </w:abstractNum>
-  <w:abstractNum w:abstractNumId="14" w15:restartNumberingAfterBreak="0">
+  <w:abstractNum w:abstractNumId="15" w15:restartNumberingAfterBreak="0">
     <w:nsid w:val="7ACC2BB6"/>
     <w:multiLevelType w:val="hybridMultilevel"/>
     <w:tmpl w:val="2E060A98"/>
@@ -20024,22 +20276,22 @@
     <w:abstractNumId w:val="4"/>
   </w:num>
   <w:num w:numId="2" w16cid:durableId="681005168">
-    <w:abstractNumId w:val="6"/>
+    <w:abstractNumId w:val="7"/>
   </w:num>
   <w:num w:numId="3" w16cid:durableId="1891913022">
-    <w:abstractNumId w:val="10"/>
+    <w:abstractNumId w:val="11"/>
   </w:num>
   <w:num w:numId="4" w16cid:durableId="1528785867">
     <w:abstractNumId w:val="1"/>
   </w:num>
   <w:num w:numId="5" w16cid:durableId="159390197">
-    <w:abstractNumId w:val="9"/>
+    <w:abstractNumId w:val="10"/>
   </w:num>
   <w:num w:numId="6" w16cid:durableId="33778222">
-    <w:abstractNumId w:val="12"/>
+    <w:abstractNumId w:val="13"/>
   </w:num>
   <w:num w:numId="7" w16cid:durableId="61293606">
-    <w:abstractNumId w:val="11"/>
+    <w:abstractNumId w:val="12"/>
   </w:num>
   <w:num w:numId="8" w16cid:durableId="1697651834">
     <w:abstractNumId w:val="3"/>
@@ -20048,21 +20300,24 @@
     <w:abstractNumId w:val="2"/>
   </w:num>
   <w:num w:numId="10" w16cid:durableId="62533397">
-    <w:abstractNumId w:val="7"/>
+    <w:abstractNumId w:val="8"/>
   </w:num>
   <w:num w:numId="11" w16cid:durableId="188301063">
-    <w:abstractNumId w:val="13"/>
+    <w:abstractNumId w:val="14"/>
   </w:num>
   <w:num w:numId="12" w16cid:durableId="454325867">
-    <w:abstractNumId w:val="14"/>
+    <w:abstractNumId w:val="15"/>
   </w:num>
   <w:num w:numId="13" w16cid:durableId="580213898">
     <w:abstractNumId w:val="0"/>
   </w:num>
   <w:num w:numId="14" w16cid:durableId="1171946382">
-    <w:abstractNumId w:val="8"/>
+    <w:abstractNumId w:val="9"/>
   </w:num>
   <w:num w:numId="15" w16cid:durableId="416098892">
+    <w:abstractNumId w:val="6"/>
+  </w:num>
+  <w:num w:numId="16" w16cid:durableId="448551184">
     <w:abstractNumId w:val="5"/>
   </w:num>
 </w:numbering>
@@ -21534,6 +21789,10 @@
 </file>
 
 <file path=customXml/item2.xml><?xml version="1.0" encoding="utf-8"?>
+<b:Sources xmlns:b="http://schemas.openxmlformats.org/officeDocument/2006/bibliography" xmlns="http://schemas.openxmlformats.org/officeDocument/2006/bibliography" SelectedStyle="\APASixthEditionOfficeOnline.xsl" StyleName="APA" Version="6"/>
+</file>
+
+<file path=customXml/item3.xml><?xml version="1.0" encoding="utf-8"?>
 <ct:contentTypeSchema xmlns:ct="http://schemas.microsoft.com/office/2006/metadata/contentType" xmlns:ma="http://schemas.microsoft.com/office/2006/metadata/properties/metaAttributes" ct:_="" ma:_="" ma:contentTypeName="Document" ma:contentTypeID="0x010100C089011499791B4EB69D0A56FFA67F2B" ma:contentTypeVersion="18" ma:contentTypeDescription="Create a new document." ma:contentTypeScope="" ma:versionID="0c264fd03569acf280133c9bc568c59a">
   <xsd:schema xmlns:xsd="http://www.w3.org/2001/XMLSchema" xmlns:xs="http://www.w3.org/2001/XMLSchema" xmlns:p="http://schemas.microsoft.com/office/2006/metadata/properties" xmlns:ns3="bf3e1746-bde1-4d6e-9c3f-7182572f7502" xmlns:ns4="14224164-2045-4b51-92bb-313d0f626d83" targetNamespace="http://schemas.microsoft.com/office/2006/metadata/properties" ma:root="true" ma:fieldsID="bb49a68f21ad7c26ecfbcc40acfa6f39" ns3:_="" ns4:_="">
     <xsd:import namespace="bf3e1746-bde1-4d6e-9c3f-7182572f7502"/>
@@ -21786,16 +22045,12 @@
 </ct:contentTypeSchema>
 </file>
 
-<file path=customXml/item3.xml><?xml version="1.0" encoding="utf-8"?>
+<file path=customXml/item4.xml><?xml version="1.0" encoding="utf-8"?>
 <p:properties xmlns:p="http://schemas.microsoft.com/office/2006/metadata/properties" xmlns:xsi="http://www.w3.org/2001/XMLSchema-instance" xmlns:pc="http://schemas.microsoft.com/office/infopath/2007/PartnerControls">
   <documentManagement>
     <_activity xmlns="bf3e1746-bde1-4d6e-9c3f-7182572f7502" xsi:nil="true"/>
   </documentManagement>
 </p:properties>
-</file>
-
-<file path=customXml/item4.xml><?xml version="1.0" encoding="utf-8"?>
-<b:Sources xmlns:b="http://schemas.openxmlformats.org/officeDocument/2006/bibliography" xmlns="http://schemas.openxmlformats.org/officeDocument/2006/bibliography" SelectedStyle="\APASixthEditionOfficeOnline.xsl" StyleName="APA" Version="6"/>
 </file>
 
 <file path=customXml/itemProps1.xml><?xml version="1.0" encoding="utf-8"?>
@@ -21807,6 +22062,14 @@
 </file>
 
 <file path=customXml/itemProps2.xml><?xml version="1.0" encoding="utf-8"?>
+<ds:datastoreItem xmlns:ds="http://schemas.openxmlformats.org/officeDocument/2006/customXml" ds:itemID="{3E0EF2C5-A159-4E80-8FAF-CC2F5E3E36A5}">
+  <ds:schemaRefs>
+    <ds:schemaRef ds:uri="http://schemas.openxmlformats.org/officeDocument/2006/bibliography"/>
+  </ds:schemaRefs>
+</ds:datastoreItem>
+</file>
+
+<file path=customXml/itemProps3.xml><?xml version="1.0" encoding="utf-8"?>
 <ds:datastoreItem xmlns:ds="http://schemas.openxmlformats.org/officeDocument/2006/customXml" ds:itemID="{0B20B274-C3B8-41F3-96F5-FDBE9E83D13E}">
   <ds:schemaRefs>
     <ds:schemaRef ds:uri="http://schemas.microsoft.com/office/2006/metadata/contentType"/>
@@ -21825,7 +22088,7 @@
 </ds:datastoreItem>
 </file>
 
-<file path=customXml/itemProps3.xml><?xml version="1.0" encoding="utf-8"?>
+<file path=customXml/itemProps4.xml><?xml version="1.0" encoding="utf-8"?>
 <ds:datastoreItem xmlns:ds="http://schemas.openxmlformats.org/officeDocument/2006/customXml" ds:itemID="{C9A9CA6A-4080-4B52-B52B-4DF5788E0B2C}">
   <ds:schemaRefs>
     <ds:schemaRef ds:uri="http://schemas.microsoft.com/office/2006/metadata/properties"/>
@@ -21833,12 +22096,4 @@
     <ds:schemaRef ds:uri="bf3e1746-bde1-4d6e-9c3f-7182572f7502"/>
   </ds:schemaRefs>
 </ds:datastoreItem>
-</file>
-
-<file path=customXml/itemProps4.xml><?xml version="1.0" encoding="utf-8"?>
-<ds:datastoreItem xmlns:ds="http://schemas.openxmlformats.org/officeDocument/2006/customXml" ds:itemID="{3E0EF2C5-A159-4E80-8FAF-CC2F5E3E36A5}">
-  <ds:schemaRefs>
-    <ds:schemaRef ds:uri="http://schemas.openxmlformats.org/officeDocument/2006/bibliography"/>
-  </ds:schemaRefs>
-</ds:datastoreItem>
 </file>
--- a/tool/PMP/file/report/SCI_XXVI_SNHH26_Articulo_PMax24HAutomColombia_v2.docx
+++ b/tool/PMP/file/report/SCI_XXVI_SNHH26_Articulo_PMax24HAutomColombia_v2.docx
@@ -283,13 +283,8 @@
         <w:t xml:space="preserve"> </w:t>
       </w:r>
       <w:r>
-        <w:t xml:space="preserve">Para el desarrollo del estudio se han seleccionado 80 de las más de 100 distribuciones de probabilidad del submódulo de estadística de Python dentro de la biblioteca </w:t>
-      </w:r>
-      <w:proofErr w:type="spellStart"/>
-      <w:r>
-        <w:t>SciPy</w:t>
-      </w:r>
-      <w:proofErr w:type="spellEnd"/>
+        <w:t>Para el desarrollo del estudio se han seleccionado 80 de las más de 100 distribuciones de probabilidad del submódulo de estadística de Python dentro de la biblioteca SciPy</w:t>
+      </w:r>
       <w:r>
         <w:t>.</w:t>
       </w:r>
@@ -386,6 +381,9 @@
     <w:p>
       <w:pPr>
         <w:pStyle w:val="TituloseccionRECLH2024"/>
+        <w:rPr>
+          <w:lang w:val="en-US"/>
+        </w:rPr>
       </w:pPr>
     </w:p>
     <w:p>
@@ -588,15 +586,7 @@
         <w:t xml:space="preserve">múltiples </w:t>
       </w:r>
       <w:r>
-        <w:t xml:space="preserve">distribuciones paramétricas (PDF) utilizadas en hidrología, junto con un conjunto ampliado de distribuciones empleadas en ingeniería. El análisis se implementa con herramientas de código abierto (Python y </w:t>
-      </w:r>
-      <w:proofErr w:type="spellStart"/>
-      <w:r>
-        <w:t>SciPy</w:t>
-      </w:r>
-      <w:proofErr w:type="spellEnd"/>
-      <w:r>
-        <w:t>) y permite estimar cuantiles extremos de PMax24h para distintos periodos de retorno, además de sintetizar los resultados por áreas hidrográficas</w:t>
+        <w:t>distribuciones paramétricas (PDF) utilizadas en hidrología, junto con un conjunto ampliado de distribuciones empleadas en ingeniería. El análisis se implementa con herramientas de código abierto (Python y SciPy) y permite estimar cuantiles extremos de PMax24h para distintos periodos de retorno, además de sintetizar los resultados por áreas hidrográficas</w:t>
       </w:r>
       <w:r>
         <w:t>.</w:t>
@@ -641,15 +631,7 @@
         <w:ind w:right="110"/>
       </w:pPr>
       <w:r>
-        <w:t>La precipitación máxima en 24 horas (PMax24h) se emplea de manera habitual como variable de diseño y verificación en hidrología aplicada, dada su relación con crecidas rápidas, inundaciones y el dimensionamiento de obras de drenaje y control. Por ello, la estimación de valores de diseño para diferentes periodos de retorno (</w:t>
-      </w:r>
-      <w:proofErr w:type="spellStart"/>
-      <w:r>
-        <w:t>Tr</w:t>
-      </w:r>
-      <w:proofErr w:type="spellEnd"/>
-      <w:r>
-        <w:t>) se apoya en el análisis estadístico de extremos, donde la elección del modelo probabilístico incide directamente en los valores proyectados y puede alterar los cuantiles de interés, especialmente al extrapolar hacia eventos altos (Montes</w:t>
+        <w:t>La precipitación máxima en 24 horas (PMax24h) se emplea de manera habitual como variable de diseño y verificación en hidrología aplicada, dada su relación con crecidas rápidas, inundaciones y el dimensionamiento de obras de drenaje y control. Por ello, la estimación de valores de diseño para diferentes periodos de retorno (Tr) se apoya en el análisis estadístico de extremos, donde la elección del modelo probabilístico incide directamente en los valores proyectados y puede alterar los cuantiles de interés, especialmente al extrapolar hacia eventos altos (Montes</w:t>
       </w:r>
       <w:r>
         <w:noBreakHyphen/>
@@ -657,23 +639,7 @@
       </w:r>
       <w:r>
         <w:noBreakHyphen/>
-        <w:t xml:space="preserve">Pajuelo et al., 2024; </w:t>
-      </w:r>
-      <w:proofErr w:type="spellStart"/>
-      <w:r>
-        <w:t>Sasanya</w:t>
-      </w:r>
-      <w:proofErr w:type="spellEnd"/>
-      <w:r>
-        <w:t xml:space="preserve"> &amp; </w:t>
-      </w:r>
-      <w:proofErr w:type="spellStart"/>
-      <w:r>
-        <w:t>Adesogan</w:t>
-      </w:r>
-      <w:proofErr w:type="spellEnd"/>
-      <w:r>
-        <w:t>, 2022).</w:t>
+        <w:t>Pajuelo et al., 2024; Sasanya &amp; Adesogan, 2022).</w:t>
       </w:r>
     </w:p>
     <w:p>
@@ -700,15 +666,7 @@
         <w:ind w:right="110"/>
       </w:pPr>
       <w:r>
-        <w:t>El enfoque más extendido en el análisis de frecuencia de precipitación extrema se basa en series de máximos por bloque (por ejemplo, máximos anuales de 24 h) y en el ajuste de distribuciones de valores extremos o familias afines para derivar cuantiles asociados a periodos de retorno de uso habitual (Gründemann et al., 2023; Chen et al., 2023). La evidencia reciente respalda la evaluación de más de una familia de distribuciones cuando el objetivo es extrapolar hacia periodos de retorno moderados y altos, debido a que el muestreo de eventos y la forma de la cola pueden afectar de manera apreciable los valores estimados (</w:t>
-      </w:r>
-      <w:proofErr w:type="spellStart"/>
-      <w:r>
-        <w:t>Gründemann</w:t>
-      </w:r>
-      <w:proofErr w:type="spellEnd"/>
-      <w:r>
-        <w:t xml:space="preserve"> et al., 2023).</w:t>
+        <w:t>El enfoque más extendido en el análisis de frecuencia de precipitación extrema se basa en series de máximos por bloque (por ejemplo, máximos anuales de 24 h) y en el ajuste de distribuciones de valores extremos o familias afines para derivar cuantiles asociados a periodos de retorno de uso habitual (Gründemann et al., 2023; Chen et al., 2023). La evidencia reciente respalda la evaluación de más de una familia de distribuciones cuando el objetivo es extrapolar hacia periodos de retorno moderados y altos, debido a que el muestreo de eventos y la forma de la cola pueden afectar de manera apreciable los valores estimados (Gründemann et al., 2023).</w:t>
       </w:r>
     </w:p>
     <w:p>
@@ -735,15 +693,7 @@
         <w:ind w:right="110"/>
       </w:pPr>
       <w:r>
-        <w:t xml:space="preserve">En investigaciones recientes se mantiene una línea de trabajo orientada a contrastar múltiples PDF sobre series anuales de PMax24h para identificar modelos con mejor desempeño local, evitando adoptar de forma generalizada una distribución “estándar”. Se reporta el uso de familias como Gumbel, Gamma, </w:t>
-      </w:r>
-      <w:proofErr w:type="spellStart"/>
-      <w:r>
-        <w:t>lognormal</w:t>
-      </w:r>
-      <w:proofErr w:type="spellEnd"/>
-      <w:r>
-        <w:t xml:space="preserve"> (2 y 3 parámetros), Pearson tipo III y log</w:t>
+        <w:t>En investigaciones recientes se mantiene una línea de trabajo orientada a contrastar múltiples PDF sobre series anuales de PMax24h para identificar modelos con mejor desempeño local, evitando adoptar de forma generalizada una distribución “estándar”. Se reporta el uso de familias como Gumbel, Gamma, lognormal (2 y 3 parámetros), Pearson tipo III y log</w:t>
       </w:r>
       <w:r>
         <w:noBreakHyphen/>
@@ -839,47 +789,7 @@
         <w:t>funciones</w:t>
       </w:r>
       <w:r>
-        <w:t xml:space="preserve"> (por ejemplo, Hazen, Weibull, </w:t>
-      </w:r>
-      <w:proofErr w:type="spellStart"/>
-      <w:r>
-        <w:t>Gringorten</w:t>
-      </w:r>
-      <w:proofErr w:type="spellEnd"/>
-      <w:r>
-        <w:t>) asignan probabilidades distintas a los rangos, modificando la lectura de rareza de los valores altos (</w:t>
-      </w:r>
-      <w:proofErr w:type="spellStart"/>
-      <w:r>
-        <w:t>Sasanya</w:t>
-      </w:r>
-      <w:proofErr w:type="spellEnd"/>
-      <w:r>
-        <w:t xml:space="preserve"> &amp; </w:t>
-      </w:r>
-      <w:proofErr w:type="spellStart"/>
-      <w:r>
-        <w:t>Adesogan</w:t>
-      </w:r>
-      <w:proofErr w:type="spellEnd"/>
-      <w:r>
-        <w:t xml:space="preserve">, 2022). En ese sentido, </w:t>
-      </w:r>
-      <w:proofErr w:type="spellStart"/>
-      <w:r>
-        <w:t>Sasanya</w:t>
-      </w:r>
-      <w:proofErr w:type="spellEnd"/>
-      <w:r>
-        <w:t xml:space="preserve"> &amp; </w:t>
-      </w:r>
-      <w:proofErr w:type="spellStart"/>
-      <w:r>
-        <w:t>Adesogan</w:t>
-      </w:r>
-      <w:proofErr w:type="spellEnd"/>
-      <w:r>
-        <w:t xml:space="preserve"> (2022) muestran que el desempeño de la representación empírica depende de la regla adoptada, lo que respalda la conveniencia de evaluar varias EDF cuando se busca un procedimiento sistemático aplicable a múltiples estaciones.</w:t>
+        <w:t xml:space="preserve"> (por ejemplo, Hazen, Weibull, Gringorten) asignan probabilidades distintas a los rangos, modificando la lectura de rareza de los valores altos (Sasanya &amp; Adesogan, 2022). En ese sentido, Sasanya &amp; Adesogan (2022) muestran que el desempeño de la representación empírica depende de la regla adoptada, lo que respalda la conveniencia de evaluar varias EDF cuando se busca un procedimiento sistemático aplicable a múltiples estaciones.</w:t>
       </w:r>
     </w:p>
     <w:p>
@@ -927,23 +837,7 @@
         <w:t>)</w:t>
       </w:r>
       <w:r>
-        <w:t xml:space="preserve"> empírica y la CDF teórica; esta comparación se formaliza con medidas de distancia entre CDF, en particular la prueba Kolmogorov–Smirnov (K–S), ampliamente utilizada por su implementación directa y por resumir el ajuste en un estadístico de discrepancia máxima (</w:t>
-      </w:r>
-      <w:proofErr w:type="spellStart"/>
-      <w:r>
-        <w:t>SciPy</w:t>
-      </w:r>
-      <w:proofErr w:type="spellEnd"/>
-      <w:r>
-        <w:t xml:space="preserve"> </w:t>
-      </w:r>
-      <w:proofErr w:type="spellStart"/>
-      <w:r>
-        <w:t>Developers</w:t>
-      </w:r>
-      <w:proofErr w:type="spellEnd"/>
-      <w:r>
-        <w:t>, 2026; Montes</w:t>
+        <w:t xml:space="preserve"> empírica y la CDF teórica; esta comparación se formaliza con medidas de distancia entre CDF, en particular la prueba Kolmogorov–Smirnov (K–S), ampliamente utilizada por su implementación directa y por resumir el ajuste en un estadístico de discrepancia máxima (SciPy Developers, 2026; Montes</w:t>
       </w:r>
       <w:r>
         <w:noBreakHyphen/>
@@ -1028,31 +922,7 @@
         <w:t xml:space="preserve">periodos de </w:t>
       </w:r>
       <w:r>
-        <w:t>retornos altos; (</w:t>
-      </w:r>
-      <w:proofErr w:type="spellStart"/>
-      <w:r>
-        <w:t>ii</w:t>
-      </w:r>
-      <w:proofErr w:type="spellEnd"/>
-      <w:r>
-        <w:t>) ampliar el conjunto de familias respecto a las usadas tradicionalmente en hidrología; (</w:t>
-      </w:r>
-      <w:proofErr w:type="spellStart"/>
-      <w:r>
-        <w:t>iii</w:t>
-      </w:r>
-      <w:proofErr w:type="spellEnd"/>
-      <w:r>
-        <w:t>) incluir EDF como referencia empírica y apoyo diagnóstico; y (</w:t>
-      </w:r>
-      <w:proofErr w:type="spellStart"/>
-      <w:r>
-        <w:t>iv</w:t>
-      </w:r>
-      <w:proofErr w:type="spellEnd"/>
-      <w:r>
-        <w:t>) aplicar un criterio uniforme y automatizable de selección, donde K–S es una práctica extendida para comparar CDF empírica y teórica. Estas tendencias son coherentes con un flujo que compara EDF y PDF por estación, selecciona el mejor ajuste mediante una prueba formal y consolida resultados por regiones hidrográficas, evitando adoptar una distribución única para todo el territorio.</w:t>
+        <w:t>retornos altos; (ii) ampliar el conjunto de familias respecto a las usadas tradicionalmente en hidrología; (iii) incluir EDF como referencia empírica y apoyo diagnóstico; y (iv) aplicar un criterio uniforme y automatizable de selección, donde K–S es una práctica extendida para comparar CDF empírica y teórica. Estas tendencias son coherentes con un flujo que compara EDF y PDF por estación, selecciona el mejor ajuste mediante una prueba formal y consolida resultados por regiones hidrográficas, evitando adoptar una distribución única para todo el territorio.</w:t>
       </w:r>
     </w:p>
     <w:p/>
@@ -1093,37 +963,13 @@
         <w:t xml:space="preserve"> </w:t>
       </w:r>
       <w:r>
-        <w:t>comprendió: (i) identificación de estaciones automáticas en el territorio nacional; (</w:t>
-      </w:r>
-      <w:proofErr w:type="spellStart"/>
-      <w:r>
-        <w:t>ii</w:t>
-      </w:r>
-      <w:proofErr w:type="spellEnd"/>
-      <w:r>
-        <w:t xml:space="preserve">) análisis y evaluación de la integridad y calidad de </w:t>
+        <w:t xml:space="preserve">comprendió: (i) identificación de estaciones automáticas en el territorio nacional; (ii) análisis y evaluación de la integridad y calidad de </w:t>
       </w:r>
       <w:r>
         <w:t xml:space="preserve">los datos de cada </w:t>
       </w:r>
       <w:r>
-        <w:t>serie; (</w:t>
-      </w:r>
-      <w:proofErr w:type="spellStart"/>
-      <w:r>
-        <w:t>iii</w:t>
-      </w:r>
-      <w:proofErr w:type="spellEnd"/>
-      <w:r>
-        <w:t>) clasificación de registros por tipología y por área hidrográfica; (</w:t>
-      </w:r>
-      <w:proofErr w:type="spellStart"/>
-      <w:r>
-        <w:t>iv</w:t>
-      </w:r>
-      <w:proofErr w:type="spellEnd"/>
-      <w:r>
-        <w:t xml:space="preserve">) identificación de funciones EDF y PDF candidatas; (v) estimación de parámetros y evaluación de bondad de ajuste en cada estación válida mediante Kolmogorov–Smirnov; (vi) síntesis de los mejores ajustes a escala nacional y por </w:t>
+        <w:t xml:space="preserve">serie; (iii) clasificación de registros por tipología y por área hidrográfica; (iv) identificación de funciones EDF y PDF candidatas; (v) estimación de parámetros y evaluación de bondad de ajuste en cada estación válida mediante Kolmogorov–Smirnov; (vi) síntesis de los mejores ajustes a escala nacional y por </w:t>
       </w:r>
       <w:r>
         <w:t>áreas hidrográficas</w:t>
@@ -1132,23 +978,7 @@
         <w:t>;</w:t>
       </w:r>
       <w:r>
-        <w:t xml:space="preserve"> (</w:t>
-      </w:r>
-      <w:proofErr w:type="spellStart"/>
-      <w:r>
-        <w:t>vii</w:t>
-      </w:r>
-      <w:proofErr w:type="spellEnd"/>
-      <w:r>
-        <w:t>) contraste frente a distribuciones tradicionalmente empleadas en hidrología y (</w:t>
-      </w:r>
-      <w:proofErr w:type="spellStart"/>
-      <w:r>
-        <w:t>viii</w:t>
-      </w:r>
-      <w:proofErr w:type="spellEnd"/>
-      <w:r>
-        <w:t>) estimación de precipitación máxima para múltiples periodos de retorno</w:t>
+        <w:t xml:space="preserve"> (vii) contraste frente a distribuciones tradicionalmente empleadas en hidrología y (viii) estimación de precipitación máxima para múltiples periodos de retorno</w:t>
       </w:r>
       <w:r>
         <w:t xml:space="preserve"> (Figura 1).</w:t>
@@ -1564,13 +1394,8 @@
       <w:r>
         <w:t>(</w:t>
       </w:r>
-      <w:proofErr w:type="spellStart"/>
-      <w:r>
-        <w:t>p.e</w:t>
-      </w:r>
-      <w:proofErr w:type="spellEnd"/>
-      <w:r>
-        <w:t>.,</w:t>
+      <w:r>
+        <w:t>p.e.,</w:t>
       </w:r>
       <w:r>
         <w:t xml:space="preserve"> </w:t>
@@ -1824,32 +1649,7 @@
           <w:i/>
           <w:iCs/>
         </w:rPr>
-        <w:t xml:space="preserve">Tomado de </w:t>
-      </w:r>
-      <w:proofErr w:type="spellStart"/>
-      <w:proofErr w:type="gramStart"/>
-      <w:r>
-        <w:rPr>
-          <w:i/>
-          <w:iCs/>
-        </w:rPr>
-        <w:t>scipy.stats</w:t>
-      </w:r>
-      <w:proofErr w:type="gramEnd"/>
-      <w:r>
-        <w:rPr>
-          <w:i/>
-          <w:iCs/>
-        </w:rPr>
-        <w:t>.gumbel_r</w:t>
-      </w:r>
-      <w:proofErr w:type="spellEnd"/>
-      <w:r>
-        <w:rPr>
-          <w:i/>
-          <w:iCs/>
-        </w:rPr>
-        <w:t>.</w:t>
+        <w:t>Tomado de scipy.stats.gumbel_r.</w:t>
       </w:r>
       <w:r>
         <w:rPr>
@@ -1889,15 +1689,7 @@
         <w:t xml:space="preserve">los </w:t>
       </w:r>
       <w:r>
-        <w:t xml:space="preserve">análisis, se han seleccionado 80 de las más de 100 distribuciones de probabilidad del submódulo de estadística de Python dentro de la biblioteca </w:t>
-      </w:r>
-      <w:proofErr w:type="spellStart"/>
-      <w:r>
-        <w:t>SciPy</w:t>
-      </w:r>
-      <w:proofErr w:type="spellEnd"/>
-      <w:r>
-        <w:t xml:space="preserve"> (Tabla 1).  </w:t>
+        <w:t xml:space="preserve">análisis, se han seleccionado 80 de las más de 100 distribuciones de probabilidad del submódulo de estadística de Python dentro de la biblioteca SciPy (Tabla 1).  </w:t>
       </w:r>
     </w:p>
     <w:p>
@@ -1933,13 +1725,6 @@
         <w:rPr>
           <w:b/>
           <w:bCs/>
-          <w:sz w:val="22"/>
-          <w:szCs w:val="22"/>
-        </w:rPr>
-        <w:t>-</w:t>
-      </w:r>
-      <w:r>
-        <w:rPr>
           <w:sz w:val="22"/>
           <w:szCs w:val="22"/>
         </w:rPr>
@@ -2013,17 +1798,8 @@
                 <w:sz w:val="22"/>
                 <w:szCs w:val="22"/>
               </w:rPr>
-              <w:t xml:space="preserve">Distribución </w:t>
-            </w:r>
-            <w:proofErr w:type="spellStart"/>
-            <w:r>
-              <w:rPr>
-                <w:sz w:val="22"/>
-                <w:szCs w:val="22"/>
-              </w:rPr>
-              <w:t>SciPy</w:t>
-            </w:r>
-            <w:proofErr w:type="spellEnd"/>
+              <w:t>Distribución SciPy</w:t>
+            </w:r>
           </w:p>
         </w:tc>
         <w:tc>
@@ -2228,7 +2004,6 @@
               </w:rPr>
             </w:pPr>
             <w:hyperlink r:id="rId21">
-              <w:proofErr w:type="spellStart"/>
               <w:r>
                 <w:rPr>
                   <w:rStyle w:val="Hyperlink"/>
@@ -2238,7 +2013,6 @@
                 </w:rPr>
                 <w:t>Anglit</w:t>
               </w:r>
-              <w:proofErr w:type="spellEnd"/>
             </w:hyperlink>
           </w:p>
         </w:tc>
@@ -2336,7 +2110,6 @@
               </w:rPr>
             </w:pPr>
             <w:hyperlink r:id="rId22">
-              <w:proofErr w:type="spellStart"/>
               <w:r>
                 <w:rPr>
                   <w:rStyle w:val="Hyperlink"/>
@@ -2346,7 +2119,6 @@
                 </w:rPr>
                 <w:t>Arcsine</w:t>
               </w:r>
-              <w:proofErr w:type="spellEnd"/>
             </w:hyperlink>
           </w:p>
         </w:tc>
@@ -2875,27 +2647,7 @@
                   <w:sz w:val="18"/>
                   <w:szCs w:val="18"/>
                 </w:rPr>
-                <w:t>Burr (</w:t>
-              </w:r>
-              <w:proofErr w:type="spellStart"/>
-              <w:r>
-                <w:rPr>
-                  <w:rStyle w:val="Hyperlink"/>
-                  <w:color w:val="467886"/>
-                  <w:sz w:val="18"/>
-                  <w:szCs w:val="18"/>
-                </w:rPr>
-                <w:t>Type</w:t>
-              </w:r>
-              <w:proofErr w:type="spellEnd"/>
-              <w:r>
-                <w:rPr>
-                  <w:rStyle w:val="Hyperlink"/>
-                  <w:color w:val="467886"/>
-                  <w:sz w:val="18"/>
-                  <w:szCs w:val="18"/>
-                </w:rPr>
-                <w:t xml:space="preserve"> III)</w:t>
+                <w:t>Burr (Type III)</w:t>
               </w:r>
             </w:hyperlink>
           </w:p>
@@ -3001,27 +2753,7 @@
                   <w:sz w:val="18"/>
                   <w:szCs w:val="18"/>
                 </w:rPr>
-                <w:t>Burr (</w:t>
-              </w:r>
-              <w:proofErr w:type="spellStart"/>
-              <w:r>
-                <w:rPr>
-                  <w:rStyle w:val="Hyperlink"/>
-                  <w:color w:val="467886"/>
-                  <w:sz w:val="18"/>
-                  <w:szCs w:val="18"/>
-                </w:rPr>
-                <w:t>Type</w:t>
-              </w:r>
-              <w:proofErr w:type="spellEnd"/>
-              <w:r>
-                <w:rPr>
-                  <w:rStyle w:val="Hyperlink"/>
-                  <w:color w:val="467886"/>
-                  <w:sz w:val="18"/>
-                  <w:szCs w:val="18"/>
-                </w:rPr>
-                <w:t xml:space="preserve"> III) 12</w:t>
+                <w:t>Burr (Type III) 12</w:t>
               </w:r>
             </w:hyperlink>
           </w:p>
@@ -3120,7 +2852,6 @@
               </w:rPr>
             </w:pPr>
             <w:hyperlink r:id="rId29">
-              <w:proofErr w:type="spellStart"/>
               <w:r>
                 <w:rPr>
                   <w:rStyle w:val="Hyperlink"/>
@@ -3130,7 +2861,6 @@
                 </w:rPr>
                 <w:t>Cosine</w:t>
               </w:r>
-              <w:proofErr w:type="spellEnd"/>
             </w:hyperlink>
           </w:p>
         </w:tc>
@@ -3228,7 +2958,6 @@
               </w:rPr>
             </w:pPr>
             <w:hyperlink r:id="rId30">
-              <w:proofErr w:type="spellStart"/>
               <w:r>
                 <w:rPr>
                   <w:rStyle w:val="Hyperlink"/>
@@ -3238,7 +2967,6 @@
                 </w:rPr>
                 <w:t>Crystalball</w:t>
               </w:r>
-              <w:proofErr w:type="spellEnd"/>
             </w:hyperlink>
           </w:p>
         </w:tc>
@@ -3654,7 +3382,6 @@
               </w:rPr>
             </w:pPr>
             <w:hyperlink r:id="rId34">
-              <w:proofErr w:type="spellStart"/>
               <w:r>
                 <w:rPr>
                   <w:rStyle w:val="Hyperlink"/>
@@ -3662,9 +3389,105 @@
                   <w:sz w:val="18"/>
                   <w:szCs w:val="18"/>
                 </w:rPr>
-                <w:t>Exponentially</w:t>
+                <w:t>Exponentially modified Normal</w:t>
               </w:r>
-              <w:proofErr w:type="spellEnd"/>
+            </w:hyperlink>
+          </w:p>
+        </w:tc>
+        <w:tc>
+          <w:tcPr>
+            <w:tcW w:w="1136" w:type="dxa"/>
+            <w:tcBorders>
+              <w:top w:val="single" w:sz="8" w:space="0" w:color="auto"/>
+              <w:left w:val="single" w:sz="8" w:space="0" w:color="auto"/>
+              <w:bottom w:val="single" w:sz="8" w:space="0" w:color="auto"/>
+              <w:right w:val="single" w:sz="8" w:space="0" w:color="auto"/>
+            </w:tcBorders>
+            <w:tcMar>
+              <w:left w:w="70" w:type="dxa"/>
+              <w:right w:w="70" w:type="dxa"/>
+            </w:tcMar>
+            <w:vAlign w:val="center"/>
+          </w:tcPr>
+          <w:p>
+            <w:pPr>
+              <w:jc w:val="center"/>
+              <w:rPr>
+                <w:sz w:val="18"/>
+                <w:szCs w:val="18"/>
+              </w:rPr>
+            </w:pPr>
+            <w:r>
+              <w:rPr>
+                <w:sz w:val="18"/>
+                <w:szCs w:val="18"/>
+              </w:rPr>
+              <w:t>3</w:t>
+            </w:r>
+          </w:p>
+        </w:tc>
+        <w:tc>
+          <w:tcPr>
+            <w:tcW w:w="2060" w:type="dxa"/>
+            <w:tcBorders>
+              <w:top w:val="single" w:sz="8" w:space="0" w:color="auto"/>
+              <w:left w:val="single" w:sz="8" w:space="0" w:color="auto"/>
+              <w:bottom w:val="single" w:sz="8" w:space="0" w:color="auto"/>
+              <w:right w:val="single" w:sz="8" w:space="0" w:color="auto"/>
+            </w:tcBorders>
+            <w:tcMar>
+              <w:left w:w="70" w:type="dxa"/>
+              <w:right w:w="70" w:type="dxa"/>
+            </w:tcMar>
+            <w:vAlign w:val="center"/>
+          </w:tcPr>
+          <w:p>
+            <w:pPr>
+              <w:jc w:val="center"/>
+              <w:rPr>
+                <w:sz w:val="18"/>
+                <w:szCs w:val="18"/>
+              </w:rPr>
+            </w:pPr>
+            <w:r>
+              <w:rPr>
+                <w:sz w:val="18"/>
+                <w:szCs w:val="18"/>
+              </w:rPr>
+              <w:t>MLE</w:t>
+            </w:r>
+          </w:p>
+        </w:tc>
+      </w:tr>
+      <w:tr>
+        <w:trPr>
+          <w:trHeight w:val="255"/>
+          <w:jc w:val="center"/>
+        </w:trPr>
+        <w:tc>
+          <w:tcPr>
+            <w:tcW w:w="3554" w:type="dxa"/>
+            <w:tcBorders>
+              <w:top w:val="single" w:sz="8" w:space="0" w:color="auto"/>
+              <w:left w:val="single" w:sz="8" w:space="0" w:color="auto"/>
+              <w:bottom w:val="single" w:sz="8" w:space="0" w:color="auto"/>
+              <w:right w:val="single" w:sz="8" w:space="0" w:color="auto"/>
+            </w:tcBorders>
+            <w:tcMar>
+              <w:left w:w="70" w:type="dxa"/>
+              <w:right w:w="70" w:type="dxa"/>
+            </w:tcMar>
+            <w:vAlign w:val="center"/>
+          </w:tcPr>
+          <w:p>
+            <w:pPr>
+              <w:jc w:val="center"/>
+              <w:rPr>
+                <w:sz w:val="18"/>
+                <w:szCs w:val="18"/>
+              </w:rPr>
+            </w:pPr>
+            <w:hyperlink r:id="rId35">
               <w:r>
                 <w:rPr>
                   <w:rStyle w:val="Hyperlink"/>
@@ -3672,9 +3495,105 @@
                   <w:sz w:val="18"/>
                   <w:szCs w:val="18"/>
                 </w:rPr>
-                <w:t xml:space="preserve"> </w:t>
+                <w:t>Exponential power</w:t>
               </w:r>
-              <w:proofErr w:type="spellStart"/>
+            </w:hyperlink>
+          </w:p>
+        </w:tc>
+        <w:tc>
+          <w:tcPr>
+            <w:tcW w:w="1136" w:type="dxa"/>
+            <w:tcBorders>
+              <w:top w:val="single" w:sz="8" w:space="0" w:color="auto"/>
+              <w:left w:val="single" w:sz="8" w:space="0" w:color="auto"/>
+              <w:bottom w:val="single" w:sz="8" w:space="0" w:color="auto"/>
+              <w:right w:val="single" w:sz="8" w:space="0" w:color="auto"/>
+            </w:tcBorders>
+            <w:tcMar>
+              <w:left w:w="70" w:type="dxa"/>
+              <w:right w:w="70" w:type="dxa"/>
+            </w:tcMar>
+            <w:vAlign w:val="center"/>
+          </w:tcPr>
+          <w:p>
+            <w:pPr>
+              <w:jc w:val="center"/>
+              <w:rPr>
+                <w:sz w:val="18"/>
+                <w:szCs w:val="18"/>
+              </w:rPr>
+            </w:pPr>
+            <w:r>
+              <w:rPr>
+                <w:sz w:val="18"/>
+                <w:szCs w:val="18"/>
+              </w:rPr>
+              <w:t>3</w:t>
+            </w:r>
+          </w:p>
+        </w:tc>
+        <w:tc>
+          <w:tcPr>
+            <w:tcW w:w="2060" w:type="dxa"/>
+            <w:tcBorders>
+              <w:top w:val="single" w:sz="8" w:space="0" w:color="auto"/>
+              <w:left w:val="single" w:sz="8" w:space="0" w:color="auto"/>
+              <w:bottom w:val="single" w:sz="8" w:space="0" w:color="auto"/>
+              <w:right w:val="single" w:sz="8" w:space="0" w:color="auto"/>
+            </w:tcBorders>
+            <w:tcMar>
+              <w:left w:w="70" w:type="dxa"/>
+              <w:right w:w="70" w:type="dxa"/>
+            </w:tcMar>
+            <w:vAlign w:val="center"/>
+          </w:tcPr>
+          <w:p>
+            <w:pPr>
+              <w:jc w:val="center"/>
+              <w:rPr>
+                <w:sz w:val="18"/>
+                <w:szCs w:val="18"/>
+              </w:rPr>
+            </w:pPr>
+            <w:r>
+              <w:rPr>
+                <w:sz w:val="18"/>
+                <w:szCs w:val="18"/>
+              </w:rPr>
+              <w:t>MLE</w:t>
+            </w:r>
+          </w:p>
+        </w:tc>
+      </w:tr>
+      <w:tr>
+        <w:trPr>
+          <w:trHeight w:val="255"/>
+          <w:jc w:val="center"/>
+        </w:trPr>
+        <w:tc>
+          <w:tcPr>
+            <w:tcW w:w="3554" w:type="dxa"/>
+            <w:tcBorders>
+              <w:top w:val="single" w:sz="8" w:space="0" w:color="auto"/>
+              <w:left w:val="single" w:sz="8" w:space="0" w:color="auto"/>
+              <w:bottom w:val="single" w:sz="8" w:space="0" w:color="auto"/>
+              <w:right w:val="single" w:sz="8" w:space="0" w:color="auto"/>
+            </w:tcBorders>
+            <w:tcMar>
+              <w:left w:w="70" w:type="dxa"/>
+              <w:right w:w="70" w:type="dxa"/>
+            </w:tcMar>
+            <w:vAlign w:val="center"/>
+          </w:tcPr>
+          <w:p>
+            <w:pPr>
+              <w:jc w:val="center"/>
+              <w:rPr>
+                <w:sz w:val="18"/>
+                <w:szCs w:val="18"/>
+              </w:rPr>
+            </w:pPr>
+            <w:hyperlink r:id="rId36">
               <w:r>
                 <w:rPr>
                   <w:rStyle w:val="Hyperlink"/>
@@ -3682,262 +3601,7 @@
                   <w:sz w:val="18"/>
                   <w:szCs w:val="18"/>
                 </w:rPr>
-                <w:t>modified</w:t>
-              </w:r>
-              <w:proofErr w:type="spellEnd"/>
-              <w:r>
-                <w:rPr>
-                  <w:rStyle w:val="Hyperlink"/>
-                  <w:color w:val="467886"/>
-                  <w:sz w:val="18"/>
-                  <w:szCs w:val="18"/>
-                </w:rPr>
-                <w:t xml:space="preserve"> Normal</w:t>
-              </w:r>
-            </w:hyperlink>
-          </w:p>
-        </w:tc>
-        <w:tc>
-          <w:tcPr>
-            <w:tcW w:w="1136" w:type="dxa"/>
-            <w:tcBorders>
-              <w:top w:val="single" w:sz="8" w:space="0" w:color="auto"/>
-              <w:left w:val="single" w:sz="8" w:space="0" w:color="auto"/>
-              <w:bottom w:val="single" w:sz="8" w:space="0" w:color="auto"/>
-              <w:right w:val="single" w:sz="8" w:space="0" w:color="auto"/>
-            </w:tcBorders>
-            <w:tcMar>
-              <w:left w:w="70" w:type="dxa"/>
-              <w:right w:w="70" w:type="dxa"/>
-            </w:tcMar>
-            <w:vAlign w:val="center"/>
-          </w:tcPr>
-          <w:p>
-            <w:pPr>
-              <w:jc w:val="center"/>
-              <w:rPr>
-                <w:sz w:val="18"/>
-                <w:szCs w:val="18"/>
-              </w:rPr>
-            </w:pPr>
-            <w:r>
-              <w:rPr>
-                <w:sz w:val="18"/>
-                <w:szCs w:val="18"/>
-              </w:rPr>
-              <w:t>3</w:t>
-            </w:r>
-          </w:p>
-        </w:tc>
-        <w:tc>
-          <w:tcPr>
-            <w:tcW w:w="2060" w:type="dxa"/>
-            <w:tcBorders>
-              <w:top w:val="single" w:sz="8" w:space="0" w:color="auto"/>
-              <w:left w:val="single" w:sz="8" w:space="0" w:color="auto"/>
-              <w:bottom w:val="single" w:sz="8" w:space="0" w:color="auto"/>
-              <w:right w:val="single" w:sz="8" w:space="0" w:color="auto"/>
-            </w:tcBorders>
-            <w:tcMar>
-              <w:left w:w="70" w:type="dxa"/>
-              <w:right w:w="70" w:type="dxa"/>
-            </w:tcMar>
-            <w:vAlign w:val="center"/>
-          </w:tcPr>
-          <w:p>
-            <w:pPr>
-              <w:jc w:val="center"/>
-              <w:rPr>
-                <w:sz w:val="18"/>
-                <w:szCs w:val="18"/>
-              </w:rPr>
-            </w:pPr>
-            <w:r>
-              <w:rPr>
-                <w:sz w:val="18"/>
-                <w:szCs w:val="18"/>
-              </w:rPr>
-              <w:t>MLE</w:t>
-            </w:r>
-          </w:p>
-        </w:tc>
-      </w:tr>
-      <w:tr>
-        <w:trPr>
-          <w:trHeight w:val="255"/>
-          <w:jc w:val="center"/>
-        </w:trPr>
-        <w:tc>
-          <w:tcPr>
-            <w:tcW w:w="3554" w:type="dxa"/>
-            <w:tcBorders>
-              <w:top w:val="single" w:sz="8" w:space="0" w:color="auto"/>
-              <w:left w:val="single" w:sz="8" w:space="0" w:color="auto"/>
-              <w:bottom w:val="single" w:sz="8" w:space="0" w:color="auto"/>
-              <w:right w:val="single" w:sz="8" w:space="0" w:color="auto"/>
-            </w:tcBorders>
-            <w:tcMar>
-              <w:left w:w="70" w:type="dxa"/>
-              <w:right w:w="70" w:type="dxa"/>
-            </w:tcMar>
-            <w:vAlign w:val="center"/>
-          </w:tcPr>
-          <w:p>
-            <w:pPr>
-              <w:jc w:val="center"/>
-              <w:rPr>
-                <w:sz w:val="18"/>
-                <w:szCs w:val="18"/>
-              </w:rPr>
-            </w:pPr>
-            <w:hyperlink r:id="rId35">
-              <w:proofErr w:type="spellStart"/>
-              <w:r>
-                <w:rPr>
-                  <w:rStyle w:val="Hyperlink"/>
-                  <w:color w:val="467886"/>
-                  <w:sz w:val="18"/>
-                  <w:szCs w:val="18"/>
-                </w:rPr>
-                <w:t>Exponential</w:t>
-              </w:r>
-              <w:proofErr w:type="spellEnd"/>
-              <w:r>
-                <w:rPr>
-                  <w:rStyle w:val="Hyperlink"/>
-                  <w:color w:val="467886"/>
-                  <w:sz w:val="18"/>
-                  <w:szCs w:val="18"/>
-                </w:rPr>
-                <w:t xml:space="preserve"> </w:t>
-              </w:r>
-              <w:proofErr w:type="spellStart"/>
-              <w:r>
-                <w:rPr>
-                  <w:rStyle w:val="Hyperlink"/>
-                  <w:color w:val="467886"/>
-                  <w:sz w:val="18"/>
-                  <w:szCs w:val="18"/>
-                </w:rPr>
-                <w:t>power</w:t>
-              </w:r>
-              <w:proofErr w:type="spellEnd"/>
-            </w:hyperlink>
-          </w:p>
-        </w:tc>
-        <w:tc>
-          <w:tcPr>
-            <w:tcW w:w="1136" w:type="dxa"/>
-            <w:tcBorders>
-              <w:top w:val="single" w:sz="8" w:space="0" w:color="auto"/>
-              <w:left w:val="single" w:sz="8" w:space="0" w:color="auto"/>
-              <w:bottom w:val="single" w:sz="8" w:space="0" w:color="auto"/>
-              <w:right w:val="single" w:sz="8" w:space="0" w:color="auto"/>
-            </w:tcBorders>
-            <w:tcMar>
-              <w:left w:w="70" w:type="dxa"/>
-              <w:right w:w="70" w:type="dxa"/>
-            </w:tcMar>
-            <w:vAlign w:val="center"/>
-          </w:tcPr>
-          <w:p>
-            <w:pPr>
-              <w:jc w:val="center"/>
-              <w:rPr>
-                <w:sz w:val="18"/>
-                <w:szCs w:val="18"/>
-              </w:rPr>
-            </w:pPr>
-            <w:r>
-              <w:rPr>
-                <w:sz w:val="18"/>
-                <w:szCs w:val="18"/>
-              </w:rPr>
-              <w:t>3</w:t>
-            </w:r>
-          </w:p>
-        </w:tc>
-        <w:tc>
-          <w:tcPr>
-            <w:tcW w:w="2060" w:type="dxa"/>
-            <w:tcBorders>
-              <w:top w:val="single" w:sz="8" w:space="0" w:color="auto"/>
-              <w:left w:val="single" w:sz="8" w:space="0" w:color="auto"/>
-              <w:bottom w:val="single" w:sz="8" w:space="0" w:color="auto"/>
-              <w:right w:val="single" w:sz="8" w:space="0" w:color="auto"/>
-            </w:tcBorders>
-            <w:tcMar>
-              <w:left w:w="70" w:type="dxa"/>
-              <w:right w:w="70" w:type="dxa"/>
-            </w:tcMar>
-            <w:vAlign w:val="center"/>
-          </w:tcPr>
-          <w:p>
-            <w:pPr>
-              <w:jc w:val="center"/>
-              <w:rPr>
-                <w:sz w:val="18"/>
-                <w:szCs w:val="18"/>
-              </w:rPr>
-            </w:pPr>
-            <w:r>
-              <w:rPr>
-                <w:sz w:val="18"/>
-                <w:szCs w:val="18"/>
-              </w:rPr>
-              <w:t>MLE</w:t>
-            </w:r>
-          </w:p>
-        </w:tc>
-      </w:tr>
-      <w:tr>
-        <w:trPr>
-          <w:trHeight w:val="255"/>
-          <w:jc w:val="center"/>
-        </w:trPr>
-        <w:tc>
-          <w:tcPr>
-            <w:tcW w:w="3554" w:type="dxa"/>
-            <w:tcBorders>
-              <w:top w:val="single" w:sz="8" w:space="0" w:color="auto"/>
-              <w:left w:val="single" w:sz="8" w:space="0" w:color="auto"/>
-              <w:bottom w:val="single" w:sz="8" w:space="0" w:color="auto"/>
-              <w:right w:val="single" w:sz="8" w:space="0" w:color="auto"/>
-            </w:tcBorders>
-            <w:tcMar>
-              <w:left w:w="70" w:type="dxa"/>
-              <w:right w:w="70" w:type="dxa"/>
-            </w:tcMar>
-            <w:vAlign w:val="center"/>
-          </w:tcPr>
-          <w:p>
-            <w:pPr>
-              <w:jc w:val="center"/>
-              <w:rPr>
-                <w:sz w:val="18"/>
-                <w:szCs w:val="18"/>
-              </w:rPr>
-            </w:pPr>
-            <w:hyperlink r:id="rId36">
-              <w:proofErr w:type="spellStart"/>
-              <w:r>
-                <w:rPr>
-                  <w:rStyle w:val="Hyperlink"/>
-                  <w:color w:val="467886"/>
-                  <w:sz w:val="18"/>
-                  <w:szCs w:val="18"/>
-                </w:rPr>
-                <w:t>Exponentiated</w:t>
-              </w:r>
-              <w:proofErr w:type="spellEnd"/>
-              <w:r>
-                <w:rPr>
-                  <w:rStyle w:val="Hyperlink"/>
-                  <w:color w:val="467886"/>
-                  <w:sz w:val="18"/>
-                  <w:szCs w:val="18"/>
-                </w:rPr>
-                <w:t xml:space="preserve"> Weibull</w:t>
+                <w:t>Exponentiated Weibull</w:t>
               </w:r>
             </w:hyperlink>
           </w:p>
@@ -4149,27 +3813,7 @@
                   <w:sz w:val="18"/>
                   <w:szCs w:val="18"/>
                 </w:rPr>
-                <w:t>Fatigue-</w:t>
-              </w:r>
-              <w:proofErr w:type="spellStart"/>
-              <w:r>
-                <w:rPr>
-                  <w:rStyle w:val="Hyperlink"/>
-                  <w:color w:val="467886"/>
-                  <w:sz w:val="18"/>
-                  <w:szCs w:val="18"/>
-                </w:rPr>
-                <w:t>life</w:t>
-              </w:r>
-              <w:proofErr w:type="spellEnd"/>
-              <w:r>
-                <w:rPr>
-                  <w:rStyle w:val="Hyperlink"/>
-                  <w:color w:val="467886"/>
-                  <w:sz w:val="18"/>
-                  <w:szCs w:val="18"/>
-                </w:rPr>
-                <w:t xml:space="preserve"> (Birnbaum-Saunders)</w:t>
+                <w:t>Fatigue-life (Birnbaum-Saunders)</w:t>
               </w:r>
             </w:hyperlink>
           </w:p>
@@ -4487,9 +4131,105 @@
                   <w:sz w:val="18"/>
                   <w:szCs w:val="18"/>
                 </w:rPr>
-                <w:t xml:space="preserve">Gauss </w:t>
+                <w:t>Gauss hypergeometric</w:t>
               </w:r>
-              <w:proofErr w:type="spellStart"/>
+            </w:hyperlink>
+          </w:p>
+        </w:tc>
+        <w:tc>
+          <w:tcPr>
+            <w:tcW w:w="1136" w:type="dxa"/>
+            <w:tcBorders>
+              <w:top w:val="single" w:sz="8" w:space="0" w:color="auto"/>
+              <w:left w:val="single" w:sz="8" w:space="0" w:color="auto"/>
+              <w:bottom w:val="single" w:sz="8" w:space="0" w:color="auto"/>
+              <w:right w:val="single" w:sz="8" w:space="0" w:color="auto"/>
+            </w:tcBorders>
+            <w:tcMar>
+              <w:left w:w="70" w:type="dxa"/>
+              <w:right w:w="70" w:type="dxa"/>
+            </w:tcMar>
+            <w:vAlign w:val="center"/>
+          </w:tcPr>
+          <w:p>
+            <w:pPr>
+              <w:jc w:val="center"/>
+              <w:rPr>
+                <w:sz w:val="18"/>
+                <w:szCs w:val="18"/>
+              </w:rPr>
+            </w:pPr>
+            <w:r>
+              <w:rPr>
+                <w:sz w:val="18"/>
+                <w:szCs w:val="18"/>
+              </w:rPr>
+              <w:t>6</w:t>
+            </w:r>
+          </w:p>
+        </w:tc>
+        <w:tc>
+          <w:tcPr>
+            <w:tcW w:w="2060" w:type="dxa"/>
+            <w:tcBorders>
+              <w:top w:val="single" w:sz="8" w:space="0" w:color="auto"/>
+              <w:left w:val="single" w:sz="8" w:space="0" w:color="auto"/>
+              <w:bottom w:val="single" w:sz="8" w:space="0" w:color="auto"/>
+              <w:right w:val="single" w:sz="8" w:space="0" w:color="auto"/>
+            </w:tcBorders>
+            <w:tcMar>
+              <w:left w:w="70" w:type="dxa"/>
+              <w:right w:w="70" w:type="dxa"/>
+            </w:tcMar>
+            <w:vAlign w:val="center"/>
+          </w:tcPr>
+          <w:p>
+            <w:pPr>
+              <w:jc w:val="center"/>
+              <w:rPr>
+                <w:sz w:val="18"/>
+                <w:szCs w:val="18"/>
+              </w:rPr>
+            </w:pPr>
+            <w:r>
+              <w:rPr>
+                <w:sz w:val="18"/>
+                <w:szCs w:val="18"/>
+              </w:rPr>
+              <w:t>MLE</w:t>
+            </w:r>
+          </w:p>
+        </w:tc>
+      </w:tr>
+      <w:tr>
+        <w:trPr>
+          <w:trHeight w:val="255"/>
+          <w:jc w:val="center"/>
+        </w:trPr>
+        <w:tc>
+          <w:tcPr>
+            <w:tcW w:w="3554" w:type="dxa"/>
+            <w:tcBorders>
+              <w:top w:val="single" w:sz="8" w:space="0" w:color="auto"/>
+              <w:left w:val="single" w:sz="8" w:space="0" w:color="auto"/>
+              <w:bottom w:val="single" w:sz="8" w:space="0" w:color="auto"/>
+              <w:right w:val="single" w:sz="8" w:space="0" w:color="auto"/>
+            </w:tcBorders>
+            <w:tcMar>
+              <w:left w:w="70" w:type="dxa"/>
+              <w:right w:w="70" w:type="dxa"/>
+            </w:tcMar>
+            <w:vAlign w:val="center"/>
+          </w:tcPr>
+          <w:p>
+            <w:pPr>
+              <w:jc w:val="center"/>
+              <w:rPr>
+                <w:sz w:val="18"/>
+                <w:szCs w:val="18"/>
+              </w:rPr>
+            </w:pPr>
+            <w:hyperlink r:id="rId42">
               <w:r>
                 <w:rPr>
                   <w:rStyle w:val="Hyperlink"/>
@@ -4497,9 +4237,8 @@
                   <w:sz w:val="18"/>
                   <w:szCs w:val="18"/>
                 </w:rPr>
-                <w:t>hypergeometric</w:t>
+                <w:t>Generalized exponential</w:t>
               </w:r>
-              <w:proofErr w:type="spellEnd"/>
             </w:hyperlink>
           </w:p>
         </w:tc>
@@ -4531,7 +4270,7 @@
                 <w:sz w:val="18"/>
                 <w:szCs w:val="18"/>
               </w:rPr>
-              <w:t>6</w:t>
+              <w:t>5</w:t>
             </w:r>
           </w:p>
         </w:tc>
@@ -4596,8 +4335,7 @@
                 <w:szCs w:val="18"/>
               </w:rPr>
             </w:pPr>
-            <w:hyperlink r:id="rId42">
-              <w:proofErr w:type="spellStart"/>
+            <w:hyperlink r:id="rId43">
               <w:r>
                 <w:rPr>
                   <w:rStyle w:val="Hyperlink"/>
@@ -4605,9 +4343,105 @@
                   <w:sz w:val="18"/>
                   <w:szCs w:val="18"/>
                 </w:rPr>
-                <w:t>Generalized</w:t>
+                <w:t>Generalized exponential</w:t>
               </w:r>
-              <w:proofErr w:type="spellEnd"/>
+            </w:hyperlink>
+          </w:p>
+        </w:tc>
+        <w:tc>
+          <w:tcPr>
+            <w:tcW w:w="1136" w:type="dxa"/>
+            <w:tcBorders>
+              <w:top w:val="single" w:sz="8" w:space="0" w:color="auto"/>
+              <w:left w:val="single" w:sz="8" w:space="0" w:color="auto"/>
+              <w:bottom w:val="single" w:sz="8" w:space="0" w:color="auto"/>
+              <w:right w:val="single" w:sz="8" w:space="0" w:color="auto"/>
+            </w:tcBorders>
+            <w:tcMar>
+              <w:left w:w="70" w:type="dxa"/>
+              <w:right w:w="70" w:type="dxa"/>
+            </w:tcMar>
+            <w:vAlign w:val="center"/>
+          </w:tcPr>
+          <w:p>
+            <w:pPr>
+              <w:jc w:val="center"/>
+              <w:rPr>
+                <w:sz w:val="18"/>
+                <w:szCs w:val="18"/>
+              </w:rPr>
+            </w:pPr>
+            <w:r>
+              <w:rPr>
+                <w:sz w:val="18"/>
+                <w:szCs w:val="18"/>
+              </w:rPr>
+              <w:t>3</w:t>
+            </w:r>
+          </w:p>
+        </w:tc>
+        <w:tc>
+          <w:tcPr>
+            <w:tcW w:w="2060" w:type="dxa"/>
+            <w:tcBorders>
+              <w:top w:val="single" w:sz="8" w:space="0" w:color="auto"/>
+              <w:left w:val="single" w:sz="8" w:space="0" w:color="auto"/>
+              <w:bottom w:val="single" w:sz="8" w:space="0" w:color="auto"/>
+              <w:right w:val="single" w:sz="8" w:space="0" w:color="auto"/>
+            </w:tcBorders>
+            <w:tcMar>
+              <w:left w:w="70" w:type="dxa"/>
+              <w:right w:w="70" w:type="dxa"/>
+            </w:tcMar>
+            <w:vAlign w:val="center"/>
+          </w:tcPr>
+          <w:p>
+            <w:pPr>
+              <w:jc w:val="center"/>
+              <w:rPr>
+                <w:sz w:val="18"/>
+                <w:szCs w:val="18"/>
+              </w:rPr>
+            </w:pPr>
+            <w:r>
+              <w:rPr>
+                <w:sz w:val="18"/>
+                <w:szCs w:val="18"/>
+              </w:rPr>
+              <w:t>MLE</w:t>
+            </w:r>
+          </w:p>
+        </w:tc>
+      </w:tr>
+      <w:tr>
+        <w:trPr>
+          <w:trHeight w:val="255"/>
+          <w:jc w:val="center"/>
+        </w:trPr>
+        <w:tc>
+          <w:tcPr>
+            <w:tcW w:w="3554" w:type="dxa"/>
+            <w:tcBorders>
+              <w:top w:val="single" w:sz="8" w:space="0" w:color="auto"/>
+              <w:left w:val="single" w:sz="8" w:space="0" w:color="auto"/>
+              <w:bottom w:val="single" w:sz="8" w:space="0" w:color="auto"/>
+              <w:right w:val="single" w:sz="8" w:space="0" w:color="auto"/>
+            </w:tcBorders>
+            <w:tcMar>
+              <w:left w:w="70" w:type="dxa"/>
+              <w:right w:w="70" w:type="dxa"/>
+            </w:tcMar>
+            <w:vAlign w:val="center"/>
+          </w:tcPr>
+          <w:p>
+            <w:pPr>
+              <w:jc w:val="center"/>
+              <w:rPr>
+                <w:sz w:val="18"/>
+                <w:szCs w:val="18"/>
+              </w:rPr>
+            </w:pPr>
+            <w:hyperlink r:id="rId44">
               <w:r>
                 <w:rPr>
                   <w:rStyle w:val="Hyperlink"/>
@@ -4615,9 +4449,105 @@
                   <w:sz w:val="18"/>
                   <w:szCs w:val="18"/>
                 </w:rPr>
-                <w:t xml:space="preserve"> </w:t>
+                <w:t>Generalized gamma</w:t>
               </w:r>
-              <w:proofErr w:type="spellStart"/>
+            </w:hyperlink>
+          </w:p>
+        </w:tc>
+        <w:tc>
+          <w:tcPr>
+            <w:tcW w:w="1136" w:type="dxa"/>
+            <w:tcBorders>
+              <w:top w:val="single" w:sz="8" w:space="0" w:color="auto"/>
+              <w:left w:val="single" w:sz="8" w:space="0" w:color="auto"/>
+              <w:bottom w:val="single" w:sz="8" w:space="0" w:color="auto"/>
+              <w:right w:val="single" w:sz="8" w:space="0" w:color="auto"/>
+            </w:tcBorders>
+            <w:tcMar>
+              <w:left w:w="70" w:type="dxa"/>
+              <w:right w:w="70" w:type="dxa"/>
+            </w:tcMar>
+            <w:vAlign w:val="center"/>
+          </w:tcPr>
+          <w:p>
+            <w:pPr>
+              <w:jc w:val="center"/>
+              <w:rPr>
+                <w:sz w:val="18"/>
+                <w:szCs w:val="18"/>
+              </w:rPr>
+            </w:pPr>
+            <w:r>
+              <w:rPr>
+                <w:sz w:val="18"/>
+                <w:szCs w:val="18"/>
+              </w:rPr>
+              <w:t>4</w:t>
+            </w:r>
+          </w:p>
+        </w:tc>
+        <w:tc>
+          <w:tcPr>
+            <w:tcW w:w="2060" w:type="dxa"/>
+            <w:tcBorders>
+              <w:top w:val="single" w:sz="8" w:space="0" w:color="auto"/>
+              <w:left w:val="single" w:sz="8" w:space="0" w:color="auto"/>
+              <w:bottom w:val="single" w:sz="8" w:space="0" w:color="auto"/>
+              <w:right w:val="single" w:sz="8" w:space="0" w:color="auto"/>
+            </w:tcBorders>
+            <w:tcMar>
+              <w:left w:w="70" w:type="dxa"/>
+              <w:right w:w="70" w:type="dxa"/>
+            </w:tcMar>
+            <w:vAlign w:val="center"/>
+          </w:tcPr>
+          <w:p>
+            <w:pPr>
+              <w:jc w:val="center"/>
+              <w:rPr>
+                <w:sz w:val="18"/>
+                <w:szCs w:val="18"/>
+              </w:rPr>
+            </w:pPr>
+            <w:r>
+              <w:rPr>
+                <w:sz w:val="18"/>
+                <w:szCs w:val="18"/>
+              </w:rPr>
+              <w:t>MLE</w:t>
+            </w:r>
+          </w:p>
+        </w:tc>
+      </w:tr>
+      <w:tr>
+        <w:trPr>
+          <w:trHeight w:val="255"/>
+          <w:jc w:val="center"/>
+        </w:trPr>
+        <w:tc>
+          <w:tcPr>
+            <w:tcW w:w="3554" w:type="dxa"/>
+            <w:tcBorders>
+              <w:top w:val="single" w:sz="8" w:space="0" w:color="auto"/>
+              <w:left w:val="single" w:sz="8" w:space="0" w:color="auto"/>
+              <w:bottom w:val="single" w:sz="8" w:space="0" w:color="auto"/>
+              <w:right w:val="single" w:sz="8" w:space="0" w:color="auto"/>
+            </w:tcBorders>
+            <w:tcMar>
+              <w:left w:w="70" w:type="dxa"/>
+              <w:right w:w="70" w:type="dxa"/>
+            </w:tcMar>
+            <w:vAlign w:val="center"/>
+          </w:tcPr>
+          <w:p>
+            <w:pPr>
+              <w:jc w:val="center"/>
+              <w:rPr>
+                <w:sz w:val="18"/>
+                <w:szCs w:val="18"/>
+              </w:rPr>
+            </w:pPr>
+            <w:hyperlink r:id="rId45">
               <w:r>
                 <w:rPr>
                   <w:rStyle w:val="Hyperlink"/>
@@ -4625,9 +4555,8 @@
                   <w:sz w:val="18"/>
                   <w:szCs w:val="18"/>
                 </w:rPr>
-                <w:t>exponential</w:t>
+                <w:t>Generalized half-logistic</w:t>
               </w:r>
-              <w:proofErr w:type="spellEnd"/>
             </w:hyperlink>
           </w:p>
         </w:tc>
@@ -4659,7 +4588,7 @@
                 <w:sz w:val="18"/>
                 <w:szCs w:val="18"/>
               </w:rPr>
-              <w:t>5</w:t>
+              <w:t>3</w:t>
             </w:r>
           </w:p>
         </w:tc>
@@ -4724,8 +4653,7 @@
                 <w:szCs w:val="18"/>
               </w:rPr>
             </w:pPr>
-            <w:hyperlink r:id="rId43">
-              <w:proofErr w:type="spellStart"/>
+            <w:hyperlink r:id="rId46">
               <w:r>
                 <w:rPr>
                   <w:rStyle w:val="Hyperlink"/>
@@ -4733,9 +4661,105 @@
                   <w:sz w:val="18"/>
                   <w:szCs w:val="18"/>
                 </w:rPr>
-                <w:t>Generalized</w:t>
+                <w:t>Generalized logistic</w:t>
               </w:r>
-              <w:proofErr w:type="spellEnd"/>
+            </w:hyperlink>
+          </w:p>
+        </w:tc>
+        <w:tc>
+          <w:tcPr>
+            <w:tcW w:w="1136" w:type="dxa"/>
+            <w:tcBorders>
+              <w:top w:val="single" w:sz="8" w:space="0" w:color="auto"/>
+              <w:left w:val="single" w:sz="8" w:space="0" w:color="auto"/>
+              <w:bottom w:val="single" w:sz="8" w:space="0" w:color="auto"/>
+              <w:right w:val="single" w:sz="8" w:space="0" w:color="auto"/>
+            </w:tcBorders>
+            <w:tcMar>
+              <w:left w:w="70" w:type="dxa"/>
+              <w:right w:w="70" w:type="dxa"/>
+            </w:tcMar>
+            <w:vAlign w:val="center"/>
+          </w:tcPr>
+          <w:p>
+            <w:pPr>
+              <w:jc w:val="center"/>
+              <w:rPr>
+                <w:sz w:val="18"/>
+                <w:szCs w:val="18"/>
+              </w:rPr>
+            </w:pPr>
+            <w:r>
+              <w:rPr>
+                <w:sz w:val="18"/>
+                <w:szCs w:val="18"/>
+              </w:rPr>
+              <w:t>3</w:t>
+            </w:r>
+          </w:p>
+        </w:tc>
+        <w:tc>
+          <w:tcPr>
+            <w:tcW w:w="2060" w:type="dxa"/>
+            <w:tcBorders>
+              <w:top w:val="single" w:sz="8" w:space="0" w:color="auto"/>
+              <w:left w:val="single" w:sz="8" w:space="0" w:color="auto"/>
+              <w:bottom w:val="single" w:sz="8" w:space="0" w:color="auto"/>
+              <w:right w:val="single" w:sz="8" w:space="0" w:color="auto"/>
+            </w:tcBorders>
+            <w:tcMar>
+              <w:left w:w="70" w:type="dxa"/>
+              <w:right w:w="70" w:type="dxa"/>
+            </w:tcMar>
+            <w:vAlign w:val="center"/>
+          </w:tcPr>
+          <w:p>
+            <w:pPr>
+              <w:jc w:val="center"/>
+              <w:rPr>
+                <w:sz w:val="18"/>
+                <w:szCs w:val="18"/>
+              </w:rPr>
+            </w:pPr>
+            <w:r>
+              <w:rPr>
+                <w:sz w:val="18"/>
+                <w:szCs w:val="18"/>
+              </w:rPr>
+              <w:t>MLE</w:t>
+            </w:r>
+          </w:p>
+        </w:tc>
+      </w:tr>
+      <w:tr>
+        <w:trPr>
+          <w:trHeight w:val="255"/>
+          <w:jc w:val="center"/>
+        </w:trPr>
+        <w:tc>
+          <w:tcPr>
+            <w:tcW w:w="3554" w:type="dxa"/>
+            <w:tcBorders>
+              <w:top w:val="single" w:sz="8" w:space="0" w:color="auto"/>
+              <w:left w:val="single" w:sz="8" w:space="0" w:color="auto"/>
+              <w:bottom w:val="single" w:sz="8" w:space="0" w:color="auto"/>
+              <w:right w:val="single" w:sz="8" w:space="0" w:color="auto"/>
+            </w:tcBorders>
+            <w:tcMar>
+              <w:left w:w="70" w:type="dxa"/>
+              <w:right w:w="70" w:type="dxa"/>
+            </w:tcMar>
+            <w:vAlign w:val="center"/>
+          </w:tcPr>
+          <w:p>
+            <w:pPr>
+              <w:jc w:val="center"/>
+              <w:rPr>
+                <w:sz w:val="18"/>
+                <w:szCs w:val="18"/>
+              </w:rPr>
+            </w:pPr>
+            <w:hyperlink r:id="rId47">
               <w:r>
                 <w:rPr>
                   <w:rStyle w:val="Hyperlink"/>
@@ -4743,9 +4767,105 @@
                   <w:sz w:val="18"/>
                   <w:szCs w:val="18"/>
                 </w:rPr>
-                <w:t xml:space="preserve"> </w:t>
+                <w:t>Generalized Normal</w:t>
               </w:r>
-              <w:proofErr w:type="spellStart"/>
+            </w:hyperlink>
+          </w:p>
+        </w:tc>
+        <w:tc>
+          <w:tcPr>
+            <w:tcW w:w="1136" w:type="dxa"/>
+            <w:tcBorders>
+              <w:top w:val="single" w:sz="8" w:space="0" w:color="auto"/>
+              <w:left w:val="single" w:sz="8" w:space="0" w:color="auto"/>
+              <w:bottom w:val="single" w:sz="8" w:space="0" w:color="auto"/>
+              <w:right w:val="single" w:sz="8" w:space="0" w:color="auto"/>
+            </w:tcBorders>
+            <w:tcMar>
+              <w:left w:w="70" w:type="dxa"/>
+              <w:right w:w="70" w:type="dxa"/>
+            </w:tcMar>
+            <w:vAlign w:val="center"/>
+          </w:tcPr>
+          <w:p>
+            <w:pPr>
+              <w:jc w:val="center"/>
+              <w:rPr>
+                <w:sz w:val="18"/>
+                <w:szCs w:val="18"/>
+              </w:rPr>
+            </w:pPr>
+            <w:r>
+              <w:rPr>
+                <w:sz w:val="18"/>
+                <w:szCs w:val="18"/>
+              </w:rPr>
+              <w:t>3</w:t>
+            </w:r>
+          </w:p>
+        </w:tc>
+        <w:tc>
+          <w:tcPr>
+            <w:tcW w:w="2060" w:type="dxa"/>
+            <w:tcBorders>
+              <w:top w:val="single" w:sz="8" w:space="0" w:color="auto"/>
+              <w:left w:val="single" w:sz="8" w:space="0" w:color="auto"/>
+              <w:bottom w:val="single" w:sz="8" w:space="0" w:color="auto"/>
+              <w:right w:val="single" w:sz="8" w:space="0" w:color="auto"/>
+            </w:tcBorders>
+            <w:tcMar>
+              <w:left w:w="70" w:type="dxa"/>
+              <w:right w:w="70" w:type="dxa"/>
+            </w:tcMar>
+            <w:vAlign w:val="center"/>
+          </w:tcPr>
+          <w:p>
+            <w:pPr>
+              <w:jc w:val="center"/>
+              <w:rPr>
+                <w:sz w:val="18"/>
+                <w:szCs w:val="18"/>
+              </w:rPr>
+            </w:pPr>
+            <w:r>
+              <w:rPr>
+                <w:sz w:val="18"/>
+                <w:szCs w:val="18"/>
+              </w:rPr>
+              <w:t>MLE</w:t>
+            </w:r>
+          </w:p>
+        </w:tc>
+      </w:tr>
+      <w:tr>
+        <w:trPr>
+          <w:trHeight w:val="255"/>
+          <w:jc w:val="center"/>
+        </w:trPr>
+        <w:tc>
+          <w:tcPr>
+            <w:tcW w:w="3554" w:type="dxa"/>
+            <w:tcBorders>
+              <w:top w:val="single" w:sz="8" w:space="0" w:color="auto"/>
+              <w:left w:val="single" w:sz="8" w:space="0" w:color="auto"/>
+              <w:bottom w:val="single" w:sz="8" w:space="0" w:color="auto"/>
+              <w:right w:val="single" w:sz="8" w:space="0" w:color="auto"/>
+            </w:tcBorders>
+            <w:tcMar>
+              <w:left w:w="70" w:type="dxa"/>
+              <w:right w:w="70" w:type="dxa"/>
+            </w:tcMar>
+            <w:vAlign w:val="center"/>
+          </w:tcPr>
+          <w:p>
+            <w:pPr>
+              <w:jc w:val="center"/>
+              <w:rPr>
+                <w:sz w:val="18"/>
+                <w:szCs w:val="18"/>
+              </w:rPr>
+            </w:pPr>
+            <w:hyperlink r:id="rId48">
               <w:r>
                 <w:rPr>
                   <w:rStyle w:val="Hyperlink"/>
@@ -4753,615 +4873,7 @@
                   <w:sz w:val="18"/>
                   <w:szCs w:val="18"/>
                 </w:rPr>
-                <w:t>exponential</w:t>
-              </w:r>
-              <w:proofErr w:type="spellEnd"/>
-            </w:hyperlink>
-          </w:p>
-        </w:tc>
-        <w:tc>
-          <w:tcPr>
-            <w:tcW w:w="1136" w:type="dxa"/>
-            <w:tcBorders>
-              <w:top w:val="single" w:sz="8" w:space="0" w:color="auto"/>
-              <w:left w:val="single" w:sz="8" w:space="0" w:color="auto"/>
-              <w:bottom w:val="single" w:sz="8" w:space="0" w:color="auto"/>
-              <w:right w:val="single" w:sz="8" w:space="0" w:color="auto"/>
-            </w:tcBorders>
-            <w:tcMar>
-              <w:left w:w="70" w:type="dxa"/>
-              <w:right w:w="70" w:type="dxa"/>
-            </w:tcMar>
-            <w:vAlign w:val="center"/>
-          </w:tcPr>
-          <w:p>
-            <w:pPr>
-              <w:jc w:val="center"/>
-              <w:rPr>
-                <w:sz w:val="18"/>
-                <w:szCs w:val="18"/>
-              </w:rPr>
-            </w:pPr>
-            <w:r>
-              <w:rPr>
-                <w:sz w:val="18"/>
-                <w:szCs w:val="18"/>
-              </w:rPr>
-              <w:t>3</w:t>
-            </w:r>
-          </w:p>
-        </w:tc>
-        <w:tc>
-          <w:tcPr>
-            <w:tcW w:w="2060" w:type="dxa"/>
-            <w:tcBorders>
-              <w:top w:val="single" w:sz="8" w:space="0" w:color="auto"/>
-              <w:left w:val="single" w:sz="8" w:space="0" w:color="auto"/>
-              <w:bottom w:val="single" w:sz="8" w:space="0" w:color="auto"/>
-              <w:right w:val="single" w:sz="8" w:space="0" w:color="auto"/>
-            </w:tcBorders>
-            <w:tcMar>
-              <w:left w:w="70" w:type="dxa"/>
-              <w:right w:w="70" w:type="dxa"/>
-            </w:tcMar>
-            <w:vAlign w:val="center"/>
-          </w:tcPr>
-          <w:p>
-            <w:pPr>
-              <w:jc w:val="center"/>
-              <w:rPr>
-                <w:sz w:val="18"/>
-                <w:szCs w:val="18"/>
-              </w:rPr>
-            </w:pPr>
-            <w:r>
-              <w:rPr>
-                <w:sz w:val="18"/>
-                <w:szCs w:val="18"/>
-              </w:rPr>
-              <w:t>MLE</w:t>
-            </w:r>
-          </w:p>
-        </w:tc>
-      </w:tr>
-      <w:tr>
-        <w:trPr>
-          <w:trHeight w:val="255"/>
-          <w:jc w:val="center"/>
-        </w:trPr>
-        <w:tc>
-          <w:tcPr>
-            <w:tcW w:w="3554" w:type="dxa"/>
-            <w:tcBorders>
-              <w:top w:val="single" w:sz="8" w:space="0" w:color="auto"/>
-              <w:left w:val="single" w:sz="8" w:space="0" w:color="auto"/>
-              <w:bottom w:val="single" w:sz="8" w:space="0" w:color="auto"/>
-              <w:right w:val="single" w:sz="8" w:space="0" w:color="auto"/>
-            </w:tcBorders>
-            <w:tcMar>
-              <w:left w:w="70" w:type="dxa"/>
-              <w:right w:w="70" w:type="dxa"/>
-            </w:tcMar>
-            <w:vAlign w:val="center"/>
-          </w:tcPr>
-          <w:p>
-            <w:pPr>
-              <w:jc w:val="center"/>
-              <w:rPr>
-                <w:sz w:val="18"/>
-                <w:szCs w:val="18"/>
-              </w:rPr>
-            </w:pPr>
-            <w:hyperlink r:id="rId44">
-              <w:proofErr w:type="spellStart"/>
-              <w:r>
-                <w:rPr>
-                  <w:rStyle w:val="Hyperlink"/>
-                  <w:color w:val="467886"/>
-                  <w:sz w:val="18"/>
-                  <w:szCs w:val="18"/>
-                </w:rPr>
-                <w:t>Generalized</w:t>
-              </w:r>
-              <w:proofErr w:type="spellEnd"/>
-              <w:r>
-                <w:rPr>
-                  <w:rStyle w:val="Hyperlink"/>
-                  <w:color w:val="467886"/>
-                  <w:sz w:val="18"/>
-                  <w:szCs w:val="18"/>
-                </w:rPr>
-                <w:t xml:space="preserve"> gamma</w:t>
-              </w:r>
-            </w:hyperlink>
-          </w:p>
-        </w:tc>
-        <w:tc>
-          <w:tcPr>
-            <w:tcW w:w="1136" w:type="dxa"/>
-            <w:tcBorders>
-              <w:top w:val="single" w:sz="8" w:space="0" w:color="auto"/>
-              <w:left w:val="single" w:sz="8" w:space="0" w:color="auto"/>
-              <w:bottom w:val="single" w:sz="8" w:space="0" w:color="auto"/>
-              <w:right w:val="single" w:sz="8" w:space="0" w:color="auto"/>
-            </w:tcBorders>
-            <w:tcMar>
-              <w:left w:w="70" w:type="dxa"/>
-              <w:right w:w="70" w:type="dxa"/>
-            </w:tcMar>
-            <w:vAlign w:val="center"/>
-          </w:tcPr>
-          <w:p>
-            <w:pPr>
-              <w:jc w:val="center"/>
-              <w:rPr>
-                <w:sz w:val="18"/>
-                <w:szCs w:val="18"/>
-              </w:rPr>
-            </w:pPr>
-            <w:r>
-              <w:rPr>
-                <w:sz w:val="18"/>
-                <w:szCs w:val="18"/>
-              </w:rPr>
-              <w:t>4</w:t>
-            </w:r>
-          </w:p>
-        </w:tc>
-        <w:tc>
-          <w:tcPr>
-            <w:tcW w:w="2060" w:type="dxa"/>
-            <w:tcBorders>
-              <w:top w:val="single" w:sz="8" w:space="0" w:color="auto"/>
-              <w:left w:val="single" w:sz="8" w:space="0" w:color="auto"/>
-              <w:bottom w:val="single" w:sz="8" w:space="0" w:color="auto"/>
-              <w:right w:val="single" w:sz="8" w:space="0" w:color="auto"/>
-            </w:tcBorders>
-            <w:tcMar>
-              <w:left w:w="70" w:type="dxa"/>
-              <w:right w:w="70" w:type="dxa"/>
-            </w:tcMar>
-            <w:vAlign w:val="center"/>
-          </w:tcPr>
-          <w:p>
-            <w:pPr>
-              <w:jc w:val="center"/>
-              <w:rPr>
-                <w:sz w:val="18"/>
-                <w:szCs w:val="18"/>
-              </w:rPr>
-            </w:pPr>
-            <w:r>
-              <w:rPr>
-                <w:sz w:val="18"/>
-                <w:szCs w:val="18"/>
-              </w:rPr>
-              <w:t>MLE</w:t>
-            </w:r>
-          </w:p>
-        </w:tc>
-      </w:tr>
-      <w:tr>
-        <w:trPr>
-          <w:trHeight w:val="255"/>
-          <w:jc w:val="center"/>
-        </w:trPr>
-        <w:tc>
-          <w:tcPr>
-            <w:tcW w:w="3554" w:type="dxa"/>
-            <w:tcBorders>
-              <w:top w:val="single" w:sz="8" w:space="0" w:color="auto"/>
-              <w:left w:val="single" w:sz="8" w:space="0" w:color="auto"/>
-              <w:bottom w:val="single" w:sz="8" w:space="0" w:color="auto"/>
-              <w:right w:val="single" w:sz="8" w:space="0" w:color="auto"/>
-            </w:tcBorders>
-            <w:tcMar>
-              <w:left w:w="70" w:type="dxa"/>
-              <w:right w:w="70" w:type="dxa"/>
-            </w:tcMar>
-            <w:vAlign w:val="center"/>
-          </w:tcPr>
-          <w:p>
-            <w:pPr>
-              <w:jc w:val="center"/>
-              <w:rPr>
-                <w:sz w:val="18"/>
-                <w:szCs w:val="18"/>
-              </w:rPr>
-            </w:pPr>
-            <w:hyperlink r:id="rId45">
-              <w:proofErr w:type="spellStart"/>
-              <w:r>
-                <w:rPr>
-                  <w:rStyle w:val="Hyperlink"/>
-                  <w:color w:val="467886"/>
-                  <w:sz w:val="18"/>
-                  <w:szCs w:val="18"/>
-                </w:rPr>
-                <w:t>Generalized</w:t>
-              </w:r>
-              <w:proofErr w:type="spellEnd"/>
-              <w:r>
-                <w:rPr>
-                  <w:rStyle w:val="Hyperlink"/>
-                  <w:color w:val="467886"/>
-                  <w:sz w:val="18"/>
-                  <w:szCs w:val="18"/>
-                </w:rPr>
-                <w:t xml:space="preserve"> </w:t>
-              </w:r>
-              <w:proofErr w:type="spellStart"/>
-              <w:r>
-                <w:rPr>
-                  <w:rStyle w:val="Hyperlink"/>
-                  <w:color w:val="467886"/>
-                  <w:sz w:val="18"/>
-                  <w:szCs w:val="18"/>
-                </w:rPr>
-                <w:t>half-logistic</w:t>
-              </w:r>
-              <w:proofErr w:type="spellEnd"/>
-            </w:hyperlink>
-          </w:p>
-        </w:tc>
-        <w:tc>
-          <w:tcPr>
-            <w:tcW w:w="1136" w:type="dxa"/>
-            <w:tcBorders>
-              <w:top w:val="single" w:sz="8" w:space="0" w:color="auto"/>
-              <w:left w:val="single" w:sz="8" w:space="0" w:color="auto"/>
-              <w:bottom w:val="single" w:sz="8" w:space="0" w:color="auto"/>
-              <w:right w:val="single" w:sz="8" w:space="0" w:color="auto"/>
-            </w:tcBorders>
-            <w:tcMar>
-              <w:left w:w="70" w:type="dxa"/>
-              <w:right w:w="70" w:type="dxa"/>
-            </w:tcMar>
-            <w:vAlign w:val="center"/>
-          </w:tcPr>
-          <w:p>
-            <w:pPr>
-              <w:jc w:val="center"/>
-              <w:rPr>
-                <w:sz w:val="18"/>
-                <w:szCs w:val="18"/>
-              </w:rPr>
-            </w:pPr>
-            <w:r>
-              <w:rPr>
-                <w:sz w:val="18"/>
-                <w:szCs w:val="18"/>
-              </w:rPr>
-              <w:t>3</w:t>
-            </w:r>
-          </w:p>
-        </w:tc>
-        <w:tc>
-          <w:tcPr>
-            <w:tcW w:w="2060" w:type="dxa"/>
-            <w:tcBorders>
-              <w:top w:val="single" w:sz="8" w:space="0" w:color="auto"/>
-              <w:left w:val="single" w:sz="8" w:space="0" w:color="auto"/>
-              <w:bottom w:val="single" w:sz="8" w:space="0" w:color="auto"/>
-              <w:right w:val="single" w:sz="8" w:space="0" w:color="auto"/>
-            </w:tcBorders>
-            <w:tcMar>
-              <w:left w:w="70" w:type="dxa"/>
-              <w:right w:w="70" w:type="dxa"/>
-            </w:tcMar>
-            <w:vAlign w:val="center"/>
-          </w:tcPr>
-          <w:p>
-            <w:pPr>
-              <w:jc w:val="center"/>
-              <w:rPr>
-                <w:sz w:val="18"/>
-                <w:szCs w:val="18"/>
-              </w:rPr>
-            </w:pPr>
-            <w:r>
-              <w:rPr>
-                <w:sz w:val="18"/>
-                <w:szCs w:val="18"/>
-              </w:rPr>
-              <w:t>MLE</w:t>
-            </w:r>
-          </w:p>
-        </w:tc>
-      </w:tr>
-      <w:tr>
-        <w:trPr>
-          <w:trHeight w:val="255"/>
-          <w:jc w:val="center"/>
-        </w:trPr>
-        <w:tc>
-          <w:tcPr>
-            <w:tcW w:w="3554" w:type="dxa"/>
-            <w:tcBorders>
-              <w:top w:val="single" w:sz="8" w:space="0" w:color="auto"/>
-              <w:left w:val="single" w:sz="8" w:space="0" w:color="auto"/>
-              <w:bottom w:val="single" w:sz="8" w:space="0" w:color="auto"/>
-              <w:right w:val="single" w:sz="8" w:space="0" w:color="auto"/>
-            </w:tcBorders>
-            <w:tcMar>
-              <w:left w:w="70" w:type="dxa"/>
-              <w:right w:w="70" w:type="dxa"/>
-            </w:tcMar>
-            <w:vAlign w:val="center"/>
-          </w:tcPr>
-          <w:p>
-            <w:pPr>
-              <w:jc w:val="center"/>
-              <w:rPr>
-                <w:sz w:val="18"/>
-                <w:szCs w:val="18"/>
-              </w:rPr>
-            </w:pPr>
-            <w:hyperlink r:id="rId46">
-              <w:proofErr w:type="spellStart"/>
-              <w:r>
-                <w:rPr>
-                  <w:rStyle w:val="Hyperlink"/>
-                  <w:color w:val="467886"/>
-                  <w:sz w:val="18"/>
-                  <w:szCs w:val="18"/>
-                </w:rPr>
-                <w:t>Generalized</w:t>
-              </w:r>
-              <w:proofErr w:type="spellEnd"/>
-              <w:r>
-                <w:rPr>
-                  <w:rStyle w:val="Hyperlink"/>
-                  <w:color w:val="467886"/>
-                  <w:sz w:val="18"/>
-                  <w:szCs w:val="18"/>
-                </w:rPr>
-                <w:t xml:space="preserve"> </w:t>
-              </w:r>
-              <w:proofErr w:type="spellStart"/>
-              <w:r>
-                <w:rPr>
-                  <w:rStyle w:val="Hyperlink"/>
-                  <w:color w:val="467886"/>
-                  <w:sz w:val="18"/>
-                  <w:szCs w:val="18"/>
-                </w:rPr>
-                <w:t>logistic</w:t>
-              </w:r>
-              <w:proofErr w:type="spellEnd"/>
-            </w:hyperlink>
-          </w:p>
-        </w:tc>
-        <w:tc>
-          <w:tcPr>
-            <w:tcW w:w="1136" w:type="dxa"/>
-            <w:tcBorders>
-              <w:top w:val="single" w:sz="8" w:space="0" w:color="auto"/>
-              <w:left w:val="single" w:sz="8" w:space="0" w:color="auto"/>
-              <w:bottom w:val="single" w:sz="8" w:space="0" w:color="auto"/>
-              <w:right w:val="single" w:sz="8" w:space="0" w:color="auto"/>
-            </w:tcBorders>
-            <w:tcMar>
-              <w:left w:w="70" w:type="dxa"/>
-              <w:right w:w="70" w:type="dxa"/>
-            </w:tcMar>
-            <w:vAlign w:val="center"/>
-          </w:tcPr>
-          <w:p>
-            <w:pPr>
-              <w:jc w:val="center"/>
-              <w:rPr>
-                <w:sz w:val="18"/>
-                <w:szCs w:val="18"/>
-              </w:rPr>
-            </w:pPr>
-            <w:r>
-              <w:rPr>
-                <w:sz w:val="18"/>
-                <w:szCs w:val="18"/>
-              </w:rPr>
-              <w:t>3</w:t>
-            </w:r>
-          </w:p>
-        </w:tc>
-        <w:tc>
-          <w:tcPr>
-            <w:tcW w:w="2060" w:type="dxa"/>
-            <w:tcBorders>
-              <w:top w:val="single" w:sz="8" w:space="0" w:color="auto"/>
-              <w:left w:val="single" w:sz="8" w:space="0" w:color="auto"/>
-              <w:bottom w:val="single" w:sz="8" w:space="0" w:color="auto"/>
-              <w:right w:val="single" w:sz="8" w:space="0" w:color="auto"/>
-            </w:tcBorders>
-            <w:tcMar>
-              <w:left w:w="70" w:type="dxa"/>
-              <w:right w:w="70" w:type="dxa"/>
-            </w:tcMar>
-            <w:vAlign w:val="center"/>
-          </w:tcPr>
-          <w:p>
-            <w:pPr>
-              <w:jc w:val="center"/>
-              <w:rPr>
-                <w:sz w:val="18"/>
-                <w:szCs w:val="18"/>
-              </w:rPr>
-            </w:pPr>
-            <w:r>
-              <w:rPr>
-                <w:sz w:val="18"/>
-                <w:szCs w:val="18"/>
-              </w:rPr>
-              <w:t>MLE</w:t>
-            </w:r>
-          </w:p>
-        </w:tc>
-      </w:tr>
-      <w:tr>
-        <w:trPr>
-          <w:trHeight w:val="255"/>
-          <w:jc w:val="center"/>
-        </w:trPr>
-        <w:tc>
-          <w:tcPr>
-            <w:tcW w:w="3554" w:type="dxa"/>
-            <w:tcBorders>
-              <w:top w:val="single" w:sz="8" w:space="0" w:color="auto"/>
-              <w:left w:val="single" w:sz="8" w:space="0" w:color="auto"/>
-              <w:bottom w:val="single" w:sz="8" w:space="0" w:color="auto"/>
-              <w:right w:val="single" w:sz="8" w:space="0" w:color="auto"/>
-            </w:tcBorders>
-            <w:tcMar>
-              <w:left w:w="70" w:type="dxa"/>
-              <w:right w:w="70" w:type="dxa"/>
-            </w:tcMar>
-            <w:vAlign w:val="center"/>
-          </w:tcPr>
-          <w:p>
-            <w:pPr>
-              <w:jc w:val="center"/>
-              <w:rPr>
-                <w:sz w:val="18"/>
-                <w:szCs w:val="18"/>
-              </w:rPr>
-            </w:pPr>
-            <w:hyperlink r:id="rId47">
-              <w:proofErr w:type="spellStart"/>
-              <w:r>
-                <w:rPr>
-                  <w:rStyle w:val="Hyperlink"/>
-                  <w:color w:val="467886"/>
-                  <w:sz w:val="18"/>
-                  <w:szCs w:val="18"/>
-                </w:rPr>
-                <w:t>Generalized</w:t>
-              </w:r>
-              <w:proofErr w:type="spellEnd"/>
-              <w:r>
-                <w:rPr>
-                  <w:rStyle w:val="Hyperlink"/>
-                  <w:color w:val="467886"/>
-                  <w:sz w:val="18"/>
-                  <w:szCs w:val="18"/>
-                </w:rPr>
-                <w:t xml:space="preserve"> Normal</w:t>
-              </w:r>
-            </w:hyperlink>
-          </w:p>
-        </w:tc>
-        <w:tc>
-          <w:tcPr>
-            <w:tcW w:w="1136" w:type="dxa"/>
-            <w:tcBorders>
-              <w:top w:val="single" w:sz="8" w:space="0" w:color="auto"/>
-              <w:left w:val="single" w:sz="8" w:space="0" w:color="auto"/>
-              <w:bottom w:val="single" w:sz="8" w:space="0" w:color="auto"/>
-              <w:right w:val="single" w:sz="8" w:space="0" w:color="auto"/>
-            </w:tcBorders>
-            <w:tcMar>
-              <w:left w:w="70" w:type="dxa"/>
-              <w:right w:w="70" w:type="dxa"/>
-            </w:tcMar>
-            <w:vAlign w:val="center"/>
-          </w:tcPr>
-          <w:p>
-            <w:pPr>
-              <w:jc w:val="center"/>
-              <w:rPr>
-                <w:sz w:val="18"/>
-                <w:szCs w:val="18"/>
-              </w:rPr>
-            </w:pPr>
-            <w:r>
-              <w:rPr>
-                <w:sz w:val="18"/>
-                <w:szCs w:val="18"/>
-              </w:rPr>
-              <w:t>3</w:t>
-            </w:r>
-          </w:p>
-        </w:tc>
-        <w:tc>
-          <w:tcPr>
-            <w:tcW w:w="2060" w:type="dxa"/>
-            <w:tcBorders>
-              <w:top w:val="single" w:sz="8" w:space="0" w:color="auto"/>
-              <w:left w:val="single" w:sz="8" w:space="0" w:color="auto"/>
-              <w:bottom w:val="single" w:sz="8" w:space="0" w:color="auto"/>
-              <w:right w:val="single" w:sz="8" w:space="0" w:color="auto"/>
-            </w:tcBorders>
-            <w:tcMar>
-              <w:left w:w="70" w:type="dxa"/>
-              <w:right w:w="70" w:type="dxa"/>
-            </w:tcMar>
-            <w:vAlign w:val="center"/>
-          </w:tcPr>
-          <w:p>
-            <w:pPr>
-              <w:jc w:val="center"/>
-              <w:rPr>
-                <w:sz w:val="18"/>
-                <w:szCs w:val="18"/>
-              </w:rPr>
-            </w:pPr>
-            <w:r>
-              <w:rPr>
-                <w:sz w:val="18"/>
-                <w:szCs w:val="18"/>
-              </w:rPr>
-              <w:t>MLE</w:t>
-            </w:r>
-          </w:p>
-        </w:tc>
-      </w:tr>
-      <w:tr>
-        <w:trPr>
-          <w:trHeight w:val="255"/>
-          <w:jc w:val="center"/>
-        </w:trPr>
-        <w:tc>
-          <w:tcPr>
-            <w:tcW w:w="3554" w:type="dxa"/>
-            <w:tcBorders>
-              <w:top w:val="single" w:sz="8" w:space="0" w:color="auto"/>
-              <w:left w:val="single" w:sz="8" w:space="0" w:color="auto"/>
-              <w:bottom w:val="single" w:sz="8" w:space="0" w:color="auto"/>
-              <w:right w:val="single" w:sz="8" w:space="0" w:color="auto"/>
-            </w:tcBorders>
-            <w:tcMar>
-              <w:left w:w="70" w:type="dxa"/>
-              <w:right w:w="70" w:type="dxa"/>
-            </w:tcMar>
-            <w:vAlign w:val="center"/>
-          </w:tcPr>
-          <w:p>
-            <w:pPr>
-              <w:jc w:val="center"/>
-              <w:rPr>
-                <w:sz w:val="18"/>
-                <w:szCs w:val="18"/>
-              </w:rPr>
-            </w:pPr>
-            <w:hyperlink r:id="rId48">
-              <w:proofErr w:type="spellStart"/>
-              <w:r>
-                <w:rPr>
-                  <w:rStyle w:val="Hyperlink"/>
-                  <w:color w:val="467886"/>
-                  <w:sz w:val="18"/>
-                  <w:szCs w:val="18"/>
-                </w:rPr>
-                <w:t>Generalized</w:t>
-              </w:r>
-              <w:proofErr w:type="spellEnd"/>
-              <w:r>
-                <w:rPr>
-                  <w:rStyle w:val="Hyperlink"/>
-                  <w:color w:val="467886"/>
-                  <w:sz w:val="18"/>
-                  <w:szCs w:val="18"/>
-                </w:rPr>
-                <w:t xml:space="preserve"> Pareto</w:t>
+                <w:t>Generalized Pareto</w:t>
               </w:r>
             </w:hyperlink>
           </w:p>
@@ -5467,47 +4979,7 @@
                   <w:sz w:val="18"/>
                   <w:szCs w:val="18"/>
                 </w:rPr>
-                <w:t>Gompertz (</w:t>
-              </w:r>
-              <w:proofErr w:type="spellStart"/>
-              <w:r>
-                <w:rPr>
-                  <w:rStyle w:val="Hyperlink"/>
-                  <w:color w:val="467886"/>
-                  <w:sz w:val="18"/>
-                  <w:szCs w:val="18"/>
-                </w:rPr>
-                <w:t>or</w:t>
-              </w:r>
-              <w:proofErr w:type="spellEnd"/>
-              <w:r>
-                <w:rPr>
-                  <w:rStyle w:val="Hyperlink"/>
-                  <w:color w:val="467886"/>
-                  <w:sz w:val="18"/>
-                  <w:szCs w:val="18"/>
-                </w:rPr>
-                <w:t xml:space="preserve"> </w:t>
-              </w:r>
-              <w:proofErr w:type="spellStart"/>
-              <w:r>
-                <w:rPr>
-                  <w:rStyle w:val="Hyperlink"/>
-                  <w:color w:val="467886"/>
-                  <w:sz w:val="18"/>
-                  <w:szCs w:val="18"/>
-                </w:rPr>
-                <w:t>truncated</w:t>
-              </w:r>
-              <w:proofErr w:type="spellEnd"/>
-              <w:r>
-                <w:rPr>
-                  <w:rStyle w:val="Hyperlink"/>
-                  <w:color w:val="467886"/>
-                  <w:sz w:val="18"/>
-                  <w:szCs w:val="18"/>
-                </w:rPr>
-                <w:t xml:space="preserve"> Gumbel)</w:t>
+                <w:t>Gompertz (or truncated Gumbel)</w:t>
               </w:r>
             </w:hyperlink>
           </w:p>
@@ -5933,19 +5405,8 @@
                   <w:sz w:val="18"/>
                   <w:szCs w:val="18"/>
                 </w:rPr>
-                <w:t>Half-</w:t>
+                <w:t>Half-logistic</w:t>
               </w:r>
-              <w:proofErr w:type="spellStart"/>
-              <w:r>
-                <w:rPr>
-                  <w:rStyle w:val="Hyperlink"/>
-                  <w:color w:val="467886"/>
-                  <w:sz w:val="18"/>
-                  <w:szCs w:val="18"/>
-                </w:rPr>
-                <w:t>logistic</w:t>
-              </w:r>
-              <w:proofErr w:type="spellEnd"/>
             </w:hyperlink>
           </w:p>
         </w:tc>
@@ -6149,7 +5610,6 @@
               </w:rPr>
             </w:pPr>
             <w:hyperlink r:id="rId55">
-              <w:proofErr w:type="spellStart"/>
               <w:r>
                 <w:rPr>
                   <w:rStyle w:val="Hyperlink"/>
@@ -6157,9 +5617,105 @@
                   <w:sz w:val="18"/>
                   <w:szCs w:val="18"/>
                 </w:rPr>
-                <w:t>hyperbolic</w:t>
+                <w:t>hyperbolic secant</w:t>
               </w:r>
-              <w:proofErr w:type="spellEnd"/>
+            </w:hyperlink>
+          </w:p>
+        </w:tc>
+        <w:tc>
+          <w:tcPr>
+            <w:tcW w:w="1136" w:type="dxa"/>
+            <w:tcBorders>
+              <w:top w:val="single" w:sz="8" w:space="0" w:color="auto"/>
+              <w:left w:val="single" w:sz="8" w:space="0" w:color="auto"/>
+              <w:bottom w:val="single" w:sz="8" w:space="0" w:color="auto"/>
+              <w:right w:val="single" w:sz="8" w:space="0" w:color="auto"/>
+            </w:tcBorders>
+            <w:tcMar>
+              <w:left w:w="70" w:type="dxa"/>
+              <w:right w:w="70" w:type="dxa"/>
+            </w:tcMar>
+            <w:vAlign w:val="center"/>
+          </w:tcPr>
+          <w:p>
+            <w:pPr>
+              <w:jc w:val="center"/>
+              <w:rPr>
+                <w:sz w:val="18"/>
+                <w:szCs w:val="18"/>
+              </w:rPr>
+            </w:pPr>
+            <w:r>
+              <w:rPr>
+                <w:sz w:val="18"/>
+                <w:szCs w:val="18"/>
+              </w:rPr>
+              <w:t>2</w:t>
+            </w:r>
+          </w:p>
+        </w:tc>
+        <w:tc>
+          <w:tcPr>
+            <w:tcW w:w="2060" w:type="dxa"/>
+            <w:tcBorders>
+              <w:top w:val="single" w:sz="8" w:space="0" w:color="auto"/>
+              <w:left w:val="single" w:sz="8" w:space="0" w:color="auto"/>
+              <w:bottom w:val="single" w:sz="8" w:space="0" w:color="auto"/>
+              <w:right w:val="single" w:sz="8" w:space="0" w:color="auto"/>
+            </w:tcBorders>
+            <w:tcMar>
+              <w:left w:w="70" w:type="dxa"/>
+              <w:right w:w="70" w:type="dxa"/>
+            </w:tcMar>
+            <w:vAlign w:val="center"/>
+          </w:tcPr>
+          <w:p>
+            <w:pPr>
+              <w:jc w:val="center"/>
+              <w:rPr>
+                <w:sz w:val="18"/>
+                <w:szCs w:val="18"/>
+              </w:rPr>
+            </w:pPr>
+            <w:r>
+              <w:rPr>
+                <w:sz w:val="18"/>
+                <w:szCs w:val="18"/>
+              </w:rPr>
+              <w:t>MM</w:t>
+            </w:r>
+          </w:p>
+        </w:tc>
+      </w:tr>
+      <w:tr>
+        <w:trPr>
+          <w:trHeight w:val="255"/>
+          <w:jc w:val="center"/>
+        </w:trPr>
+        <w:tc>
+          <w:tcPr>
+            <w:tcW w:w="3554" w:type="dxa"/>
+            <w:tcBorders>
+              <w:top w:val="single" w:sz="8" w:space="0" w:color="auto"/>
+              <w:left w:val="single" w:sz="8" w:space="0" w:color="auto"/>
+              <w:bottom w:val="single" w:sz="8" w:space="0" w:color="auto"/>
+              <w:right w:val="single" w:sz="8" w:space="0" w:color="auto"/>
+            </w:tcBorders>
+            <w:tcMar>
+              <w:left w:w="70" w:type="dxa"/>
+              <w:right w:w="70" w:type="dxa"/>
+            </w:tcMar>
+            <w:vAlign w:val="center"/>
+          </w:tcPr>
+          <w:p>
+            <w:pPr>
+              <w:jc w:val="center"/>
+              <w:rPr>
+                <w:sz w:val="18"/>
+                <w:szCs w:val="18"/>
+              </w:rPr>
+            </w:pPr>
+            <w:hyperlink r:id="rId56">
               <w:r>
                 <w:rPr>
                   <w:rStyle w:val="Hyperlink"/>
@@ -6167,135 +5723,7 @@
                   <w:sz w:val="18"/>
                   <w:szCs w:val="18"/>
                 </w:rPr>
-                <w:t xml:space="preserve"> </w:t>
-              </w:r>
-              <w:proofErr w:type="spellStart"/>
-              <w:r>
-                <w:rPr>
-                  <w:rStyle w:val="Hyperlink"/>
-                  <w:color w:val="467886"/>
-                  <w:sz w:val="18"/>
-                  <w:szCs w:val="18"/>
-                </w:rPr>
-                <w:t>secant</w:t>
-              </w:r>
-              <w:proofErr w:type="spellEnd"/>
-            </w:hyperlink>
-          </w:p>
-        </w:tc>
-        <w:tc>
-          <w:tcPr>
-            <w:tcW w:w="1136" w:type="dxa"/>
-            <w:tcBorders>
-              <w:top w:val="single" w:sz="8" w:space="0" w:color="auto"/>
-              <w:left w:val="single" w:sz="8" w:space="0" w:color="auto"/>
-              <w:bottom w:val="single" w:sz="8" w:space="0" w:color="auto"/>
-              <w:right w:val="single" w:sz="8" w:space="0" w:color="auto"/>
-            </w:tcBorders>
-            <w:tcMar>
-              <w:left w:w="70" w:type="dxa"/>
-              <w:right w:w="70" w:type="dxa"/>
-            </w:tcMar>
-            <w:vAlign w:val="center"/>
-          </w:tcPr>
-          <w:p>
-            <w:pPr>
-              <w:jc w:val="center"/>
-              <w:rPr>
-                <w:sz w:val="18"/>
-                <w:szCs w:val="18"/>
-              </w:rPr>
-            </w:pPr>
-            <w:r>
-              <w:rPr>
-                <w:sz w:val="18"/>
-                <w:szCs w:val="18"/>
-              </w:rPr>
-              <w:t>2</w:t>
-            </w:r>
-          </w:p>
-        </w:tc>
-        <w:tc>
-          <w:tcPr>
-            <w:tcW w:w="2060" w:type="dxa"/>
-            <w:tcBorders>
-              <w:top w:val="single" w:sz="8" w:space="0" w:color="auto"/>
-              <w:left w:val="single" w:sz="8" w:space="0" w:color="auto"/>
-              <w:bottom w:val="single" w:sz="8" w:space="0" w:color="auto"/>
-              <w:right w:val="single" w:sz="8" w:space="0" w:color="auto"/>
-            </w:tcBorders>
-            <w:tcMar>
-              <w:left w:w="70" w:type="dxa"/>
-              <w:right w:w="70" w:type="dxa"/>
-            </w:tcMar>
-            <w:vAlign w:val="center"/>
-          </w:tcPr>
-          <w:p>
-            <w:pPr>
-              <w:jc w:val="center"/>
-              <w:rPr>
-                <w:sz w:val="18"/>
-                <w:szCs w:val="18"/>
-              </w:rPr>
-            </w:pPr>
-            <w:r>
-              <w:rPr>
-                <w:sz w:val="18"/>
-                <w:szCs w:val="18"/>
-              </w:rPr>
-              <w:t>MM</w:t>
-            </w:r>
-          </w:p>
-        </w:tc>
-      </w:tr>
-      <w:tr>
-        <w:trPr>
-          <w:trHeight w:val="255"/>
-          <w:jc w:val="center"/>
-        </w:trPr>
-        <w:tc>
-          <w:tcPr>
-            <w:tcW w:w="3554" w:type="dxa"/>
-            <w:tcBorders>
-              <w:top w:val="single" w:sz="8" w:space="0" w:color="auto"/>
-              <w:left w:val="single" w:sz="8" w:space="0" w:color="auto"/>
-              <w:bottom w:val="single" w:sz="8" w:space="0" w:color="auto"/>
-              <w:right w:val="single" w:sz="8" w:space="0" w:color="auto"/>
-            </w:tcBorders>
-            <w:tcMar>
-              <w:left w:w="70" w:type="dxa"/>
-              <w:right w:w="70" w:type="dxa"/>
-            </w:tcMar>
-            <w:vAlign w:val="center"/>
-          </w:tcPr>
-          <w:p>
-            <w:pPr>
-              <w:jc w:val="center"/>
-              <w:rPr>
-                <w:sz w:val="18"/>
-                <w:szCs w:val="18"/>
-              </w:rPr>
-            </w:pPr>
-            <w:hyperlink r:id="rId56">
-              <w:proofErr w:type="spellStart"/>
-              <w:r>
-                <w:rPr>
-                  <w:rStyle w:val="Hyperlink"/>
-                  <w:color w:val="467886"/>
-                  <w:sz w:val="18"/>
-                  <w:szCs w:val="18"/>
-                </w:rPr>
-                <w:t>Inverted</w:t>
-              </w:r>
-              <w:proofErr w:type="spellEnd"/>
-              <w:r>
-                <w:rPr>
-                  <w:rStyle w:val="Hyperlink"/>
-                  <w:color w:val="467886"/>
-                  <w:sz w:val="18"/>
-                  <w:szCs w:val="18"/>
-                </w:rPr>
-                <w:t xml:space="preserve"> gamma</w:t>
+                <w:t>Inverted gamma</w:t>
               </w:r>
             </w:hyperlink>
           </w:p>
@@ -6500,7 +5928,6 @@
               </w:rPr>
             </w:pPr>
             <w:hyperlink r:id="rId58">
-              <w:proofErr w:type="spellStart"/>
               <w:r>
                 <w:rPr>
                   <w:rStyle w:val="Hyperlink"/>
@@ -6508,17 +5935,7 @@
                   <w:sz w:val="18"/>
                   <w:szCs w:val="18"/>
                 </w:rPr>
-                <w:t>Inverted</w:t>
-              </w:r>
-              <w:proofErr w:type="spellEnd"/>
-              <w:r>
-                <w:rPr>
-                  <w:rStyle w:val="Hyperlink"/>
-                  <w:color w:val="467886"/>
-                  <w:sz w:val="18"/>
-                  <w:szCs w:val="18"/>
-                </w:rPr>
-                <w:t xml:space="preserve"> Weibull</w:t>
+                <w:t>Inverted Weibull</w:t>
               </w:r>
             </w:hyperlink>
           </w:p>
@@ -7370,27 +6787,7 @@
                   <w:sz w:val="18"/>
                   <w:szCs w:val="18"/>
                 </w:rPr>
-                <w:t>Left-</w:t>
-              </w:r>
-              <w:proofErr w:type="spellStart"/>
-              <w:r>
-                <w:rPr>
-                  <w:rStyle w:val="Hyperlink"/>
-                  <w:color w:val="467886"/>
-                  <w:sz w:val="18"/>
-                  <w:szCs w:val="18"/>
-                </w:rPr>
-                <w:t>skewed</w:t>
-              </w:r>
-              <w:proofErr w:type="spellEnd"/>
-              <w:r>
-                <w:rPr>
-                  <w:rStyle w:val="Hyperlink"/>
-                  <w:color w:val="467886"/>
-                  <w:sz w:val="18"/>
-                  <w:szCs w:val="18"/>
-                </w:rPr>
-                <w:t xml:space="preserve"> Levy</w:t>
+                <w:t>Left-skewed Levy</w:t>
               </w:r>
             </w:hyperlink>
           </w:p>
@@ -7595,7 +6992,6 @@
               </w:rPr>
             </w:pPr>
             <w:hyperlink r:id="rId68">
-              <w:proofErr w:type="spellStart"/>
               <w:r>
                 <w:rPr>
                   <w:rStyle w:val="Hyperlink"/>
@@ -7603,57 +6999,7 @@
                   <w:sz w:val="18"/>
                   <w:szCs w:val="18"/>
                 </w:rPr>
-                <w:t>Logistic</w:t>
-              </w:r>
-              <w:proofErr w:type="spellEnd"/>
-              <w:r>
-                <w:rPr>
-                  <w:rStyle w:val="Hyperlink"/>
-                  <w:color w:val="467886"/>
-                  <w:sz w:val="18"/>
-                  <w:szCs w:val="18"/>
-                </w:rPr>
-                <w:t xml:space="preserve"> (</w:t>
-              </w:r>
-              <w:proofErr w:type="spellStart"/>
-              <w:r>
-                <w:rPr>
-                  <w:rStyle w:val="Hyperlink"/>
-                  <w:color w:val="467886"/>
-                  <w:sz w:val="18"/>
-                  <w:szCs w:val="18"/>
-                </w:rPr>
-                <w:t>or</w:t>
-              </w:r>
-              <w:proofErr w:type="spellEnd"/>
-              <w:r>
-                <w:rPr>
-                  <w:rStyle w:val="Hyperlink"/>
-                  <w:color w:val="467886"/>
-                  <w:sz w:val="18"/>
-                  <w:szCs w:val="18"/>
-                </w:rPr>
-                <w:t xml:space="preserve"> Sech-</w:t>
-              </w:r>
-              <w:proofErr w:type="spellStart"/>
-              <w:r>
-                <w:rPr>
-                  <w:rStyle w:val="Hyperlink"/>
-                  <w:color w:val="467886"/>
-                  <w:sz w:val="18"/>
-                  <w:szCs w:val="18"/>
-                </w:rPr>
-                <w:t>squared</w:t>
-              </w:r>
-              <w:proofErr w:type="spellEnd"/>
-              <w:r>
-                <w:rPr>
-                  <w:rStyle w:val="Hyperlink"/>
-                  <w:color w:val="467886"/>
-                  <w:sz w:val="18"/>
-                  <w:szCs w:val="18"/>
-                </w:rPr>
-                <w:t>)</w:t>
+                <w:t>Logistic (or Sech-squared)</w:t>
               </w:r>
             </w:hyperlink>
           </w:p>
@@ -8079,19 +7425,8 @@
                   <w:sz w:val="18"/>
                   <w:szCs w:val="18"/>
                 </w:rPr>
-                <w:t xml:space="preserve">Mielke Beta-Kappa / </w:t>
+                <w:t>Mielke Beta-Kappa / Dagum</w:t>
               </w:r>
-              <w:proofErr w:type="spellStart"/>
-              <w:r>
-                <w:rPr>
-                  <w:rStyle w:val="Hyperlink"/>
-                  <w:color w:val="467886"/>
-                  <w:sz w:val="18"/>
-                  <w:szCs w:val="18"/>
-                </w:rPr>
-                <w:t>Dagum</w:t>
-              </w:r>
-              <w:proofErr w:type="spellEnd"/>
             </w:hyperlink>
           </w:p>
         </w:tc>
@@ -8295,7 +7630,6 @@
               </w:rPr>
             </w:pPr>
             <w:hyperlink r:id="rId74">
-              <w:proofErr w:type="spellStart"/>
               <w:r>
                 <w:rPr>
                   <w:rStyle w:val="Hyperlink"/>
@@ -8305,7 +7639,6 @@
                 </w:rPr>
                 <w:t>Nakagami</w:t>
               </w:r>
-              <w:proofErr w:type="spellEnd"/>
             </w:hyperlink>
           </w:p>
         </w:tc>
@@ -8410,19 +7743,8 @@
                   <w:sz w:val="18"/>
                   <w:szCs w:val="18"/>
                 </w:rPr>
-                <w:t xml:space="preserve">Non-central F </w:t>
+                <w:t>Non-central F distribution</w:t>
               </w:r>
-              <w:proofErr w:type="spellStart"/>
-              <w:r>
-                <w:rPr>
-                  <w:rStyle w:val="Hyperlink"/>
-                  <w:color w:val="467886"/>
-                  <w:sz w:val="18"/>
-                  <w:szCs w:val="18"/>
-                </w:rPr>
-                <w:t>distribution</w:t>
-              </w:r>
-              <w:proofErr w:type="spellEnd"/>
             </w:hyperlink>
           </w:p>
         </w:tc>
@@ -8527,27 +7849,7 @@
                   <w:sz w:val="18"/>
                   <w:szCs w:val="18"/>
                 </w:rPr>
-                <w:t xml:space="preserve">Non-central </w:t>
-              </w:r>
-              <w:proofErr w:type="spellStart"/>
-              <w:r>
-                <w:rPr>
-                  <w:rStyle w:val="Hyperlink"/>
-                  <w:color w:val="467886"/>
-                  <w:sz w:val="18"/>
-                  <w:szCs w:val="18"/>
-                </w:rPr>
-                <w:t>Student’s</w:t>
-              </w:r>
-              <w:proofErr w:type="spellEnd"/>
-              <w:r>
-                <w:rPr>
-                  <w:rStyle w:val="Hyperlink"/>
-                  <w:color w:val="467886"/>
-                  <w:sz w:val="18"/>
-                  <w:szCs w:val="18"/>
-                </w:rPr>
-                <w:t xml:space="preserve"> t</w:t>
+                <w:t>Non-central Student’s t</w:t>
               </w:r>
             </w:hyperlink>
           </w:p>
@@ -8759,27 +8061,7 @@
                   <w:sz w:val="18"/>
                   <w:szCs w:val="18"/>
                 </w:rPr>
-                <w:t xml:space="preserve">Pearson </w:t>
-              </w:r>
-              <w:proofErr w:type="spellStart"/>
-              <w:r>
-                <w:rPr>
-                  <w:rStyle w:val="Hyperlink"/>
-                  <w:color w:val="467886"/>
-                  <w:sz w:val="18"/>
-                  <w:szCs w:val="18"/>
-                </w:rPr>
-                <w:t>type</w:t>
-              </w:r>
-              <w:proofErr w:type="spellEnd"/>
-              <w:r>
-                <w:rPr>
-                  <w:rStyle w:val="Hyperlink"/>
-                  <w:color w:val="467886"/>
-                  <w:sz w:val="18"/>
-                  <w:szCs w:val="18"/>
-                </w:rPr>
-                <w:t xml:space="preserve"> III</w:t>
+                <w:t>Pearson type III</w:t>
               </w:r>
             </w:hyperlink>
           </w:p>
@@ -8885,19 +8167,8 @@
                   <w:sz w:val="18"/>
                   <w:szCs w:val="18"/>
                 </w:rPr>
-                <w:t>Power-</w:t>
+                <w:t>Power-function</w:t>
               </w:r>
-              <w:proofErr w:type="spellStart"/>
-              <w:r>
-                <w:rPr>
-                  <w:rStyle w:val="Hyperlink"/>
-                  <w:color w:val="467886"/>
-                  <w:sz w:val="18"/>
-                  <w:szCs w:val="18"/>
-                </w:rPr>
-                <w:t>function</w:t>
-              </w:r>
-              <w:proofErr w:type="spellEnd"/>
             </w:hyperlink>
           </w:p>
         </w:tc>
@@ -9108,47 +8379,7 @@
                   <w:sz w:val="18"/>
                   <w:szCs w:val="18"/>
                 </w:rPr>
-                <w:t>R-</w:t>
-              </w:r>
-              <w:proofErr w:type="spellStart"/>
-              <w:r>
-                <w:rPr>
-                  <w:rStyle w:val="Hyperlink"/>
-                  <w:color w:val="467886"/>
-                  <w:sz w:val="18"/>
-                  <w:szCs w:val="18"/>
-                </w:rPr>
-                <w:t>distributed</w:t>
-              </w:r>
-              <w:proofErr w:type="spellEnd"/>
-              <w:r>
-                <w:rPr>
-                  <w:rStyle w:val="Hyperlink"/>
-                  <w:color w:val="467886"/>
-                  <w:sz w:val="18"/>
-                  <w:szCs w:val="18"/>
-                </w:rPr>
-                <w:t xml:space="preserve"> (</w:t>
-              </w:r>
-              <w:proofErr w:type="spellStart"/>
-              <w:r>
-                <w:rPr>
-                  <w:rStyle w:val="Hyperlink"/>
-                  <w:color w:val="467886"/>
-                  <w:sz w:val="18"/>
-                  <w:szCs w:val="18"/>
-                </w:rPr>
-                <w:t>symmetric</w:t>
-              </w:r>
-              <w:proofErr w:type="spellEnd"/>
-              <w:r>
-                <w:rPr>
-                  <w:rStyle w:val="Hyperlink"/>
-                  <w:color w:val="467886"/>
-                  <w:sz w:val="18"/>
-                  <w:szCs w:val="18"/>
-                </w:rPr>
-                <w:t xml:space="preserve"> beta)</w:t>
+                <w:t>R-distributed (symmetric beta)</w:t>
               </w:r>
             </w:hyperlink>
           </w:p>
@@ -9459,7 +8690,6 @@
               </w:rPr>
             </w:pPr>
             <w:hyperlink r:id="rId84">
-              <w:proofErr w:type="spellStart"/>
               <w:r>
                 <w:rPr>
                   <w:rStyle w:val="Hyperlink"/>
@@ -9467,9 +8697,105 @@
                   <w:sz w:val="18"/>
                   <w:szCs w:val="18"/>
                 </w:rPr>
-                <w:t>Skew</w:t>
+                <w:t>Skew normal</w:t>
               </w:r>
-              <w:proofErr w:type="spellEnd"/>
+            </w:hyperlink>
+          </w:p>
+        </w:tc>
+        <w:tc>
+          <w:tcPr>
+            <w:tcW w:w="1136" w:type="dxa"/>
+            <w:tcBorders>
+              <w:top w:val="single" w:sz="8" w:space="0" w:color="auto"/>
+              <w:left w:val="single" w:sz="8" w:space="0" w:color="auto"/>
+              <w:bottom w:val="single" w:sz="8" w:space="0" w:color="auto"/>
+              <w:right w:val="single" w:sz="8" w:space="0" w:color="auto"/>
+            </w:tcBorders>
+            <w:tcMar>
+              <w:left w:w="70" w:type="dxa"/>
+              <w:right w:w="70" w:type="dxa"/>
+            </w:tcMar>
+            <w:vAlign w:val="center"/>
+          </w:tcPr>
+          <w:p>
+            <w:pPr>
+              <w:jc w:val="center"/>
+              <w:rPr>
+                <w:sz w:val="18"/>
+                <w:szCs w:val="18"/>
+              </w:rPr>
+            </w:pPr>
+            <w:r>
+              <w:rPr>
+                <w:sz w:val="18"/>
+                <w:szCs w:val="18"/>
+              </w:rPr>
+              <w:t>3</w:t>
+            </w:r>
+          </w:p>
+        </w:tc>
+        <w:tc>
+          <w:tcPr>
+            <w:tcW w:w="2060" w:type="dxa"/>
+            <w:tcBorders>
+              <w:top w:val="single" w:sz="8" w:space="0" w:color="auto"/>
+              <w:left w:val="single" w:sz="8" w:space="0" w:color="auto"/>
+              <w:bottom w:val="single" w:sz="8" w:space="0" w:color="auto"/>
+              <w:right w:val="single" w:sz="8" w:space="0" w:color="auto"/>
+            </w:tcBorders>
+            <w:tcMar>
+              <w:left w:w="70" w:type="dxa"/>
+              <w:right w:w="70" w:type="dxa"/>
+            </w:tcMar>
+            <w:vAlign w:val="center"/>
+          </w:tcPr>
+          <w:p>
+            <w:pPr>
+              <w:jc w:val="center"/>
+              <w:rPr>
+                <w:sz w:val="18"/>
+                <w:szCs w:val="18"/>
+              </w:rPr>
+            </w:pPr>
+            <w:r>
+              <w:rPr>
+                <w:sz w:val="18"/>
+                <w:szCs w:val="18"/>
+              </w:rPr>
+              <w:t>MLE</w:t>
+            </w:r>
+          </w:p>
+        </w:tc>
+      </w:tr>
+      <w:tr>
+        <w:trPr>
+          <w:trHeight w:val="255"/>
+          <w:jc w:val="center"/>
+        </w:trPr>
+        <w:tc>
+          <w:tcPr>
+            <w:tcW w:w="3554" w:type="dxa"/>
+            <w:tcBorders>
+              <w:top w:val="single" w:sz="8" w:space="0" w:color="auto"/>
+              <w:left w:val="single" w:sz="8" w:space="0" w:color="auto"/>
+              <w:bottom w:val="single" w:sz="8" w:space="0" w:color="auto"/>
+              <w:right w:val="single" w:sz="8" w:space="0" w:color="auto"/>
+            </w:tcBorders>
+            <w:tcMar>
+              <w:left w:w="70" w:type="dxa"/>
+              <w:right w:w="70" w:type="dxa"/>
+            </w:tcMar>
+            <w:vAlign w:val="center"/>
+          </w:tcPr>
+          <w:p>
+            <w:pPr>
+              <w:jc w:val="center"/>
+              <w:rPr>
+                <w:sz w:val="18"/>
+                <w:szCs w:val="18"/>
+              </w:rPr>
+            </w:pPr>
+            <w:hyperlink r:id="rId85">
               <w:r>
                 <w:rPr>
                   <w:rStyle w:val="Hyperlink"/>
@@ -9477,7 +8803,7 @@
                   <w:sz w:val="18"/>
                   <w:szCs w:val="18"/>
                 </w:rPr>
-                <w:t xml:space="preserve"> normal</w:t>
+                <w:t>Student’s t</w:t>
               </w:r>
             </w:hyperlink>
           </w:p>
@@ -9575,125 +8901,7 @@
                 <w:szCs w:val="18"/>
               </w:rPr>
             </w:pPr>
-            <w:hyperlink r:id="rId85">
-              <w:proofErr w:type="spellStart"/>
-              <w:r>
-                <w:rPr>
-                  <w:rStyle w:val="Hyperlink"/>
-                  <w:color w:val="467886"/>
-                  <w:sz w:val="18"/>
-                  <w:szCs w:val="18"/>
-                </w:rPr>
-                <w:t>Student’s</w:t>
-              </w:r>
-              <w:proofErr w:type="spellEnd"/>
-              <w:r>
-                <w:rPr>
-                  <w:rStyle w:val="Hyperlink"/>
-                  <w:color w:val="467886"/>
-                  <w:sz w:val="18"/>
-                  <w:szCs w:val="18"/>
-                </w:rPr>
-                <w:t xml:space="preserve"> t</w:t>
-              </w:r>
-            </w:hyperlink>
-          </w:p>
-        </w:tc>
-        <w:tc>
-          <w:tcPr>
-            <w:tcW w:w="1136" w:type="dxa"/>
-            <w:tcBorders>
-              <w:top w:val="single" w:sz="8" w:space="0" w:color="auto"/>
-              <w:left w:val="single" w:sz="8" w:space="0" w:color="auto"/>
-              <w:bottom w:val="single" w:sz="8" w:space="0" w:color="auto"/>
-              <w:right w:val="single" w:sz="8" w:space="0" w:color="auto"/>
-            </w:tcBorders>
-            <w:tcMar>
-              <w:left w:w="70" w:type="dxa"/>
-              <w:right w:w="70" w:type="dxa"/>
-            </w:tcMar>
-            <w:vAlign w:val="center"/>
-          </w:tcPr>
-          <w:p>
-            <w:pPr>
-              <w:jc w:val="center"/>
-              <w:rPr>
-                <w:sz w:val="18"/>
-                <w:szCs w:val="18"/>
-              </w:rPr>
-            </w:pPr>
-            <w:r>
-              <w:rPr>
-                <w:sz w:val="18"/>
-                <w:szCs w:val="18"/>
-              </w:rPr>
-              <w:t>3</w:t>
-            </w:r>
-          </w:p>
-        </w:tc>
-        <w:tc>
-          <w:tcPr>
-            <w:tcW w:w="2060" w:type="dxa"/>
-            <w:tcBorders>
-              <w:top w:val="single" w:sz="8" w:space="0" w:color="auto"/>
-              <w:left w:val="single" w:sz="8" w:space="0" w:color="auto"/>
-              <w:bottom w:val="single" w:sz="8" w:space="0" w:color="auto"/>
-              <w:right w:val="single" w:sz="8" w:space="0" w:color="auto"/>
-            </w:tcBorders>
-            <w:tcMar>
-              <w:left w:w="70" w:type="dxa"/>
-              <w:right w:w="70" w:type="dxa"/>
-            </w:tcMar>
-            <w:vAlign w:val="center"/>
-          </w:tcPr>
-          <w:p>
-            <w:pPr>
-              <w:jc w:val="center"/>
-              <w:rPr>
-                <w:sz w:val="18"/>
-                <w:szCs w:val="18"/>
-              </w:rPr>
-            </w:pPr>
-            <w:r>
-              <w:rPr>
-                <w:sz w:val="18"/>
-                <w:szCs w:val="18"/>
-              </w:rPr>
-              <w:t>MLE</w:t>
-            </w:r>
-          </w:p>
-        </w:tc>
-      </w:tr>
-      <w:tr>
-        <w:trPr>
-          <w:trHeight w:val="255"/>
-          <w:jc w:val="center"/>
-        </w:trPr>
-        <w:tc>
-          <w:tcPr>
-            <w:tcW w:w="3554" w:type="dxa"/>
-            <w:tcBorders>
-              <w:top w:val="single" w:sz="8" w:space="0" w:color="auto"/>
-              <w:left w:val="single" w:sz="8" w:space="0" w:color="auto"/>
-              <w:bottom w:val="single" w:sz="8" w:space="0" w:color="auto"/>
-              <w:right w:val="single" w:sz="8" w:space="0" w:color="auto"/>
-            </w:tcBorders>
-            <w:tcMar>
-              <w:left w:w="70" w:type="dxa"/>
-              <w:right w:w="70" w:type="dxa"/>
-            </w:tcMar>
-            <w:vAlign w:val="center"/>
-          </w:tcPr>
-          <w:p>
-            <w:pPr>
-              <w:jc w:val="center"/>
-              <w:rPr>
-                <w:sz w:val="18"/>
-                <w:szCs w:val="18"/>
-              </w:rPr>
-            </w:pPr>
             <w:hyperlink r:id="rId86">
-              <w:proofErr w:type="spellStart"/>
               <w:r>
                 <w:rPr>
                   <w:rStyle w:val="Hyperlink"/>
@@ -9703,7 +8911,6 @@
                 </w:rPr>
                 <w:t>Trapezoid</w:t>
               </w:r>
-              <w:proofErr w:type="spellEnd"/>
             </w:hyperlink>
           </w:p>
         </w:tc>
@@ -9907,7 +9114,6 @@
               </w:rPr>
             </w:pPr>
             <w:hyperlink r:id="rId88">
-              <w:proofErr w:type="spellStart"/>
               <w:r>
                 <w:rPr>
                   <w:rStyle w:val="Hyperlink"/>
@@ -9915,9 +9121,105 @@
                   <w:sz w:val="18"/>
                   <w:szCs w:val="18"/>
                 </w:rPr>
-                <w:t>Truncated</w:t>
+                <w:t>Truncated exponential</w:t>
               </w:r>
-              <w:proofErr w:type="spellEnd"/>
+            </w:hyperlink>
+          </w:p>
+        </w:tc>
+        <w:tc>
+          <w:tcPr>
+            <w:tcW w:w="1136" w:type="dxa"/>
+            <w:tcBorders>
+              <w:top w:val="single" w:sz="8" w:space="0" w:color="auto"/>
+              <w:left w:val="single" w:sz="8" w:space="0" w:color="auto"/>
+              <w:bottom w:val="single" w:sz="8" w:space="0" w:color="auto"/>
+              <w:right w:val="single" w:sz="8" w:space="0" w:color="auto"/>
+            </w:tcBorders>
+            <w:tcMar>
+              <w:left w:w="70" w:type="dxa"/>
+              <w:right w:w="70" w:type="dxa"/>
+            </w:tcMar>
+            <w:vAlign w:val="center"/>
+          </w:tcPr>
+          <w:p>
+            <w:pPr>
+              <w:jc w:val="center"/>
+              <w:rPr>
+                <w:sz w:val="18"/>
+                <w:szCs w:val="18"/>
+              </w:rPr>
+            </w:pPr>
+            <w:r>
+              <w:rPr>
+                <w:sz w:val="18"/>
+                <w:szCs w:val="18"/>
+              </w:rPr>
+              <w:t>3</w:t>
+            </w:r>
+          </w:p>
+        </w:tc>
+        <w:tc>
+          <w:tcPr>
+            <w:tcW w:w="2060" w:type="dxa"/>
+            <w:tcBorders>
+              <w:top w:val="single" w:sz="8" w:space="0" w:color="auto"/>
+              <w:left w:val="single" w:sz="8" w:space="0" w:color="auto"/>
+              <w:bottom w:val="single" w:sz="8" w:space="0" w:color="auto"/>
+              <w:right w:val="single" w:sz="8" w:space="0" w:color="auto"/>
+            </w:tcBorders>
+            <w:tcMar>
+              <w:left w:w="70" w:type="dxa"/>
+              <w:right w:w="70" w:type="dxa"/>
+            </w:tcMar>
+            <w:vAlign w:val="center"/>
+          </w:tcPr>
+          <w:p>
+            <w:pPr>
+              <w:jc w:val="center"/>
+              <w:rPr>
+                <w:sz w:val="18"/>
+                <w:szCs w:val="18"/>
+              </w:rPr>
+            </w:pPr>
+            <w:r>
+              <w:rPr>
+                <w:sz w:val="18"/>
+                <w:szCs w:val="18"/>
+              </w:rPr>
+              <w:t>MLE</w:t>
+            </w:r>
+          </w:p>
+        </w:tc>
+      </w:tr>
+      <w:tr>
+        <w:trPr>
+          <w:trHeight w:val="255"/>
+          <w:jc w:val="center"/>
+        </w:trPr>
+        <w:tc>
+          <w:tcPr>
+            <w:tcW w:w="3554" w:type="dxa"/>
+            <w:tcBorders>
+              <w:top w:val="single" w:sz="8" w:space="0" w:color="auto"/>
+              <w:left w:val="single" w:sz="8" w:space="0" w:color="auto"/>
+              <w:bottom w:val="single" w:sz="8" w:space="0" w:color="auto"/>
+              <w:right w:val="single" w:sz="8" w:space="0" w:color="auto"/>
+            </w:tcBorders>
+            <w:tcMar>
+              <w:left w:w="70" w:type="dxa"/>
+              <w:right w:w="70" w:type="dxa"/>
+            </w:tcMar>
+            <w:vAlign w:val="center"/>
+          </w:tcPr>
+          <w:p>
+            <w:pPr>
+              <w:jc w:val="center"/>
+              <w:rPr>
+                <w:sz w:val="18"/>
+                <w:szCs w:val="18"/>
+              </w:rPr>
+            </w:pPr>
+            <w:hyperlink r:id="rId89">
               <w:r>
                 <w:rPr>
                   <w:rStyle w:val="Hyperlink"/>
@@ -9925,135 +9227,7 @@
                   <w:sz w:val="18"/>
                   <w:szCs w:val="18"/>
                 </w:rPr>
-                <w:t xml:space="preserve"> </w:t>
-              </w:r>
-              <w:proofErr w:type="spellStart"/>
-              <w:r>
-                <w:rPr>
-                  <w:rStyle w:val="Hyperlink"/>
-                  <w:color w:val="467886"/>
-                  <w:sz w:val="18"/>
-                  <w:szCs w:val="18"/>
-                </w:rPr>
-                <w:t>exponential</w:t>
-              </w:r>
-              <w:proofErr w:type="spellEnd"/>
-            </w:hyperlink>
-          </w:p>
-        </w:tc>
-        <w:tc>
-          <w:tcPr>
-            <w:tcW w:w="1136" w:type="dxa"/>
-            <w:tcBorders>
-              <w:top w:val="single" w:sz="8" w:space="0" w:color="auto"/>
-              <w:left w:val="single" w:sz="8" w:space="0" w:color="auto"/>
-              <w:bottom w:val="single" w:sz="8" w:space="0" w:color="auto"/>
-              <w:right w:val="single" w:sz="8" w:space="0" w:color="auto"/>
-            </w:tcBorders>
-            <w:tcMar>
-              <w:left w:w="70" w:type="dxa"/>
-              <w:right w:w="70" w:type="dxa"/>
-            </w:tcMar>
-            <w:vAlign w:val="center"/>
-          </w:tcPr>
-          <w:p>
-            <w:pPr>
-              <w:jc w:val="center"/>
-              <w:rPr>
-                <w:sz w:val="18"/>
-                <w:szCs w:val="18"/>
-              </w:rPr>
-            </w:pPr>
-            <w:r>
-              <w:rPr>
-                <w:sz w:val="18"/>
-                <w:szCs w:val="18"/>
-              </w:rPr>
-              <w:t>3</w:t>
-            </w:r>
-          </w:p>
-        </w:tc>
-        <w:tc>
-          <w:tcPr>
-            <w:tcW w:w="2060" w:type="dxa"/>
-            <w:tcBorders>
-              <w:top w:val="single" w:sz="8" w:space="0" w:color="auto"/>
-              <w:left w:val="single" w:sz="8" w:space="0" w:color="auto"/>
-              <w:bottom w:val="single" w:sz="8" w:space="0" w:color="auto"/>
-              <w:right w:val="single" w:sz="8" w:space="0" w:color="auto"/>
-            </w:tcBorders>
-            <w:tcMar>
-              <w:left w:w="70" w:type="dxa"/>
-              <w:right w:w="70" w:type="dxa"/>
-            </w:tcMar>
-            <w:vAlign w:val="center"/>
-          </w:tcPr>
-          <w:p>
-            <w:pPr>
-              <w:jc w:val="center"/>
-              <w:rPr>
-                <w:sz w:val="18"/>
-                <w:szCs w:val="18"/>
-              </w:rPr>
-            </w:pPr>
-            <w:r>
-              <w:rPr>
-                <w:sz w:val="18"/>
-                <w:szCs w:val="18"/>
-              </w:rPr>
-              <w:t>MLE</w:t>
-            </w:r>
-          </w:p>
-        </w:tc>
-      </w:tr>
-      <w:tr>
-        <w:trPr>
-          <w:trHeight w:val="255"/>
-          <w:jc w:val="center"/>
-        </w:trPr>
-        <w:tc>
-          <w:tcPr>
-            <w:tcW w:w="3554" w:type="dxa"/>
-            <w:tcBorders>
-              <w:top w:val="single" w:sz="8" w:space="0" w:color="auto"/>
-              <w:left w:val="single" w:sz="8" w:space="0" w:color="auto"/>
-              <w:bottom w:val="single" w:sz="8" w:space="0" w:color="auto"/>
-              <w:right w:val="single" w:sz="8" w:space="0" w:color="auto"/>
-            </w:tcBorders>
-            <w:tcMar>
-              <w:left w:w="70" w:type="dxa"/>
-              <w:right w:w="70" w:type="dxa"/>
-            </w:tcMar>
-            <w:vAlign w:val="center"/>
-          </w:tcPr>
-          <w:p>
-            <w:pPr>
-              <w:jc w:val="center"/>
-              <w:rPr>
-                <w:sz w:val="18"/>
-                <w:szCs w:val="18"/>
-              </w:rPr>
-            </w:pPr>
-            <w:hyperlink r:id="rId89">
-              <w:proofErr w:type="spellStart"/>
-              <w:r>
-                <w:rPr>
-                  <w:rStyle w:val="Hyperlink"/>
-                  <w:color w:val="467886"/>
-                  <w:sz w:val="18"/>
-                  <w:szCs w:val="18"/>
-                </w:rPr>
-                <w:t>Truncated</w:t>
-              </w:r>
-              <w:proofErr w:type="spellEnd"/>
-              <w:r>
-                <w:rPr>
-                  <w:rStyle w:val="Hyperlink"/>
-                  <w:color w:val="467886"/>
-                  <w:sz w:val="18"/>
-                  <w:szCs w:val="18"/>
-                </w:rPr>
-                <w:t xml:space="preserve"> normal</w:t>
+                <w:t>Truncated normal</w:t>
               </w:r>
             </w:hyperlink>
           </w:p>
@@ -10159,9 +9333,105 @@
                   <w:sz w:val="18"/>
                   <w:szCs w:val="18"/>
                 </w:rPr>
-                <w:t xml:space="preserve">Upper </w:t>
+                <w:t>Upper truncated Pareto</w:t>
               </w:r>
-              <w:proofErr w:type="spellStart"/>
+            </w:hyperlink>
+          </w:p>
+        </w:tc>
+        <w:tc>
+          <w:tcPr>
+            <w:tcW w:w="1136" w:type="dxa"/>
+            <w:tcBorders>
+              <w:top w:val="single" w:sz="8" w:space="0" w:color="auto"/>
+              <w:left w:val="single" w:sz="8" w:space="0" w:color="auto"/>
+              <w:bottom w:val="single" w:sz="8" w:space="0" w:color="auto"/>
+              <w:right w:val="single" w:sz="8" w:space="0" w:color="auto"/>
+            </w:tcBorders>
+            <w:tcMar>
+              <w:left w:w="70" w:type="dxa"/>
+              <w:right w:w="70" w:type="dxa"/>
+            </w:tcMar>
+            <w:vAlign w:val="center"/>
+          </w:tcPr>
+          <w:p>
+            <w:pPr>
+              <w:jc w:val="center"/>
+              <w:rPr>
+                <w:sz w:val="18"/>
+                <w:szCs w:val="18"/>
+              </w:rPr>
+            </w:pPr>
+            <w:r>
+              <w:rPr>
+                <w:sz w:val="18"/>
+                <w:szCs w:val="18"/>
+              </w:rPr>
+              <w:t>4</w:t>
+            </w:r>
+          </w:p>
+        </w:tc>
+        <w:tc>
+          <w:tcPr>
+            <w:tcW w:w="2060" w:type="dxa"/>
+            <w:tcBorders>
+              <w:top w:val="single" w:sz="8" w:space="0" w:color="auto"/>
+              <w:left w:val="single" w:sz="8" w:space="0" w:color="auto"/>
+              <w:bottom w:val="single" w:sz="8" w:space="0" w:color="auto"/>
+              <w:right w:val="single" w:sz="8" w:space="0" w:color="auto"/>
+            </w:tcBorders>
+            <w:tcMar>
+              <w:left w:w="70" w:type="dxa"/>
+              <w:right w:w="70" w:type="dxa"/>
+            </w:tcMar>
+            <w:vAlign w:val="center"/>
+          </w:tcPr>
+          <w:p>
+            <w:pPr>
+              <w:jc w:val="center"/>
+              <w:rPr>
+                <w:sz w:val="18"/>
+                <w:szCs w:val="18"/>
+              </w:rPr>
+            </w:pPr>
+            <w:r>
+              <w:rPr>
+                <w:sz w:val="18"/>
+                <w:szCs w:val="18"/>
+              </w:rPr>
+              <w:t>MLE</w:t>
+            </w:r>
+          </w:p>
+        </w:tc>
+      </w:tr>
+      <w:tr>
+        <w:trPr>
+          <w:trHeight w:val="255"/>
+          <w:jc w:val="center"/>
+        </w:trPr>
+        <w:tc>
+          <w:tcPr>
+            <w:tcW w:w="3554" w:type="dxa"/>
+            <w:tcBorders>
+              <w:top w:val="single" w:sz="8" w:space="0" w:color="auto"/>
+              <w:left w:val="single" w:sz="8" w:space="0" w:color="auto"/>
+              <w:bottom w:val="single" w:sz="8" w:space="0" w:color="auto"/>
+              <w:right w:val="single" w:sz="8" w:space="0" w:color="auto"/>
+            </w:tcBorders>
+            <w:tcMar>
+              <w:left w:w="70" w:type="dxa"/>
+              <w:right w:w="70" w:type="dxa"/>
+            </w:tcMar>
+            <w:vAlign w:val="center"/>
+          </w:tcPr>
+          <w:p>
+            <w:pPr>
+              <w:jc w:val="center"/>
+              <w:rPr>
+                <w:sz w:val="18"/>
+                <w:szCs w:val="18"/>
+              </w:rPr>
+            </w:pPr>
+            <w:hyperlink r:id="rId91">
               <w:r>
                 <w:rPr>
                   <w:rStyle w:val="Hyperlink"/>
@@ -10169,166 +9439,8 @@
                   <w:sz w:val="18"/>
                   <w:szCs w:val="18"/>
                 </w:rPr>
-                <w:t>truncated</w:t>
+                <w:t>Doubly truncated Weibull minimum</w:t>
               </w:r>
-              <w:proofErr w:type="spellEnd"/>
-              <w:r>
-                <w:rPr>
-                  <w:rStyle w:val="Hyperlink"/>
-                  <w:color w:val="467886"/>
-                  <w:sz w:val="18"/>
-                  <w:szCs w:val="18"/>
-                </w:rPr>
-                <w:t xml:space="preserve"> Pareto</w:t>
-              </w:r>
-            </w:hyperlink>
-          </w:p>
-        </w:tc>
-        <w:tc>
-          <w:tcPr>
-            <w:tcW w:w="1136" w:type="dxa"/>
-            <w:tcBorders>
-              <w:top w:val="single" w:sz="8" w:space="0" w:color="auto"/>
-              <w:left w:val="single" w:sz="8" w:space="0" w:color="auto"/>
-              <w:bottom w:val="single" w:sz="8" w:space="0" w:color="auto"/>
-              <w:right w:val="single" w:sz="8" w:space="0" w:color="auto"/>
-            </w:tcBorders>
-            <w:tcMar>
-              <w:left w:w="70" w:type="dxa"/>
-              <w:right w:w="70" w:type="dxa"/>
-            </w:tcMar>
-            <w:vAlign w:val="center"/>
-          </w:tcPr>
-          <w:p>
-            <w:pPr>
-              <w:jc w:val="center"/>
-              <w:rPr>
-                <w:sz w:val="18"/>
-                <w:szCs w:val="18"/>
-              </w:rPr>
-            </w:pPr>
-            <w:r>
-              <w:rPr>
-                <w:sz w:val="18"/>
-                <w:szCs w:val="18"/>
-              </w:rPr>
-              <w:t>4</w:t>
-            </w:r>
-          </w:p>
-        </w:tc>
-        <w:tc>
-          <w:tcPr>
-            <w:tcW w:w="2060" w:type="dxa"/>
-            <w:tcBorders>
-              <w:top w:val="single" w:sz="8" w:space="0" w:color="auto"/>
-              <w:left w:val="single" w:sz="8" w:space="0" w:color="auto"/>
-              <w:bottom w:val="single" w:sz="8" w:space="0" w:color="auto"/>
-              <w:right w:val="single" w:sz="8" w:space="0" w:color="auto"/>
-            </w:tcBorders>
-            <w:tcMar>
-              <w:left w:w="70" w:type="dxa"/>
-              <w:right w:w="70" w:type="dxa"/>
-            </w:tcMar>
-            <w:vAlign w:val="center"/>
-          </w:tcPr>
-          <w:p>
-            <w:pPr>
-              <w:jc w:val="center"/>
-              <w:rPr>
-                <w:sz w:val="18"/>
-                <w:szCs w:val="18"/>
-              </w:rPr>
-            </w:pPr>
-            <w:r>
-              <w:rPr>
-                <w:sz w:val="18"/>
-                <w:szCs w:val="18"/>
-              </w:rPr>
-              <w:t>MLE</w:t>
-            </w:r>
-          </w:p>
-        </w:tc>
-      </w:tr>
-      <w:tr>
-        <w:trPr>
-          <w:trHeight w:val="255"/>
-          <w:jc w:val="center"/>
-        </w:trPr>
-        <w:tc>
-          <w:tcPr>
-            <w:tcW w:w="3554" w:type="dxa"/>
-            <w:tcBorders>
-              <w:top w:val="single" w:sz="8" w:space="0" w:color="auto"/>
-              <w:left w:val="single" w:sz="8" w:space="0" w:color="auto"/>
-              <w:bottom w:val="single" w:sz="8" w:space="0" w:color="auto"/>
-              <w:right w:val="single" w:sz="8" w:space="0" w:color="auto"/>
-            </w:tcBorders>
-            <w:tcMar>
-              <w:left w:w="70" w:type="dxa"/>
-              <w:right w:w="70" w:type="dxa"/>
-            </w:tcMar>
-            <w:vAlign w:val="center"/>
-          </w:tcPr>
-          <w:p>
-            <w:pPr>
-              <w:jc w:val="center"/>
-              <w:rPr>
-                <w:sz w:val="18"/>
-                <w:szCs w:val="18"/>
-              </w:rPr>
-            </w:pPr>
-            <w:hyperlink r:id="rId91">
-              <w:proofErr w:type="spellStart"/>
-              <w:r>
-                <w:rPr>
-                  <w:rStyle w:val="Hyperlink"/>
-                  <w:color w:val="467886"/>
-                  <w:sz w:val="18"/>
-                  <w:szCs w:val="18"/>
-                </w:rPr>
-                <w:t>Doubly</w:t>
-              </w:r>
-              <w:proofErr w:type="spellEnd"/>
-              <w:r>
-                <w:rPr>
-                  <w:rStyle w:val="Hyperlink"/>
-                  <w:color w:val="467886"/>
-                  <w:sz w:val="18"/>
-                  <w:szCs w:val="18"/>
-                </w:rPr>
-                <w:t xml:space="preserve"> </w:t>
-              </w:r>
-              <w:proofErr w:type="spellStart"/>
-              <w:r>
-                <w:rPr>
-                  <w:rStyle w:val="Hyperlink"/>
-                  <w:color w:val="467886"/>
-                  <w:sz w:val="18"/>
-                  <w:szCs w:val="18"/>
-                </w:rPr>
-                <w:t>truncated</w:t>
-              </w:r>
-              <w:proofErr w:type="spellEnd"/>
-              <w:r>
-                <w:rPr>
-                  <w:rStyle w:val="Hyperlink"/>
-                  <w:color w:val="467886"/>
-                  <w:sz w:val="18"/>
-                  <w:szCs w:val="18"/>
-                </w:rPr>
-                <w:t xml:space="preserve"> Weibull </w:t>
-              </w:r>
-              <w:proofErr w:type="spellStart"/>
-              <w:r>
-                <w:rPr>
-                  <w:rStyle w:val="Hyperlink"/>
-                  <w:color w:val="467886"/>
-                  <w:sz w:val="18"/>
-                  <w:szCs w:val="18"/>
-                </w:rPr>
-                <w:t>minimum</w:t>
-              </w:r>
-              <w:proofErr w:type="spellEnd"/>
             </w:hyperlink>
           </w:p>
         </w:tc>
@@ -10532,7 +9644,6 @@
               </w:rPr>
             </w:pPr>
             <w:hyperlink r:id="rId93">
-              <w:proofErr w:type="spellStart"/>
               <w:r>
                 <w:rPr>
                   <w:rStyle w:val="Hyperlink"/>
@@ -10542,7 +9653,6 @@
                 </w:rPr>
                 <w:t>Uniform</w:t>
               </w:r>
-              <w:proofErr w:type="spellEnd"/>
             </w:hyperlink>
           </w:p>
         </w:tc>
@@ -10640,7 +9750,6 @@
               </w:rPr>
             </w:pPr>
             <w:hyperlink r:id="rId94">
-              <w:proofErr w:type="spellStart"/>
               <w:r>
                 <w:rPr>
                   <w:rStyle w:val="Hyperlink"/>
@@ -10648,9 +9757,105 @@
                   <w:sz w:val="18"/>
                   <w:szCs w:val="18"/>
                 </w:rPr>
-                <w:t>Von</w:t>
+                <w:t>Von Mises</w:t>
               </w:r>
-              <w:proofErr w:type="spellEnd"/>
+            </w:hyperlink>
+          </w:p>
+        </w:tc>
+        <w:tc>
+          <w:tcPr>
+            <w:tcW w:w="1136" w:type="dxa"/>
+            <w:tcBorders>
+              <w:top w:val="single" w:sz="8" w:space="0" w:color="auto"/>
+              <w:left w:val="single" w:sz="8" w:space="0" w:color="auto"/>
+              <w:bottom w:val="single" w:sz="8" w:space="0" w:color="auto"/>
+              <w:right w:val="single" w:sz="8" w:space="0" w:color="auto"/>
+            </w:tcBorders>
+            <w:tcMar>
+              <w:left w:w="70" w:type="dxa"/>
+              <w:right w:w="70" w:type="dxa"/>
+            </w:tcMar>
+            <w:vAlign w:val="center"/>
+          </w:tcPr>
+          <w:p>
+            <w:pPr>
+              <w:jc w:val="center"/>
+              <w:rPr>
+                <w:sz w:val="18"/>
+                <w:szCs w:val="18"/>
+              </w:rPr>
+            </w:pPr>
+            <w:r>
+              <w:rPr>
+                <w:sz w:val="18"/>
+                <w:szCs w:val="18"/>
+              </w:rPr>
+              <w:t>3</w:t>
+            </w:r>
+          </w:p>
+        </w:tc>
+        <w:tc>
+          <w:tcPr>
+            <w:tcW w:w="2060" w:type="dxa"/>
+            <w:tcBorders>
+              <w:top w:val="single" w:sz="8" w:space="0" w:color="auto"/>
+              <w:left w:val="single" w:sz="8" w:space="0" w:color="auto"/>
+              <w:bottom w:val="single" w:sz="8" w:space="0" w:color="auto"/>
+              <w:right w:val="single" w:sz="8" w:space="0" w:color="auto"/>
+            </w:tcBorders>
+            <w:tcMar>
+              <w:left w:w="70" w:type="dxa"/>
+              <w:right w:w="70" w:type="dxa"/>
+            </w:tcMar>
+            <w:vAlign w:val="center"/>
+          </w:tcPr>
+          <w:p>
+            <w:pPr>
+              <w:jc w:val="center"/>
+              <w:rPr>
+                <w:sz w:val="18"/>
+                <w:szCs w:val="18"/>
+              </w:rPr>
+            </w:pPr>
+            <w:r>
+              <w:rPr>
+                <w:sz w:val="18"/>
+                <w:szCs w:val="18"/>
+              </w:rPr>
+              <w:t>MLE</w:t>
+            </w:r>
+          </w:p>
+        </w:tc>
+      </w:tr>
+      <w:tr>
+        <w:trPr>
+          <w:trHeight w:val="255"/>
+          <w:jc w:val="center"/>
+        </w:trPr>
+        <w:tc>
+          <w:tcPr>
+            <w:tcW w:w="3554" w:type="dxa"/>
+            <w:tcBorders>
+              <w:top w:val="single" w:sz="8" w:space="0" w:color="auto"/>
+              <w:left w:val="single" w:sz="8" w:space="0" w:color="auto"/>
+              <w:bottom w:val="single" w:sz="8" w:space="0" w:color="auto"/>
+              <w:right w:val="single" w:sz="8" w:space="0" w:color="auto"/>
+            </w:tcBorders>
+            <w:tcMar>
+              <w:left w:w="70" w:type="dxa"/>
+              <w:right w:w="70" w:type="dxa"/>
+            </w:tcMar>
+            <w:vAlign w:val="center"/>
+          </w:tcPr>
+          <w:p>
+            <w:pPr>
+              <w:jc w:val="center"/>
+              <w:rPr>
+                <w:sz w:val="18"/>
+                <w:szCs w:val="18"/>
+              </w:rPr>
+            </w:pPr>
+            <w:hyperlink r:id="rId95">
               <w:r>
                 <w:rPr>
                   <w:rStyle w:val="Hyperlink"/>
@@ -10658,124 +9863,7 @@
                   <w:sz w:val="18"/>
                   <w:szCs w:val="18"/>
                 </w:rPr>
-                <w:t xml:space="preserve"> Mises</w:t>
-              </w:r>
-            </w:hyperlink>
-          </w:p>
-        </w:tc>
-        <w:tc>
-          <w:tcPr>
-            <w:tcW w:w="1136" w:type="dxa"/>
-            <w:tcBorders>
-              <w:top w:val="single" w:sz="8" w:space="0" w:color="auto"/>
-              <w:left w:val="single" w:sz="8" w:space="0" w:color="auto"/>
-              <w:bottom w:val="single" w:sz="8" w:space="0" w:color="auto"/>
-              <w:right w:val="single" w:sz="8" w:space="0" w:color="auto"/>
-            </w:tcBorders>
-            <w:tcMar>
-              <w:left w:w="70" w:type="dxa"/>
-              <w:right w:w="70" w:type="dxa"/>
-            </w:tcMar>
-            <w:vAlign w:val="center"/>
-          </w:tcPr>
-          <w:p>
-            <w:pPr>
-              <w:jc w:val="center"/>
-              <w:rPr>
-                <w:sz w:val="18"/>
-                <w:szCs w:val="18"/>
-              </w:rPr>
-            </w:pPr>
-            <w:r>
-              <w:rPr>
-                <w:sz w:val="18"/>
-                <w:szCs w:val="18"/>
-              </w:rPr>
-              <w:t>3</w:t>
-            </w:r>
-          </w:p>
-        </w:tc>
-        <w:tc>
-          <w:tcPr>
-            <w:tcW w:w="2060" w:type="dxa"/>
-            <w:tcBorders>
-              <w:top w:val="single" w:sz="8" w:space="0" w:color="auto"/>
-              <w:left w:val="single" w:sz="8" w:space="0" w:color="auto"/>
-              <w:bottom w:val="single" w:sz="8" w:space="0" w:color="auto"/>
-              <w:right w:val="single" w:sz="8" w:space="0" w:color="auto"/>
-            </w:tcBorders>
-            <w:tcMar>
-              <w:left w:w="70" w:type="dxa"/>
-              <w:right w:w="70" w:type="dxa"/>
-            </w:tcMar>
-            <w:vAlign w:val="center"/>
-          </w:tcPr>
-          <w:p>
-            <w:pPr>
-              <w:jc w:val="center"/>
-              <w:rPr>
-                <w:sz w:val="18"/>
-                <w:szCs w:val="18"/>
-              </w:rPr>
-            </w:pPr>
-            <w:r>
-              <w:rPr>
-                <w:sz w:val="18"/>
-                <w:szCs w:val="18"/>
-              </w:rPr>
-              <w:t>MLE</w:t>
-            </w:r>
-          </w:p>
-        </w:tc>
-      </w:tr>
-      <w:tr>
-        <w:trPr>
-          <w:trHeight w:val="255"/>
-          <w:jc w:val="center"/>
-        </w:trPr>
-        <w:tc>
-          <w:tcPr>
-            <w:tcW w:w="3554" w:type="dxa"/>
-            <w:tcBorders>
-              <w:top w:val="single" w:sz="8" w:space="0" w:color="auto"/>
-              <w:left w:val="single" w:sz="8" w:space="0" w:color="auto"/>
-              <w:bottom w:val="single" w:sz="8" w:space="0" w:color="auto"/>
-              <w:right w:val="single" w:sz="8" w:space="0" w:color="auto"/>
-            </w:tcBorders>
-            <w:tcMar>
-              <w:left w:w="70" w:type="dxa"/>
-              <w:right w:w="70" w:type="dxa"/>
-            </w:tcMar>
-            <w:vAlign w:val="center"/>
-          </w:tcPr>
-          <w:p>
-            <w:pPr>
-              <w:jc w:val="center"/>
-              <w:rPr>
-                <w:sz w:val="18"/>
-                <w:szCs w:val="18"/>
-              </w:rPr>
-            </w:pPr>
-            <w:hyperlink r:id="rId95">
-              <w:proofErr w:type="spellStart"/>
-              <w:r>
-                <w:rPr>
-                  <w:rStyle w:val="Hyperlink"/>
-                  <w:color w:val="467886"/>
-                  <w:sz w:val="18"/>
-                  <w:szCs w:val="18"/>
-                </w:rPr>
-                <w:t>Von</w:t>
-              </w:r>
-              <w:proofErr w:type="spellEnd"/>
-              <w:r>
-                <w:rPr>
-                  <w:rStyle w:val="Hyperlink"/>
-                  <w:color w:val="467886"/>
-                  <w:sz w:val="18"/>
-                  <w:szCs w:val="18"/>
-                </w:rPr>
-                <w:t xml:space="preserve"> Mises line</w:t>
+                <w:t>Von Mises line</w:t>
               </w:r>
             </w:hyperlink>
           </w:p>
@@ -10987,19 +10075,8 @@
                   <w:sz w:val="18"/>
                   <w:szCs w:val="18"/>
                 </w:rPr>
-                <w:t xml:space="preserve">Weibull </w:t>
+                <w:t>Weibull maximum</w:t>
               </w:r>
-              <w:proofErr w:type="spellStart"/>
-              <w:r>
-                <w:rPr>
-                  <w:rStyle w:val="Hyperlink"/>
-                  <w:color w:val="467886"/>
-                  <w:sz w:val="18"/>
-                  <w:szCs w:val="18"/>
-                </w:rPr>
-                <w:t>maximum</w:t>
-              </w:r>
-              <w:proofErr w:type="spellEnd"/>
             </w:hyperlink>
           </w:p>
         </w:tc>
@@ -11104,9 +10181,105 @@
                   <w:sz w:val="18"/>
                   <w:szCs w:val="18"/>
                 </w:rPr>
-                <w:t xml:space="preserve">Weibull </w:t>
+                <w:t>Weibull minimum</w:t>
               </w:r>
-              <w:proofErr w:type="spellStart"/>
+            </w:hyperlink>
+          </w:p>
+        </w:tc>
+        <w:tc>
+          <w:tcPr>
+            <w:tcW w:w="1136" w:type="dxa"/>
+            <w:tcBorders>
+              <w:top w:val="single" w:sz="8" w:space="0" w:color="auto"/>
+              <w:left w:val="single" w:sz="8" w:space="0" w:color="auto"/>
+              <w:bottom w:val="single" w:sz="8" w:space="0" w:color="auto"/>
+              <w:right w:val="single" w:sz="8" w:space="0" w:color="auto"/>
+            </w:tcBorders>
+            <w:tcMar>
+              <w:left w:w="70" w:type="dxa"/>
+              <w:right w:w="70" w:type="dxa"/>
+            </w:tcMar>
+            <w:vAlign w:val="center"/>
+          </w:tcPr>
+          <w:p>
+            <w:pPr>
+              <w:jc w:val="center"/>
+              <w:rPr>
+                <w:sz w:val="18"/>
+                <w:szCs w:val="18"/>
+              </w:rPr>
+            </w:pPr>
+            <w:r>
+              <w:rPr>
+                <w:sz w:val="18"/>
+                <w:szCs w:val="18"/>
+              </w:rPr>
+              <w:t>3</w:t>
+            </w:r>
+          </w:p>
+        </w:tc>
+        <w:tc>
+          <w:tcPr>
+            <w:tcW w:w="2060" w:type="dxa"/>
+            <w:tcBorders>
+              <w:top w:val="single" w:sz="8" w:space="0" w:color="auto"/>
+              <w:left w:val="single" w:sz="8" w:space="0" w:color="auto"/>
+              <w:bottom w:val="single" w:sz="8" w:space="0" w:color="auto"/>
+              <w:right w:val="single" w:sz="8" w:space="0" w:color="auto"/>
+            </w:tcBorders>
+            <w:tcMar>
+              <w:left w:w="70" w:type="dxa"/>
+              <w:right w:w="70" w:type="dxa"/>
+            </w:tcMar>
+            <w:vAlign w:val="center"/>
+          </w:tcPr>
+          <w:p>
+            <w:pPr>
+              <w:jc w:val="center"/>
+              <w:rPr>
+                <w:sz w:val="18"/>
+                <w:szCs w:val="18"/>
+              </w:rPr>
+            </w:pPr>
+            <w:r>
+              <w:rPr>
+                <w:sz w:val="18"/>
+                <w:szCs w:val="18"/>
+              </w:rPr>
+              <w:t>MLE</w:t>
+            </w:r>
+          </w:p>
+        </w:tc>
+      </w:tr>
+      <w:tr>
+        <w:trPr>
+          <w:trHeight w:val="255"/>
+          <w:jc w:val="center"/>
+        </w:trPr>
+        <w:tc>
+          <w:tcPr>
+            <w:tcW w:w="3554" w:type="dxa"/>
+            <w:tcBorders>
+              <w:top w:val="single" w:sz="8" w:space="0" w:color="auto"/>
+              <w:left w:val="single" w:sz="8" w:space="0" w:color="auto"/>
+              <w:bottom w:val="single" w:sz="8" w:space="0" w:color="auto"/>
+              <w:right w:val="single" w:sz="8" w:space="0" w:color="auto"/>
+            </w:tcBorders>
+            <w:tcMar>
+              <w:left w:w="70" w:type="dxa"/>
+              <w:right w:w="70" w:type="dxa"/>
+            </w:tcMar>
+            <w:vAlign w:val="center"/>
+          </w:tcPr>
+          <w:p>
+            <w:pPr>
+              <w:jc w:val="center"/>
+              <w:rPr>
+                <w:sz w:val="18"/>
+                <w:szCs w:val="18"/>
+              </w:rPr>
+            </w:pPr>
+            <w:hyperlink r:id="rId99">
               <w:r>
                 <w:rPr>
                   <w:rStyle w:val="Hyperlink"/>
@@ -11114,125 +10287,7 @@
                   <w:sz w:val="18"/>
                   <w:szCs w:val="18"/>
                 </w:rPr>
-                <w:t>minimum</w:t>
-              </w:r>
-              <w:proofErr w:type="spellEnd"/>
-            </w:hyperlink>
-          </w:p>
-        </w:tc>
-        <w:tc>
-          <w:tcPr>
-            <w:tcW w:w="1136" w:type="dxa"/>
-            <w:tcBorders>
-              <w:top w:val="single" w:sz="8" w:space="0" w:color="auto"/>
-              <w:left w:val="single" w:sz="8" w:space="0" w:color="auto"/>
-              <w:bottom w:val="single" w:sz="8" w:space="0" w:color="auto"/>
-              <w:right w:val="single" w:sz="8" w:space="0" w:color="auto"/>
-            </w:tcBorders>
-            <w:tcMar>
-              <w:left w:w="70" w:type="dxa"/>
-              <w:right w:w="70" w:type="dxa"/>
-            </w:tcMar>
-            <w:vAlign w:val="center"/>
-          </w:tcPr>
-          <w:p>
-            <w:pPr>
-              <w:jc w:val="center"/>
-              <w:rPr>
-                <w:sz w:val="18"/>
-                <w:szCs w:val="18"/>
-              </w:rPr>
-            </w:pPr>
-            <w:r>
-              <w:rPr>
-                <w:sz w:val="18"/>
-                <w:szCs w:val="18"/>
-              </w:rPr>
-              <w:t>3</w:t>
-            </w:r>
-          </w:p>
-        </w:tc>
-        <w:tc>
-          <w:tcPr>
-            <w:tcW w:w="2060" w:type="dxa"/>
-            <w:tcBorders>
-              <w:top w:val="single" w:sz="8" w:space="0" w:color="auto"/>
-              <w:left w:val="single" w:sz="8" w:space="0" w:color="auto"/>
-              <w:bottom w:val="single" w:sz="8" w:space="0" w:color="auto"/>
-              <w:right w:val="single" w:sz="8" w:space="0" w:color="auto"/>
-            </w:tcBorders>
-            <w:tcMar>
-              <w:left w:w="70" w:type="dxa"/>
-              <w:right w:w="70" w:type="dxa"/>
-            </w:tcMar>
-            <w:vAlign w:val="center"/>
-          </w:tcPr>
-          <w:p>
-            <w:pPr>
-              <w:jc w:val="center"/>
-              <w:rPr>
-                <w:sz w:val="18"/>
-                <w:szCs w:val="18"/>
-              </w:rPr>
-            </w:pPr>
-            <w:r>
-              <w:rPr>
-                <w:sz w:val="18"/>
-                <w:szCs w:val="18"/>
-              </w:rPr>
-              <w:t>MLE</w:t>
-            </w:r>
-          </w:p>
-        </w:tc>
-      </w:tr>
-      <w:tr>
-        <w:trPr>
-          <w:trHeight w:val="255"/>
-          <w:jc w:val="center"/>
-        </w:trPr>
-        <w:tc>
-          <w:tcPr>
-            <w:tcW w:w="3554" w:type="dxa"/>
-            <w:tcBorders>
-              <w:top w:val="single" w:sz="8" w:space="0" w:color="auto"/>
-              <w:left w:val="single" w:sz="8" w:space="0" w:color="auto"/>
-              <w:bottom w:val="single" w:sz="8" w:space="0" w:color="auto"/>
-              <w:right w:val="single" w:sz="8" w:space="0" w:color="auto"/>
-            </w:tcBorders>
-            <w:tcMar>
-              <w:left w:w="70" w:type="dxa"/>
-              <w:right w:w="70" w:type="dxa"/>
-            </w:tcMar>
-            <w:vAlign w:val="center"/>
-          </w:tcPr>
-          <w:p>
-            <w:pPr>
-              <w:jc w:val="center"/>
-              <w:rPr>
-                <w:sz w:val="18"/>
-                <w:szCs w:val="18"/>
-              </w:rPr>
-            </w:pPr>
-            <w:hyperlink r:id="rId99">
-              <w:proofErr w:type="spellStart"/>
-              <w:r>
-                <w:rPr>
-                  <w:rStyle w:val="Hyperlink"/>
-                  <w:color w:val="467886"/>
-                  <w:sz w:val="18"/>
-                  <w:szCs w:val="18"/>
-                </w:rPr>
-                <w:t>Wrapped</w:t>
-              </w:r>
-              <w:proofErr w:type="spellEnd"/>
-              <w:r>
-                <w:rPr>
-                  <w:rStyle w:val="Hyperlink"/>
-                  <w:color w:val="467886"/>
-                  <w:sz w:val="18"/>
-                  <w:szCs w:val="18"/>
-                </w:rPr>
-                <w:t xml:space="preserve"> Cauchy</w:t>
+                <w:t>Wrapped Cauchy</w:t>
               </w:r>
             </w:hyperlink>
           </w:p>
@@ -11466,13 +10521,8 @@
       <w:r>
         <w:t> (</w:t>
       </w:r>
-      <w:proofErr w:type="spellStart"/>
-      <w:r>
-        <w:t>p.e</w:t>
-      </w:r>
-      <w:proofErr w:type="spellEnd"/>
-      <w:r>
-        <w:t>.</w:t>
+      <w:r>
+        <w:t>p.e.</w:t>
       </w:r>
       <w:r>
         <w:t>, </w:t>
@@ -11690,15 +10740,7 @@
         <w:t>el</w:t>
       </w:r>
       <w:r>
-        <w:t xml:space="preserve"> estudio se han considerado doce EDF para el análisis de ajuste de las diferentes estaciones automáticas analizadas, donde se incluyen las distribuciones de California, Hazen, Weibull, Beard, </w:t>
-      </w:r>
-      <w:proofErr w:type="spellStart"/>
-      <w:r>
-        <w:t>Gringorten</w:t>
-      </w:r>
-      <w:proofErr w:type="spellEnd"/>
-      <w:r>
-        <w:t>, entre otras (Figura 4, Tabla 2).</w:t>
+        <w:t xml:space="preserve"> estudio se han considerado doce EDF para el análisis de ajuste de las diferentes estaciones automáticas analizadas, donde se incluyen las distribuciones de California, Hazen, Weibull, Beard, Gringorten, entre otras (Figura 4, Tabla 2).</w:t>
       </w:r>
     </w:p>
     <w:p>
@@ -11812,16 +10854,11 @@
         <w:t xml:space="preserve"> Ejemplo de análisis </w:t>
       </w:r>
       <w:r>
-        <w:t>CDF con la función log-</w:t>
-      </w:r>
-      <w:proofErr w:type="spellStart"/>
-      <w:r>
-        <w:t>Angli</w:t>
+        <w:t>CDF con la función log-Angli</w:t>
       </w:r>
       <w:r>
         <w:t>t</w:t>
       </w:r>
-      <w:proofErr w:type="spellEnd"/>
       <w:r>
         <w:t xml:space="preserve"> y EDF</w:t>
       </w:r>
@@ -11864,15 +10901,6 @@
           <w:szCs w:val="22"/>
         </w:rPr>
         <w:t>.</w:t>
-      </w:r>
-      <w:r>
-        <w:rPr>
-          <w:b/>
-          <w:bCs/>
-          <w:sz w:val="22"/>
-          <w:szCs w:val="22"/>
-        </w:rPr>
-        <w:t>-</w:t>
       </w:r>
       <w:r>
         <w:rPr>
@@ -12300,23 +11328,7 @@
                 <w:sz w:val="20"/>
                 <w:szCs w:val="20"/>
               </w:rPr>
-              <w:t>P=(m−0.</w:t>
-            </w:r>
-            <w:proofErr w:type="gramStart"/>
-            <w:r>
-              <w:rPr>
-                <w:sz w:val="20"/>
-                <w:szCs w:val="20"/>
-              </w:rPr>
-              <w:t>5)/</w:t>
-            </w:r>
-            <w:proofErr w:type="gramEnd"/>
-            <w:r>
-              <w:rPr>
-                <w:sz w:val="20"/>
-                <w:szCs w:val="20"/>
-              </w:rPr>
-              <w:t>n</w:t>
+              <w:t>P=(m−0.5)/n</w:t>
             </w:r>
           </w:p>
         </w:tc>
@@ -12587,23 +11599,7 @@
                 <w:sz w:val="20"/>
                 <w:szCs w:val="20"/>
               </w:rPr>
-              <w:t>P=(m−0.</w:t>
-            </w:r>
-            <w:proofErr w:type="gramStart"/>
-            <w:r>
-              <w:rPr>
-                <w:sz w:val="20"/>
-                <w:szCs w:val="20"/>
-              </w:rPr>
-              <w:t>31)/</w:t>
-            </w:r>
-            <w:proofErr w:type="gramEnd"/>
-            <w:r>
-              <w:rPr>
-                <w:sz w:val="20"/>
-                <w:szCs w:val="20"/>
-              </w:rPr>
-              <w:t>(n+0.38)</w:t>
+              <w:t>P=(m−0.31)/(n+0.38)</w:t>
             </w:r>
           </w:p>
         </w:tc>
@@ -12643,127 +11639,102 @@
                 <w:sz w:val="20"/>
                 <w:szCs w:val="20"/>
               </w:rPr>
-              <w:t xml:space="preserve">EDF </w:t>
-            </w:r>
-            <w:proofErr w:type="spellStart"/>
-            <w:r>
+              <w:t>EDF Chegodayev</w:t>
+            </w:r>
+          </w:p>
+        </w:tc>
+        <w:tc>
+          <w:tcPr>
+            <w:tcW w:w="990" w:type="dxa"/>
+            <w:tcBorders>
+              <w:top w:val="single" w:sz="8" w:space="0" w:color="auto"/>
+              <w:left w:val="single" w:sz="8" w:space="0" w:color="auto"/>
+              <w:bottom w:val="single" w:sz="8" w:space="0" w:color="auto"/>
+              <w:right w:val="single" w:sz="8" w:space="0" w:color="auto"/>
+            </w:tcBorders>
+            <w:tcMar>
+              <w:left w:w="70" w:type="dxa"/>
+              <w:right w:w="70" w:type="dxa"/>
+            </w:tcMar>
+            <w:vAlign w:val="center"/>
+          </w:tcPr>
+          <w:p>
+            <w:pPr>
+              <w:jc w:val="center"/>
               <w:rPr>
                 <w:sz w:val="20"/>
                 <w:szCs w:val="20"/>
               </w:rPr>
-              <w:t>Chegodayev</w:t>
-            </w:r>
-            <w:proofErr w:type="spellEnd"/>
-          </w:p>
-        </w:tc>
-        <w:tc>
-          <w:tcPr>
-            <w:tcW w:w="990" w:type="dxa"/>
-            <w:tcBorders>
-              <w:top w:val="single" w:sz="8" w:space="0" w:color="auto"/>
-              <w:left w:val="single" w:sz="8" w:space="0" w:color="auto"/>
-              <w:bottom w:val="single" w:sz="8" w:space="0" w:color="auto"/>
-              <w:right w:val="single" w:sz="8" w:space="0" w:color="auto"/>
-            </w:tcBorders>
-            <w:tcMar>
-              <w:left w:w="70" w:type="dxa"/>
-              <w:right w:w="70" w:type="dxa"/>
-            </w:tcMar>
-            <w:vAlign w:val="center"/>
-          </w:tcPr>
-          <w:p>
-            <w:pPr>
-              <w:jc w:val="center"/>
+            </w:pPr>
+            <w:r>
               <w:rPr>
                 <w:sz w:val="20"/>
                 <w:szCs w:val="20"/>
               </w:rPr>
-            </w:pPr>
-            <w:r>
+              <w:t>1955</w:t>
+            </w:r>
+          </w:p>
+        </w:tc>
+        <w:tc>
+          <w:tcPr>
+            <w:tcW w:w="4680" w:type="dxa"/>
+            <w:tcBorders>
+              <w:top w:val="single" w:sz="8" w:space="0" w:color="auto"/>
+              <w:left w:val="single" w:sz="8" w:space="0" w:color="auto"/>
+              <w:bottom w:val="single" w:sz="8" w:space="0" w:color="auto"/>
+              <w:right w:val="single" w:sz="8" w:space="0" w:color="auto"/>
+            </w:tcBorders>
+            <w:tcMar>
+              <w:left w:w="70" w:type="dxa"/>
+              <w:right w:w="70" w:type="dxa"/>
+            </w:tcMar>
+            <w:vAlign w:val="center"/>
+          </w:tcPr>
+          <w:p>
+            <w:pPr>
               <w:rPr>
                 <w:sz w:val="20"/>
                 <w:szCs w:val="20"/>
               </w:rPr>
-              <w:t>1955</w:t>
-            </w:r>
-          </w:p>
-        </w:tc>
-        <w:tc>
-          <w:tcPr>
-            <w:tcW w:w="4680" w:type="dxa"/>
-            <w:tcBorders>
-              <w:top w:val="single" w:sz="8" w:space="0" w:color="auto"/>
-              <w:left w:val="single" w:sz="8" w:space="0" w:color="auto"/>
-              <w:bottom w:val="single" w:sz="8" w:space="0" w:color="auto"/>
-              <w:right w:val="single" w:sz="8" w:space="0" w:color="auto"/>
-            </w:tcBorders>
-            <w:tcMar>
-              <w:left w:w="70" w:type="dxa"/>
-              <w:right w:w="70" w:type="dxa"/>
-            </w:tcMar>
-            <w:vAlign w:val="center"/>
-          </w:tcPr>
-          <w:p>
-            <w:pPr>
+            </w:pPr>
+            <w:r>
               <w:rPr>
                 <w:sz w:val="20"/>
                 <w:szCs w:val="20"/>
               </w:rPr>
-            </w:pPr>
-            <w:r>
+              <w:t>Es una fórmula empírica de representación gráfica utilizada en el análisis de frecuencia hidrológica para estimar la probabilidad de excedencia o el período de retorno de un evento específico a partir de un conjunto de datos observados. El valor constante b en la fórmula generalizada de representación gráfica es ≈ 0,3.</w:t>
+            </w:r>
+          </w:p>
+        </w:tc>
+        <w:tc>
+          <w:tcPr>
+            <w:tcW w:w="2160" w:type="dxa"/>
+            <w:tcBorders>
+              <w:top w:val="single" w:sz="8" w:space="0" w:color="auto"/>
+              <w:left w:val="single" w:sz="8" w:space="0" w:color="auto"/>
+              <w:bottom w:val="single" w:sz="8" w:space="0" w:color="auto"/>
+              <w:right w:val="single" w:sz="8" w:space="0" w:color="auto"/>
+            </w:tcBorders>
+            <w:tcMar>
+              <w:left w:w="70" w:type="dxa"/>
+              <w:right w:w="70" w:type="dxa"/>
+            </w:tcMar>
+            <w:vAlign w:val="center"/>
+          </w:tcPr>
+          <w:p>
+            <w:pPr>
+              <w:jc w:val="center"/>
               <w:rPr>
                 <w:sz w:val="20"/>
                 <w:szCs w:val="20"/>
               </w:rPr>
-              <w:t>Es una fórmula empírica de representación gráfica utilizada en el análisis de frecuencia hidrológica para estimar la probabilidad de excedencia o el período de retorno de un evento específico a partir de un conjunto de datos observados. El valor constante b en la fórmula generalizada de representación gráfica es ≈ 0,3.</w:t>
-            </w:r>
-          </w:p>
-        </w:tc>
-        <w:tc>
-          <w:tcPr>
-            <w:tcW w:w="2160" w:type="dxa"/>
-            <w:tcBorders>
-              <w:top w:val="single" w:sz="8" w:space="0" w:color="auto"/>
-              <w:left w:val="single" w:sz="8" w:space="0" w:color="auto"/>
-              <w:bottom w:val="single" w:sz="8" w:space="0" w:color="auto"/>
-              <w:right w:val="single" w:sz="8" w:space="0" w:color="auto"/>
-            </w:tcBorders>
-            <w:tcMar>
-              <w:left w:w="70" w:type="dxa"/>
-              <w:right w:w="70" w:type="dxa"/>
-            </w:tcMar>
-            <w:vAlign w:val="center"/>
-          </w:tcPr>
-          <w:p>
-            <w:pPr>
-              <w:jc w:val="center"/>
+            </w:pPr>
+            <w:r>
               <w:rPr>
                 <w:sz w:val="20"/>
                 <w:szCs w:val="20"/>
               </w:rPr>
-            </w:pPr>
-            <w:r>
-              <w:rPr>
-                <w:sz w:val="20"/>
-                <w:szCs w:val="20"/>
-              </w:rPr>
-              <w:t>P=(m−</w:t>
-            </w:r>
-            <w:proofErr w:type="gramStart"/>
-            <w:r>
-              <w:rPr>
-                <w:sz w:val="20"/>
-                <w:szCs w:val="20"/>
-              </w:rPr>
-              <w:t>b)/</w:t>
-            </w:r>
-            <w:proofErr w:type="gramEnd"/>
-            <w:r>
-              <w:rPr>
-                <w:sz w:val="20"/>
-                <w:szCs w:val="20"/>
-              </w:rPr>
-              <w:t>(n+1−2b)</w:t>
+              <w:t>P=(m−b)/(n+1−2b)</w:t>
             </w:r>
           </w:p>
         </w:tc>
@@ -12899,23 +11870,7 @@
                 <w:sz w:val="20"/>
                 <w:szCs w:val="20"/>
               </w:rPr>
-              <w:t>P=(m−</w:t>
-            </w:r>
-            <w:proofErr w:type="gramStart"/>
-            <w:r>
-              <w:rPr>
-                <w:sz w:val="20"/>
-                <w:szCs w:val="20"/>
-              </w:rPr>
-              <w:t>a)/</w:t>
-            </w:r>
-            <w:proofErr w:type="gramEnd"/>
-            <w:r>
-              <w:rPr>
-                <w:sz w:val="20"/>
-                <w:szCs w:val="20"/>
-              </w:rPr>
-              <w:t>(n+1−2a)</w:t>
+              <w:t>P=(m−a)/(n+1−2a)</w:t>
             </w:r>
           </w:p>
         </w:tc>
@@ -13050,23 +12005,7 @@
                 <w:sz w:val="20"/>
                 <w:szCs w:val="20"/>
               </w:rPr>
-              <w:t>P=(m−</w:t>
-            </w:r>
-            <w:proofErr w:type="gramStart"/>
-            <w:r>
-              <w:rPr>
-                <w:sz w:val="20"/>
-                <w:szCs w:val="20"/>
-              </w:rPr>
-              <w:t>c)/</w:t>
-            </w:r>
-            <w:proofErr w:type="gramEnd"/>
-            <w:r>
-              <w:rPr>
-                <w:sz w:val="20"/>
-                <w:szCs w:val="20"/>
-              </w:rPr>
-              <w:t>(n+1−2c)</w:t>
+              <w:t>P=(m−c)/(n+1−2c)</w:t>
             </w:r>
           </w:p>
         </w:tc>
@@ -13106,127 +12045,102 @@
                 <w:sz w:val="20"/>
                 <w:szCs w:val="20"/>
               </w:rPr>
-              <w:t xml:space="preserve">EDF </w:t>
-            </w:r>
-            <w:proofErr w:type="spellStart"/>
-            <w:r>
+              <w:t>EDF Gringorten</w:t>
+            </w:r>
+          </w:p>
+        </w:tc>
+        <w:tc>
+          <w:tcPr>
+            <w:tcW w:w="990" w:type="dxa"/>
+            <w:tcBorders>
+              <w:top w:val="single" w:sz="8" w:space="0" w:color="auto"/>
+              <w:left w:val="single" w:sz="8" w:space="0" w:color="auto"/>
+              <w:bottom w:val="single" w:sz="8" w:space="0" w:color="auto"/>
+              <w:right w:val="single" w:sz="8" w:space="0" w:color="auto"/>
+            </w:tcBorders>
+            <w:tcMar>
+              <w:left w:w="70" w:type="dxa"/>
+              <w:right w:w="70" w:type="dxa"/>
+            </w:tcMar>
+            <w:vAlign w:val="center"/>
+          </w:tcPr>
+          <w:p>
+            <w:pPr>
+              <w:jc w:val="center"/>
               <w:rPr>
                 <w:sz w:val="20"/>
                 <w:szCs w:val="20"/>
               </w:rPr>
-              <w:t>Gringorten</w:t>
-            </w:r>
-            <w:proofErr w:type="spellEnd"/>
-          </w:p>
-        </w:tc>
-        <w:tc>
-          <w:tcPr>
-            <w:tcW w:w="990" w:type="dxa"/>
-            <w:tcBorders>
-              <w:top w:val="single" w:sz="8" w:space="0" w:color="auto"/>
-              <w:left w:val="single" w:sz="8" w:space="0" w:color="auto"/>
-              <w:bottom w:val="single" w:sz="8" w:space="0" w:color="auto"/>
-              <w:right w:val="single" w:sz="8" w:space="0" w:color="auto"/>
-            </w:tcBorders>
-            <w:tcMar>
-              <w:left w:w="70" w:type="dxa"/>
-              <w:right w:w="70" w:type="dxa"/>
-            </w:tcMar>
-            <w:vAlign w:val="center"/>
-          </w:tcPr>
-          <w:p>
-            <w:pPr>
-              <w:jc w:val="center"/>
+            </w:pPr>
+            <w:r>
               <w:rPr>
                 <w:sz w:val="20"/>
                 <w:szCs w:val="20"/>
               </w:rPr>
-            </w:pPr>
-            <w:r>
+              <w:t>1963</w:t>
+            </w:r>
+          </w:p>
+        </w:tc>
+        <w:tc>
+          <w:tcPr>
+            <w:tcW w:w="4680" w:type="dxa"/>
+            <w:tcBorders>
+              <w:top w:val="single" w:sz="8" w:space="0" w:color="auto"/>
+              <w:left w:val="single" w:sz="8" w:space="0" w:color="auto"/>
+              <w:bottom w:val="single" w:sz="8" w:space="0" w:color="auto"/>
+              <w:right w:val="single" w:sz="8" w:space="0" w:color="auto"/>
+            </w:tcBorders>
+            <w:tcMar>
+              <w:left w:w="70" w:type="dxa"/>
+              <w:right w:w="70" w:type="dxa"/>
+            </w:tcMar>
+            <w:vAlign w:val="center"/>
+          </w:tcPr>
+          <w:p>
+            <w:pPr>
               <w:rPr>
                 <w:sz w:val="20"/>
                 <w:szCs w:val="20"/>
               </w:rPr>
-              <w:t>1963</w:t>
-            </w:r>
-          </w:p>
-        </w:tc>
-        <w:tc>
-          <w:tcPr>
-            <w:tcW w:w="4680" w:type="dxa"/>
-            <w:tcBorders>
-              <w:top w:val="single" w:sz="8" w:space="0" w:color="auto"/>
-              <w:left w:val="single" w:sz="8" w:space="0" w:color="auto"/>
-              <w:bottom w:val="single" w:sz="8" w:space="0" w:color="auto"/>
-              <w:right w:val="single" w:sz="8" w:space="0" w:color="auto"/>
-            </w:tcBorders>
-            <w:tcMar>
-              <w:left w:w="70" w:type="dxa"/>
-              <w:right w:w="70" w:type="dxa"/>
-            </w:tcMar>
-            <w:vAlign w:val="center"/>
-          </w:tcPr>
-          <w:p>
-            <w:pPr>
+            </w:pPr>
+            <w:r>
               <w:rPr>
                 <w:sz w:val="20"/>
                 <w:szCs w:val="20"/>
               </w:rPr>
-            </w:pPr>
-            <w:r>
+              <w:t>Es esencial para estimar la probabilidad y los períodos de retorno de eventos extremos como inundaciones y lluvias intensas. La constante a ≈ 0,44.</w:t>
+            </w:r>
+          </w:p>
+        </w:tc>
+        <w:tc>
+          <w:tcPr>
+            <w:tcW w:w="2160" w:type="dxa"/>
+            <w:tcBorders>
+              <w:top w:val="single" w:sz="8" w:space="0" w:color="auto"/>
+              <w:left w:val="single" w:sz="8" w:space="0" w:color="auto"/>
+              <w:bottom w:val="single" w:sz="8" w:space="0" w:color="auto"/>
+              <w:right w:val="single" w:sz="8" w:space="0" w:color="auto"/>
+            </w:tcBorders>
+            <w:tcMar>
+              <w:left w:w="70" w:type="dxa"/>
+              <w:right w:w="70" w:type="dxa"/>
+            </w:tcMar>
+            <w:vAlign w:val="center"/>
+          </w:tcPr>
+          <w:p>
+            <w:pPr>
+              <w:jc w:val="center"/>
               <w:rPr>
                 <w:sz w:val="20"/>
                 <w:szCs w:val="20"/>
               </w:rPr>
-              <w:t>Es esencial para estimar la probabilidad y los períodos de retorno de eventos extremos como inundaciones y lluvias intensas. La constante a ≈ 0,44.</w:t>
-            </w:r>
-          </w:p>
-        </w:tc>
-        <w:tc>
-          <w:tcPr>
-            <w:tcW w:w="2160" w:type="dxa"/>
-            <w:tcBorders>
-              <w:top w:val="single" w:sz="8" w:space="0" w:color="auto"/>
-              <w:left w:val="single" w:sz="8" w:space="0" w:color="auto"/>
-              <w:bottom w:val="single" w:sz="8" w:space="0" w:color="auto"/>
-              <w:right w:val="single" w:sz="8" w:space="0" w:color="auto"/>
-            </w:tcBorders>
-            <w:tcMar>
-              <w:left w:w="70" w:type="dxa"/>
-              <w:right w:w="70" w:type="dxa"/>
-            </w:tcMar>
-            <w:vAlign w:val="center"/>
-          </w:tcPr>
-          <w:p>
-            <w:pPr>
-              <w:jc w:val="center"/>
+            </w:pPr>
+            <w:r>
               <w:rPr>
                 <w:sz w:val="20"/>
                 <w:szCs w:val="20"/>
               </w:rPr>
-            </w:pPr>
-            <w:r>
-              <w:rPr>
-                <w:sz w:val="20"/>
-                <w:szCs w:val="20"/>
-              </w:rPr>
-              <w:t>P=(m−</w:t>
-            </w:r>
-            <w:proofErr w:type="gramStart"/>
-            <w:r>
-              <w:rPr>
-                <w:sz w:val="20"/>
-                <w:szCs w:val="20"/>
-              </w:rPr>
-              <w:t>a)/</w:t>
-            </w:r>
-            <w:proofErr w:type="gramEnd"/>
-            <w:r>
-              <w:rPr>
-                <w:sz w:val="20"/>
-                <w:szCs w:val="20"/>
-              </w:rPr>
-              <w:t>(n+1−2a)</w:t>
+              <w:t>P=(m−a)/(n+1−2a)</w:t>
             </w:r>
           </w:p>
         </w:tc>
@@ -13329,71 +12243,39 @@
                 <w:sz w:val="20"/>
                 <w:szCs w:val="20"/>
               </w:rPr>
-              <w:t>Los valores específicos de las constantes (≈0,3175) (a menudo denominadas alfa) y (≈0,365) se derivan de un método propuesto por James J. Filliben en un artículo de 1975. Esta fórmula en particular es el valor medio del i-</w:t>
-            </w:r>
-            <w:proofErr w:type="spellStart"/>
-            <w:r>
+              <w:t>Los valores específicos de las constantes (≈0,3175) (a menudo denominadas alfa) y (≈0,365) se derivan de un método propuesto por James J. Filliben en un artículo de 1975. Esta fórmula en particular es el valor medio del i-ésimo estadístico de orden de la distribución normal y se considera una fórmula de posicionamiento robusta y eficaz para la prueba del coeficiente de correlación del gráfico de probabilidad normal para la normalidad.</w:t>
+            </w:r>
+          </w:p>
+        </w:tc>
+        <w:tc>
+          <w:tcPr>
+            <w:tcW w:w="2160" w:type="dxa"/>
+            <w:tcBorders>
+              <w:top w:val="single" w:sz="8" w:space="0" w:color="auto"/>
+              <w:left w:val="single" w:sz="8" w:space="0" w:color="auto"/>
+              <w:bottom w:val="single" w:sz="8" w:space="0" w:color="auto"/>
+              <w:right w:val="single" w:sz="8" w:space="0" w:color="auto"/>
+            </w:tcBorders>
+            <w:tcMar>
+              <w:left w:w="70" w:type="dxa"/>
+              <w:right w:w="70" w:type="dxa"/>
+            </w:tcMar>
+            <w:vAlign w:val="center"/>
+          </w:tcPr>
+          <w:p>
+            <w:pPr>
+              <w:jc w:val="center"/>
               <w:rPr>
                 <w:sz w:val="20"/>
                 <w:szCs w:val="20"/>
               </w:rPr>
-              <w:t>ésimo</w:t>
-            </w:r>
-            <w:proofErr w:type="spellEnd"/>
+            </w:pPr>
             <w:r>
               <w:rPr>
                 <w:sz w:val="20"/>
                 <w:szCs w:val="20"/>
               </w:rPr>
-              <w:t xml:space="preserve"> estadístico de orden de la distribución normal y se considera una fórmula de posicionamiento robusta y eficaz para la prueba del coeficiente de correlación del gráfico de probabilidad normal para la normalidad.</w:t>
-            </w:r>
-          </w:p>
-        </w:tc>
-        <w:tc>
-          <w:tcPr>
-            <w:tcW w:w="2160" w:type="dxa"/>
-            <w:tcBorders>
-              <w:top w:val="single" w:sz="8" w:space="0" w:color="auto"/>
-              <w:left w:val="single" w:sz="8" w:space="0" w:color="auto"/>
-              <w:bottom w:val="single" w:sz="8" w:space="0" w:color="auto"/>
-              <w:right w:val="single" w:sz="8" w:space="0" w:color="auto"/>
-            </w:tcBorders>
-            <w:tcMar>
-              <w:left w:w="70" w:type="dxa"/>
-              <w:right w:w="70" w:type="dxa"/>
-            </w:tcMar>
-            <w:vAlign w:val="center"/>
-          </w:tcPr>
-          <w:p>
-            <w:pPr>
-              <w:jc w:val="center"/>
-              <w:rPr>
-                <w:sz w:val="20"/>
-                <w:szCs w:val="20"/>
-              </w:rPr>
-            </w:pPr>
-            <w:r>
-              <w:rPr>
-                <w:sz w:val="20"/>
-                <w:szCs w:val="20"/>
-              </w:rPr>
-              <w:t>P=(m−0.</w:t>
-            </w:r>
-            <w:proofErr w:type="gramStart"/>
-            <w:r>
-              <w:rPr>
-                <w:sz w:val="20"/>
-                <w:szCs w:val="20"/>
-              </w:rPr>
-              <w:t>3175)/</w:t>
-            </w:r>
-            <w:proofErr w:type="gramEnd"/>
-            <w:r>
-              <w:rPr>
-                <w:sz w:val="20"/>
-                <w:szCs w:val="20"/>
-              </w:rPr>
-              <w:t>(n+0.365)</w:t>
+              <w:t>P=(m−0.3175)/(n+0.365)</w:t>
             </w:r>
           </w:p>
         </w:tc>
@@ -13527,39 +12409,7 @@
                 <w:sz w:val="20"/>
                 <w:szCs w:val="20"/>
               </w:rPr>
-              <w:t>P=(m−</w:t>
-            </w:r>
-            <w:proofErr w:type="gramStart"/>
-            <w:r>
-              <w:rPr>
-                <w:sz w:val="20"/>
-                <w:szCs w:val="20"/>
-              </w:rPr>
-              <w:t>a)/</w:t>
-            </w:r>
-            <w:proofErr w:type="gramEnd"/>
-            <w:r>
-              <w:rPr>
-                <w:sz w:val="20"/>
-                <w:szCs w:val="20"/>
-              </w:rPr>
-              <w:t>(</w:t>
-            </w:r>
-            <w:proofErr w:type="spellStart"/>
-            <w:r>
-              <w:rPr>
-                <w:sz w:val="20"/>
-                <w:szCs w:val="20"/>
-              </w:rPr>
-              <w:t>n+b</w:t>
-            </w:r>
-            <w:proofErr w:type="spellEnd"/>
-            <w:r>
-              <w:rPr>
-                <w:sz w:val="20"/>
-                <w:szCs w:val="20"/>
-              </w:rPr>
-              <w:t>)</w:t>
+              <w:t>P=(m−a)/(n+b)</w:t>
             </w:r>
           </w:p>
         </w:tc>
@@ -13660,72 +12510,40 @@
                 <w:sz w:val="20"/>
                 <w:szCs w:val="20"/>
               </w:rPr>
-              <w:t xml:space="preserve">El trabajo de Cunnane en hidrología estadística se ha centrado en el rendimiento y la evaluación de diferentes distribuciones de probabilidad (como GEV, Gumbel, </w:t>
-            </w:r>
-            <w:proofErr w:type="spellStart"/>
-            <w:r>
+              <w:t>El trabajo de Cunnane en hidrología estadística se ha centrado en el rendimiento y la evaluación de diferentes distribuciones de probabilidad (como GEV, Gumbel, Lognormal) para la estimación de la frecuencia de inundaciones. b es una constante, generalmente establecida en ≈0,4.</w:t>
+            </w:r>
+          </w:p>
+        </w:tc>
+        <w:tc>
+          <w:tcPr>
+            <w:tcW w:w="2170" w:type="dxa"/>
+            <w:gridSpan w:val="2"/>
+            <w:tcBorders>
+              <w:top w:val="single" w:sz="8" w:space="0" w:color="auto"/>
+              <w:left w:val="single" w:sz="8" w:space="0" w:color="auto"/>
+              <w:bottom w:val="single" w:sz="8" w:space="0" w:color="auto"/>
+              <w:right w:val="single" w:sz="8" w:space="0" w:color="auto"/>
+            </w:tcBorders>
+            <w:tcMar>
+              <w:left w:w="70" w:type="dxa"/>
+              <w:right w:w="70" w:type="dxa"/>
+            </w:tcMar>
+            <w:vAlign w:val="center"/>
+          </w:tcPr>
+          <w:p>
+            <w:pPr>
+              <w:jc w:val="center"/>
               <w:rPr>
                 <w:sz w:val="20"/>
                 <w:szCs w:val="20"/>
               </w:rPr>
-              <w:t>Lognormal</w:t>
-            </w:r>
-            <w:proofErr w:type="spellEnd"/>
+            </w:pPr>
             <w:r>
               <w:rPr>
                 <w:sz w:val="20"/>
                 <w:szCs w:val="20"/>
               </w:rPr>
-              <w:t>) para la estimación de la frecuencia de inundaciones. b es una constante, generalmente establecida en ≈0,4.</w:t>
-            </w:r>
-          </w:p>
-        </w:tc>
-        <w:tc>
-          <w:tcPr>
-            <w:tcW w:w="2170" w:type="dxa"/>
-            <w:gridSpan w:val="2"/>
-            <w:tcBorders>
-              <w:top w:val="single" w:sz="8" w:space="0" w:color="auto"/>
-              <w:left w:val="single" w:sz="8" w:space="0" w:color="auto"/>
-              <w:bottom w:val="single" w:sz="8" w:space="0" w:color="auto"/>
-              <w:right w:val="single" w:sz="8" w:space="0" w:color="auto"/>
-            </w:tcBorders>
-            <w:tcMar>
-              <w:left w:w="70" w:type="dxa"/>
-              <w:right w:w="70" w:type="dxa"/>
-            </w:tcMar>
-            <w:vAlign w:val="center"/>
-          </w:tcPr>
-          <w:p>
-            <w:pPr>
-              <w:jc w:val="center"/>
-              <w:rPr>
-                <w:sz w:val="20"/>
-                <w:szCs w:val="20"/>
-              </w:rPr>
-            </w:pPr>
-            <w:r>
-              <w:rPr>
-                <w:sz w:val="20"/>
-                <w:szCs w:val="20"/>
-              </w:rPr>
-              <w:t>P=(m−</w:t>
-            </w:r>
-            <w:proofErr w:type="gramStart"/>
-            <w:r>
-              <w:rPr>
-                <w:sz w:val="20"/>
-                <w:szCs w:val="20"/>
-              </w:rPr>
-              <w:t>b)/</w:t>
-            </w:r>
-            <w:proofErr w:type="gramEnd"/>
-            <w:r>
-              <w:rPr>
-                <w:sz w:val="20"/>
-                <w:szCs w:val="20"/>
-              </w:rPr>
-              <w:t>(n+1−2b)</w:t>
+              <w:t>P=(m−b)/(n+1−2b)</w:t>
             </w:r>
           </w:p>
         </w:tc>
@@ -13859,23 +12677,7 @@
                 <w:sz w:val="20"/>
                 <w:szCs w:val="20"/>
               </w:rPr>
-              <w:t>P=(m−0.</w:t>
-            </w:r>
-            <w:proofErr w:type="gramStart"/>
-            <w:r>
-              <w:rPr>
-                <w:sz w:val="20"/>
-                <w:szCs w:val="20"/>
-              </w:rPr>
-              <w:t>25)/</w:t>
-            </w:r>
-            <w:proofErr w:type="gramEnd"/>
-            <w:r>
-              <w:rPr>
-                <w:sz w:val="20"/>
-                <w:szCs w:val="20"/>
-              </w:rPr>
-              <w:t>(n+0.5)</w:t>
+              <w:t>P=(m−0.25)/(n+0.5)</w:t>
             </w:r>
           </w:p>
         </w:tc>
@@ -14143,15 +12945,7 @@
         <w:ind w:left="112" w:right="110"/>
       </w:pPr>
       <w:r>
-        <w:t xml:space="preserve">A nivel global, entre las EDF el patrón dominante fue la distribución de Hazen (27.27 %), seguida por Weibull (18.56 %), Adamowski (16.67 %) y California (13.26 %) (ver Figura 4). En el análisis global de PDF, la familia con mayor frecuencia en la primera posición fue la función log‑Johnson SU (9.09 %), seguida de Johnson SU (6.82 %), log‑Gamma (4.55 %) y log‑Weibull (3.79 %); otras funciones con presencia relevante fueron Gamma, </w:t>
-      </w:r>
-      <w:proofErr w:type="spellStart"/>
-      <w:r>
-        <w:t>Generalized</w:t>
-      </w:r>
-      <w:proofErr w:type="spellEnd"/>
-      <w:r>
-        <w:t xml:space="preserve"> Normal y Weibull (≈3–3.5 % cada una) (Figura 5 y 6). </w:t>
+        <w:t xml:space="preserve">A nivel global, entre las EDF el patrón dominante fue la distribución de Hazen (27.27 %), seguida por Weibull (18.56 %), Adamowski (16.67 %) y California (13.26 %) (ver Figura 4). En el análisis global de PDF, la familia con mayor frecuencia en la primera posición fue la función log‑Johnson SU (9.09 %), seguida de Johnson SU (6.82 %), log‑Gamma (4.55 %) y log‑Weibull (3.79 %); otras funciones con presencia relevante fueron Gamma, Generalized Normal y Weibull (≈3–3.5 % cada una) (Figura 5 y 6). </w:t>
       </w:r>
     </w:p>
     <w:p>
@@ -14372,14 +13166,12 @@
       <w:r>
         <w:t xml:space="preserve">algunas </w:t>
       </w:r>
-      <w:proofErr w:type="gramStart"/>
       <w:r>
         <w:t>área</w:t>
       </w:r>
       <w:r>
         <w:t xml:space="preserve"> hidrográficas</w:t>
       </w:r>
-      <w:proofErr w:type="gramEnd"/>
       <w:r>
         <w:t>.</w:t>
       </w:r>
@@ -14404,26 +13196,16 @@
           <w:sz w:val="24"/>
           <w:szCs w:val="24"/>
         </w:rPr>
-        <w:t xml:space="preserve">ANÁLISIS ENTRE PDF DE MEJOR AJUSTE Y </w:t>
-      </w:r>
-      <w:proofErr w:type="spellStart"/>
+        <w:t>ANÁLISIS ENTRE PDF DE MEJOR AJUSTE Y PDF</w:t>
+      </w:r>
       <w:r>
         <w:rPr>
           <w:rFonts w:ascii="Times New Roman" w:hAnsi="Times New Roman"/>
           <w:sz w:val="24"/>
           <w:szCs w:val="24"/>
         </w:rPr>
-        <w:t>PDF</w:t>
-      </w:r>
-      <w:r>
-        <w:rPr>
-          <w:rFonts w:ascii="Times New Roman" w:hAnsi="Times New Roman"/>
-          <w:sz w:val="24"/>
-          <w:szCs w:val="24"/>
-        </w:rPr>
         <w:t>’s</w:t>
       </w:r>
-      <w:proofErr w:type="spellEnd"/>
       <w:r>
         <w:rPr>
           <w:rFonts w:ascii="Times New Roman" w:hAnsi="Times New Roman"/>
@@ -14466,15 +13248,7 @@
         <w:t>s</w:t>
       </w:r>
       <w:r>
-        <w:t xml:space="preserve"> (</w:t>
-      </w:r>
-      <w:proofErr w:type="spellStart"/>
-      <w:r>
-        <w:t>pdiff</w:t>
-      </w:r>
-      <w:proofErr w:type="spellEnd"/>
-      <w:r>
-        <w:t>)</w:t>
+        <w:t xml:space="preserve"> (pdiff)</w:t>
       </w:r>
       <w:r>
         <w:t xml:space="preserve"> entre los valores extremos estimados con la distribución</w:t>
@@ -14486,19 +13260,11 @@
         <w:t xml:space="preserve">continua </w:t>
       </w:r>
       <w:r>
-        <w:t>de mejor ajuste (</w:t>
-      </w:r>
-      <w:proofErr w:type="spellStart"/>
-      <w:r>
-        <w:t>best</w:t>
+        <w:t>de mejor ajuste (best</w:t>
       </w:r>
       <w:r>
         <w:noBreakHyphen/>
-        <w:t>fit</w:t>
-      </w:r>
-      <w:proofErr w:type="spellEnd"/>
-      <w:r>
-        <w:t xml:space="preserve">, </w:t>
+        <w:t xml:space="preserve">fit, </w:t>
       </w:r>
       <m:oMath>
         <m:sSub>
@@ -15079,44 +13845,8 @@
         <w:rPr>
           <w:bCs/>
         </w:rPr>
-        <w:t xml:space="preserve">, </w:t>
-      </w:r>
-      <w:proofErr w:type="spellStart"/>
-      <w:r>
-        <w:rPr>
-          <w:bCs/>
-        </w:rPr>
-        <w:t>gumbel_l</w:t>
-      </w:r>
-      <w:proofErr w:type="spellEnd"/>
-      <w:r>
-        <w:rPr>
-          <w:bCs/>
-        </w:rPr>
-        <w:t xml:space="preserve">, </w:t>
-      </w:r>
-      <w:proofErr w:type="spellStart"/>
-      <w:r>
-        <w:rPr>
-          <w:bCs/>
-        </w:rPr>
-        <w:t>gumbel_r</w:t>
-      </w:r>
-      <w:proofErr w:type="spellEnd"/>
-      <w:r>
-        <w:rPr>
-          <w:bCs/>
-        </w:rPr>
-        <w:t xml:space="preserve">, gamma, pearson3, logpearson3, </w:t>
-      </w:r>
-      <w:proofErr w:type="spellStart"/>
-      <w:r>
-        <w:rPr>
-          <w:bCs/>
-        </w:rPr>
-        <w:t>dweibull</w:t>
-      </w:r>
-      <w:proofErr w:type="spellEnd"/>
+        <w:t>, gumbel_l, gumbel_r, gamma, pearson3, logpearson3, dweibull</w:t>
+      </w:r>
       <w:r>
         <w:rPr>
           <w:bCs/>
@@ -15360,15 +14090,7 @@
         <w:t xml:space="preserve">PDF con mejor ajuste </w:t>
       </w:r>
       <w:r>
-        <w:t xml:space="preserve">y </w:t>
-      </w:r>
-      <w:proofErr w:type="spellStart"/>
-      <w:r>
-        <w:t>PDF’s</w:t>
-      </w:r>
-      <w:proofErr w:type="spellEnd"/>
-      <w:r>
-        <w:t xml:space="preserve"> comúnmente utilizadas en hidrología </w:t>
+        <w:t xml:space="preserve">y PDF’s comúnmente utilizadas en hidrología </w:t>
       </w:r>
       <w:r>
         <w:t>para diferentes periodos de retorno.</w:t>
@@ -15432,14 +14154,12 @@
         </w:rPr>
         <w:t xml:space="preserve">para periodos de retorno, </w:t>
       </w:r>
-      <w:proofErr w:type="spellStart"/>
       <w:r>
         <w:rPr>
           <w:bCs/>
         </w:rPr>
         <w:t>Tr</w:t>
       </w:r>
-      <w:proofErr w:type="spellEnd"/>
       <w:r>
         <w:rPr>
           <w:bCs/>
@@ -15539,13 +14259,8 @@
       <w:r>
         <w:t xml:space="preserve">La distribución </w:t>
       </w:r>
-      <w:proofErr w:type="spellStart"/>
-      <w:r>
-        <w:t>lognorm</w:t>
-      </w:r>
-      <w:proofErr w:type="spellEnd"/>
-      <w:r>
-        <w:t xml:space="preserve"> mantiene </w:t>
+      <w:r>
+        <w:t xml:space="preserve">lognorm mantiene </w:t>
       </w:r>
       <m:oMath>
         <m:r>
@@ -15598,31 +14313,7 @@
         <w:t>, siendo</w:t>
       </w:r>
       <w:r>
-        <w:t xml:space="preserve"> positiva en </w:t>
-      </w:r>
-      <w:proofErr w:type="spellStart"/>
-      <w:r>
-        <w:t>Tr</w:t>
-      </w:r>
-      <w:proofErr w:type="spellEnd"/>
-      <w:r>
-        <w:t xml:space="preserve"> cortos pero negativa en </w:t>
-      </w:r>
-      <w:proofErr w:type="spellStart"/>
-      <w:r>
-        <w:t>Tr</w:t>
-      </w:r>
-      <w:proofErr w:type="spellEnd"/>
-      <w:r>
-        <w:t xml:space="preserve"> altos (−18 % a −38 %), lo que sugiere </w:t>
-      </w:r>
-      <w:proofErr w:type="spellStart"/>
-      <w:r>
-        <w:t>sub‑estimación</w:t>
-      </w:r>
-      <w:proofErr w:type="spellEnd"/>
-      <w:r>
-        <w:t xml:space="preserve"> creciente frente al </w:t>
+        <w:t xml:space="preserve"> positiva en Tr cortos pero negativa en Tr altos (−18 % a −38 %), lo que sugiere sub‑estimación creciente frente al </w:t>
       </w:r>
       <w:r>
         <w:t>PDF de mejor ajuste</w:t>
@@ -15632,15 +14323,7 @@
       </w:r>
       <w:r>
         <w:lastRenderedPageBreak/>
-        <w:t xml:space="preserve">que aumenta </w:t>
-      </w:r>
-      <w:proofErr w:type="spellStart"/>
-      <w:r>
-        <w:t>Tr</w:t>
-      </w:r>
-      <w:proofErr w:type="spellEnd"/>
-      <w:r>
-        <w:t>.</w:t>
+        <w:t>que aumenta Tr.</w:t>
       </w:r>
     </w:p>
     <w:p>
@@ -15652,37 +14335,16 @@
         </w:numPr>
       </w:pPr>
       <w:r>
-        <w:t xml:space="preserve">Las distribuciones </w:t>
-      </w:r>
-      <w:proofErr w:type="spellStart"/>
+        <w:t>Las distribuciones G</w:t>
+      </w:r>
+      <w:r>
+        <w:t xml:space="preserve">umbel_l y </w:t>
+      </w:r>
       <w:r>
         <w:t>G</w:t>
       </w:r>
       <w:r>
-        <w:t>umbel_l</w:t>
-      </w:r>
-      <w:proofErr w:type="spellEnd"/>
-      <w:r>
-        <w:t xml:space="preserve"> y </w:t>
-      </w:r>
-      <w:proofErr w:type="spellStart"/>
-      <w:r>
-        <w:t>G</w:t>
-      </w:r>
-      <w:r>
-        <w:t>umbel_r</w:t>
-      </w:r>
-      <w:proofErr w:type="spellEnd"/>
-      <w:r>
-        <w:t xml:space="preserve"> tienden a volverse negativas con </w:t>
-      </w:r>
-      <w:proofErr w:type="spellStart"/>
-      <w:r>
-        <w:t>Tr</w:t>
-      </w:r>
-      <w:proofErr w:type="spellEnd"/>
-      <w:r>
-        <w:t xml:space="preserve">, señalando que, en promedio, quedan por debajo </w:t>
+        <w:t xml:space="preserve">umbel_r tienden a volverse negativas con Tr, señalando que, en promedio, quedan por debajo </w:t>
       </w:r>
       <w:r>
         <w:t xml:space="preserve">del PDF de mejor ajuste </w:t>
@@ -15726,7 +14388,6 @@
           <w:numId w:val="16"/>
         </w:numPr>
       </w:pPr>
-      <w:proofErr w:type="spellStart"/>
       <w:r>
         <w:t>P</w:t>
       </w:r>
@@ -15734,11 +14395,7 @@
         <w:t>earson</w:t>
       </w:r>
       <w:r>
-        <w:t>III</w:t>
-      </w:r>
-      <w:proofErr w:type="spellEnd"/>
-      <w:r>
-        <w:t xml:space="preserve"> y su versión logarítmica </w:t>
+        <w:t xml:space="preserve">III y su versión logarítmica </w:t>
       </w:r>
       <w:r>
         <w:t>pasan de ligeramente positivas a negativas, lo que advierte sobre la sensibilidad de estas familias al horizonte de extrapolación</w:t>
@@ -16171,21 +14828,7 @@
         <w:rPr>
           <w:bCs/>
         </w:rPr>
-        <w:t xml:space="preserve">El contraste entre la distribución de mejor ajuste y distribuciones comúnmente empleadas en hidrología evidencia diferencias relevantes en cuantiles de retorno y sesgos que aumentan al extrapolar hacia </w:t>
-      </w:r>
-      <w:proofErr w:type="spellStart"/>
-      <w:r>
-        <w:rPr>
-          <w:bCs/>
-        </w:rPr>
-        <w:t>Tr</w:t>
-      </w:r>
-      <w:proofErr w:type="spellEnd"/>
-      <w:r>
-        <w:rPr>
-          <w:bCs/>
-        </w:rPr>
-        <w:t xml:space="preserve"> mayores, por lo que el uso de una distribución “estándar” sin verificación local puede conducir a sobre</w:t>
+        <w:t>El contraste entre la distribución de mejor ajuste y distribuciones comúnmente empleadas en hidrología evidencia diferencias relevantes en cuantiles de retorno y sesgos que aumentan al extrapolar hacia Tr mayores, por lo que el uso de una distribución “estándar” sin verificación local puede conducir a sobre</w:t>
       </w:r>
       <w:r>
         <w:rPr>
@@ -16567,7 +15210,6 @@
         <w:noBreakHyphen/>
         <w:t xml:space="preserve">IDF)”. </w:t>
       </w:r>
-      <w:proofErr w:type="spellStart"/>
       <w:r>
         <w:rPr>
           <w:i/>
@@ -16575,31 +15217,90 @@
           <w:sz w:val="22"/>
           <w:szCs w:val="22"/>
         </w:rPr>
-        <w:t>Scientific</w:t>
-      </w:r>
-      <w:proofErr w:type="spellEnd"/>
+        <w:t>Scientific Data</w:t>
+      </w:r>
+      <w:r>
+        <w:rPr>
+          <w:sz w:val="22"/>
+          <w:szCs w:val="22"/>
+        </w:rPr>
+        <w:t xml:space="preserve">, 13, 455. </w:t>
+      </w:r>
+      <w:r>
+        <w:rPr>
+          <w:sz w:val="22"/>
+          <w:szCs w:val="22"/>
+        </w:rPr>
+        <w:t>https://doi.org/10.1038/s41597-026-06858-4</w:t>
+      </w:r>
+    </w:p>
+    <w:p>
+      <w:pPr>
+        <w:pStyle w:val="BodyText"/>
+        <w:rPr>
+          <w:sz w:val="22"/>
+          <w:szCs w:val="22"/>
+        </w:rPr>
+      </w:pPr>
+    </w:p>
+    <w:p>
+      <w:pPr>
+        <w:pStyle w:val="BodyText"/>
+        <w:rPr>
+          <w:sz w:val="22"/>
+          <w:szCs w:val="22"/>
+          <w:lang w:val="en-US"/>
+        </w:rPr>
+      </w:pPr>
+      <w:r>
+        <w:rPr>
+          <w:b/>
+          <w:bCs/>
+          <w:sz w:val="22"/>
+          <w:szCs w:val="22"/>
+        </w:rPr>
+        <w:t>Gründemann, G. J., Zorzetto, E., Beck, H. E., Schleiss, M., van de Giesen, N., Marani, M., &amp; van der Ent, R. J. (2023).</w:t>
+      </w:r>
+      <w:r>
+        <w:rPr>
+          <w:sz w:val="22"/>
+          <w:szCs w:val="22"/>
+        </w:rPr>
+        <w:t xml:space="preserve"> </w:t>
+      </w:r>
+      <w:r>
+        <w:rPr>
+          <w:sz w:val="22"/>
+          <w:szCs w:val="22"/>
+          <w:lang w:val="en-US"/>
+        </w:rPr>
+        <w:t xml:space="preserve">“Extreme precipitation return levels for multiple durations on a global scale”. </w:t>
+      </w:r>
       <w:r>
         <w:rPr>
           <w:i/>
           <w:iCs/>
           <w:sz w:val="22"/>
           <w:szCs w:val="22"/>
-        </w:rPr>
-        <w:t xml:space="preserve"> Data</w:t>
-      </w:r>
-      <w:r>
-        <w:rPr>
-          <w:sz w:val="22"/>
-          <w:szCs w:val="22"/>
-        </w:rPr>
-        <w:t xml:space="preserve">, 13, 455. </w:t>
-      </w:r>
-      <w:r>
-        <w:rPr>
-          <w:sz w:val="22"/>
-          <w:szCs w:val="22"/>
-        </w:rPr>
-        <w:t>https://doi.org/10.1038/s41597-026-06858-4</w:t>
+          <w:lang w:val="en-US"/>
+        </w:rPr>
+        <w:t>Journal of Hydrology</w:t>
+      </w:r>
+      <w:r>
+        <w:rPr>
+          <w:sz w:val="22"/>
+          <w:szCs w:val="22"/>
+          <w:lang w:val="en-US"/>
+        </w:rPr>
+        <w:t xml:space="preserve">, 621, 129558. </w:t>
+      </w:r>
+      <w:r>
+        <w:rPr>
+          <w:sz w:val="22"/>
+          <w:szCs w:val="22"/>
+          <w:lang w:val="en-US"/>
+        </w:rPr>
+        <w:t>https://doi.org/10.1016/j.jhydrol.2023.129558</w:t>
       </w:r>
     </w:p>
     <w:p>
@@ -16608,6 +15309,7 @@
         <w:rPr>
           <w:sz w:val="22"/>
           <w:szCs w:val="22"/>
+          <w:lang w:val="en-US"/>
         </w:rPr>
       </w:pPr>
     </w:p>
@@ -16617,7 +15319,6 @@
         <w:rPr>
           <w:sz w:val="22"/>
           <w:szCs w:val="22"/>
-          <w:lang w:val="en-US"/>
         </w:rPr>
       </w:pPr>
       <w:r>
@@ -16626,20 +15327,68 @@
           <w:bCs/>
           <w:sz w:val="22"/>
           <w:szCs w:val="22"/>
-        </w:rPr>
-        <w:t xml:space="preserve">Gründemann, G. J., Zorzetto, E., Beck, H. E., Schleiss, M., van de Giesen, N., Marani, M., &amp; van </w:t>
-      </w:r>
-      <w:proofErr w:type="spellStart"/>
-      <w:r>
+          <w:lang w:val="en-US"/>
+        </w:rPr>
+        <w:t>He, X. (2025).</w:t>
+      </w:r>
+      <w:r>
+        <w:rPr>
+          <w:sz w:val="22"/>
+          <w:szCs w:val="22"/>
+          <w:lang w:val="en-US"/>
+        </w:rPr>
+        <w:t xml:space="preserve"> </w:t>
+      </w:r>
+      <w:r>
+        <w:rPr>
+          <w:sz w:val="22"/>
+          <w:szCs w:val="22"/>
+        </w:rPr>
+        <w:t xml:space="preserve">“SciPy (básico) — Python Climate Visuals”. </w:t>
+      </w:r>
+      <w:r>
+        <w:rPr>
+          <w:i/>
+          <w:iCs/>
+          <w:sz w:val="22"/>
+          <w:szCs w:val="22"/>
+        </w:rPr>
+        <w:t>Python Climate Visuals</w:t>
+      </w:r>
+      <w:r>
+        <w:rPr>
+          <w:sz w:val="22"/>
+          <w:szCs w:val="22"/>
+        </w:rPr>
+        <w:t xml:space="preserve">. </w:t>
+      </w:r>
+      <w:r>
+        <w:rPr>
+          <w:sz w:val="22"/>
+          <w:szCs w:val="22"/>
+        </w:rPr>
+        <w:t>https://xiaoganghe.github.io/python-climate-visuals/chapters/data-analytics/scipy-basic</w:t>
+      </w:r>
+    </w:p>
+    <w:p>
+      <w:pPr>
+        <w:pStyle w:val="BodyText"/>
+        <w:rPr>
+          <w:sz w:val="22"/>
+          <w:szCs w:val="22"/>
+        </w:rPr>
+      </w:pPr>
+    </w:p>
+    <w:p>
+      <w:pPr>
+        <w:pStyle w:val="BodyText"/>
         <w:rPr>
           <w:b/>
           <w:bCs/>
           <w:sz w:val="22"/>
           <w:szCs w:val="22"/>
         </w:rPr>
-        <w:t>der</w:t>
-      </w:r>
-      <w:proofErr w:type="spellEnd"/>
+      </w:pPr>
       <w:r>
         <w:rPr>
           <w:b/>
@@ -16647,40 +15396,31 @@
           <w:sz w:val="22"/>
           <w:szCs w:val="22"/>
         </w:rPr>
-        <w:t xml:space="preserve"> Ent, R. J. (2023).</w:t>
-      </w:r>
-      <w:r>
-        <w:rPr>
-          <w:sz w:val="22"/>
-          <w:szCs w:val="22"/>
-        </w:rPr>
-        <w:t xml:space="preserve"> </w:t>
-      </w:r>
-      <w:r>
-        <w:rPr>
-          <w:sz w:val="22"/>
-          <w:szCs w:val="22"/>
-          <w:lang w:val="en-US"/>
-        </w:rPr>
-        <w:t xml:space="preserve">“Extreme precipitation </w:t>
-      </w:r>
-      <w:proofErr w:type="gramStart"/>
-      <w:r>
-        <w:rPr>
-          <w:sz w:val="22"/>
-          <w:szCs w:val="22"/>
-          <w:lang w:val="en-US"/>
-        </w:rPr>
-        <w:t>return</w:t>
-      </w:r>
-      <w:proofErr w:type="gramEnd"/>
-      <w:r>
-        <w:rPr>
-          <w:sz w:val="22"/>
-          <w:szCs w:val="22"/>
-          <w:lang w:val="en-US"/>
-        </w:rPr>
-        <w:t xml:space="preserve"> levels for multiple durations on a global scale”. </w:t>
+        <w:t xml:space="preserve">IDEAM. </w:t>
+      </w:r>
+      <w:r>
+        <w:rPr>
+          <w:b/>
+          <w:bCs/>
+          <w:sz w:val="22"/>
+          <w:szCs w:val="22"/>
+        </w:rPr>
+        <w:t>(s. f.).</w:t>
+      </w:r>
+      <w:r>
+        <w:rPr>
+          <w:sz w:val="22"/>
+          <w:szCs w:val="22"/>
+        </w:rPr>
+        <w:t xml:space="preserve"> “Catálogo Nacional de Estaciones del IDEAM (Conjunto de datos hp9r</w:t>
+      </w:r>
+      <w:r>
+        <w:rPr>
+          <w:sz w:val="22"/>
+          <w:szCs w:val="22"/>
+        </w:rPr>
+        <w:noBreakHyphen/>
+        <w:t xml:space="preserve">jxuu)”. </w:t>
       </w:r>
       <w:r>
         <w:rPr>
@@ -16688,25 +15428,22 @@
           <w:iCs/>
           <w:sz w:val="22"/>
           <w:szCs w:val="22"/>
-          <w:lang w:val="en-US"/>
-        </w:rPr>
-        <w:t>Journal of Hydrology</w:t>
-      </w:r>
-      <w:r>
-        <w:rPr>
-          <w:sz w:val="22"/>
-          <w:szCs w:val="22"/>
-          <w:lang w:val="en-US"/>
-        </w:rPr>
-        <w:t xml:space="preserve">, 621, 129558. </w:t>
-      </w:r>
-      <w:r>
-        <w:rPr>
-          <w:sz w:val="22"/>
-          <w:szCs w:val="22"/>
-          <w:lang w:val="en-US"/>
-        </w:rPr>
-        <w:t>https://doi.org/10.1016/j.jhydrol.2023.129558</w:t>
+        </w:rPr>
+        <w:t>Datos Abiertos Colombia</w:t>
+      </w:r>
+      <w:r>
+        <w:rPr>
+          <w:sz w:val="22"/>
+          <w:szCs w:val="22"/>
+        </w:rPr>
+        <w:t xml:space="preserve">. </w:t>
+      </w:r>
+      <w:r>
+        <w:rPr>
+          <w:sz w:val="22"/>
+          <w:szCs w:val="22"/>
+        </w:rPr>
+        <w:t>https://www.datos.gov.co/Ambiente-y-Desarrollo-Sostenible/Cat-logo-Nacional-de-Estaciones-del-IDEAM/hp9r-jxuu.</w:t>
       </w:r>
     </w:p>
     <w:p>
@@ -16715,9 +15452,15 @@
         <w:rPr>
           <w:sz w:val="22"/>
           <w:szCs w:val="22"/>
-          <w:lang w:val="en-US"/>
-        </w:rPr>
-      </w:pPr>
+        </w:rPr>
+      </w:pPr>
+      <w:r>
+        <w:rPr>
+          <w:sz w:val="22"/>
+          <w:szCs w:val="22"/>
+        </w:rPr>
+        <w:t xml:space="preserve"> </w:t>
+      </w:r>
     </w:p>
     <w:p>
       <w:pPr>
@@ -16733,72 +15476,23 @@
           <w:bCs/>
           <w:sz w:val="22"/>
           <w:szCs w:val="22"/>
-          <w:lang w:val="en-US"/>
-        </w:rPr>
-        <w:t>He, X. (2025).</w:t>
-      </w:r>
-      <w:r>
-        <w:rPr>
-          <w:sz w:val="22"/>
-          <w:szCs w:val="22"/>
-          <w:lang w:val="en-US"/>
-        </w:rPr>
-        <w:t xml:space="preserve"> </w:t>
-      </w:r>
-      <w:r>
-        <w:rPr>
-          <w:sz w:val="22"/>
-          <w:szCs w:val="22"/>
-        </w:rPr>
-        <w:t>“</w:t>
-      </w:r>
-      <w:proofErr w:type="spellStart"/>
-      <w:r>
-        <w:rPr>
-          <w:sz w:val="22"/>
-          <w:szCs w:val="22"/>
-        </w:rPr>
-        <w:t>SciPy</w:t>
-      </w:r>
-      <w:proofErr w:type="spellEnd"/>
-      <w:r>
-        <w:rPr>
-          <w:sz w:val="22"/>
-          <w:szCs w:val="22"/>
-        </w:rPr>
-        <w:t xml:space="preserve"> (básico) — Python </w:t>
-      </w:r>
-      <w:proofErr w:type="spellStart"/>
-      <w:r>
-        <w:rPr>
-          <w:sz w:val="22"/>
-          <w:szCs w:val="22"/>
-        </w:rPr>
-        <w:t>Climate</w:t>
-      </w:r>
-      <w:proofErr w:type="spellEnd"/>
-      <w:r>
-        <w:rPr>
-          <w:sz w:val="22"/>
-          <w:szCs w:val="22"/>
-        </w:rPr>
-        <w:t xml:space="preserve"> </w:t>
-      </w:r>
-      <w:proofErr w:type="spellStart"/>
-      <w:r>
-        <w:rPr>
-          <w:sz w:val="22"/>
-          <w:szCs w:val="22"/>
-        </w:rPr>
-        <w:t>Visuals</w:t>
-      </w:r>
-      <w:proofErr w:type="spellEnd"/>
-      <w:r>
-        <w:rPr>
-          <w:sz w:val="22"/>
-          <w:szCs w:val="22"/>
-        </w:rPr>
-        <w:t xml:space="preserve">”. </w:t>
+        </w:rPr>
+        <w:t>IDEAM. (s. f.).</w:t>
+      </w:r>
+      <w:r>
+        <w:rPr>
+          <w:sz w:val="22"/>
+          <w:szCs w:val="22"/>
+        </w:rPr>
+        <w:t xml:space="preserve"> “Precipitación (Conjunto de datos s54a</w:t>
+      </w:r>
+      <w:r>
+        <w:rPr>
+          <w:sz w:val="22"/>
+          <w:szCs w:val="22"/>
+        </w:rPr>
+        <w:noBreakHyphen/>
+        <w:t xml:space="preserve">sgyg)”. </w:t>
       </w:r>
       <w:r>
         <w:rPr>
@@ -16807,9 +15501,78 @@
           <w:sz w:val="22"/>
           <w:szCs w:val="22"/>
         </w:rPr>
-        <w:t xml:space="preserve">Python </w:t>
-      </w:r>
-      <w:proofErr w:type="spellStart"/>
+        <w:t>Datos Abiertos Colombia</w:t>
+      </w:r>
+      <w:r>
+        <w:rPr>
+          <w:sz w:val="22"/>
+          <w:szCs w:val="22"/>
+        </w:rPr>
+        <w:t xml:space="preserve">. </w:t>
+      </w:r>
+      <w:r>
+        <w:rPr>
+          <w:sz w:val="22"/>
+          <w:szCs w:val="22"/>
+        </w:rPr>
+        <w:t>https://www.datos.gov.co/Ambiente-y-Desarrollo-Sostenible/Precipitaci-n/s54a-sgyg</w:t>
+      </w:r>
+      <w:r>
+        <w:rPr>
+          <w:sz w:val="22"/>
+          <w:szCs w:val="22"/>
+        </w:rPr>
+        <w:t>.</w:t>
+      </w:r>
+    </w:p>
+    <w:p>
+      <w:pPr>
+        <w:pStyle w:val="BodyText"/>
+        <w:rPr>
+          <w:sz w:val="22"/>
+          <w:szCs w:val="22"/>
+        </w:rPr>
+      </w:pPr>
+      <w:r>
+        <w:rPr>
+          <w:sz w:val="22"/>
+          <w:szCs w:val="22"/>
+        </w:rPr>
+        <w:t xml:space="preserve"> </w:t>
+      </w:r>
+    </w:p>
+    <w:p>
+      <w:pPr>
+        <w:pStyle w:val="BodyText"/>
+        <w:rPr>
+          <w:sz w:val="22"/>
+          <w:szCs w:val="22"/>
+        </w:rPr>
+      </w:pPr>
+      <w:r>
+        <w:rPr>
+          <w:b/>
+          <w:bCs/>
+          <w:sz w:val="22"/>
+          <w:szCs w:val="22"/>
+        </w:rPr>
+        <w:t>IDEAM. (s. f.).</w:t>
+      </w:r>
+      <w:r>
+        <w:rPr>
+          <w:sz w:val="22"/>
+          <w:szCs w:val="22"/>
+        </w:rPr>
+        <w:t xml:space="preserve"> “Zonificación Hidrográfica Colombia (Conjunto de datos 5kjg</w:t>
+      </w:r>
+      <w:r>
+        <w:rPr>
+          <w:sz w:val="22"/>
+          <w:szCs w:val="22"/>
+        </w:rPr>
+        <w:noBreakHyphen/>
+        <w:t xml:space="preserve">nuda)”. </w:t>
+      </w:r>
       <w:r>
         <w:rPr>
           <w:i/>
@@ -16817,42 +15580,186 @@
           <w:sz w:val="22"/>
           <w:szCs w:val="22"/>
         </w:rPr>
-        <w:t>Climate</w:t>
-      </w:r>
-      <w:proofErr w:type="spellEnd"/>
+        <w:t>Datos Abiertos Colombia</w:t>
+      </w:r>
+      <w:r>
+        <w:rPr>
+          <w:sz w:val="22"/>
+          <w:szCs w:val="22"/>
+        </w:rPr>
+        <w:t xml:space="preserve">. </w:t>
+      </w:r>
+      <w:r>
+        <w:rPr>
+          <w:sz w:val="22"/>
+          <w:szCs w:val="22"/>
+        </w:rPr>
+        <w:t>https://www.datos.gov.co/Ambiente-y-Desarrollo-Sostenible/Zonificaci-n-Hidrogr-fica-Colombia/5kjg-nuda</w:t>
+      </w:r>
+      <w:r>
+        <w:rPr>
+          <w:sz w:val="22"/>
+          <w:szCs w:val="22"/>
+        </w:rPr>
+        <w:t>.</w:t>
+      </w:r>
+    </w:p>
+    <w:p>
+      <w:pPr>
+        <w:pStyle w:val="BodyText"/>
+        <w:rPr>
+          <w:sz w:val="22"/>
+          <w:szCs w:val="22"/>
+        </w:rPr>
+      </w:pPr>
+      <w:r>
+        <w:rPr>
+          <w:sz w:val="22"/>
+          <w:szCs w:val="22"/>
+        </w:rPr>
+        <w:t xml:space="preserve"> </w:t>
+      </w:r>
+    </w:p>
+    <w:p>
+      <w:pPr>
+        <w:pStyle w:val="BodyText"/>
+        <w:rPr>
+          <w:sz w:val="22"/>
+          <w:szCs w:val="22"/>
+          <w:lang w:val="en-US"/>
+        </w:rPr>
+      </w:pPr>
+      <w:r>
+        <w:rPr>
+          <w:b/>
+          <w:bCs/>
+          <w:sz w:val="22"/>
+          <w:szCs w:val="22"/>
+        </w:rPr>
+        <w:t>IDEAM. (2024).</w:t>
+      </w:r>
+      <w:r>
+        <w:rPr>
+          <w:sz w:val="22"/>
+          <w:szCs w:val="22"/>
+        </w:rPr>
+        <w:t xml:space="preserve"> “Sistema de Información para la Gestión de Datos Hidrológicos y Meteorológicos (DHIME)”. </w:t>
+      </w:r>
       <w:r>
         <w:rPr>
           <w:i/>
           <w:iCs/>
           <w:sz w:val="22"/>
           <w:szCs w:val="22"/>
+          <w:lang w:val="en-US"/>
+        </w:rPr>
+        <w:t>IDEAM</w:t>
+      </w:r>
+      <w:r>
+        <w:rPr>
+          <w:sz w:val="22"/>
+          <w:szCs w:val="22"/>
+          <w:lang w:val="en-US"/>
+        </w:rPr>
+        <w:t xml:space="preserve">. </w:t>
+      </w:r>
+      <w:r>
+        <w:rPr>
+          <w:sz w:val="22"/>
+          <w:szCs w:val="22"/>
+          <w:lang w:val="en-US"/>
+        </w:rPr>
+        <w:t>https://ideam.gov.co/dhime.</w:t>
+      </w:r>
+    </w:p>
+    <w:p>
+      <w:pPr>
+        <w:pStyle w:val="BodyText"/>
+        <w:rPr>
+          <w:b/>
+          <w:bCs/>
+          <w:sz w:val="22"/>
+          <w:szCs w:val="22"/>
+          <w:lang w:val="en-US"/>
+        </w:rPr>
+      </w:pPr>
+    </w:p>
+    <w:p>
+      <w:pPr>
+        <w:pStyle w:val="BodyText"/>
+        <w:rPr>
+          <w:sz w:val="22"/>
+          <w:szCs w:val="22"/>
+          <w:lang w:val="en-US"/>
+        </w:rPr>
+      </w:pPr>
+      <w:r>
+        <w:rPr>
+          <w:b/>
+          <w:bCs/>
+          <w:sz w:val="22"/>
+          <w:szCs w:val="22"/>
+          <w:lang w:val="en-US"/>
+        </w:rPr>
+        <w:t>Karami, H., Ghazvinian, H., &amp; Dadrasajirlou, Y. (2023).</w:t>
+      </w:r>
+      <w:r>
+        <w:rPr>
+          <w:sz w:val="22"/>
+          <w:szCs w:val="22"/>
+          <w:lang w:val="en-US"/>
         </w:rPr>
         <w:t xml:space="preserve"> </w:t>
       </w:r>
-      <w:proofErr w:type="spellStart"/>
+      <w:r>
+        <w:rPr>
+          <w:sz w:val="22"/>
+          <w:szCs w:val="22"/>
+          <w:lang w:val="en-US"/>
+        </w:rPr>
+        <w:t xml:space="preserve">“Application of statistical and geostatistical approaches in temporal and spatial estimations of rainfall”. </w:t>
+      </w:r>
       <w:r>
         <w:rPr>
           <w:i/>
           <w:iCs/>
           <w:sz w:val="22"/>
           <w:szCs w:val="22"/>
-        </w:rPr>
-        <w:t>Visuals</w:t>
-      </w:r>
-      <w:proofErr w:type="spellEnd"/>
-      <w:r>
-        <w:rPr>
-          <w:sz w:val="22"/>
-          <w:szCs w:val="22"/>
-        </w:rPr>
-        <w:t xml:space="preserve">. </w:t>
-      </w:r>
-      <w:r>
-        <w:rPr>
-          <w:sz w:val="22"/>
-          <w:szCs w:val="22"/>
-        </w:rPr>
-        <w:t>https://xiaoganghe.github.io/python-climate-visuals/chapters/data-analytics/scipy-basic</w:t>
+          <w:lang w:val="en-US"/>
+        </w:rPr>
+        <w:t>Journal of Water and Climate Change</w:t>
+      </w:r>
+      <w:r>
+        <w:rPr>
+          <w:sz w:val="22"/>
+          <w:szCs w:val="22"/>
+          <w:lang w:val="en-US"/>
+        </w:rPr>
+        <w:t>, 14(5), 1696–1722.</w:t>
+      </w:r>
+      <w:r>
+        <w:rPr>
+          <w:sz w:val="22"/>
+          <w:szCs w:val="22"/>
+          <w:lang w:val="en-US"/>
+        </w:rPr>
+        <w:t xml:space="preserve"> </w:t>
+      </w:r>
+      <w:r>
+        <w:rPr>
+          <w:sz w:val="22"/>
+          <w:szCs w:val="22"/>
+          <w:lang w:val="en-US"/>
+        </w:rPr>
+        <w:t>https://doi.org/10.2166/wcc.2023.034</w:t>
+      </w:r>
+      <w:r>
+        <w:rPr>
+          <w:sz w:val="22"/>
+          <w:szCs w:val="22"/>
+          <w:lang w:val="en-US"/>
+        </w:rPr>
+        <w:t>.</w:t>
       </w:r>
     </w:p>
     <w:p>
@@ -16861,17 +15768,84 @@
         <w:rPr>
           <w:sz w:val="22"/>
           <w:szCs w:val="22"/>
-        </w:rPr>
-      </w:pPr>
+          <w:lang w:val="en-US"/>
+        </w:rPr>
+      </w:pPr>
+      <w:r>
+        <w:rPr>
+          <w:sz w:val="22"/>
+          <w:szCs w:val="22"/>
+          <w:lang w:val="en-US"/>
+        </w:rPr>
+        <w:t xml:space="preserve"> </w:t>
+      </w:r>
     </w:p>
     <w:p>
       <w:pPr>
         <w:pStyle w:val="BodyText"/>
         <w:rPr>
+          <w:sz w:val="22"/>
+          <w:szCs w:val="22"/>
+        </w:rPr>
+      </w:pPr>
+      <w:r>
+        <w:rPr>
           <w:b/>
           <w:bCs/>
           <w:sz w:val="22"/>
           <w:szCs w:val="22"/>
+          <w:lang w:val="en-US"/>
+        </w:rPr>
+        <w:t>Milojevic, T., Blanchet, J., &amp; Lehning, M. (2023).</w:t>
+      </w:r>
+      <w:r>
+        <w:rPr>
+          <w:sz w:val="22"/>
+          <w:szCs w:val="22"/>
+          <w:lang w:val="en-US"/>
+        </w:rPr>
+        <w:t xml:space="preserve"> “Determining return levels of extreme daily precipitation, reservoir inflow, and dry spells”. </w:t>
+      </w:r>
+      <w:r>
+        <w:rPr>
+          <w:i/>
+          <w:iCs/>
+          <w:sz w:val="22"/>
+          <w:szCs w:val="22"/>
+        </w:rPr>
+        <w:t>Frontiers in Water</w:t>
+      </w:r>
+      <w:r>
+        <w:rPr>
+          <w:sz w:val="22"/>
+          <w:szCs w:val="22"/>
+        </w:rPr>
+        <w:t xml:space="preserve">, 5, 1141786. </w:t>
+      </w:r>
+      <w:r>
+        <w:rPr>
+          <w:sz w:val="22"/>
+          <w:szCs w:val="22"/>
+        </w:rPr>
+        <w:t>https://doi.org/10.3389/frwa.2023.1141786</w:t>
+      </w:r>
+    </w:p>
+    <w:p>
+      <w:pPr>
+        <w:pStyle w:val="BodyText"/>
+        <w:rPr>
+          <w:sz w:val="22"/>
+          <w:szCs w:val="22"/>
+        </w:rPr>
+      </w:pPr>
+    </w:p>
+    <w:p>
+      <w:pPr>
+        <w:pStyle w:val="BodyText"/>
+        <w:rPr>
+          <w:sz w:val="22"/>
+          <w:szCs w:val="22"/>
+          <w:lang w:val="en-US"/>
         </w:rPr>
       </w:pPr>
       <w:r>
@@ -16881,7 +15855,7 @@
           <w:sz w:val="22"/>
           <w:szCs w:val="22"/>
         </w:rPr>
-        <w:t xml:space="preserve">IDEAM. </w:t>
+        <w:t>Montes</w:t>
       </w:r>
       <w:r>
         <w:rPr>
@@ -16890,22 +15864,33 @@
           <w:sz w:val="22"/>
           <w:szCs w:val="22"/>
         </w:rPr>
-        <w:t>(s. f.).</w:t>
-      </w:r>
-      <w:r>
-        <w:rPr>
-          <w:sz w:val="22"/>
-          <w:szCs w:val="22"/>
-        </w:rPr>
-        <w:t xml:space="preserve"> “Catálogo Nacional de Estaciones del IDEAM (Conjunto de datos hp9r</w:t>
-      </w:r>
-      <w:r>
-        <w:rPr>
-          <w:sz w:val="22"/>
-          <w:szCs w:val="22"/>
-        </w:rPr>
         <w:noBreakHyphen/>
-        <w:t xml:space="preserve">jxuu)”. </w:t>
+        <w:t>Pajuelo, R., Rodríguez</w:t>
+      </w:r>
+      <w:r>
+        <w:rPr>
+          <w:b/>
+          <w:bCs/>
+          <w:sz w:val="22"/>
+          <w:szCs w:val="22"/>
+        </w:rPr>
+        <w:noBreakHyphen/>
+        <w:t>Pérez, Á. M., López, R., &amp; Rodríguez, C. A. (2024).</w:t>
+      </w:r>
+      <w:r>
+        <w:rPr>
+          <w:sz w:val="22"/>
+          <w:szCs w:val="22"/>
+        </w:rPr>
+        <w:t xml:space="preserve"> </w:t>
+      </w:r>
+      <w:r>
+        <w:rPr>
+          <w:sz w:val="22"/>
+          <w:szCs w:val="22"/>
+          <w:lang w:val="en-US"/>
+        </w:rPr>
+        <w:t xml:space="preserve">“Analysis of probability distributions for modelling extreme rainfall events and detecting climate change: Insights from mathematical and statistical methods”. </w:t>
       </w:r>
       <w:r>
         <w:rPr>
@@ -16913,22 +15898,25 @@
           <w:iCs/>
           <w:sz w:val="22"/>
           <w:szCs w:val="22"/>
-        </w:rPr>
-        <w:t>Datos Abiertos Colombia</w:t>
-      </w:r>
-      <w:r>
-        <w:rPr>
-          <w:sz w:val="22"/>
-          <w:szCs w:val="22"/>
-        </w:rPr>
-        <w:t xml:space="preserve">. </w:t>
-      </w:r>
-      <w:r>
-        <w:rPr>
-          <w:sz w:val="22"/>
-          <w:szCs w:val="22"/>
-        </w:rPr>
-        <w:t>https://www.datos.gov.co/Ambiente-y-Desarrollo-Sostenible/Cat-logo-Nacional-de-Estaciones-del-IDEAM/hp9r-jxuu.</w:t>
+          <w:lang w:val="en-US"/>
+        </w:rPr>
+        <w:t>Mathematics</w:t>
+      </w:r>
+      <w:r>
+        <w:rPr>
+          <w:sz w:val="22"/>
+          <w:szCs w:val="22"/>
+          <w:lang w:val="en-US"/>
+        </w:rPr>
+        <w:t xml:space="preserve">, 12(7), 1093. </w:t>
+      </w:r>
+      <w:r>
+        <w:rPr>
+          <w:sz w:val="22"/>
+          <w:szCs w:val="22"/>
+          <w:lang w:val="en-US"/>
+        </w:rPr>
+        <w:t>https://doi.org/10.3390/math12071093</w:t>
       </w:r>
     </w:p>
     <w:p>
@@ -16937,15 +15925,9 @@
         <w:rPr>
           <w:sz w:val="22"/>
           <w:szCs w:val="22"/>
-        </w:rPr>
-      </w:pPr>
-      <w:r>
-        <w:rPr>
-          <w:sz w:val="22"/>
-          <w:szCs w:val="22"/>
-        </w:rPr>
-        <w:t xml:space="preserve"> </w:t>
-      </w:r>
+          <w:lang w:val="en-US"/>
+        </w:rPr>
+      </w:pPr>
     </w:p>
     <w:p>
       <w:pPr>
@@ -16953,6 +15935,7 @@
         <w:rPr>
           <w:sz w:val="22"/>
           <w:szCs w:val="22"/>
+          <w:lang w:val="en-US"/>
         </w:rPr>
       </w:pPr>
       <w:r>
@@ -16961,23 +15944,17 @@
           <w:bCs/>
           <w:sz w:val="22"/>
           <w:szCs w:val="22"/>
-        </w:rPr>
-        <w:t>IDEAM. (s. f.).</w:t>
-      </w:r>
-      <w:r>
-        <w:rPr>
-          <w:sz w:val="22"/>
-          <w:szCs w:val="22"/>
-        </w:rPr>
-        <w:t xml:space="preserve"> “Precipitación (Conjunto de datos s54a</w:t>
-      </w:r>
-      <w:r>
-        <w:rPr>
-          <w:sz w:val="22"/>
-          <w:szCs w:val="22"/>
-        </w:rPr>
-        <w:noBreakHyphen/>
-        <w:t xml:space="preserve">sgyg)”. </w:t>
+          <w:lang w:val="en-US"/>
+        </w:rPr>
+        <w:t>NOAA – National Weather Service (HDSC). (s. f.).</w:t>
+      </w:r>
+      <w:r>
+        <w:rPr>
+          <w:sz w:val="22"/>
+          <w:szCs w:val="22"/>
+          <w:lang w:val="en-US"/>
+        </w:rPr>
+        <w:t xml:space="preserve"> “HDSC PMP Documents”. </w:t>
       </w:r>
       <w:r>
         <w:rPr>
@@ -16985,13 +15962,15 @@
           <w:iCs/>
           <w:sz w:val="22"/>
           <w:szCs w:val="22"/>
-        </w:rPr>
-        <w:t>Datos Abiertos Colombia</w:t>
-      </w:r>
-      <w:r>
-        <w:rPr>
-          <w:sz w:val="22"/>
-          <w:szCs w:val="22"/>
+          <w:lang w:val="en-US"/>
+        </w:rPr>
+        <w:t>Office of Water Prediction, National Weather Service</w:t>
+      </w:r>
+      <w:r>
+        <w:rPr>
+          <w:sz w:val="22"/>
+          <w:szCs w:val="22"/>
+          <w:lang w:val="en-US"/>
         </w:rPr>
         <w:t xml:space="preserve">. </w:t>
       </w:r>
@@ -16999,32 +15978,22 @@
         <w:rPr>
           <w:sz w:val="22"/>
           <w:szCs w:val="22"/>
-        </w:rPr>
-        <w:t>https://www.datos.gov.co/Ambiente-y-Desarrollo-Sostenible/Precipitaci-n/s54a-sgyg</w:t>
-      </w:r>
-      <w:r>
-        <w:rPr>
-          <w:sz w:val="22"/>
-          <w:szCs w:val="22"/>
-        </w:rPr>
-        <w:t>.</w:t>
+          <w:lang w:val="en-US"/>
+        </w:rPr>
+        <w:t>https://www.weather.gov/owp/hdsc_pmp</w:t>
       </w:r>
     </w:p>
     <w:p>
       <w:pPr>
         <w:pStyle w:val="BodyText"/>
         <w:rPr>
-          <w:sz w:val="22"/>
-          <w:szCs w:val="22"/>
-        </w:rPr>
-      </w:pPr>
-      <w:r>
-        <w:rPr>
-          <w:sz w:val="22"/>
-          <w:szCs w:val="22"/>
-        </w:rPr>
-        <w:t xml:space="preserve"> </w:t>
-      </w:r>
+          <w:b/>
+          <w:bCs/>
+          <w:sz w:val="22"/>
+          <w:szCs w:val="22"/>
+          <w:lang w:val="en-US"/>
+        </w:rPr>
+      </w:pPr>
     </w:p>
     <w:p>
       <w:pPr>
@@ -17040,23 +16009,17 @@
           <w:bCs/>
           <w:sz w:val="22"/>
           <w:szCs w:val="22"/>
-        </w:rPr>
-        <w:t>IDEAM. (s. f.).</w:t>
-      </w:r>
-      <w:r>
-        <w:rPr>
-          <w:sz w:val="22"/>
-          <w:szCs w:val="22"/>
-        </w:rPr>
-        <w:t xml:space="preserve"> “Zonificación Hidrográfica Colombia (Conjunto de datos 5kjg</w:t>
-      </w:r>
-      <w:r>
-        <w:rPr>
-          <w:sz w:val="22"/>
-          <w:szCs w:val="22"/>
-        </w:rPr>
-        <w:noBreakHyphen/>
-        <w:t xml:space="preserve">nuda)”. </w:t>
+          <w:lang w:val="en-US"/>
+        </w:rPr>
+        <w:t>NOAA – Physical Sciences Laboratory. (2025).</w:t>
+      </w:r>
+      <w:r>
+        <w:rPr>
+          <w:sz w:val="22"/>
+          <w:szCs w:val="22"/>
+          <w:lang w:val="en-US"/>
+        </w:rPr>
+        <w:t xml:space="preserve"> “Probable Maximum Precipitation (PMP) Estimation Modernization”. </w:t>
       </w:r>
       <w:r>
         <w:rPr>
@@ -17065,7 +16028,7 @@
           <w:sz w:val="22"/>
           <w:szCs w:val="22"/>
         </w:rPr>
-        <w:t>Datos Abiertos Colombia</w:t>
+        <w:t>NOAA PSL</w:t>
       </w:r>
       <w:r>
         <w:rPr>
@@ -17079,31 +16042,19 @@
           <w:sz w:val="22"/>
           <w:szCs w:val="22"/>
         </w:rPr>
-        <w:t>https://www.datos.gov.co/Ambiente-y-Desarrollo-Sostenible/Zonificaci-n-Hidrogr-fica-Colombia/5kjg-nuda</w:t>
-      </w:r>
-      <w:r>
-        <w:rPr>
-          <w:sz w:val="22"/>
-          <w:szCs w:val="22"/>
-        </w:rPr>
-        <w:t>.</w:t>
+        <w:t>https://psl.noaa.gov/precip/pmp/</w:t>
       </w:r>
     </w:p>
     <w:p>
       <w:pPr>
         <w:pStyle w:val="BodyText"/>
         <w:rPr>
-          <w:sz w:val="22"/>
-          <w:szCs w:val="22"/>
-        </w:rPr>
-      </w:pPr>
-      <w:r>
-        <w:rPr>
-          <w:sz w:val="22"/>
-          <w:szCs w:val="22"/>
-        </w:rPr>
-        <w:t xml:space="preserve"> </w:t>
-      </w:r>
+          <w:b/>
+          <w:bCs/>
+          <w:sz w:val="22"/>
+          <w:szCs w:val="22"/>
+        </w:rPr>
+      </w:pPr>
     </w:p>
     <w:p>
       <w:pPr>
@@ -17121,14 +16072,25 @@
           <w:sz w:val="22"/>
           <w:szCs w:val="22"/>
         </w:rPr>
-        <w:t>IDEAM. (2024).</w:t>
-      </w:r>
-      <w:r>
-        <w:rPr>
-          <w:sz w:val="22"/>
-          <w:szCs w:val="22"/>
-        </w:rPr>
-        <w:t xml:space="preserve"> “Sistema de Información para la Gestión de Datos Hidrológicos y Meteorológicos (DHIME)”. </w:t>
+        <w:t xml:space="preserve">OMM (Organización Meteorológica Mundial). </w:t>
+      </w:r>
+      <w:r>
+        <w:rPr>
+          <w:b/>
+          <w:bCs/>
+          <w:sz w:val="22"/>
+          <w:szCs w:val="22"/>
+          <w:lang w:val="en-US"/>
+        </w:rPr>
+        <w:t>(2009).</w:t>
+      </w:r>
+      <w:r>
+        <w:rPr>
+          <w:sz w:val="22"/>
+          <w:szCs w:val="22"/>
+          <w:lang w:val="en-US"/>
+        </w:rPr>
+        <w:t xml:space="preserve"> </w:t>
       </w:r>
       <w:r>
         <w:rPr>
@@ -17138,7 +16100,7 @@
           <w:szCs w:val="22"/>
           <w:lang w:val="en-US"/>
         </w:rPr>
-        <w:t>IDEAM</w:t>
+        <w:t>Manual on Estimation of Probable Maximum Precipitation (PMP)</w:t>
       </w:r>
       <w:r>
         <w:rPr>
@@ -17146,7 +16108,7 @@
           <w:szCs w:val="22"/>
           <w:lang w:val="en-US"/>
         </w:rPr>
-        <w:t xml:space="preserve">. </w:t>
+        <w:t xml:space="preserve"> (3rd ed., WMO</w:t>
       </w:r>
       <w:r>
         <w:rPr>
@@ -17154,20 +16116,95 @@
           <w:szCs w:val="22"/>
           <w:lang w:val="en-US"/>
         </w:rPr>
-        <w:t>https://ideam.gov.co/dhime.</w:t>
+        <w:noBreakHyphen/>
+        <w:t xml:space="preserve">No. 1045). World Meteorological Organization, Geneva. </w:t>
+      </w:r>
+      <w:r>
+        <w:rPr>
+          <w:sz w:val="22"/>
+          <w:szCs w:val="22"/>
+          <w:lang w:val="en-US"/>
+        </w:rPr>
+        <w:t>https://library.wmo.int/records/item/35708-manual-on-estimation-of-probable-maximum-precipitation-pmp</w:t>
       </w:r>
     </w:p>
     <w:p>
       <w:pPr>
         <w:pStyle w:val="BodyText"/>
         <w:rPr>
+          <w:sz w:val="22"/>
+          <w:szCs w:val="22"/>
+          <w:lang w:val="en-US"/>
+        </w:rPr>
+      </w:pPr>
+    </w:p>
+    <w:p>
+      <w:pPr>
+        <w:pStyle w:val="BodyText"/>
+        <w:rPr>
+          <w:sz w:val="22"/>
+          <w:szCs w:val="22"/>
+          <w:lang w:val="en-US"/>
+        </w:rPr>
+      </w:pPr>
+      <w:r>
+        <w:rPr>
           <w:b/>
           <w:bCs/>
           <w:sz w:val="22"/>
           <w:szCs w:val="22"/>
+        </w:rPr>
+        <w:t>OMM (Organización Meteorológica Mundial). (s. f.).</w:t>
+      </w:r>
+      <w:r>
+        <w:rPr>
+          <w:sz w:val="22"/>
+          <w:szCs w:val="22"/>
+        </w:rPr>
+        <w:t xml:space="preserve"> </w:t>
+      </w:r>
+      <w:r>
+        <w:rPr>
+          <w:sz w:val="22"/>
+          <w:szCs w:val="22"/>
           <w:lang w:val="en-US"/>
         </w:rPr>
-      </w:pPr>
+        <w:t xml:space="preserve">“WMO Climatological Normals (Knowledge Hub)”. </w:t>
+      </w:r>
+      <w:r>
+        <w:rPr>
+          <w:i/>
+          <w:iCs/>
+          <w:sz w:val="22"/>
+          <w:szCs w:val="22"/>
+          <w:lang w:val="en-US"/>
+        </w:rPr>
+        <w:t>WMO Community</w:t>
+      </w:r>
+      <w:r>
+        <w:rPr>
+          <w:sz w:val="22"/>
+          <w:szCs w:val="22"/>
+          <w:lang w:val="en-US"/>
+        </w:rPr>
+        <w:t xml:space="preserve">. </w:t>
+      </w:r>
+      <w:r>
+        <w:rPr>
+          <w:sz w:val="22"/>
+          <w:szCs w:val="22"/>
+          <w:lang w:val="en-US"/>
+        </w:rPr>
+        <w:t>https://community.wmo.int/site/knowledge-hub/programmes-and-initiatives/climate-services/wmo-climatological-normals</w:t>
+      </w:r>
+      <w:r>
+        <w:rPr>
+          <w:sz w:val="22"/>
+          <w:szCs w:val="22"/>
+          <w:lang w:val="en-US"/>
+        </w:rPr>
+        <w:t>.</w:t>
+      </w:r>
     </w:p>
     <w:p>
       <w:pPr>
@@ -17180,645 +16217,38 @@
       </w:pPr>
       <w:r>
         <w:rPr>
+          <w:sz w:val="22"/>
+          <w:szCs w:val="22"/>
+          <w:lang w:val="en-US"/>
+        </w:rPr>
+        <w:t xml:space="preserve"> </w:t>
+      </w:r>
+    </w:p>
+    <w:p>
+      <w:pPr>
+        <w:pStyle w:val="BodyText"/>
+        <w:rPr>
+          <w:sz w:val="22"/>
+          <w:szCs w:val="22"/>
+        </w:rPr>
+      </w:pPr>
+      <w:r>
+        <w:rPr>
           <w:b/>
           <w:bCs/>
           <w:sz w:val="22"/>
           <w:szCs w:val="22"/>
           <w:lang w:val="en-US"/>
         </w:rPr>
-        <w:t xml:space="preserve">Karami, H., </w:t>
-      </w:r>
-      <w:proofErr w:type="spellStart"/>
-      <w:r>
-        <w:rPr>
-          <w:b/>
-          <w:bCs/>
+        <w:t>Openmeteo. (2016).</w:t>
+      </w:r>
+      <w:r>
+        <w:rPr>
           <w:sz w:val="22"/>
           <w:szCs w:val="22"/>
           <w:lang w:val="en-US"/>
         </w:rPr>
-        <w:t>Ghazvinian</w:t>
-      </w:r>
-      <w:proofErr w:type="spellEnd"/>
-      <w:r>
-        <w:rPr>
-          <w:b/>
-          <w:bCs/>
-          <w:sz w:val="22"/>
-          <w:szCs w:val="22"/>
-          <w:lang w:val="en-US"/>
-        </w:rPr>
-        <w:t xml:space="preserve">, H., &amp; </w:t>
-      </w:r>
-      <w:proofErr w:type="spellStart"/>
-      <w:r>
-        <w:rPr>
-          <w:b/>
-          <w:bCs/>
-          <w:sz w:val="22"/>
-          <w:szCs w:val="22"/>
-          <w:lang w:val="en-US"/>
-        </w:rPr>
-        <w:t>Dadrasajirlou</w:t>
-      </w:r>
-      <w:proofErr w:type="spellEnd"/>
-      <w:r>
-        <w:rPr>
-          <w:b/>
-          <w:bCs/>
-          <w:sz w:val="22"/>
-          <w:szCs w:val="22"/>
-          <w:lang w:val="en-US"/>
-        </w:rPr>
-        <w:t>, Y. (2023).</w:t>
-      </w:r>
-      <w:r>
-        <w:rPr>
-          <w:sz w:val="22"/>
-          <w:szCs w:val="22"/>
-          <w:lang w:val="en-US"/>
-        </w:rPr>
-        <w:t xml:space="preserve"> </w:t>
-      </w:r>
-      <w:r>
-        <w:rPr>
-          <w:sz w:val="22"/>
-          <w:szCs w:val="22"/>
-          <w:lang w:val="en-US"/>
-        </w:rPr>
-        <w:t xml:space="preserve">“Application of statistical and geostatistical approaches in temporal and spatial estimations of rainfall”. </w:t>
-      </w:r>
-      <w:r>
-        <w:rPr>
-          <w:i/>
-          <w:iCs/>
-          <w:sz w:val="22"/>
-          <w:szCs w:val="22"/>
-          <w:lang w:val="en-US"/>
-        </w:rPr>
-        <w:t>Journal of Water and Climate Change</w:t>
-      </w:r>
-      <w:r>
-        <w:rPr>
-          <w:sz w:val="22"/>
-          <w:szCs w:val="22"/>
-          <w:lang w:val="en-US"/>
-        </w:rPr>
-        <w:t>, 14(5), 1696–1722.</w:t>
-      </w:r>
-      <w:r>
-        <w:rPr>
-          <w:sz w:val="22"/>
-          <w:szCs w:val="22"/>
-          <w:lang w:val="en-US"/>
-        </w:rPr>
-        <w:t xml:space="preserve"> </w:t>
-      </w:r>
-      <w:r>
-        <w:rPr>
-          <w:sz w:val="22"/>
-          <w:szCs w:val="22"/>
-          <w:lang w:val="en-US"/>
-        </w:rPr>
-        <w:t>https://doi.org/10.2166/wcc.2023.034</w:t>
-      </w:r>
-      <w:r>
-        <w:rPr>
-          <w:sz w:val="22"/>
-          <w:szCs w:val="22"/>
-          <w:lang w:val="en-US"/>
-        </w:rPr>
-        <w:t>.</w:t>
-      </w:r>
-    </w:p>
-    <w:p>
-      <w:pPr>
-        <w:pStyle w:val="BodyText"/>
-        <w:rPr>
-          <w:sz w:val="22"/>
-          <w:szCs w:val="22"/>
-          <w:lang w:val="en-US"/>
-        </w:rPr>
-      </w:pPr>
-      <w:r>
-        <w:rPr>
-          <w:sz w:val="22"/>
-          <w:szCs w:val="22"/>
-          <w:lang w:val="en-US"/>
-        </w:rPr>
-        <w:t xml:space="preserve"> </w:t>
-      </w:r>
-    </w:p>
-    <w:p>
-      <w:pPr>
-        <w:pStyle w:val="BodyText"/>
-        <w:rPr>
-          <w:sz w:val="22"/>
-          <w:szCs w:val="22"/>
-        </w:rPr>
-      </w:pPr>
-      <w:r>
-        <w:rPr>
-          <w:b/>
-          <w:bCs/>
-          <w:sz w:val="22"/>
-          <w:szCs w:val="22"/>
-          <w:lang w:val="en-US"/>
-        </w:rPr>
-        <w:t>Milojevic, T., Blanchet, J., &amp; Lehning, M. (2023).</w:t>
-      </w:r>
-      <w:r>
-        <w:rPr>
-          <w:sz w:val="22"/>
-          <w:szCs w:val="22"/>
-          <w:lang w:val="en-US"/>
-        </w:rPr>
-        <w:t xml:space="preserve"> “Determining return levels of extreme daily precipitation, reservoir inflow, and dry spells”. </w:t>
-      </w:r>
-      <w:proofErr w:type="spellStart"/>
-      <w:r>
-        <w:rPr>
-          <w:i/>
-          <w:iCs/>
-          <w:sz w:val="22"/>
-          <w:szCs w:val="22"/>
-        </w:rPr>
-        <w:t>Frontiers</w:t>
-      </w:r>
-      <w:proofErr w:type="spellEnd"/>
-      <w:r>
-        <w:rPr>
-          <w:i/>
-          <w:iCs/>
-          <w:sz w:val="22"/>
-          <w:szCs w:val="22"/>
-        </w:rPr>
-        <w:t xml:space="preserve"> in Water</w:t>
-      </w:r>
-      <w:r>
-        <w:rPr>
-          <w:sz w:val="22"/>
-          <w:szCs w:val="22"/>
-        </w:rPr>
-        <w:t xml:space="preserve">, 5, 1141786. </w:t>
-      </w:r>
-      <w:r>
-        <w:rPr>
-          <w:sz w:val="22"/>
-          <w:szCs w:val="22"/>
-        </w:rPr>
-        <w:t>https://doi.org/10.3389/frwa.2023.1141786</w:t>
-      </w:r>
-    </w:p>
-    <w:p>
-      <w:pPr>
-        <w:pStyle w:val="BodyText"/>
-        <w:rPr>
-          <w:sz w:val="22"/>
-          <w:szCs w:val="22"/>
-        </w:rPr>
-      </w:pPr>
-    </w:p>
-    <w:p>
-      <w:pPr>
-        <w:pStyle w:val="BodyText"/>
-        <w:rPr>
-          <w:sz w:val="22"/>
-          <w:szCs w:val="22"/>
-          <w:lang w:val="en-US"/>
-        </w:rPr>
-      </w:pPr>
-      <w:r>
-        <w:rPr>
-          <w:b/>
-          <w:bCs/>
-          <w:sz w:val="22"/>
-          <w:szCs w:val="22"/>
-        </w:rPr>
-        <w:t>Montes</w:t>
-      </w:r>
-      <w:r>
-        <w:rPr>
-          <w:b/>
-          <w:bCs/>
-          <w:sz w:val="22"/>
-          <w:szCs w:val="22"/>
-        </w:rPr>
-        <w:noBreakHyphen/>
-        <w:t>Pajuelo, R., Rodríguez</w:t>
-      </w:r>
-      <w:r>
-        <w:rPr>
-          <w:b/>
-          <w:bCs/>
-          <w:sz w:val="22"/>
-          <w:szCs w:val="22"/>
-        </w:rPr>
-        <w:noBreakHyphen/>
-        <w:t>Pérez, Á. M., López, R., &amp; Rodríguez, C. A. (2024).</w:t>
-      </w:r>
-      <w:r>
-        <w:rPr>
-          <w:sz w:val="22"/>
-          <w:szCs w:val="22"/>
-        </w:rPr>
-        <w:t xml:space="preserve"> </w:t>
-      </w:r>
-      <w:r>
-        <w:rPr>
-          <w:sz w:val="22"/>
-          <w:szCs w:val="22"/>
-          <w:lang w:val="en-US"/>
-        </w:rPr>
-        <w:t xml:space="preserve">“Analysis of probability distributions for modelling extreme rainfall events and detecting climate change: Insights from mathematical and statistical methods”. </w:t>
-      </w:r>
-      <w:r>
-        <w:rPr>
-          <w:i/>
-          <w:iCs/>
-          <w:sz w:val="22"/>
-          <w:szCs w:val="22"/>
-          <w:lang w:val="en-US"/>
-        </w:rPr>
-        <w:t>Mathematics</w:t>
-      </w:r>
-      <w:r>
-        <w:rPr>
-          <w:sz w:val="22"/>
-          <w:szCs w:val="22"/>
-          <w:lang w:val="en-US"/>
-        </w:rPr>
-        <w:t xml:space="preserve">, 12(7), 1093. </w:t>
-      </w:r>
-      <w:r>
-        <w:rPr>
-          <w:sz w:val="22"/>
-          <w:szCs w:val="22"/>
-          <w:lang w:val="en-US"/>
-        </w:rPr>
-        <w:t>https://doi.org/10.3390/math12071093</w:t>
-      </w:r>
-    </w:p>
-    <w:p>
-      <w:pPr>
-        <w:pStyle w:val="BodyText"/>
-        <w:rPr>
-          <w:sz w:val="22"/>
-          <w:szCs w:val="22"/>
-          <w:lang w:val="en-US"/>
-        </w:rPr>
-      </w:pPr>
-    </w:p>
-    <w:p>
-      <w:pPr>
-        <w:pStyle w:val="BodyText"/>
-        <w:rPr>
-          <w:sz w:val="22"/>
-          <w:szCs w:val="22"/>
-          <w:lang w:val="en-US"/>
-        </w:rPr>
-      </w:pPr>
-      <w:r>
-        <w:rPr>
-          <w:b/>
-          <w:bCs/>
-          <w:sz w:val="22"/>
-          <w:szCs w:val="22"/>
-          <w:lang w:val="en-US"/>
-        </w:rPr>
-        <w:t>NOAA – National Weather Service (HDSC). (s. f.).</w:t>
-      </w:r>
-      <w:r>
-        <w:rPr>
-          <w:sz w:val="22"/>
-          <w:szCs w:val="22"/>
-          <w:lang w:val="en-US"/>
-        </w:rPr>
-        <w:t xml:space="preserve"> “HDSC PMP Documents”. </w:t>
-      </w:r>
-      <w:r>
-        <w:rPr>
-          <w:i/>
-          <w:iCs/>
-          <w:sz w:val="22"/>
-          <w:szCs w:val="22"/>
-          <w:lang w:val="en-US"/>
-        </w:rPr>
-        <w:t>Office of Water Prediction, National Weather Service</w:t>
-      </w:r>
-      <w:r>
-        <w:rPr>
-          <w:sz w:val="22"/>
-          <w:szCs w:val="22"/>
-          <w:lang w:val="en-US"/>
-        </w:rPr>
-        <w:t xml:space="preserve">. </w:t>
-      </w:r>
-      <w:r>
-        <w:rPr>
-          <w:sz w:val="22"/>
-          <w:szCs w:val="22"/>
-          <w:lang w:val="en-US"/>
-        </w:rPr>
-        <w:t>https://www.weather.gov/owp/hdsc_pmp</w:t>
-      </w:r>
-    </w:p>
-    <w:p>
-      <w:pPr>
-        <w:pStyle w:val="BodyText"/>
-        <w:rPr>
-          <w:b/>
-          <w:bCs/>
-          <w:sz w:val="22"/>
-          <w:szCs w:val="22"/>
-          <w:lang w:val="en-US"/>
-        </w:rPr>
-      </w:pPr>
-    </w:p>
-    <w:p>
-      <w:pPr>
-        <w:pStyle w:val="BodyText"/>
-        <w:rPr>
-          <w:sz w:val="22"/>
-          <w:szCs w:val="22"/>
-        </w:rPr>
-      </w:pPr>
-      <w:r>
-        <w:rPr>
-          <w:b/>
-          <w:bCs/>
-          <w:sz w:val="22"/>
-          <w:szCs w:val="22"/>
-          <w:lang w:val="en-US"/>
-        </w:rPr>
-        <w:t>NOAA – Physical Sciences Laboratory. (2025).</w:t>
-      </w:r>
-      <w:r>
-        <w:rPr>
-          <w:sz w:val="22"/>
-          <w:szCs w:val="22"/>
-          <w:lang w:val="en-US"/>
-        </w:rPr>
-        <w:t xml:space="preserve"> “Probable Maximum Precipitation (PMP) Estimation Modernization”. </w:t>
-      </w:r>
-      <w:r>
-        <w:rPr>
-          <w:i/>
-          <w:iCs/>
-          <w:sz w:val="22"/>
-          <w:szCs w:val="22"/>
-        </w:rPr>
-        <w:t>NOAA PSL</w:t>
-      </w:r>
-      <w:r>
-        <w:rPr>
-          <w:sz w:val="22"/>
-          <w:szCs w:val="22"/>
-        </w:rPr>
-        <w:t xml:space="preserve">. </w:t>
-      </w:r>
-      <w:r>
-        <w:rPr>
-          <w:sz w:val="22"/>
-          <w:szCs w:val="22"/>
-        </w:rPr>
-        <w:t>https://psl.noaa.gov/precip/pmp/</w:t>
-      </w:r>
-    </w:p>
-    <w:p>
-      <w:pPr>
-        <w:pStyle w:val="BodyText"/>
-        <w:rPr>
-          <w:b/>
-          <w:bCs/>
-          <w:sz w:val="22"/>
-          <w:szCs w:val="22"/>
-        </w:rPr>
-      </w:pPr>
-    </w:p>
-    <w:p>
-      <w:pPr>
-        <w:pStyle w:val="BodyText"/>
-        <w:rPr>
-          <w:sz w:val="22"/>
-          <w:szCs w:val="22"/>
-          <w:lang w:val="en-US"/>
-        </w:rPr>
-      </w:pPr>
-      <w:r>
-        <w:rPr>
-          <w:b/>
-          <w:bCs/>
-          <w:sz w:val="22"/>
-          <w:szCs w:val="22"/>
-        </w:rPr>
-        <w:t xml:space="preserve">OMM (Organización Meteorológica Mundial). </w:t>
-      </w:r>
-      <w:r>
-        <w:rPr>
-          <w:b/>
-          <w:bCs/>
-          <w:sz w:val="22"/>
-          <w:szCs w:val="22"/>
-          <w:lang w:val="en-US"/>
-        </w:rPr>
-        <w:t>(2009).</w:t>
-      </w:r>
-      <w:r>
-        <w:rPr>
-          <w:sz w:val="22"/>
-          <w:szCs w:val="22"/>
-          <w:lang w:val="en-US"/>
-        </w:rPr>
-        <w:t xml:space="preserve"> </w:t>
-      </w:r>
-      <w:r>
-        <w:rPr>
-          <w:i/>
-          <w:iCs/>
-          <w:sz w:val="22"/>
-          <w:szCs w:val="22"/>
-          <w:lang w:val="en-US"/>
-        </w:rPr>
-        <w:t>Manual on Estimation of Probable Maximum Precipitation (PMP)</w:t>
-      </w:r>
-      <w:r>
-        <w:rPr>
-          <w:sz w:val="22"/>
-          <w:szCs w:val="22"/>
-          <w:lang w:val="en-US"/>
-        </w:rPr>
-        <w:t xml:space="preserve"> (3rd ed., WMO</w:t>
-      </w:r>
-      <w:r>
-        <w:rPr>
-          <w:sz w:val="22"/>
-          <w:szCs w:val="22"/>
-          <w:lang w:val="en-US"/>
-        </w:rPr>
-        <w:noBreakHyphen/>
-        <w:t xml:space="preserve">No. 1045). World Meteorological Organization, Geneva. </w:t>
-      </w:r>
-      <w:r>
-        <w:rPr>
-          <w:sz w:val="22"/>
-          <w:szCs w:val="22"/>
-          <w:lang w:val="en-US"/>
-        </w:rPr>
-        <w:t>https://library.wmo.int/records/item/35708-manual-on-estimation-of-probable-maximum-precipitation-pmp</w:t>
-      </w:r>
-    </w:p>
-    <w:p>
-      <w:pPr>
-        <w:pStyle w:val="BodyText"/>
-        <w:rPr>
-          <w:sz w:val="22"/>
-          <w:szCs w:val="22"/>
-          <w:lang w:val="en-US"/>
-        </w:rPr>
-      </w:pPr>
-    </w:p>
-    <w:p>
-      <w:pPr>
-        <w:pStyle w:val="BodyText"/>
-        <w:rPr>
-          <w:sz w:val="22"/>
-          <w:szCs w:val="22"/>
-          <w:lang w:val="en-US"/>
-        </w:rPr>
-      </w:pPr>
-      <w:r>
-        <w:rPr>
-          <w:b/>
-          <w:bCs/>
-          <w:sz w:val="22"/>
-          <w:szCs w:val="22"/>
-        </w:rPr>
-        <w:t>OMM (Organización Meteorológica Mundial). (s. f.).</w:t>
-      </w:r>
-      <w:r>
-        <w:rPr>
-          <w:sz w:val="22"/>
-          <w:szCs w:val="22"/>
-        </w:rPr>
-        <w:t xml:space="preserve"> </w:t>
-      </w:r>
-      <w:r>
-        <w:rPr>
-          <w:sz w:val="22"/>
-          <w:szCs w:val="22"/>
-          <w:lang w:val="en-US"/>
-        </w:rPr>
-        <w:t xml:space="preserve">“WMO Climatological Normals (Knowledge Hub)”. </w:t>
-      </w:r>
-      <w:r>
-        <w:rPr>
-          <w:i/>
-          <w:iCs/>
-          <w:sz w:val="22"/>
-          <w:szCs w:val="22"/>
-          <w:lang w:val="en-US"/>
-        </w:rPr>
-        <w:t>WMO Community</w:t>
-      </w:r>
-      <w:r>
-        <w:rPr>
-          <w:sz w:val="22"/>
-          <w:szCs w:val="22"/>
-          <w:lang w:val="en-US"/>
-        </w:rPr>
-        <w:t xml:space="preserve">. </w:t>
-      </w:r>
-      <w:r>
-        <w:rPr>
-          <w:sz w:val="22"/>
-          <w:szCs w:val="22"/>
-          <w:lang w:val="en-US"/>
-        </w:rPr>
-        <w:t>https://community.wmo.int/site/knowledge-hub/programmes-and-initiatives/climate-services/wmo-climatological-normals</w:t>
-      </w:r>
-      <w:r>
-        <w:rPr>
-          <w:sz w:val="22"/>
-          <w:szCs w:val="22"/>
-          <w:lang w:val="en-US"/>
-        </w:rPr>
-        <w:t>.</w:t>
-      </w:r>
-    </w:p>
-    <w:p>
-      <w:pPr>
-        <w:pStyle w:val="BodyText"/>
-        <w:rPr>
-          <w:sz w:val="22"/>
-          <w:szCs w:val="22"/>
-          <w:lang w:val="en-US"/>
-        </w:rPr>
-      </w:pPr>
-      <w:r>
-        <w:rPr>
-          <w:sz w:val="22"/>
-          <w:szCs w:val="22"/>
-          <w:lang w:val="en-US"/>
-        </w:rPr>
-        <w:t xml:space="preserve"> </w:t>
-      </w:r>
-    </w:p>
-    <w:p>
-      <w:pPr>
-        <w:pStyle w:val="BodyText"/>
-        <w:rPr>
-          <w:sz w:val="22"/>
-          <w:szCs w:val="22"/>
-        </w:rPr>
-      </w:pPr>
-      <w:proofErr w:type="spellStart"/>
-      <w:r>
-        <w:rPr>
-          <w:b/>
-          <w:bCs/>
-          <w:sz w:val="22"/>
-          <w:szCs w:val="22"/>
-          <w:lang w:val="en-US"/>
-        </w:rPr>
-        <w:t>Openmeteo</w:t>
-      </w:r>
-      <w:proofErr w:type="spellEnd"/>
-      <w:r>
-        <w:rPr>
-          <w:b/>
-          <w:bCs/>
-          <w:sz w:val="22"/>
-          <w:szCs w:val="22"/>
-          <w:lang w:val="en-US"/>
-        </w:rPr>
-        <w:t>. (2016).</w:t>
-      </w:r>
-      <w:r>
-        <w:rPr>
-          <w:sz w:val="22"/>
-          <w:szCs w:val="22"/>
-          <w:lang w:val="en-US"/>
-        </w:rPr>
-        <w:t xml:space="preserve"> “</w:t>
-      </w:r>
-      <w:proofErr w:type="spellStart"/>
-      <w:r>
-        <w:rPr>
-          <w:sz w:val="22"/>
-          <w:szCs w:val="22"/>
-          <w:lang w:val="en-US"/>
-        </w:rPr>
-        <w:t>Hydrognomon</w:t>
-      </w:r>
-      <w:proofErr w:type="spellEnd"/>
-      <w:r>
-        <w:rPr>
-          <w:sz w:val="22"/>
-          <w:szCs w:val="22"/>
-          <w:lang w:val="en-US"/>
-        </w:rPr>
-        <w:t xml:space="preserve"> — Hydrological time series analysis (releases)”. </w:t>
+        <w:t xml:space="preserve"> “Hydrognomon — Hydrological time series analysis (releases)”. </w:t>
       </w:r>
       <w:r>
         <w:rPr>
@@ -18006,7 +16436,6 @@
           <w:lang w:val="en-US"/>
         </w:rPr>
       </w:pPr>
-      <w:proofErr w:type="spellStart"/>
       <w:r>
         <w:rPr>
           <w:b/>
@@ -18014,52 +16443,238 @@
           <w:sz w:val="22"/>
           <w:szCs w:val="22"/>
         </w:rPr>
-        <w:t>Sasanya</w:t>
-      </w:r>
-      <w:proofErr w:type="spellEnd"/>
+        <w:t>Sasanya, B. F., &amp; Adesogan, S. O. (2022).</w:t>
+      </w:r>
+      <w:r>
+        <w:rPr>
+          <w:sz w:val="22"/>
+          <w:szCs w:val="22"/>
+        </w:rPr>
+        <w:t xml:space="preserve"> </w:t>
+      </w:r>
+      <w:r>
+        <w:rPr>
+          <w:sz w:val="22"/>
+          <w:szCs w:val="22"/>
+          <w:lang w:val="en-US"/>
+        </w:rPr>
+        <w:t xml:space="preserve">“Development of rainfall and runoff equations for a suburban area of Ibadan, Southwestern Nigeria: A case study”. </w:t>
+      </w:r>
+      <w:r>
+        <w:rPr>
+          <w:i/>
+          <w:iCs/>
+          <w:sz w:val="22"/>
+          <w:szCs w:val="22"/>
+          <w:lang w:val="en-US"/>
+        </w:rPr>
+        <w:t>International Journal of Environmental Research</w:t>
+      </w:r>
+      <w:r>
+        <w:rPr>
+          <w:sz w:val="22"/>
+          <w:szCs w:val="22"/>
+          <w:lang w:val="en-US"/>
+        </w:rPr>
+        <w:t xml:space="preserve">, 16, 45. </w:t>
+      </w:r>
+      <w:r>
+        <w:rPr>
+          <w:sz w:val="22"/>
+          <w:szCs w:val="22"/>
+          <w:lang w:val="en-US"/>
+        </w:rPr>
+        <w:t>https://doi.org/10.1007/s41742-022-00417-6</w:t>
+      </w:r>
+      <w:r>
+        <w:rPr>
+          <w:sz w:val="22"/>
+          <w:szCs w:val="22"/>
+          <w:lang w:val="en-US"/>
+        </w:rPr>
+        <w:t>.</w:t>
+      </w:r>
+    </w:p>
+    <w:p>
+      <w:pPr>
+        <w:pStyle w:val="BodyText"/>
+        <w:rPr>
+          <w:sz w:val="22"/>
+          <w:szCs w:val="22"/>
+          <w:lang w:val="en-US"/>
+        </w:rPr>
+      </w:pPr>
+    </w:p>
+    <w:p>
+      <w:pPr>
+        <w:pStyle w:val="BodyText"/>
+        <w:rPr>
+          <w:sz w:val="22"/>
+          <w:szCs w:val="22"/>
+          <w:lang w:val="en-US"/>
+        </w:rPr>
+      </w:pPr>
       <w:r>
         <w:rPr>
           <w:b/>
           <w:bCs/>
           <w:sz w:val="22"/>
           <w:szCs w:val="22"/>
-        </w:rPr>
-        <w:t xml:space="preserve">, B. F., &amp; </w:t>
-      </w:r>
-      <w:proofErr w:type="spellStart"/>
+          <w:lang w:val="en-US"/>
+        </w:rPr>
+        <w:t>SciPy Developers. (2026).</w:t>
+      </w:r>
+      <w:r>
+        <w:rPr>
+          <w:sz w:val="22"/>
+          <w:szCs w:val="22"/>
+          <w:lang w:val="en-US"/>
+        </w:rPr>
+        <w:t xml:space="preserve"> “Statistical functions (scipy.stats) (v1.17)”. </w:t>
+      </w:r>
+      <w:r>
+        <w:rPr>
+          <w:i/>
+          <w:iCs/>
+          <w:sz w:val="22"/>
+          <w:szCs w:val="22"/>
+          <w:lang w:val="en-US"/>
+        </w:rPr>
+        <w:t>SciPy Documentation</w:t>
+      </w:r>
+      <w:r>
+        <w:rPr>
+          <w:sz w:val="22"/>
+          <w:szCs w:val="22"/>
+          <w:lang w:val="en-US"/>
+        </w:rPr>
+        <w:t xml:space="preserve">. </w:t>
+      </w:r>
+      <w:r>
+        <w:rPr>
+          <w:sz w:val="22"/>
+          <w:szCs w:val="22"/>
+          <w:lang w:val="en-US"/>
+        </w:rPr>
+        <w:t>https://docs.scipy.org/doc/scipy/reference/stats.html.</w:t>
+      </w:r>
+    </w:p>
+    <w:p>
+      <w:pPr>
+        <w:pStyle w:val="BodyText"/>
+        <w:rPr>
+          <w:sz w:val="22"/>
+          <w:szCs w:val="22"/>
+          <w:lang w:val="en-US"/>
+        </w:rPr>
+      </w:pPr>
+      <w:r>
+        <w:rPr>
+          <w:sz w:val="22"/>
+          <w:szCs w:val="22"/>
+          <w:lang w:val="en-US"/>
+        </w:rPr>
+        <w:t xml:space="preserve"> </w:t>
+      </w:r>
+    </w:p>
+    <w:p>
+      <w:pPr>
+        <w:pStyle w:val="BodyText"/>
+        <w:rPr>
+          <w:sz w:val="22"/>
+          <w:szCs w:val="22"/>
+          <w:lang w:val="en-US"/>
+        </w:rPr>
+      </w:pPr>
       <w:r>
         <w:rPr>
           <w:b/>
           <w:bCs/>
           <w:sz w:val="22"/>
           <w:szCs w:val="22"/>
-        </w:rPr>
-        <w:t>Adesogan</w:t>
-      </w:r>
-      <w:proofErr w:type="spellEnd"/>
+          <w:lang w:val="en-US"/>
+        </w:rPr>
+        <w:t>SciPy Developers. (2026).</w:t>
+      </w:r>
+      <w:r>
+        <w:rPr>
+          <w:sz w:val="22"/>
+          <w:szCs w:val="22"/>
+          <w:lang w:val="en-US"/>
+        </w:rPr>
+        <w:t xml:space="preserve"> “scipy.stats.kstest: Kolmogorov–Smirnov test (SciPy v1.17 manual)”. </w:t>
+      </w:r>
+      <w:r>
+        <w:rPr>
+          <w:i/>
+          <w:iCs/>
+          <w:sz w:val="22"/>
+          <w:szCs w:val="22"/>
+          <w:lang w:val="en-US"/>
+        </w:rPr>
+        <w:t>SciPy Documentation</w:t>
+      </w:r>
+      <w:r>
+        <w:rPr>
+          <w:sz w:val="22"/>
+          <w:szCs w:val="22"/>
+          <w:lang w:val="en-US"/>
+        </w:rPr>
+        <w:t xml:space="preserve">. </w:t>
+      </w:r>
+      <w:r>
+        <w:rPr>
+          <w:sz w:val="22"/>
+          <w:szCs w:val="22"/>
+          <w:lang w:val="en-US"/>
+        </w:rPr>
+        <w:t>https://docs.scipy.org/doc/scipy/reference/generated/scipy.stats.kstest.html</w:t>
+      </w:r>
+      <w:r>
+        <w:rPr>
+          <w:sz w:val="22"/>
+          <w:szCs w:val="22"/>
+          <w:lang w:val="en-US"/>
+        </w:rPr>
+        <w:t>.</w:t>
+      </w:r>
+    </w:p>
+    <w:p>
+      <w:pPr>
+        <w:pStyle w:val="BodyText"/>
+        <w:rPr>
+          <w:sz w:val="22"/>
+          <w:szCs w:val="22"/>
+          <w:lang w:val="en-US"/>
+        </w:rPr>
+      </w:pPr>
+    </w:p>
+    <w:p>
+      <w:pPr>
+        <w:pStyle w:val="BodyText"/>
+        <w:rPr>
+          <w:sz w:val="22"/>
+          <w:szCs w:val="22"/>
+          <w:lang w:val="en-US"/>
+        </w:rPr>
+      </w:pPr>
       <w:r>
         <w:rPr>
           <w:b/>
           <w:bCs/>
           <w:sz w:val="22"/>
           <w:szCs w:val="22"/>
-        </w:rPr>
-        <w:t>, S. O. (2022).</w:t>
-      </w:r>
-      <w:r>
-        <w:rPr>
-          <w:sz w:val="22"/>
-          <w:szCs w:val="22"/>
-        </w:rPr>
-        <w:t xml:space="preserve"> </w:t>
-      </w:r>
-      <w:r>
-        <w:rPr>
-          <w:sz w:val="22"/>
-          <w:szCs w:val="22"/>
           <w:lang w:val="en-US"/>
         </w:rPr>
-        <w:t xml:space="preserve">“Development of rainfall and runoff equations for a suburban area of Ibadan, Southwestern Nigeria: A case study”. </w:t>
+        <w:t>Singh, A., Singh, V., &amp; Byrd, A. (2018).</w:t>
+      </w:r>
+      <w:r>
+        <w:rPr>
+          <w:sz w:val="22"/>
+          <w:szCs w:val="22"/>
+          <w:lang w:val="en-US"/>
+        </w:rPr>
+        <w:t xml:space="preserve"> “Computation of probable maximum precipitation and its uncertainty”. </w:t>
       </w:r>
       <w:r>
         <w:rPr>
@@ -18069,7 +16684,7 @@
           <w:szCs w:val="22"/>
           <w:lang w:val="en-US"/>
         </w:rPr>
-        <w:t>International Journal of Environmental Research</w:t>
+        <w:t>International Journal of Hydrology</w:t>
       </w:r>
       <w:r>
         <w:rPr>
@@ -18077,7 +16692,7 @@
           <w:szCs w:val="22"/>
           <w:lang w:val="en-US"/>
         </w:rPr>
-        <w:t xml:space="preserve">, 16, 45. </w:t>
+        <w:t xml:space="preserve">, 2. </w:t>
       </w:r>
       <w:r>
         <w:rPr>
@@ -18085,7 +16700,7 @@
           <w:szCs w:val="22"/>
           <w:lang w:val="en-US"/>
         </w:rPr>
-        <w:t>https://doi.org/10.1007/s41742-022-00417-6</w:t>
+        <w:t>https://doi.org/10.15406/ijh.2018.02.00118</w:t>
       </w:r>
       <w:r>
         <w:rPr>
@@ -18105,6 +16720,14 @@
           <w:lang w:val="en-US"/>
         </w:rPr>
       </w:pPr>
+      <w:r>
+        <w:rPr>
+          <w:sz w:val="22"/>
+          <w:szCs w:val="22"/>
+          <w:lang w:val="en-US"/>
+        </w:rPr>
+        <w:t xml:space="preserve"> </w:t>
+      </w:r>
     </w:p>
     <w:p>
       <w:pPr>
@@ -18123,7 +16746,7 @@
           <w:szCs w:val="22"/>
           <w:lang w:val="en-US"/>
         </w:rPr>
-        <w:t>SciPy Developers. (2026).</w:t>
+        <w:t>Statgraphics. (s. f.).</w:t>
       </w:r>
       <w:r>
         <w:rPr>
@@ -18131,27 +16754,7 @@
           <w:szCs w:val="22"/>
           <w:lang w:val="en-US"/>
         </w:rPr>
-        <w:t xml:space="preserve"> “Statistical functions (</w:t>
-      </w:r>
-      <w:proofErr w:type="spellStart"/>
-      <w:proofErr w:type="gramStart"/>
-      <w:r>
-        <w:rPr>
-          <w:sz w:val="22"/>
-          <w:szCs w:val="22"/>
-          <w:lang w:val="en-US"/>
-        </w:rPr>
-        <w:t>scipy.stats</w:t>
-      </w:r>
-      <w:proofErr w:type="spellEnd"/>
-      <w:proofErr w:type="gramEnd"/>
-      <w:r>
-        <w:rPr>
-          <w:sz w:val="22"/>
-          <w:szCs w:val="22"/>
-          <w:lang w:val="en-US"/>
-        </w:rPr>
-        <w:t xml:space="preserve">) (v1.17)”. </w:t>
+        <w:t xml:space="preserve"> “Statistical Probability Distributions — Examples in Statgraphics”. </w:t>
       </w:r>
       <w:r>
         <w:rPr>
@@ -18161,292 +16764,8 @@
           <w:szCs w:val="22"/>
           <w:lang w:val="en-US"/>
         </w:rPr>
-        <w:t>SciPy Documentation</w:t>
-      </w:r>
-      <w:r>
-        <w:rPr>
-          <w:sz w:val="22"/>
-          <w:szCs w:val="22"/>
-          <w:lang w:val="en-US"/>
-        </w:rPr>
-        <w:t xml:space="preserve">. </w:t>
-      </w:r>
-      <w:r>
-        <w:rPr>
-          <w:sz w:val="22"/>
-          <w:szCs w:val="22"/>
-          <w:lang w:val="en-US"/>
-        </w:rPr>
-        <w:t>https://docs.scipy.org/doc/scipy/reference/stats.html.</w:t>
-      </w:r>
-    </w:p>
-    <w:p>
-      <w:pPr>
-        <w:pStyle w:val="BodyText"/>
-        <w:rPr>
-          <w:sz w:val="22"/>
-          <w:szCs w:val="22"/>
-          <w:lang w:val="en-US"/>
-        </w:rPr>
-      </w:pPr>
-      <w:r>
-        <w:rPr>
-          <w:sz w:val="22"/>
-          <w:szCs w:val="22"/>
-          <w:lang w:val="en-US"/>
-        </w:rPr>
-        <w:t xml:space="preserve"> </w:t>
-      </w:r>
-    </w:p>
-    <w:p>
-      <w:pPr>
-        <w:pStyle w:val="BodyText"/>
-        <w:rPr>
-          <w:sz w:val="22"/>
-          <w:szCs w:val="22"/>
-          <w:lang w:val="en-US"/>
-        </w:rPr>
-      </w:pPr>
-      <w:r>
-        <w:rPr>
-          <w:b/>
-          <w:bCs/>
-          <w:sz w:val="22"/>
-          <w:szCs w:val="22"/>
-          <w:lang w:val="en-US"/>
-        </w:rPr>
-        <w:t>SciPy Developers. (2026).</w:t>
-      </w:r>
-      <w:r>
-        <w:rPr>
-          <w:sz w:val="22"/>
-          <w:szCs w:val="22"/>
-          <w:lang w:val="en-US"/>
-        </w:rPr>
-        <w:t xml:space="preserve"> “</w:t>
-      </w:r>
-      <w:proofErr w:type="spellStart"/>
-      <w:proofErr w:type="gramStart"/>
-      <w:r>
-        <w:rPr>
-          <w:sz w:val="22"/>
-          <w:szCs w:val="22"/>
-          <w:lang w:val="en-US"/>
-        </w:rPr>
-        <w:t>scipy.stats</w:t>
-      </w:r>
-      <w:proofErr w:type="gramEnd"/>
-      <w:r>
-        <w:rPr>
-          <w:sz w:val="22"/>
-          <w:szCs w:val="22"/>
-          <w:lang w:val="en-US"/>
-        </w:rPr>
-        <w:t>.kstest</w:t>
-      </w:r>
-      <w:proofErr w:type="spellEnd"/>
-      <w:r>
-        <w:rPr>
-          <w:sz w:val="22"/>
-          <w:szCs w:val="22"/>
-          <w:lang w:val="en-US"/>
-        </w:rPr>
-        <w:t xml:space="preserve">: Kolmogorov–Smirnov test (SciPy v1.17 manual)”. </w:t>
-      </w:r>
-      <w:r>
-        <w:rPr>
-          <w:i/>
-          <w:iCs/>
-          <w:sz w:val="22"/>
-          <w:szCs w:val="22"/>
-          <w:lang w:val="en-US"/>
-        </w:rPr>
-        <w:t>SciPy Documentation</w:t>
-      </w:r>
-      <w:r>
-        <w:rPr>
-          <w:sz w:val="22"/>
-          <w:szCs w:val="22"/>
-          <w:lang w:val="en-US"/>
-        </w:rPr>
-        <w:t xml:space="preserve">. </w:t>
-      </w:r>
-      <w:r>
-        <w:rPr>
-          <w:sz w:val="22"/>
-          <w:szCs w:val="22"/>
-          <w:lang w:val="en-US"/>
-        </w:rPr>
-        <w:t>https://docs.scipy.org/doc/scipy/reference/generated/scipy.stats.kstest.html</w:t>
-      </w:r>
-      <w:r>
-        <w:rPr>
-          <w:sz w:val="22"/>
-          <w:szCs w:val="22"/>
-          <w:lang w:val="en-US"/>
-        </w:rPr>
-        <w:t>.</w:t>
-      </w:r>
-    </w:p>
-    <w:p>
-      <w:pPr>
-        <w:pStyle w:val="BodyText"/>
-        <w:rPr>
-          <w:sz w:val="22"/>
-          <w:szCs w:val="22"/>
-          <w:lang w:val="en-US"/>
-        </w:rPr>
-      </w:pPr>
-    </w:p>
-    <w:p>
-      <w:pPr>
-        <w:pStyle w:val="BodyText"/>
-        <w:rPr>
-          <w:sz w:val="22"/>
-          <w:szCs w:val="22"/>
-          <w:lang w:val="en-US"/>
-        </w:rPr>
-      </w:pPr>
-      <w:r>
-        <w:rPr>
-          <w:b/>
-          <w:bCs/>
-          <w:sz w:val="22"/>
-          <w:szCs w:val="22"/>
-          <w:lang w:val="en-US"/>
-        </w:rPr>
-        <w:t>Singh, A., Singh, V., &amp; Byrd, A. (2018).</w:t>
-      </w:r>
-      <w:r>
-        <w:rPr>
-          <w:sz w:val="22"/>
-          <w:szCs w:val="22"/>
-          <w:lang w:val="en-US"/>
-        </w:rPr>
-        <w:t xml:space="preserve"> “Computation of probable maximum precipitation and its uncertainty”. </w:t>
-      </w:r>
-      <w:r>
-        <w:rPr>
-          <w:i/>
-          <w:iCs/>
-          <w:sz w:val="22"/>
-          <w:szCs w:val="22"/>
-          <w:lang w:val="en-US"/>
-        </w:rPr>
-        <w:t>International Journal of Hydrology</w:t>
-      </w:r>
-      <w:r>
-        <w:rPr>
-          <w:sz w:val="22"/>
-          <w:szCs w:val="22"/>
-          <w:lang w:val="en-US"/>
-        </w:rPr>
-        <w:t xml:space="preserve">, 2. </w:t>
-      </w:r>
-      <w:r>
-        <w:rPr>
-          <w:sz w:val="22"/>
-          <w:szCs w:val="22"/>
-          <w:lang w:val="en-US"/>
-        </w:rPr>
-        <w:t>https://doi.org/10.15406/ijh.2018.02.00118</w:t>
-      </w:r>
-      <w:r>
-        <w:rPr>
-          <w:sz w:val="22"/>
-          <w:szCs w:val="22"/>
-          <w:lang w:val="en-US"/>
-        </w:rPr>
-        <w:t>.</w:t>
-      </w:r>
-    </w:p>
-    <w:p>
-      <w:pPr>
-        <w:pStyle w:val="BodyText"/>
-        <w:rPr>
-          <w:sz w:val="22"/>
-          <w:szCs w:val="22"/>
-          <w:lang w:val="en-US"/>
-        </w:rPr>
-      </w:pPr>
-      <w:r>
-        <w:rPr>
-          <w:sz w:val="22"/>
-          <w:szCs w:val="22"/>
-          <w:lang w:val="en-US"/>
-        </w:rPr>
-        <w:t xml:space="preserve"> </w:t>
-      </w:r>
-    </w:p>
-    <w:p>
-      <w:pPr>
-        <w:pStyle w:val="BodyText"/>
-        <w:rPr>
-          <w:sz w:val="22"/>
-          <w:szCs w:val="22"/>
-          <w:lang w:val="en-US"/>
-        </w:rPr>
-      </w:pPr>
-      <w:proofErr w:type="spellStart"/>
-      <w:r>
-        <w:rPr>
-          <w:b/>
-          <w:bCs/>
-          <w:sz w:val="22"/>
-          <w:szCs w:val="22"/>
-          <w:lang w:val="en-US"/>
-        </w:rPr>
         <w:t>Statgraphics</w:t>
       </w:r>
-      <w:proofErr w:type="spellEnd"/>
-      <w:r>
-        <w:rPr>
-          <w:b/>
-          <w:bCs/>
-          <w:sz w:val="22"/>
-          <w:szCs w:val="22"/>
-          <w:lang w:val="en-US"/>
-        </w:rPr>
-        <w:t>. (s. f.).</w:t>
-      </w:r>
-      <w:r>
-        <w:rPr>
-          <w:sz w:val="22"/>
-          <w:szCs w:val="22"/>
-          <w:lang w:val="en-US"/>
-        </w:rPr>
-        <w:t xml:space="preserve"> “Statistical Probability Distributions — Examples in </w:t>
-      </w:r>
-      <w:proofErr w:type="spellStart"/>
-      <w:r>
-        <w:rPr>
-          <w:sz w:val="22"/>
-          <w:szCs w:val="22"/>
-          <w:lang w:val="en-US"/>
-        </w:rPr>
-        <w:t>Statgraphics</w:t>
-      </w:r>
-      <w:proofErr w:type="spellEnd"/>
-      <w:r>
-        <w:rPr>
-          <w:sz w:val="22"/>
-          <w:szCs w:val="22"/>
-          <w:lang w:val="en-US"/>
-        </w:rPr>
-        <w:t xml:space="preserve">”. </w:t>
-      </w:r>
-      <w:proofErr w:type="spellStart"/>
-      <w:r>
-        <w:rPr>
-          <w:i/>
-          <w:iCs/>
-          <w:sz w:val="22"/>
-          <w:szCs w:val="22"/>
-          <w:lang w:val="en-US"/>
-        </w:rPr>
-        <w:t>Statgraphics</w:t>
-      </w:r>
-      <w:proofErr w:type="spellEnd"/>
       <w:r>
         <w:rPr>
           <w:sz w:val="22"/>
@@ -21789,10 +20108,18 @@
 </file>
 
 <file path=customXml/item2.xml><?xml version="1.0" encoding="utf-8"?>
+<p:properties xmlns:p="http://schemas.microsoft.com/office/2006/metadata/properties" xmlns:xsi="http://www.w3.org/2001/XMLSchema-instance" xmlns:pc="http://schemas.microsoft.com/office/infopath/2007/PartnerControls">
+  <documentManagement>
+    <_activity xmlns="bf3e1746-bde1-4d6e-9c3f-7182572f7502" xsi:nil="true"/>
+  </documentManagement>
+</p:properties>
+</file>
+
+<file path=customXml/item3.xml><?xml version="1.0" encoding="utf-8"?>
 <b:Sources xmlns:b="http://schemas.openxmlformats.org/officeDocument/2006/bibliography" xmlns="http://schemas.openxmlformats.org/officeDocument/2006/bibliography" SelectedStyle="\APASixthEditionOfficeOnline.xsl" StyleName="APA" Version="6"/>
 </file>
 
-<file path=customXml/item3.xml><?xml version="1.0" encoding="utf-8"?>
+<file path=customXml/item4.xml><?xml version="1.0" encoding="utf-8"?>
 <ct:contentTypeSchema xmlns:ct="http://schemas.microsoft.com/office/2006/metadata/contentType" xmlns:ma="http://schemas.microsoft.com/office/2006/metadata/properties/metaAttributes" ct:_="" ma:_="" ma:contentTypeName="Document" ma:contentTypeID="0x010100C089011499791B4EB69D0A56FFA67F2B" ma:contentTypeVersion="18" ma:contentTypeDescription="Create a new document." ma:contentTypeScope="" ma:versionID="0c264fd03569acf280133c9bc568c59a">
   <xsd:schema xmlns:xsd="http://www.w3.org/2001/XMLSchema" xmlns:xs="http://www.w3.org/2001/XMLSchema" xmlns:p="http://schemas.microsoft.com/office/2006/metadata/properties" xmlns:ns3="bf3e1746-bde1-4d6e-9c3f-7182572f7502" xmlns:ns4="14224164-2045-4b51-92bb-313d0f626d83" targetNamespace="http://schemas.microsoft.com/office/2006/metadata/properties" ma:root="true" ma:fieldsID="bb49a68f21ad7c26ecfbcc40acfa6f39" ns3:_="" ns4:_="">
     <xsd:import namespace="bf3e1746-bde1-4d6e-9c3f-7182572f7502"/>
@@ -22045,14 +20372,6 @@
 </ct:contentTypeSchema>
 </file>
 
-<file path=customXml/item4.xml><?xml version="1.0" encoding="utf-8"?>
-<p:properties xmlns:p="http://schemas.microsoft.com/office/2006/metadata/properties" xmlns:xsi="http://www.w3.org/2001/XMLSchema-instance" xmlns:pc="http://schemas.microsoft.com/office/infopath/2007/PartnerControls">
-  <documentManagement>
-    <_activity xmlns="bf3e1746-bde1-4d6e-9c3f-7182572f7502" xsi:nil="true"/>
-  </documentManagement>
-</p:properties>
-</file>
-
 <file path=customXml/itemProps1.xml><?xml version="1.0" encoding="utf-8"?>
 <ds:datastoreItem xmlns:ds="http://schemas.openxmlformats.org/officeDocument/2006/customXml" ds:itemID="{B88124A3-2660-4BDF-AEFC-D01D18FDB53B}">
   <ds:schemaRefs>
@@ -22062,6 +20381,16 @@
 </file>
 
 <file path=customXml/itemProps2.xml><?xml version="1.0" encoding="utf-8"?>
+<ds:datastoreItem xmlns:ds="http://schemas.openxmlformats.org/officeDocument/2006/customXml" ds:itemID="{C9A9CA6A-4080-4B52-B52B-4DF5788E0B2C}">
+  <ds:schemaRefs>
+    <ds:schemaRef ds:uri="http://schemas.microsoft.com/office/2006/metadata/properties"/>
+    <ds:schemaRef ds:uri="http://schemas.microsoft.com/office/infopath/2007/PartnerControls"/>
+    <ds:schemaRef ds:uri="bf3e1746-bde1-4d6e-9c3f-7182572f7502"/>
+  </ds:schemaRefs>
+</ds:datastoreItem>
+</file>
+
+<file path=customXml/itemProps3.xml><?xml version="1.0" encoding="utf-8"?>
 <ds:datastoreItem xmlns:ds="http://schemas.openxmlformats.org/officeDocument/2006/customXml" ds:itemID="{3E0EF2C5-A159-4E80-8FAF-CC2F5E3E36A5}">
   <ds:schemaRefs>
     <ds:schemaRef ds:uri="http://schemas.openxmlformats.org/officeDocument/2006/bibliography"/>
@@ -22069,7 +20398,7 @@
 </ds:datastoreItem>
 </file>
 
-<file path=customXml/itemProps3.xml><?xml version="1.0" encoding="utf-8"?>
+<file path=customXml/itemProps4.xml><?xml version="1.0" encoding="utf-8"?>
 <ds:datastoreItem xmlns:ds="http://schemas.openxmlformats.org/officeDocument/2006/customXml" ds:itemID="{0B20B274-C3B8-41F3-96F5-FDBE9E83D13E}">
   <ds:schemaRefs>
     <ds:schemaRef ds:uri="http://schemas.microsoft.com/office/2006/metadata/contentType"/>
@@ -22086,14 +20415,4 @@
     <ds:schemaRef ds:uri="http://schemas.microsoft.com/internal/obd"/>
   </ds:schemaRefs>
 </ds:datastoreItem>
-</file>
-
-<file path=customXml/itemProps4.xml><?xml version="1.0" encoding="utf-8"?>
-<ds:datastoreItem xmlns:ds="http://schemas.openxmlformats.org/officeDocument/2006/customXml" ds:itemID="{C9A9CA6A-4080-4B52-B52B-4DF5788E0B2C}">
-  <ds:schemaRefs>
-    <ds:schemaRef ds:uri="http://schemas.microsoft.com/office/2006/metadata/properties"/>
-    <ds:schemaRef ds:uri="http://schemas.microsoft.com/office/infopath/2007/PartnerControls"/>
-    <ds:schemaRef ds:uri="bf3e1746-bde1-4d6e-9c3f-7182572f7502"/>
-  </ds:schemaRefs>
-</ds:datastoreItem>
 </file>